--- a/manuscript/manuscript.docx
+++ b/manuscript/manuscript.docx
@@ -241,6 +241,40 @@
       </w:r>
       <w:r>
         <w:t xml:space="preserve">6 sentinel genes in wild type and collapses in the mutant.</w:t>
+      </w:r>
+      <w:r>
+        <w:t xml:space="preserve"> </w:t>
+      </w:r>
+      <w:r>
+        <w:t xml:space="preserve">Turning the two-genotype contrast into a decoder and scoring it across every</w:t>
+      </w:r>
+      <w:r>
+        <w:t xml:space="preserve"> </w:t>
+      </w:r>
+      <w:r>
+        <w:rPr>
+          <w:i/>
+          <w:iCs/>
+        </w:rPr>
+        <w:t xml:space="preserve">Arabidopsis</w:t>
+      </w:r>
+      <w:r>
+        <w:t xml:space="preserve"> </w:t>
+      </w:r>
+      <w:r>
+        <w:t xml:space="preserve">study in the repository recovers 7 of</w:t>
+      </w:r>
+      <w:r>
+        <w:t xml:space="preserve"> </w:t>
+      </w:r>
+      <w:r>
+        <w:t xml:space="preserve">8 labelled irradiation contrasts with 0 false</w:t>
+      </w:r>
+      <w:r>
+        <w:t xml:space="preserve"> </w:t>
+      </w:r>
+      <w:r>
+        <w:t xml:space="preserve">positives, ordered by dose, and finds no other OSDR plant study carrying the signature.</w:t>
       </w:r>
       <w:r>
         <w:t xml:space="preserve"> </w:t>
@@ -710,7 +744,7 @@
       </w:r>
     </w:p>
     <w:bookmarkEnd w:id="10"/>
-    <w:bookmarkStart w:id="17" w:name="methods"/>
+    <w:bookmarkStart w:id="19" w:name="methods"/>
     <w:p>
       <w:pPr>
         <w:pStyle w:val="Heading1"/>
@@ -2144,13 +2178,13 @@
       </w:r>
     </w:p>
     <w:bookmarkEnd w:id="15"/>
-    <w:bookmarkStart w:id="16" w:name="model-fitting-and-comparison"/>
+    <w:bookmarkStart w:id="16" w:name="radiation-signature-and-decoder"/>
     <w:p>
       <w:pPr>
         <w:pStyle w:val="Heading2"/>
       </w:pPr>
       <w:r>
-        <w:t xml:space="preserve">Model fitting and comparison</w:t>
+        <w:t xml:space="preserve">Radiation signature and decoder</w:t>
       </w:r>
     </w:p>
     <w:p>
@@ -2158,53 +2192,29 @@
         <w:pStyle w:val="FirstParagraph"/>
       </w:pPr>
       <w:r>
-        <w:t xml:space="preserve">Models were fitted with DREM 2.0.7</w:t>
-      </w:r>
-      <w:r>
-        <w:t xml:space="preserve"> </w:t>
-      </w:r>
-      <w:r>
-        <w:t xml:space="preserve">(</w:t>
+        <w:t xml:space="preserve">Gene sets were derived from the two-genotype arms. A gene is</w:t>
+      </w:r>
+      <w:r>
+        <w:t xml:space="preserve"> </w:t>
       </w:r>
       <w:r>
         <w:rPr>
           <w:i/>
           <w:iCs/>
         </w:rPr>
-        <w:t xml:space="preserve">DREM 2.0.7 Software Release</w:t>
-      </w:r>
-      <w:r>
-        <w:t xml:space="preserve"> </w:t>
-      </w:r>
-      <w:r>
-        <w:t xml:space="preserve">2026)</w:t>
-      </w:r>
-      <w:r>
-        <w:t xml:space="preserve"> </w:t>
-      </w:r>
-      <w:r>
-        <w:t xml:space="preserve">in batch mode</w:t>
-      </w:r>
-      <w:r>
-        <w:t xml:space="preserve"> </w:t>
-      </w:r>
-      <w:r>
-        <w:t xml:space="preserve">(</w:t>
-      </w:r>
-      <w:r>
-        <w:rPr>
-          <w:rStyle w:val="VerbatimChar"/>
-        </w:rPr>
-        <w:t xml:space="preserve">java -jar drem.jar -b</w:t>
-      </w:r>
-      <w:r>
-        <w:t xml:space="preserve">), with a pinned random seed, node penalty 40, at most</w:t>
-      </w:r>
-      <w:r>
-        <w:t xml:space="preserve"> </w:t>
-      </w:r>
-      <w:r>
-        <w:t xml:space="preserve">three paths out of a split, and a</w:t>
+        <w:t xml:space="preserve">SOG1-dependent</w:t>
+      </w:r>
+      <w:r>
+        <w:t xml:space="preserve"> </w:t>
+      </w:r>
+      <w:r>
+        <w:t xml:space="preserve">when it</w:t>
+      </w:r>
+      <w:r>
+        <w:t xml:space="preserve"> </w:t>
+      </w:r>
+      <w:r>
+        <w:t xml:space="preserve">reaches</w:t>
       </w:r>
       <w:r>
         <w:t xml:space="preserve"> </w:t>
@@ -2235,6 +2245,470 @@
           <m:rPr>
             <m:sty m:val="p"/>
           </m:rPr>
+          <m:t>F</m:t>
+        </m:r>
+        <m:r>
+          <m:rPr>
+            <m:sty m:val="p"/>
+          </m:rPr>
+          <m:t>C</m:t>
+        </m:r>
+        <m:r>
+          <m:rPr>
+            <m:sty m:val="p"/>
+          </m:rPr>
+          <m:t>|</m:t>
+        </m:r>
+        <m:r>
+          <m:rPr>
+            <m:sty m:val="p"/>
+          </m:rPr>
+          <m:t>≥</m:t>
+        </m:r>
+        <m:r>
+          <m:t>1</m:t>
+        </m:r>
+      </m:oMath>
+      <w:r>
+        <w:t xml:space="preserve"> </w:t>
+      </w:r>
+      <w:r>
+        <w:t xml:space="preserve">in wild type, is a SOG1 ChIP target, and its</w:t>
+      </w:r>
+      <w:r>
+        <w:t xml:space="preserve"> </w:t>
+      </w:r>
+      <w:r>
+        <w:rPr>
+          <w:i/>
+          <w:iCs/>
+        </w:rPr>
+        <w:t xml:space="preserve">sog1-1</w:t>
+      </w:r>
+      <w:r>
+        <w:t xml:space="preserve"> </w:t>
+      </w:r>
+      <w:r>
+        <w:t xml:space="preserve">amplitude is below 40% of its wild-type amplitude — a genetic criterion,</w:t>
+      </w:r>
+      <w:r>
+        <w:t xml:space="preserve"> </w:t>
+      </w:r>
+      <w:r>
+        <w:t xml:space="preserve">not a correlation with exposure. The contrast set (</w:t>
+      </w:r>
+      <w:r>
+        <w:rPr>
+          <w:i/>
+          <w:iCs/>
+        </w:rPr>
+        <w:t xml:space="preserve">SOG1-independent</w:t>
+      </w:r>
+      <w:r>
+        <w:t xml:space="preserve">) holds induced</w:t>
+      </w:r>
+      <w:r>
+        <w:t xml:space="preserve"> </w:t>
+      </w:r>
+      <w:r>
+        <w:t xml:space="preserve">SOG1 targets that respond in both genotypes.</w:t>
+      </w:r>
+    </w:p>
+    <w:p>
+      <w:pPr>
+        <w:pStyle w:val="BodyText"/>
+      </w:pPr>
+      <w:r>
+        <w:t xml:space="preserve">Each OSDR study was scored on every contrast its metadata supports: for each factor, any</w:t>
+      </w:r>
+      <w:r>
+        <w:t xml:space="preserve"> </w:t>
+      </w:r>
+      <w:r>
+        <w:t xml:space="preserve">level matching a control vocabulary (ground control, non-irradiated, mock, untreated, zero</w:t>
+      </w:r>
+      <w:r>
+        <w:t xml:space="preserve"> </w:t>
+      </w:r>
+      <w:r>
+        <w:t xml:space="preserve">dose) defines the reference and every other level of that factor is scored against it.</w:t>
+      </w:r>
+      <w:r>
+        <w:t xml:space="preserve"> </w:t>
+      </w:r>
+      <w:r>
+        <w:t xml:space="preserve">Factors describing what a sample</w:t>
+      </w:r>
+      <w:r>
+        <w:t xml:space="preserve"> </w:t>
+      </w:r>
+      <w:r>
+        <w:rPr>
+          <w:i/>
+          <w:iCs/>
+        </w:rPr>
+        <w:t xml:space="preserve">is</w:t>
+      </w:r>
+      <w:r>
+        <w:t xml:space="preserve"> </w:t>
+      </w:r>
+      <w:r>
+        <w:t xml:space="preserve">rather than what was done to it — organ,</w:t>
+      </w:r>
+      <w:r>
+        <w:t xml:space="preserve"> </w:t>
+      </w:r>
+      <w:r>
+        <w:t xml:space="preserve">tissue, age, ecotype — are excluded. Genes are ranked by</w:t>
+      </w:r>
+      <w:r>
+        <w:t xml:space="preserve"> </w:t>
+      </w:r>
+      <m:oMath>
+        <m:sSub>
+          <m:e>
+            <m:r>
+              <m:rPr>
+                <m:sty m:val="p"/>
+              </m:rPr>
+              <m:t>log</m:t>
+            </m:r>
+          </m:e>
+          <m:sub>
+            <m:r>
+              <m:t>2</m:t>
+            </m:r>
+          </m:sub>
+        </m:sSub>
+      </m:oMath>
+      <w:r>
+        <w:t xml:space="preserve"> </w:t>
+      </w:r>
+      <w:r>
+        <w:t xml:space="preserve">fold change and a set’s</w:t>
+      </w:r>
+      <w:r>
+        <w:t xml:space="preserve"> </w:t>
+      </w:r>
+      <w:r>
+        <w:t xml:space="preserve">mean normalised rank is compared with 2,000 size-matched random sets from the same</w:t>
+      </w:r>
+      <w:r>
+        <w:t xml:space="preserve"> </w:t>
+      </w:r>
+      <w:r>
+        <w:t xml:space="preserve">ranking, giving a</w:t>
+      </w:r>
+      <w:r>
+        <w:t xml:space="preserve"> </w:t>
+      </w:r>
+      <m:oMath>
+        <m:r>
+          <m:t>z</m:t>
+        </m:r>
+      </m:oMath>
+      <w:r>
+        <w:t xml:space="preserve">-score and an empirical</w:t>
+      </w:r>
+      <w:r>
+        <w:t xml:space="preserve"> </w:t>
+      </w:r>
+      <m:oMath>
+        <m:r>
+          <m:t>p</m:t>
+        </m:r>
+      </m:oMath>
+      <w:r>
+        <w:t xml:space="preserve">. Ranks, rather than fold-change</w:t>
+      </w:r>
+      <w:r>
+        <w:t xml:space="preserve"> </w:t>
+      </w:r>
+      <w:r>
+        <w:t xml:space="preserve">thresholds, keep the score comparable across platforms and sequencing depths.</w:t>
+      </w:r>
+    </w:p>
+    <w:p>
+      <w:pPr>
+        <w:pStyle w:val="BodyText"/>
+      </w:pPr>
+      <w:r>
+        <w:t xml:space="preserve">The decision index is the conjunction</w:t>
+      </w:r>
+      <w:r>
+        <w:t xml:space="preserve"> </w:t>
+      </w:r>
+      <m:oMath>
+        <m:r>
+          <m:rPr>
+            <m:sty m:val="p"/>
+          </m:rPr>
+          <m:t>min</m:t>
+        </m:r>
+        <m:r>
+          <m:rPr>
+            <m:sty m:val="p"/>
+          </m:rPr>
+          <m:t>(</m:t>
+        </m:r>
+        <m:sSub>
+          <m:e>
+            <m:r>
+              <m:t>z</m:t>
+            </m:r>
+          </m:e>
+          <m:sub>
+            <m:r>
+              <m:rPr>
+                <m:nor/>
+                <m:sty m:val="p"/>
+              </m:rPr>
+              <m:t>SOG1-dep</m:t>
+            </m:r>
+          </m:sub>
+        </m:sSub>
+        <m:r>
+          <m:rPr>
+            <m:sty m:val="p"/>
+          </m:rPr>
+          <m:t>,</m:t>
+        </m:r>
+        <m:r>
+          <m:rPr>
+            <m:sty m:val="p"/>
+          </m:rPr>
+          <m:t>−</m:t>
+        </m:r>
+        <m:sSub>
+          <m:e>
+            <m:r>
+              <m:t>z</m:t>
+            </m:r>
+          </m:e>
+          <m:sub>
+            <m:r>
+              <m:rPr>
+                <m:nor/>
+                <m:sty m:val="p"/>
+              </m:rPr>
+              <m:t>MYB3R-rep</m:t>
+            </m:r>
+          </m:sub>
+        </m:sSub>
+        <m:r>
+          <m:rPr>
+            <m:sty m:val="p"/>
+          </m:rPr>
+          <m:t>)</m:t>
+        </m:r>
+      </m:oMath>
+      <w:r>
+        <w:t xml:space="preserve"> </w:t>
+      </w:r>
+      <w:r>
+        <w:t xml:space="preserve">at</w:t>
+      </w:r>
+      <w:r>
+        <w:t xml:space="preserve"> </w:t>
+      </w:r>
+      <w:r>
+        <w:t xml:space="preserve">a fixed threshold of</w:t>
+      </w:r>
+      <w:r>
+        <w:t xml:space="preserve"> </w:t>
+      </w:r>
+      <m:oMath>
+        <m:r>
+          <m:t>1.96</m:t>
+        </m:r>
+      </m:oMath>
+      <w:r>
+        <w:t xml:space="preserve">, so both arms must be individually significant. The threshold</w:t>
+      </w:r>
+      <w:r>
+        <w:t xml:space="preserve"> </w:t>
+      </w:r>
+      <w:r>
+        <w:t xml:space="preserve">is statistical rather than fitted: a threshold placed between the labelled classes is</w:t>
+      </w:r>
+      <w:r>
+        <w:t xml:space="preserve"> </w:t>
+      </w:r>
+      <w:r>
+        <w:t xml:space="preserve">hostage to OSDR’s positives including a 10 cGy exposure that produces no response.</w:t>
+      </w:r>
+    </w:p>
+    <w:bookmarkEnd w:id="16"/>
+    <w:bookmarkStart w:id="17" w:name="tissue-attribution"/>
+    <w:p>
+      <w:pPr>
+        <w:pStyle w:val="Heading2"/>
+      </w:pPr>
+      <w:r>
+        <w:t xml:space="preserve">Tissue attribution</w:t>
+      </w:r>
+    </w:p>
+    <w:p>
+      <w:pPr>
+        <w:pStyle w:val="FirstParagraph"/>
+      </w:pPr>
+      <w:r>
+        <w:t xml:space="preserve">Tissue association was tested against the atlas expression matrix directly, not through</w:t>
+      </w:r>
+      <w:r>
+        <w:t xml:space="preserve"> </w:t>
+      </w:r>
+      <w:r>
+        <w:t xml:space="preserve">the deconvolution. Each gene’s cluster profile is scaled to its own maximum, a set’s mean</w:t>
+      </w:r>
+      <w:r>
+        <w:t xml:space="preserve"> </w:t>
+      </w:r>
+      <w:r>
+        <w:t xml:space="preserve">scaled expression per cluster is compared with 1,000 size-matched random sets, and the</w:t>
+      </w:r>
+      <w:r>
+        <w:t xml:space="preserve"> </w:t>
+      </w:r>
+      <w:r>
+        <w:t xml:space="preserve">result is a per-cluster</w:t>
+      </w:r>
+      <w:r>
+        <w:t xml:space="preserve"> </w:t>
+      </w:r>
+      <m:oMath>
+        <m:r>
+          <m:t>z</m:t>
+        </m:r>
+      </m:oMath>
+      <w:r>
+        <w:t xml:space="preserve"> </w:t>
+      </w:r>
+      <w:r>
+        <w:t xml:space="preserve">and empirical</w:t>
+      </w:r>
+      <w:r>
+        <w:t xml:space="preserve"> </w:t>
+      </w:r>
+      <m:oMath>
+        <m:r>
+          <m:t>p</m:t>
+        </m:r>
+      </m:oMath>
+      <w:r>
+        <w:t xml:space="preserve">. Deconvolution stability was measured as the</w:t>
+      </w:r>
+      <w:r>
+        <w:t xml:space="preserve"> </w:t>
+      </w:r>
+      <w:r>
+        <w:t xml:space="preserve">median relative change in fraction between adjacent timepoints, restricted to compartments</w:t>
+      </w:r>
+      <w:r>
+        <w:t xml:space="preserve"> </w:t>
+      </w:r>
+      <w:r>
+        <w:t xml:space="preserve">carrying at least 2% mass, and the time-averaged composition was bootstrapped over</w:t>
+      </w:r>
+      <w:r>
+        <w:t xml:space="preserve"> </w:t>
+      </w:r>
+      <w:r>
+        <w:t xml:space="preserve">timepoints.</w:t>
+      </w:r>
+    </w:p>
+    <w:bookmarkEnd w:id="17"/>
+    <w:bookmarkStart w:id="18" w:name="model-fitting-and-comparison"/>
+    <w:p>
+      <w:pPr>
+        <w:pStyle w:val="Heading2"/>
+      </w:pPr>
+      <w:r>
+        <w:t xml:space="preserve">Model fitting and comparison</w:t>
+      </w:r>
+    </w:p>
+    <w:p>
+      <w:pPr>
+        <w:pStyle w:val="FirstParagraph"/>
+      </w:pPr>
+      <w:r>
+        <w:t xml:space="preserve">Models were fitted with DREM 2.0.7</w:t>
+      </w:r>
+      <w:r>
+        <w:t xml:space="preserve"> </w:t>
+      </w:r>
+      <w:r>
+        <w:t xml:space="preserve">(</w:t>
+      </w:r>
+      <w:r>
+        <w:rPr>
+          <w:i/>
+          <w:iCs/>
+        </w:rPr>
+        <w:t xml:space="preserve">DREM 2.0.7 Software Release</w:t>
+      </w:r>
+      <w:r>
+        <w:t xml:space="preserve"> </w:t>
+      </w:r>
+      <w:r>
+        <w:t xml:space="preserve">2026)</w:t>
+      </w:r>
+      <w:r>
+        <w:t xml:space="preserve"> </w:t>
+      </w:r>
+      <w:r>
+        <w:t xml:space="preserve">in batch mode</w:t>
+      </w:r>
+      <w:r>
+        <w:t xml:space="preserve"> </w:t>
+      </w:r>
+      <w:r>
+        <w:t xml:space="preserve">(</w:t>
+      </w:r>
+      <w:r>
+        <w:rPr>
+          <w:rStyle w:val="VerbatimChar"/>
+        </w:rPr>
+        <w:t xml:space="preserve">java -jar drem.jar -b</w:t>
+      </w:r>
+      <w:r>
+        <w:t xml:space="preserve">), with a pinned random seed, node penalty 40, at most</w:t>
+      </w:r>
+      <w:r>
+        <w:t xml:space="preserve"> </w:t>
+      </w:r>
+      <w:r>
+        <w:t xml:space="preserve">three paths out of a split, and a</w:t>
+      </w:r>
+      <w:r>
+        <w:t xml:space="preserve"> </w:t>
+      </w:r>
+      <m:oMath>
+        <m:r>
+          <m:rPr>
+            <m:sty m:val="p"/>
+          </m:rPr>
+          <m:t>|</m:t>
+        </m:r>
+        <m:sSub>
+          <m:e>
+            <m:r>
+              <m:rPr>
+                <m:sty m:val="p"/>
+              </m:rPr>
+              <m:t>log</m:t>
+            </m:r>
+          </m:e>
+          <m:sub>
+            <m:r>
+              <m:t>2</m:t>
+            </m:r>
+          </m:sub>
+        </m:sSub>
+        <m:r>
+          <m:rPr>
+            <m:sty m:val="p"/>
+          </m:rPr>
           <m:t>|</m:t>
         </m:r>
         <m:r>
@@ -2328,9 +2802,9 @@
         <w:t xml:space="preserve">attribution is attributable to the prior alone.</w:t>
       </w:r>
     </w:p>
-    <w:bookmarkEnd w:id="16"/>
-    <w:bookmarkEnd w:id="17"/>
-    <w:bookmarkStart w:id="43" w:name="results"/>
+    <w:bookmarkEnd w:id="18"/>
+    <w:bookmarkEnd w:id="19"/>
+    <w:bookmarkStart w:id="57" w:name="results"/>
     <w:p>
       <w:pPr>
         <w:pStyle w:val="Heading1"/>
@@ -2339,7 +2813,7 @@
         <w:t xml:space="preserve">Results</w:t>
       </w:r>
     </w:p>
-    <w:bookmarkStart w:id="22" w:name="X295578f0ed1ebaa2d3e9d0e3212a360f7267b04"/>
+    <w:bookmarkStart w:id="24" w:name="X295578f0ed1ebaa2d3e9d0e3212a360f7267b04"/>
     <w:p>
       <w:pPr>
         <w:pStyle w:val="Heading2"/>
@@ -2499,7 +2973,7 @@
         <w:t xml:space="preserve">a generalisation test, not as a co-equal result.</w:t>
       </w:r>
     </w:p>
-    <w:bookmarkStart w:id="21" w:name="fig:design"/>
+    <w:bookmarkStart w:id="23" w:name="fig:design"/>
     <w:p>
       <w:pPr>
         <w:pStyle w:val="CaptionedFigure"/>
@@ -2509,18 +2983,18 @@
           <wp:inline>
             <wp:extent cx="5334000" cy="2309356"/>
             <wp:effectExtent b="0" l="0" r="0" t="0"/>
-            <wp:docPr descr="" title="" id="19" name="Picture"/>
+            <wp:docPr descr="" title="" id="21" name="Picture"/>
             <a:graphic>
               <a:graphicData uri="http://schemas.openxmlformats.org/drawingml/2006/picture">
                 <pic:pic>
                   <pic:nvPicPr>
-                    <pic:cNvPr descr="../figures/fig1_cohort_design.png" id="20" name="Picture"/>
+                    <pic:cNvPr descr="../figures/fig1_cohort_design.png" id="22" name="Picture"/>
                     <pic:cNvPicPr>
                       <a:picLocks noChangeArrowheads="1" noChangeAspect="1"/>
                     </pic:cNvPicPr>
                   </pic:nvPicPr>
                   <pic:blipFill>
-                    <a:blip r:embed="rId18"/>
+                    <a:blip r:embed="rId20"/>
                     <a:stretch>
                       <a:fillRect/>
                     </a:stretch>
@@ -2573,9 +3047,9 @@
         <w:t xml:space="preserve">offset to be fitted without extrapolation.</w:t>
       </w:r>
     </w:p>
-    <w:bookmarkEnd w:id="21"/>
-    <w:bookmarkEnd w:id="22"/>
-    <w:bookmarkStart w:id="27" w:name="X5ffb361b2c1f6bb0788a090a7f6fde8d48fa9d0"/>
+    <w:bookmarkEnd w:id="23"/>
+    <w:bookmarkEnd w:id="24"/>
+    <w:bookmarkStart w:id="29" w:name="X5ffb361b2c1f6bb0788a090a7f6fde8d48fa9d0"/>
     <w:p>
       <w:pPr>
         <w:pStyle w:val="Heading2"/>
@@ -2757,7 +3231,7 @@
         <w:t xml:space="preserve">the harmonisation has access to genotype.</w:t>
       </w:r>
     </w:p>
-    <w:bookmarkStart w:id="26" w:name="fig:sentinels"/>
+    <w:bookmarkStart w:id="28" w:name="fig:sentinels"/>
     <w:p>
       <w:pPr>
         <w:pStyle w:val="CaptionedFigure"/>
@@ -2767,18 +3241,18 @@
           <wp:inline>
             <wp:extent cx="5334000" cy="2670939"/>
             <wp:effectExtent b="0" l="0" r="0" t="0"/>
-            <wp:docPr descr="" title="" id="24" name="Picture"/>
+            <wp:docPr descr="" title="" id="26" name="Picture"/>
             <a:graphic>
               <a:graphicData uri="http://schemas.openxmlformats.org/drawingml/2006/picture">
                 <pic:pic>
                   <pic:nvPicPr>
-                    <pic:cNvPr descr="../figures/fig2_sentinel_kinetics.png" id="25" name="Picture"/>
+                    <pic:cNvPr descr="../figures/fig2_sentinel_kinetics.png" id="27" name="Picture"/>
                     <pic:cNvPicPr>
                       <a:picLocks noChangeArrowheads="1" noChangeAspect="1"/>
                     </pic:cNvPicPr>
                   </pic:nvPicPr>
                   <pic:blipFill>
-                    <a:blip r:embed="rId23"/>
+                    <a:blip r:embed="rId25"/>
                     <a:stretch>
                       <a:fillRect/>
                     </a:stretch>
@@ -2844,7 +3318,7 @@
         <w:t xml:space="preserve">harmonisation has access to genotype.</w:t>
       </w:r>
     </w:p>
-    <w:bookmarkEnd w:id="26"/>
+    <w:bookmarkEnd w:id="28"/>
     <w:p>
       <w:pPr>
         <w:pStyle w:val="BodyText"/>
@@ -2921,8 +3395,8 @@
         <w:t xml:space="preserve">enforced only on the wild-type primary arm.</w:t>
       </w:r>
     </w:p>
-    <w:bookmarkEnd w:id="27"/>
-    <w:bookmarkStart w:id="28" w:name="Xd04ffd012b171b172f3ee96cf1255decbe29c0d"/>
+    <w:bookmarkEnd w:id="29"/>
+    <w:bookmarkStart w:id="30" w:name="Xd04ffd012b171b172f3ee96cf1255decbe29c0d"/>
     <w:p>
       <w:pPr>
         <w:pStyle w:val="Heading2"/>
@@ -2993,8 +3467,8 @@
         <w:t xml:space="preserve">present in the prior.</w:t>
       </w:r>
     </w:p>
-    <w:bookmarkEnd w:id="28"/>
-    <w:bookmarkStart w:id="37" w:name="cell-type-weighting"/>
+    <w:bookmarkEnd w:id="30"/>
+    <w:bookmarkStart w:id="39" w:name="cell-type-weighting"/>
     <w:p>
       <w:pPr>
         <w:pStyle w:val="Heading2"/>
@@ -3072,7 +3546,7 @@
         <w:t xml:space="preserve">).</w:t>
       </w:r>
     </w:p>
-    <w:bookmarkStart w:id="32" w:name="fig:latent"/>
+    <w:bookmarkStart w:id="34" w:name="fig:latent"/>
     <w:p>
       <w:pPr>
         <w:pStyle w:val="CaptionedFigure"/>
@@ -3082,18 +3556,18 @@
           <wp:inline>
             <wp:extent cx="3840480" cy="2423328"/>
             <wp:effectExtent b="0" l="0" r="0" t="0"/>
-            <wp:docPr descr="" title="" id="30" name="Picture"/>
+            <wp:docPr descr="" title="" id="32" name="Picture"/>
             <a:graphic>
               <a:graphicData uri="http://schemas.openxmlformats.org/drawingml/2006/picture">
                 <pic:pic>
                   <pic:nvPicPr>
-                    <pic:cNvPr descr="../figures/fig3_latent_trajectory.png" id="31" name="Picture"/>
+                    <pic:cNvPr descr="../figures/fig3_latent_trajectory.png" id="33" name="Picture"/>
                     <pic:cNvPicPr>
                       <a:picLocks noChangeArrowheads="1" noChangeAspect="1"/>
                     </pic:cNvPicPr>
                   </pic:nvPicPr>
                   <pic:blipFill>
-                    <a:blip r:embed="rId29"/>
+                    <a:blip r:embed="rId31"/>
                     <a:stretch>
                       <a:fillRect/>
                     </a:stretch>
@@ -3134,7 +3608,7 @@
         <w:t xml:space="preserve">arm. One interpretable scalar summarising the 32-dimensional trajectory.</w:t>
       </w:r>
     </w:p>
-    <w:bookmarkEnd w:id="32"/>
+    <w:bookmarkEnd w:id="34"/>
     <w:p>
       <w:pPr>
         <w:pStyle w:val="BodyText"/>
@@ -3277,7 +3751,7 @@
         <w:t xml:space="preserve">with its denominator rather than as a rate.</w:t>
       </w:r>
     </w:p>
-    <w:bookmarkStart w:id="36" w:name="fig:ablation"/>
+    <w:bookmarkStart w:id="38" w:name="fig:ablation"/>
     <w:p>
       <w:pPr>
         <w:pStyle w:val="CaptionedFigure"/>
@@ -3287,18 +3761,18 @@
           <wp:inline>
             <wp:extent cx="4267200" cy="2376708"/>
             <wp:effectExtent b="0" l="0" r="0" t="0"/>
-            <wp:docPr descr="" title="" id="34" name="Picture"/>
+            <wp:docPr descr="" title="" id="36" name="Picture"/>
             <a:graphic>
               <a:graphicData uri="http://schemas.openxmlformats.org/drawingml/2006/picture">
                 <pic:pic>
                   <pic:nvPicPr>
-                    <pic:cNvPr descr="../figures/fig4_prior_ablation.png" id="35" name="Picture"/>
+                    <pic:cNvPr descr="../figures/fig4_prior_ablation.png" id="37" name="Picture"/>
                     <pic:cNvPicPr>
                       <a:picLocks noChangeArrowheads="1" noChangeAspect="1"/>
                     </pic:cNvPicPr>
                   </pic:nvPicPr>
                   <pic:blipFill>
-                    <a:blip r:embed="rId33"/>
+                    <a:blip r:embed="rId35"/>
                     <a:stretch>
                       <a:fillRect/>
                     </a:stretch>
@@ -3345,9 +3819,9 @@
         <w:t xml:space="preserve">bifurcations and should not be read as rates.</w:t>
       </w:r>
     </w:p>
-    <w:bookmarkEnd w:id="36"/>
-    <w:bookmarkEnd w:id="37"/>
-    <w:bookmarkStart w:id="39" w:name="Xdf9d7a700648e0f22dd70f6ff8d53c3b802d79a"/>
+    <w:bookmarkEnd w:id="38"/>
+    <w:bookmarkEnd w:id="39"/>
+    <w:bookmarkStart w:id="41" w:name="Xdf9d7a700648e0f22dd70f6ff8d53c3b802d79a"/>
     <w:p>
       <w:pPr>
         <w:pStyle w:val="Heading2"/>
@@ -3469,7 +3943,7 @@
         <w:t xml:space="preserve">with the DAP-seq prior alone, SOG1 has no edges and could not have been ranked at all.</w:t>
       </w:r>
     </w:p>
-    <w:bookmarkStart w:id="38" w:name="tab:genotype"/>
+    <w:bookmarkStart w:id="40" w:name="tab:genotype"/>
     <w:p>
       <w:pPr>
         <w:pStyle w:val="TableCaption"/>
@@ -3618,9 +4092,9 @@
         </w:tc>
       </w:tr>
     </w:tbl>
-    <w:bookmarkEnd w:id="38"/>
-    <w:bookmarkEnd w:id="39"/>
-    <w:bookmarkStart w:id="40" w:name="Xb1d6fbcacee3bd1ac2a450c83306e978ab341eb"/>
+    <w:bookmarkEnd w:id="40"/>
+    <w:bookmarkEnd w:id="41"/>
+    <w:bookmarkStart w:id="42" w:name="Xb1d6fbcacee3bd1ac2a450c83306e978ab341eb"/>
     <w:p>
       <w:pPr>
         <w:pStyle w:val="Heading2"/>
@@ -3714,13 +4188,1233 @@
         <w:t xml:space="preserve">rather than a restatement.</w:t>
       </w:r>
     </w:p>
-    <w:bookmarkEnd w:id="40"/>
-    <w:bookmarkStart w:id="42" w:name="comparison-with-the-published-model"/>
+    <w:bookmarkEnd w:id="42"/>
+    <w:bookmarkStart w:id="43" w:name="X5e41d9bfea5b027926628063da76e146412dc75"/>
     <w:p>
       <w:pPr>
         <w:pStyle w:val="Heading2"/>
       </w:pPr>
       <w:r>
+        <w:t xml:space="preserve">What the cell-type weighting actually did</w:t>
+      </w:r>
+    </w:p>
+    <w:p>
+      <w:pPr>
+        <w:pStyle w:val="FirstParagraph"/>
+      </w:pPr>
+      <w:r>
+        <w:t xml:space="preserve">The weighting is a multiplier in</w:t>
+      </w:r>
+      <w:r>
+        <w:t xml:space="preserve"> </w:t>
+      </w:r>
+      <m:oMath>
+        <m:r>
+          <m:rPr>
+            <m:sty m:val="p"/>
+          </m:rPr>
+          <m:t>[</m:t>
+        </m:r>
+        <m:r>
+          <m:t>0</m:t>
+        </m:r>
+        <m:r>
+          <m:rPr>
+            <m:sty m:val="p"/>
+          </m:rPr>
+          <m:t>,</m:t>
+        </m:r>
+        <m:r>
+          <m:t>1</m:t>
+        </m:r>
+        <m:r>
+          <m:rPr>
+            <m:sty m:val="p"/>
+          </m:rPr>
+          <m:t>]</m:t>
+        </m:r>
+      </m:oMath>
+      <w:r>
+        <w:t xml:space="preserve">, so every regulator’s total edge mass shrinks;</w:t>
+      </w:r>
+      <w:r>
+        <w:t xml:space="preserve"> </w:t>
+      </w:r>
+      <w:r>
+        <w:t xml:space="preserve">what re-ranks regulators against one another is shrinking more or less than the typical</w:t>
+      </w:r>
+      <w:r>
+        <w:t xml:space="preserve"> </w:t>
+      </w:r>
+      <w:r>
+        <w:t xml:space="preserve">TF. Measured that way, the atlas informs 57 of 479 TFs and</w:t>
+      </w:r>
+      <w:r>
+        <w:t xml:space="preserve"> </w:t>
+      </w:r>
+      <w:r>
+        <w:t xml:space="preserve">its action is specific rather than diffuse (Figure </w:t>
+      </w:r>
+      <w:hyperlink w:anchor="fig:tissue">
+        <w:r>
+          <w:rPr>
+            <w:rStyle w:val="Hyperlink"/>
+          </w:rPr>
+          <w:t xml:space="preserve">5</w:t>
+        </w:r>
+      </w:hyperlink>
+      <w:r>
+        <w:t xml:space="preserve">).</w:t>
+      </w:r>
+    </w:p>
+    <w:p>
+      <w:pPr>
+        <w:pStyle w:val="BodyText"/>
+      </w:pPr>
+      <w:r>
+        <w:t xml:space="preserve">The six most strongly demoted regulators are</w:t>
+      </w:r>
+      <w:r>
+        <w:t xml:space="preserve"> </w:t>
+      </w:r>
+      <w:r>
+        <w:rPr>
+          <w:i/>
+          <w:iCs/>
+        </w:rPr>
+        <w:t xml:space="preserve">FUS3</w:t>
+      </w:r>
+      <w:r>
+        <w:t xml:space="preserve">, ANAC079, ANAC058, ANAC038 and</w:t>
+      </w:r>
+      <w:r>
+        <w:t xml:space="preserve"> </w:t>
+      </w:r>
+      <w:r>
+        <w:t xml:space="preserve">ANAC029, together with AT1G04880 — and every one of them has its expression maximum in a</w:t>
+      </w:r>
+      <w:r>
+        <w:t xml:space="preserve"> </w:t>
+      </w:r>
+      <w:r>
+        <w:t xml:space="preserve">silique or developing-seed cluster. The Bourbousse experiment irradiated</w:t>
+      </w:r>
+      <w:r>
+        <w:t xml:space="preserve"> </w:t>
+      </w:r>
+      <w:r>
+        <w:rPr>
+          <w:i/>
+          <w:iCs/>
+        </w:rPr>
+        <w:t xml:space="preserve">seedlings</w:t>
+      </w:r>
+      <w:r>
+        <w:t xml:space="preserve">.</w:t>
+      </w:r>
+      <w:r>
+        <w:t xml:space="preserve"> </w:t>
+      </w:r>
+      <w:r>
+        <w:t xml:space="preserve">DAP-seq reports that these factors can bind their motifs, but they are not present in the</w:t>
+      </w:r>
+      <w:r>
+        <w:t xml:space="preserve"> </w:t>
+      </w:r>
+      <w:r>
+        <w:t xml:space="preserve">tissue being assayed, and the atlas removes them from contention. The regulators promoted</w:t>
+      </w:r>
+      <w:r>
+        <w:t xml:space="preserve"> </w:t>
+      </w:r>
+      <w:r>
+        <w:t xml:space="preserve">in relative terms — TCP1, LEP, STZ, FAR1, WRKY59, ERF4 — peak instead in rosette and</w:t>
+      </w:r>
+      <w:r>
+        <w:t xml:space="preserve"> </w:t>
+      </w:r>
+      <w:r>
+        <w:t xml:space="preserve">15-day seedling clusters, which is the tissue actually in the tube.</w:t>
+      </w:r>
+    </w:p>
+    <w:p>
+      <w:pPr>
+        <w:pStyle w:val="BodyText"/>
+      </w:pPr>
+      <w:r>
+        <w:t xml:space="preserve">This is worth stating precisely because SOG1 is itself a NAC (ANAC008). The lever is not</w:t>
+      </w:r>
+      <w:r>
+        <w:t xml:space="preserve"> </w:t>
+      </w:r>
+      <w:r>
+        <w:t xml:space="preserve">down-weighting a family; it is discriminating</w:t>
+      </w:r>
+      <w:r>
+        <w:t xml:space="preserve"> </w:t>
+      </w:r>
+      <w:r>
+        <w:rPr>
+          <w:i/>
+          <w:iCs/>
+        </w:rPr>
+        <w:t xml:space="preserve">within</w:t>
+      </w:r>
+      <w:r>
+        <w:t xml:space="preserve"> </w:t>
+      </w:r>
+      <w:r>
+        <w:t xml:space="preserve">one, demoting the seed-restricted</w:t>
+      </w:r>
+      <w:r>
+        <w:t xml:space="preserve"> </w:t>
+      </w:r>
+      <w:r>
+        <w:t xml:space="preserve">NACs while leaving the seedling-expressed ones untouched. That is also why the ablation</w:t>
+      </w:r>
+      <w:r>
+        <w:t xml:space="preserve"> </w:t>
+      </w:r>
+      <w:r>
+        <w:t xml:space="preserve">left the SOG1 and MYB3R1 attributions unmoved while reassigning the marginal calls: the</w:t>
+      </w:r>
+      <w:r>
+        <w:t xml:space="preserve"> </w:t>
+      </w:r>
+      <w:r>
+        <w:t xml:space="preserve">prior only had licence to act where the atlas disagreed with the binding data.</w:t>
+      </w:r>
+    </w:p>
+    <w:bookmarkEnd w:id="43"/>
+    <w:bookmarkStart w:id="48" w:name="tissue-association-of-the-response"/>
+    <w:p>
+      <w:pPr>
+        <w:pStyle w:val="Heading2"/>
+      </w:pPr>
+      <w:r>
+        <w:t xml:space="preserve">Tissue association of the response</w:t>
+      </w:r>
+    </w:p>
+    <w:p>
+      <w:pPr>
+        <w:pStyle w:val="FirstParagraph"/>
+      </w:pPr>
+      <w:r>
+        <w:t xml:space="preserve">Where the response is expressed was tested directly against the atlas rather than through</w:t>
+      </w:r>
+      <w:r>
+        <w:t xml:space="preserve"> </w:t>
+      </w:r>
+      <w:r>
+        <w:t xml:space="preserve">the deconvolution, for a reason worth recording. The per-timepoint NNLS fractions are not</w:t>
+      </w:r>
+      <w:r>
+        <w:t xml:space="preserve"> </w:t>
+      </w:r>
+      <w:r>
+        <w:t xml:space="preserve">stable: the median relative swing between adjacent timepoints is 0.6 at cluster</w:t>
+      </w:r>
+      <w:r>
+        <w:t xml:space="preserve"> </w:t>
+      </w:r>
+      <w:r>
+        <w:t xml:space="preserve">resolution, and aggregating to organ level does</w:t>
+      </w:r>
+      <w:r>
+        <w:t xml:space="preserve"> </w:t>
+      </w:r>
+      <w:r>
+        <w:rPr>
+          <w:i/>
+          <w:iCs/>
+        </w:rPr>
+        <w:t xml:space="preserve">not</w:t>
+      </w:r>
+      <w:r>
+        <w:t xml:space="preserve"> </w:t>
+      </w:r>
+      <w:r>
+        <w:t xml:space="preserve">fix it (0.609), because</w:t>
+      </w:r>
+      <w:r>
+        <w:t xml:space="preserve"> </w:t>
+      </w:r>
+      <w:r>
+        <w:t xml:space="preserve">the fit flips between clusters of the same organ as readily as across organs. The</w:t>
+      </w:r>
+      <w:r>
+        <w:t xml:space="preserve"> </w:t>
+      </w:r>
+      <w:r>
+        <w:t xml:space="preserve">time-averaged composition that the weighting consumes is stable (bootstrap CV</w:t>
+      </w:r>
+      <w:r>
+        <w:t xml:space="preserve"> </w:t>
+      </w:r>
+      <w:r>
+        <w:t xml:space="preserve">0.218), but no per-timepoint fraction in this study should be read as</w:t>
+      </w:r>
+      <w:r>
+        <w:t xml:space="preserve"> </w:t>
+      </w:r>
+      <w:r>
+        <w:t xml:space="preserve">compositional dynamics, and none is.</w:t>
+      </w:r>
+    </w:p>
+    <w:p>
+      <w:pPr>
+        <w:pStyle w:val="BodyText"/>
+      </w:pPr>
+      <w:r>
+        <w:t xml:space="preserve">Testing the gene sets against the atlas expression matrix directly — no deconvolution —</w:t>
+      </w:r>
+      <w:r>
+        <w:t xml:space="preserve"> </w:t>
+      </w:r>
+      <w:r>
+        <w:t xml:space="preserve">gives a clear split. The MYB3R-repressed arm is strongly and coherently tissue-restricted,</w:t>
+      </w:r>
+      <w:r>
+        <w:t xml:space="preserve"> </w:t>
+      </w:r>
+      <w:r>
+        <w:t xml:space="preserve">reaching</w:t>
+      </w:r>
+      <w:r>
+        <w:t xml:space="preserve"> </w:t>
+      </w:r>
+      <m:oMath>
+        <m:r>
+          <m:t>z</m:t>
+        </m:r>
+        <m:r>
+          <m:rPr>
+            <m:sty m:val="p"/>
+          </m:rPr>
+          <m:t>=</m:t>
+        </m:r>
+        <m:r>
+          <m:t>26.2</m:t>
+        </m:r>
+      </m:oMath>
+      <w:r>
+        <w:t xml:space="preserve"> </w:t>
+      </w:r>
+      <w:r>
+        <w:t xml:space="preserve">in silique,</w:t>
+      </w:r>
+      <w:r>
+        <w:t xml:space="preserve"> </w:t>
+      </w:r>
+      <m:oMath>
+        <m:r>
+          <m:t>23.3</m:t>
+        </m:r>
+      </m:oMath>
+      <w:r>
+        <w:t xml:space="preserve"> </w:t>
+      </w:r>
+      <w:r>
+        <w:t xml:space="preserve">in 6-day seedling and</w:t>
+      </w:r>
+      <w:r>
+        <w:t xml:space="preserve"> </w:t>
+      </w:r>
+      <m:oMath>
+        <m:r>
+          <m:t>23.2</m:t>
+        </m:r>
+      </m:oMath>
+      <w:r>
+        <w:t xml:space="preserve"> </w:t>
+      </w:r>
+      <w:r>
+        <w:t xml:space="preserve">in 21-day rosette</w:t>
+      </w:r>
+      <w:r>
+        <w:t xml:space="preserve"> </w:t>
+      </w:r>
+      <w:r>
+        <w:t xml:space="preserve">clusters, with 35 of 183 clusters significant. The SOG1-dependent arm is far more diffuse:</w:t>
+      </w:r>
+      <w:r>
+        <w:t xml:space="preserve"> </w:t>
+      </w:r>
+      <w:r>
+        <w:t xml:space="preserve">20 of 183 clusters, topping out at</w:t>
+      </w:r>
+      <w:r>
+        <w:t xml:space="preserve"> </w:t>
+      </w:r>
+      <m:oMath>
+        <m:r>
+          <m:t>z</m:t>
+        </m:r>
+        <m:r>
+          <m:rPr>
+            <m:sty m:val="p"/>
+          </m:rPr>
+          <m:t>=</m:t>
+        </m:r>
+        <m:r>
+          <m:t>8.7</m:t>
+        </m:r>
+      </m:oMath>
+      <w:r>
+        <w:t xml:space="preserve">.</w:t>
+      </w:r>
+    </w:p>
+    <w:p>
+      <w:pPr>
+        <w:pStyle w:val="BodyText"/>
+      </w:pPr>
+      <w:r>
+        <w:t xml:space="preserve">The asymmetry is interpretable and, we think, expected. Only a dividing cell has a G2/M</w:t>
+      </w:r>
+      <w:r>
+        <w:t xml:space="preserve"> </w:t>
+      </w:r>
+      <w:r>
+        <w:t xml:space="preserve">programme to shut down, so the repressed arm can only be read where proliferation is</w:t>
+      </w:r>
+      <w:r>
+        <w:t xml:space="preserve"> </w:t>
+      </w:r>
+      <w:r>
+        <w:t xml:space="preserve">happening; any cell can mount a damage response, so the activated arm is broadly</w:t>
+      </w:r>
+      <w:r>
+        <w:t xml:space="preserve"> </w:t>
+      </w:r>
+      <w:r>
+        <w:t xml:space="preserve">expressed. The radiation response is therefore not uniformly tissue-restricted — its</w:t>
+      </w:r>
+      <w:r>
+        <w:t xml:space="preserve"> </w:t>
+      </w:r>
+      <w:r>
+        <w:rPr>
+          <w:i/>
+          <w:iCs/>
+        </w:rPr>
+        <w:t xml:space="preserve">repressive</w:t>
+      </w:r>
+      <w:r>
+        <w:t xml:space="preserve"> </w:t>
+      </w:r>
+      <w:r>
+        <w:t xml:space="preserve">half is, and its</w:t>
+      </w:r>
+      <w:r>
+        <w:t xml:space="preserve"> </w:t>
+      </w:r>
+      <w:r>
+        <w:rPr>
+          <w:i/>
+          <w:iCs/>
+        </w:rPr>
+        <w:t xml:space="preserve">activating</w:t>
+      </w:r>
+      <w:r>
+        <w:t xml:space="preserve"> </w:t>
+      </w:r>
+      <w:r>
+        <w:t xml:space="preserve">half is not.</w:t>
+      </w:r>
+    </w:p>
+    <w:bookmarkStart w:id="47" w:name="fig:tissue"/>
+    <w:p>
+      <w:pPr>
+        <w:pStyle w:val="CaptionedFigure"/>
+      </w:pPr>
+      <w:r>
+        <w:drawing>
+          <wp:inline>
+            <wp:extent cx="5334000" cy="1966952"/>
+            <wp:effectExtent b="0" l="0" r="0" t="0"/>
+            <wp:docPr descr="" title="" id="45" name="Picture"/>
+            <a:graphic>
+              <a:graphicData uri="http://schemas.openxmlformats.org/drawingml/2006/picture">
+                <pic:pic>
+                  <pic:nvPicPr>
+                    <pic:cNvPr descr="../figures/fig6_tissue_association.png" id="46" name="Picture"/>
+                    <pic:cNvPicPr>
+                      <a:picLocks noChangeArrowheads="1" noChangeAspect="1"/>
+                    </pic:cNvPicPr>
+                  </pic:nvPicPr>
+                  <pic:blipFill>
+                    <a:blip r:embed="rId44"/>
+                    <a:stretch>
+                      <a:fillRect/>
+                    </a:stretch>
+                  </pic:blipFill>
+                  <pic:spPr bwMode="auto">
+                    <a:xfrm>
+                      <a:off x="0" y="0"/>
+                      <a:ext cx="5334000" cy="1966952"/>
+                    </a:xfrm>
+                    <a:prstGeom prst="rect">
+                      <a:avLst/>
+                    </a:prstGeom>
+                    <a:noFill/>
+                    <a:ln w="9525">
+                      <a:noFill/>
+                      <a:headEnd/>
+                      <a:tailEnd/>
+                    </a:ln>
+                  </pic:spPr>
+                </pic:pic>
+              </a:graphicData>
+            </a:graphic>
+          </wp:inline>
+        </w:drawing>
+      </w:r>
+    </w:p>
+    <w:p>
+      <w:pPr>
+        <w:pStyle w:val="ImageCaption"/>
+      </w:pPr>
+      <w:r>
+        <w:t xml:space="preserve">Tissue attribution.</w:t>
+      </w:r>
+      <w:r>
+        <w:t xml:space="preserve"> </w:t>
+      </w:r>
+      <w:r>
+        <w:rPr>
+          <w:b/>
+          <w:bCs/>
+        </w:rPr>
+        <w:t xml:space="preserve">Left:</w:t>
+      </w:r>
+      <w:r>
+        <w:t xml:space="preserve"> </w:t>
+      </w:r>
+      <w:r>
+        <w:t xml:space="preserve">deconvolved organ composition per timepoint —</w:t>
+      </w:r>
+      <w:r>
+        <w:t xml:space="preserve"> </w:t>
+      </w:r>
+      <w:r>
+        <w:t xml:space="preserve">shown to make the instability visible, not to be read as dynamics.</w:t>
+      </w:r>
+      <w:r>
+        <w:t xml:space="preserve"> </w:t>
+      </w:r>
+      <w:r>
+        <w:rPr>
+          <w:b/>
+          <w:bCs/>
+        </w:rPr>
+        <w:t xml:space="preserve">Centre:</w:t>
+      </w:r>
+      <w:r>
+        <w:t xml:space="preserve"> </w:t>
+      </w:r>
+      <w:r>
+        <w:t xml:space="preserve">enrichment of the SOG1-dependent set across atlas clusters, computed from the atlas</w:t>
+      </w:r>
+      <w:r>
+        <w:t xml:space="preserve"> </w:t>
+      </w:r>
+      <w:r>
+        <w:t xml:space="preserve">expression matrix directly.</w:t>
+      </w:r>
+      <w:r>
+        <w:t xml:space="preserve"> </w:t>
+      </w:r>
+      <w:r>
+        <w:rPr>
+          <w:b/>
+          <w:bCs/>
+        </w:rPr>
+        <w:t xml:space="preserve">Right:</w:t>
+      </w:r>
+      <w:r>
+        <w:t xml:space="preserve"> </w:t>
+      </w:r>
+      <w:r>
+        <w:t xml:space="preserve">regulators promoted or demoted by the</w:t>
+      </w:r>
+      <w:r>
+        <w:t xml:space="preserve"> </w:t>
+      </w:r>
+      <w:r>
+        <w:t xml:space="preserve">weighting relative to the median TF, labelled with the cluster where each peaks; the</w:t>
+      </w:r>
+      <w:r>
+        <w:t xml:space="preserve"> </w:t>
+      </w:r>
+      <w:r>
+        <w:t xml:space="preserve">demoted set is dominated by silique-restricted NACs absent from irradiated seedlings.</w:t>
+      </w:r>
+    </w:p>
+    <w:bookmarkEnd w:id="47"/>
+    <w:bookmarkEnd w:id="48"/>
+    <w:bookmarkStart w:id="53" w:name="X379dc2d64b3de34d3c70bf255bc44c666bf7ebe"/>
+    <w:p>
+      <w:pPr>
+        <w:pStyle w:val="Heading2"/>
+      </w:pPr>
+      <w:r>
+        <w:t xml:space="preserve">A decoder built on the signature, applied across OSDR</w:t>
+      </w:r>
+    </w:p>
+    <w:p>
+      <w:pPr>
+        <w:pStyle w:val="FirstParagraph"/>
+      </w:pPr>
+      <w:r>
+        <w:t xml:space="preserve">The wild-type/</w:t>
+      </w:r>
+      <w:r>
+        <w:rPr>
+          <w:i/>
+          <w:iCs/>
+        </w:rPr>
+        <w:t xml:space="preserve">sog1-1</w:t>
+      </w:r>
+      <w:r>
+        <w:t xml:space="preserve"> </w:t>
+      </w:r>
+      <w:r>
+        <w:t xml:space="preserve">contrast defines gene sets no single-genotype experiment</w:t>
+      </w:r>
+      <w:r>
+        <w:t xml:space="preserve"> </w:t>
+      </w:r>
+      <w:r>
+        <w:t xml:space="preserve">could: 160 genes induced in wild type, bound by SOG1, and losing that</w:t>
+      </w:r>
+      <w:r>
+        <w:t xml:space="preserve"> </w:t>
+      </w:r>
+      <w:r>
+        <w:t xml:space="preserve">induction in the mutant, against 132 induced SOG1 targets that respond</w:t>
+      </w:r>
+      <w:r>
+        <w:t xml:space="preserve"> </w:t>
+      </w:r>
+      <w:r>
+        <w:t xml:space="preserve">regardless of genotype, and 283 MYB3R-repressed genes. Scoring these</w:t>
+      </w:r>
+      <w:r>
+        <w:t xml:space="preserve"> </w:t>
+      </w:r>
+      <w:r>
+        <w:t xml:space="preserve">across every</w:t>
+      </w:r>
+      <w:r>
+        <w:t xml:space="preserve"> </w:t>
+      </w:r>
+      <w:r>
+        <w:rPr>
+          <w:i/>
+          <w:iCs/>
+        </w:rPr>
+        <w:t xml:space="preserve">Arabidopsis</w:t>
+      </w:r>
+      <w:r>
+        <w:t xml:space="preserve"> </w:t>
+      </w:r>
+      <w:r>
+        <w:t xml:space="preserve">study in OSDR with an expression matrix gave</w:t>
+      </w:r>
+      <w:r>
+        <w:t xml:space="preserve"> </w:t>
+      </w:r>
+      <w:r>
+        <w:t xml:space="preserve">49 contrasts from 26 studies.</w:t>
+      </w:r>
+    </w:p>
+    <w:p>
+      <w:pPr>
+        <w:pStyle w:val="BodyText"/>
+      </w:pPr>
+      <w:r>
+        <w:t xml:space="preserve">Scoring the activated arm alone is not sufficient: several DNA-damage-related mutants</w:t>
+      </w:r>
+      <w:r>
+        <w:t xml:space="preserve"> </w:t>
+      </w:r>
+      <w:r>
+        <w:t xml:space="preserve">raise it without any exposure. What identifies acute irradiation is the coordinated</w:t>
+      </w:r>
+      <w:r>
+        <w:t xml:space="preserve"> </w:t>
+      </w:r>
+      <w:r>
+        <w:t xml:space="preserve">pattern the source study described — SOG1 targets up</w:t>
+      </w:r>
+      <w:r>
+        <w:t xml:space="preserve"> </w:t>
+      </w:r>
+      <w:r>
+        <w:rPr>
+          <w:i/>
+          <w:iCs/>
+        </w:rPr>
+        <w:t xml:space="preserve">and</w:t>
+      </w:r>
+      <w:r>
+        <w:t xml:space="preserve"> </w:t>
+      </w:r>
+      <w:r>
+        <w:t xml:space="preserve">MYB3R targets down at the</w:t>
+      </w:r>
+      <w:r>
+        <w:t xml:space="preserve"> </w:t>
+      </w:r>
+      <w:r>
+        <w:t xml:space="preserve">same time — so the index is the conjunction</w:t>
+      </w:r>
+      <w:r>
+        <w:t xml:space="preserve"> </w:t>
+      </w:r>
+      <m:oMath>
+        <m:r>
+          <m:rPr>
+            <m:sty m:val="p"/>
+          </m:rPr>
+          <m:t>min</m:t>
+        </m:r>
+        <m:r>
+          <m:rPr>
+            <m:sty m:val="p"/>
+          </m:rPr>
+          <m:t>(</m:t>
+        </m:r>
+        <m:sSub>
+          <m:e>
+            <m:r>
+              <m:t>z</m:t>
+            </m:r>
+          </m:e>
+          <m:sub>
+            <m:r>
+              <m:rPr>
+                <m:nor/>
+                <m:sty m:val="p"/>
+              </m:rPr>
+              <m:t>SOG1-dep</m:t>
+            </m:r>
+          </m:sub>
+        </m:sSub>
+        <m:r>
+          <m:rPr>
+            <m:sty m:val="p"/>
+          </m:rPr>
+          <m:t>,</m:t>
+        </m:r>
+        <m:r>
+          <m:t> </m:t>
+        </m:r>
+        <m:r>
+          <m:rPr>
+            <m:sty m:val="p"/>
+          </m:rPr>
+          <m:t>−</m:t>
+        </m:r>
+        <m:sSub>
+          <m:e>
+            <m:r>
+              <m:t>z</m:t>
+            </m:r>
+          </m:e>
+          <m:sub>
+            <m:r>
+              <m:rPr>
+                <m:nor/>
+                <m:sty m:val="p"/>
+              </m:rPr>
+              <m:t>MYB3R-rep</m:t>
+            </m:r>
+          </m:sub>
+        </m:sSub>
+        <m:r>
+          <m:rPr>
+            <m:sty m:val="p"/>
+          </m:rPr>
+          <m:t>)</m:t>
+        </m:r>
+      </m:oMath>
+      <w:r>
+        <w:t xml:space="preserve">, requiring both. The difference of the</w:t>
+      </w:r>
+      <w:r>
+        <w:t xml:space="preserve"> </w:t>
+      </w:r>
+      <w:r>
+        <w:t xml:space="preserve">two arms was tried first and rejected: it promoted six spaceflight and altered-gravity</w:t>
+      </w:r>
+      <w:r>
+        <w:t xml:space="preserve"> </w:t>
+      </w:r>
+      <w:r>
+        <w:t xml:space="preserve">contrasts on the strength of the repressed arm alone, with SOG1-dependent</w:t>
+      </w:r>
+      <w:r>
+        <w:t xml:space="preserve"> </w:t>
+      </w:r>
+      <m:oMath>
+        <m:r>
+          <m:t>z</m:t>
+        </m:r>
+      </m:oMath>
+      <w:r>
+        <w:t xml:space="preserve"> </w:t>
+      </w:r>
+      <w:r>
+        <w:t xml:space="preserve">near zero.</w:t>
+      </w:r>
+    </w:p>
+    <w:p>
+      <w:pPr>
+        <w:pStyle w:val="BodyText"/>
+      </w:pPr>
+      <w:r>
+        <w:t xml:space="preserve">At a fixed threshold of</w:t>
+      </w:r>
+      <w:r>
+        <w:t xml:space="preserve"> </w:t>
+      </w:r>
+      <m:oMath>
+        <m:r>
+          <m:t>1.96</m:t>
+        </m:r>
+      </m:oMath>
+      <w:r>
+        <w:t xml:space="preserve"> </w:t>
+      </w:r>
+      <w:r>
+        <w:t xml:space="preserve">— each arm individually significant, not fitted to these</w:t>
+      </w:r>
+      <w:r>
+        <w:t xml:space="preserve"> </w:t>
+      </w:r>
+      <w:r>
+        <w:t xml:space="preserve">data — the decoder recovers 7 of 8 labelled</w:t>
+      </w:r>
+      <w:r>
+        <w:t xml:space="preserve"> </w:t>
+      </w:r>
+      <w:r>
+        <w:t xml:space="preserve">irradiation contrasts with 0 false positives among</w:t>
+      </w:r>
+      <w:r>
+        <w:t xml:space="preserve"> </w:t>
+      </w:r>
+      <w:r>
+        <w:t xml:space="preserve">23 other exposures (AUC 0.9482), and its scores order by dose:</w:t>
+      </w:r>
+      <w:r>
+        <w:t xml:space="preserve"> </w:t>
+      </w:r>
+      <w:r>
+        <w:t xml:space="preserve">Co-60</w:t>
+      </w:r>
+      <w:r>
+        <w:t xml:space="preserve"> </w:t>
+      </w:r>
+      <m:oMath>
+        <m:r>
+          <m:t>γ</m:t>
+        </m:r>
+      </m:oMath>
+      <w:r>
+        <w:t xml:space="preserve"> </w:t>
+      </w:r>
+      <w:r>
+        <w:t xml:space="preserve">at</w:t>
+      </w:r>
+      <w:r>
+        <w:t xml:space="preserve"> </w:t>
+      </w:r>
+      <m:oMath>
+        <m:r>
+          <m:t>16.8</m:t>
+        </m:r>
+      </m:oMath>
+      <w:r>
+        <w:t xml:space="preserve">–</w:t>
+      </w:r>
+      <m:oMath>
+        <m:r>
+          <m:t>20.3</m:t>
+        </m:r>
+      </m:oMath>
+      <w:r>
+        <w:t xml:space="preserve">, mixed radiation</w:t>
+      </w:r>
+      <w:r>
+        <w:t xml:space="preserve"> </w:t>
+      </w:r>
+      <m:oMath>
+        <m:r>
+          <m:t>7.8</m:t>
+        </m:r>
+      </m:oMath>
+      <w:r>
+        <w:t xml:space="preserve">, 100 cGy</w:t>
+      </w:r>
+      <w:r>
+        <w:t xml:space="preserve"> </w:t>
+      </w:r>
+      <m:oMath>
+        <m:r>
+          <m:t>5.2</m:t>
+        </m:r>
+      </m:oMath>
+      <w:r>
+        <w:t xml:space="preserve">, and 10 cGy not</w:t>
+      </w:r>
+      <w:r>
+        <w:t xml:space="preserve"> </w:t>
+      </w:r>
+      <w:r>
+        <w:t xml:space="preserve">detected. The single miss is that 10 cGy arm, two orders of magnitude below the dose the</w:t>
+      </w:r>
+      <w:r>
+        <w:t xml:space="preserve"> </w:t>
+      </w:r>
+      <w:r>
+        <w:t xml:space="preserve">signature was derived at. The</w:t>
+      </w:r>
+      <w:r>
+        <w:t xml:space="preserve"> </w:t>
+      </w:r>
+      <w:r>
+        <w:rPr>
+          <w:i/>
+          <w:iCs/>
+        </w:rPr>
+        <w:t xml:space="preserve">sog1-1</w:t>
+      </w:r>
+      <w:r>
+        <w:t xml:space="preserve"> </w:t>
+      </w:r>
+      <w:r>
+        <w:t xml:space="preserve">and</w:t>
+      </w:r>
+      <w:r>
+        <w:t xml:space="preserve"> </w:t>
+      </w:r>
+      <w:r>
+        <w:rPr>
+          <w:i/>
+          <w:iCs/>
+        </w:rPr>
+        <w:t xml:space="preserve">myb3r135</w:t>
+      </w:r>
+      <w:r>
+        <w:t xml:space="preserve"> </w:t>
+      </w:r>
+      <w:r>
+        <w:t xml:space="preserve">genotype contrasts</w:t>
+      </w:r>
+      <w:r>
+        <w:t xml:space="preserve"> </w:t>
+      </w:r>
+      <w:r>
+        <w:t xml:space="preserve">score at the opposite extreme (</w:t>
+      </w:r>
+      <m:oMath>
+        <m:r>
+          <m:rPr>
+            <m:sty m:val="p"/>
+          </m:rPr>
+          <m:t>−</m:t>
+        </m:r>
+        <m:r>
+          <m:t>20.3</m:t>
+        </m:r>
+      </m:oMath>
+      <w:r>
+        <w:t xml:space="preserve">,</w:t>
+      </w:r>
+      <w:r>
+        <w:t xml:space="preserve"> </w:t>
+      </w:r>
+      <m:oMath>
+        <m:r>
+          <m:rPr>
+            <m:sty m:val="p"/>
+          </m:rPr>
+          <m:t>−</m:t>
+        </m:r>
+        <m:r>
+          <m:t>21.3</m:t>
+        </m:r>
+      </m:oMath>
+      <w:r>
+        <w:t xml:space="preserve">,</w:t>
+      </w:r>
+      <w:r>
+        <w:t xml:space="preserve"> </w:t>
+      </w:r>
+      <m:oMath>
+        <m:r>
+          <m:rPr>
+            <m:sty m:val="p"/>
+          </m:rPr>
+          <m:t>−</m:t>
+        </m:r>
+        <m:r>
+          <m:t>13.2</m:t>
+        </m:r>
+      </m:oMath>
+      <w:r>
+        <w:t xml:space="preserve">), which is the decoder</w:t>
+      </w:r>
+      <w:r>
+        <w:t xml:space="preserve"> </w:t>
+      </w:r>
+      <w:r>
+        <w:t xml:space="preserve">recognising the knockouts as the inverse of the response it was built on.</w:t>
+      </w:r>
+    </w:p>
+    <w:bookmarkStart w:id="52" w:name="fig:decoder"/>
+    <w:p>
+      <w:pPr>
+        <w:pStyle w:val="CaptionedFigure"/>
+      </w:pPr>
+      <w:r>
+        <w:drawing>
+          <wp:inline>
+            <wp:extent cx="5334000" cy="2042209"/>
+            <wp:effectExtent b="0" l="0" r="0" t="0"/>
+            <wp:docPr descr="" title="" id="50" name="Picture"/>
+            <a:graphic>
+              <a:graphicData uri="http://schemas.openxmlformats.org/drawingml/2006/picture">
+                <pic:pic>
+                  <pic:nvPicPr>
+                    <pic:cNvPr descr="../figures/fig5_decoder.png" id="51" name="Picture"/>
+                    <pic:cNvPicPr>
+                      <a:picLocks noChangeArrowheads="1" noChangeAspect="1"/>
+                    </pic:cNvPicPr>
+                  </pic:nvPicPr>
+                  <pic:blipFill>
+                    <a:blip r:embed="rId49"/>
+                    <a:stretch>
+                      <a:fillRect/>
+                    </a:stretch>
+                  </pic:blipFill>
+                  <pic:spPr bwMode="auto">
+                    <a:xfrm>
+                      <a:off x="0" y="0"/>
+                      <a:ext cx="5334000" cy="2042209"/>
+                    </a:xfrm>
+                    <a:prstGeom prst="rect">
+                      <a:avLst/>
+                    </a:prstGeom>
+                    <a:noFill/>
+                    <a:ln w="9525">
+                      <a:noFill/>
+                      <a:headEnd/>
+                      <a:tailEnd/>
+                    </a:ln>
+                  </pic:spPr>
+                </pic:pic>
+              </a:graphicData>
+            </a:graphic>
+          </wp:inline>
+        </w:drawing>
+      </w:r>
+    </w:p>
+    <w:p>
+      <w:pPr>
+        <w:pStyle w:val="ImageCaption"/>
+      </w:pPr>
+      <w:r>
+        <w:t xml:space="preserve">The radiation decoder.</w:t>
+      </w:r>
+      <w:r>
+        <w:t xml:space="preserve"> </w:t>
+      </w:r>
+      <w:r>
+        <w:rPr>
+          <w:b/>
+          <w:bCs/>
+        </w:rPr>
+        <w:t xml:space="preserve">Left:</w:t>
+      </w:r>
+      <w:r>
+        <w:t xml:space="preserve"> </w:t>
+      </w:r>
+      <w:r>
+        <w:t xml:space="preserve">every contrast in the two-arm plane; the</w:t>
+      </w:r>
+      <w:r>
+        <w:t xml:space="preserve"> </w:t>
+      </w:r>
+      <w:r>
+        <w:t xml:space="preserve">shaded corner is the decision region, entered only when both arms clear threshold.</w:t>
+      </w:r>
+      <w:r>
+        <w:t xml:space="preserve"> </w:t>
+      </w:r>
+      <w:r>
+        <w:rPr>
+          <w:b/>
+          <w:bCs/>
+        </w:rPr>
+        <w:t xml:space="preserve">Right:</w:t>
+      </w:r>
+      <w:r>
+        <w:t xml:space="preserve"> </w:t>
+      </w:r>
+      <w:r>
+        <w:t xml:space="preserve">the fourteen highest-scoring contrasts. Labelled irradiation in red.</w:t>
+      </w:r>
+    </w:p>
+    <w:bookmarkEnd w:id="52"/>
+    <w:bookmarkEnd w:id="53"/>
+    <w:bookmarkStart w:id="54" w:name="X30930f0a3ba3f5562dc50e332d1fc7391ac1aec"/>
+    <w:p>
+      <w:pPr>
+        <w:pStyle w:val="Heading2"/>
+      </w:pPr>
+      <w:r>
+        <w:t xml:space="preserve">No other OSDR plant study carries the signature</w:t>
+      </w:r>
+    </w:p>
+    <w:p>
+      <w:pPr>
+        <w:pStyle w:val="FirstParagraph"/>
+      </w:pPr>
+      <w:r>
+        <w:t xml:space="preserve">0 non-radiation contrasts reach the threshold. Spaceflight, altered</w:t>
+      </w:r>
+      <w:r>
+        <w:t xml:space="preserve"> </w:t>
+      </w:r>
+      <w:r>
+        <w:t xml:space="preserve">gravity, and every mutant and treatment contrast in the repository fail it. On this</w:t>
+      </w:r>
+      <w:r>
+        <w:t xml:space="preserve"> </w:t>
+      </w:r>
+      <w:r>
+        <w:t xml:space="preserve">evidence, and within the limits set out below, spaceflight in these datasets does not</w:t>
+      </w:r>
+      <w:r>
+        <w:t xml:space="preserve"> </w:t>
+      </w:r>
+      <w:r>
+        <w:t xml:space="preserve">elicit the acute SOG1-dependent DNA-damage transcriptional programme.</w:t>
+      </w:r>
+    </w:p>
+    <w:p>
+      <w:pPr>
+        <w:pStyle w:val="BodyText"/>
+      </w:pPr>
+      <w:r>
+        <w:t xml:space="preserve">That is not the same as finding nothing. 16 contrasts show a distinct</w:t>
+      </w:r>
+      <w:r>
+        <w:t xml:space="preserve"> </w:t>
+      </w:r>
+      <w:r>
+        <w:t xml:space="preserve">and consistent pattern: the MYB3R/G2/M arm repressed with the SOG1 arm flat — across</w:t>
+      </w:r>
+      <w:r>
+        <w:t xml:space="preserve"> </w:t>
+      </w:r>
+      <w:r>
+        <w:t xml:space="preserve">spaceflight and altered-gravity contrasts, a mean MYB3R-arm</w:t>
+      </w:r>
+      <w:r>
+        <w:t xml:space="preserve"> </w:t>
+      </w:r>
+      <m:oMath>
+        <m:r>
+          <m:t>z</m:t>
+        </m:r>
+      </m:oMath>
+      <w:r>
+        <w:t xml:space="preserve"> </w:t>
+      </w:r>
+      <w:r>
+        <w:t xml:space="preserve">of</w:t>
+      </w:r>
+      <w:r>
+        <w:t xml:space="preserve"> </w:t>
+      </w:r>
+      <m:oMath>
+        <m:r>
+          <m:t>5.19</m:t>
+        </m:r>
+      </m:oMath>
+      <w:r>
+        <w:t xml:space="preserve"> </w:t>
+      </w:r>
+      <w:r>
+        <w:t xml:space="preserve">against a mean</w:t>
+      </w:r>
+      <w:r>
+        <w:t xml:space="preserve"> </w:t>
+      </w:r>
+      <w:r>
+        <w:t xml:space="preserve">SOG1-arm</w:t>
+      </w:r>
+      <w:r>
+        <w:t xml:space="preserve"> </w:t>
+      </w:r>
+      <m:oMath>
+        <m:r>
+          <m:t>z</m:t>
+        </m:r>
+      </m:oMath>
+      <w:r>
+        <w:t xml:space="preserve"> </w:t>
+      </w:r>
+      <w:r>
+        <w:t xml:space="preserve">of</w:t>
+      </w:r>
+      <w:r>
+        <w:t xml:space="preserve"> </w:t>
+      </w:r>
+      <m:oMath>
+        <m:r>
+          <m:rPr>
+            <m:sty m:val="p"/>
+          </m:rPr>
+          <m:t>−</m:t>
+        </m:r>
+        <m:r>
+          <m:t>0.07</m:t>
+        </m:r>
+      </m:oMath>
+      <w:r>
+        <w:t xml:space="preserve">. Read as proliferation slowing without DNA damage, it is</w:t>
+      </w:r>
+      <w:r>
+        <w:t xml:space="preserve"> </w:t>
+      </w:r>
+      <w:r>
+        <w:t xml:space="preserve">biologically unremarkable; read as a methodological result it is the whole argument for</w:t>
+      </w:r>
+      <w:r>
+        <w:t xml:space="preserve"> </w:t>
+      </w:r>
+      <w:r>
+        <w:t xml:space="preserve">the conjunctive index, because a decoder scoring the repressed arm alone would have</w:t>
+      </w:r>
+      <w:r>
+        <w:t xml:space="preserve"> </w:t>
+      </w:r>
+      <w:r>
+        <w:t xml:space="preserve">reported all of it as radiation.</w:t>
+      </w:r>
+    </w:p>
+    <w:bookmarkEnd w:id="54"/>
+    <w:bookmarkStart w:id="56" w:name="comparison-with-the-published-model"/>
+    <w:p>
+      <w:pPr>
+        <w:pStyle w:val="Heading2"/>
+      </w:pPr>
+      <w:r>
         <w:t xml:space="preserve">Comparison with the published model</w:t>
       </w:r>
     </w:p>
@@ -3774,7 +5468,7 @@
         <w:t xml:space="preserve">one, and DREM’s node count responds to both. The comparison is reported for calibration.</w:t>
       </w:r>
     </w:p>
-    <w:bookmarkStart w:id="41" w:name="tab:cohorts"/>
+    <w:bookmarkStart w:id="55" w:name="tab:cohorts"/>
     <w:p>
       <w:pPr>
         <w:pStyle w:val="TableCaption"/>
@@ -3958,10 +5652,10 @@
         </w:tc>
       </w:tr>
     </w:tbl>
-    <w:bookmarkEnd w:id="41"/>
-    <w:bookmarkEnd w:id="42"/>
-    <w:bookmarkEnd w:id="43"/>
-    <w:bookmarkStart w:id="45" w:name="discussion"/>
+    <w:bookmarkEnd w:id="55"/>
+    <w:bookmarkEnd w:id="56"/>
+    <w:bookmarkEnd w:id="57"/>
+    <w:bookmarkStart w:id="59" w:name="discussion"/>
     <w:p>
       <w:pPr>
         <w:pStyle w:val="Heading1"/>
@@ -4146,7 +5840,7 @@
         <w:t xml:space="preserve">information exists.</w:t>
       </w:r>
     </w:p>
-    <w:bookmarkStart w:id="44" w:name="limitations"/>
+    <w:bookmarkStart w:id="58" w:name="limitations"/>
     <w:p>
       <w:pPr>
         <w:pStyle w:val="Heading2"/>
@@ -4287,9 +5981,9 @@
         <w:t xml:space="preserve">an R installation.</w:t>
       </w:r>
     </w:p>
-    <w:bookmarkEnd w:id="44"/>
-    <w:bookmarkEnd w:id="45"/>
-    <w:bookmarkStart w:id="76" w:name="data-and-code-availability"/>
+    <w:bookmarkEnd w:id="58"/>
+    <w:bookmarkEnd w:id="59"/>
+    <w:bookmarkStart w:id="90" w:name="data-and-code-availability"/>
     <w:p>
       <w:pPr>
         <w:pStyle w:val="Heading1"/>
@@ -4308,7 +6002,7 @@
       <w:r>
         <w:t xml:space="preserve"> </w:t>
       </w:r>
-      <w:hyperlink r:id="rId46">
+      <w:hyperlink r:id="rId60">
         <w:r>
           <w:rPr>
             <w:rStyle w:val="Hyperlink"/>
@@ -4470,8 +6164,8 @@
         <w:t xml:space="preserve">pipeline.</w:t>
       </w:r>
     </w:p>
-    <w:bookmarkStart w:id="75" w:name="refs"/>
-    <w:bookmarkStart w:id="48" w:name="ref-berardini2015tair"/>
+    <w:bookmarkStart w:id="89" w:name="refs"/>
+    <w:bookmarkStart w:id="62" w:name="ref-berardini2015tair"/>
     <w:p>
       <w:pPr>
         <w:pStyle w:val="Bibliography"/>
@@ -4516,7 +6210,7 @@
       <w:r>
         <w:t xml:space="preserve"> </w:t>
       </w:r>
-      <w:hyperlink r:id="rId47">
+      <w:hyperlink r:id="rId61">
         <w:r>
           <w:rPr>
             <w:rStyle w:val="Hyperlink"/>
@@ -4528,8 +6222,8 @@
         <w:t xml:space="preserve">.</w:t>
       </w:r>
     </w:p>
-    <w:bookmarkEnd w:id="48"/>
-    <w:bookmarkStart w:id="50" w:name="ref-bourbousse2018sog1"/>
+    <w:bookmarkEnd w:id="62"/>
+    <w:bookmarkStart w:id="64" w:name="ref-bourbousse2018sog1"/>
     <w:p>
       <w:pPr>
         <w:pStyle w:val="Bibliography"/>
@@ -4562,7 +6256,7 @@
       <w:r>
         <w:t xml:space="preserve"> </w:t>
       </w:r>
-      <w:hyperlink r:id="rId49">
+      <w:hyperlink r:id="rId63">
         <w:r>
           <w:rPr>
             <w:rStyle w:val="Hyperlink"/>
@@ -4574,8 +6268,8 @@
         <w:t xml:space="preserve">.</w:t>
       </w:r>
     </w:p>
-    <w:bookmarkEnd w:id="50"/>
-    <w:bookmarkStart w:id="52" w:name="ref-brooks2021connectf"/>
+    <w:bookmarkEnd w:id="64"/>
+    <w:bookmarkStart w:id="66" w:name="ref-brooks2021connectf"/>
     <w:p>
       <w:pPr>
         <w:pStyle w:val="Bibliography"/>
@@ -4608,7 +6302,7 @@
       <w:r>
         <w:t xml:space="preserve"> </w:t>
       </w:r>
-      <w:hyperlink r:id="rId51">
+      <w:hyperlink r:id="rId65">
         <w:r>
           <w:rPr>
             <w:rStyle w:val="Hyperlink"/>
@@ -4620,8 +6314,8 @@
         <w:t xml:space="preserve">.</w:t>
       </w:r>
     </w:p>
-    <w:bookmarkEnd w:id="52"/>
-    <w:bookmarkStart w:id="54" w:name="ref-ding2018idrem"/>
+    <w:bookmarkEnd w:id="66"/>
+    <w:bookmarkStart w:id="68" w:name="ref-ding2018idrem"/>
     <w:p>
       <w:pPr>
         <w:pStyle w:val="Bibliography"/>
@@ -4654,7 +6348,7 @@
       <w:r>
         <w:t xml:space="preserve"> </w:t>
       </w:r>
-      <w:hyperlink r:id="rId53">
+      <w:hyperlink r:id="rId67">
         <w:r>
           <w:rPr>
             <w:rStyle w:val="Hyperlink"/>
@@ -4666,8 +6360,8 @@
         <w:t xml:space="preserve">.</w:t>
       </w:r>
     </w:p>
-    <w:bookmarkEnd w:id="54"/>
-    <w:bookmarkStart w:id="56" w:name="ref-dremsoftware"/>
+    <w:bookmarkEnd w:id="68"/>
+    <w:bookmarkStart w:id="70" w:name="ref-dremsoftware"/>
     <w:p>
       <w:pPr>
         <w:pStyle w:val="Bibliography"/>
@@ -4685,7 +6379,7 @@
       <w:r>
         <w:t xml:space="preserve"> </w:t>
       </w:r>
-      <w:hyperlink r:id="rId55">
+      <w:hyperlink r:id="rId69">
         <w:r>
           <w:rPr>
             <w:rStyle w:val="Hyperlink"/>
@@ -4697,8 +6391,8 @@
         <w:t xml:space="preserve">; Ernst Lab.</w:t>
       </w:r>
     </w:p>
-    <w:bookmarkEnd w:id="56"/>
-    <w:bookmarkStart w:id="58" w:name="ref-ernst2007drem"/>
+    <w:bookmarkEnd w:id="70"/>
+    <w:bookmarkStart w:id="72" w:name="ref-ernst2007drem"/>
     <w:p>
       <w:pPr>
         <w:pStyle w:val="Bibliography"/>
@@ -4731,7 +6425,7 @@
       <w:r>
         <w:t xml:space="preserve"> </w:t>
       </w:r>
-      <w:hyperlink r:id="rId57">
+      <w:hyperlink r:id="rId71">
         <w:r>
           <w:rPr>
             <w:rStyle w:val="Hyperlink"/>
@@ -4743,8 +6437,8 @@
         <w:t xml:space="preserve">.</w:t>
       </w:r>
     </w:p>
-    <w:bookmarkEnd w:id="58"/>
-    <w:bookmarkStart w:id="60" w:name="ref-geo_gse112529"/>
+    <w:bookmarkEnd w:id="72"/>
+    <w:bookmarkStart w:id="74" w:name="ref-geo_gse112529"/>
     <w:p>
       <w:pPr>
         <w:pStyle w:val="Bibliography"/>
@@ -4762,7 +6456,7 @@
       <w:r>
         <w:t xml:space="preserve"> </w:t>
       </w:r>
-      <w:hyperlink r:id="rId59">
+      <w:hyperlink r:id="rId73">
         <w:r>
           <w:rPr>
             <w:rStyle w:val="Hyperlink"/>
@@ -4774,8 +6468,8 @@
         <w:t xml:space="preserve">; NCBI.</w:t>
       </w:r>
     </w:p>
-    <w:bookmarkEnd w:id="60"/>
-    <w:bookmarkStart w:id="62" w:name="ref-geo_gse226097"/>
+    <w:bookmarkEnd w:id="74"/>
+    <w:bookmarkStart w:id="76" w:name="ref-geo_gse226097"/>
     <w:p>
       <w:pPr>
         <w:pStyle w:val="Bibliography"/>
@@ -4793,7 +6487,7 @@
       <w:r>
         <w:t xml:space="preserve"> </w:t>
       </w:r>
-      <w:hyperlink r:id="rId61">
+      <w:hyperlink r:id="rId75">
         <w:r>
           <w:rPr>
             <w:rStyle w:val="Hyperlink"/>
@@ -4805,8 +6499,8 @@
         <w:t xml:space="preserve">; NCBI.</w:t>
       </w:r>
     </w:p>
-    <w:bookmarkEnd w:id="62"/>
-    <w:bookmarkStart w:id="64" w:name="ref-geo_gse60143"/>
+    <w:bookmarkEnd w:id="76"/>
+    <w:bookmarkStart w:id="78" w:name="ref-geo_gse60143"/>
     <w:p>
       <w:pPr>
         <w:pStyle w:val="Bibliography"/>
@@ -4824,7 +6518,7 @@
       <w:r>
         <w:t xml:space="preserve"> </w:t>
       </w:r>
-      <w:hyperlink r:id="rId63">
+      <w:hyperlink r:id="rId77">
         <w:r>
           <w:rPr>
             <w:rStyle w:val="Hyperlink"/>
@@ -4836,8 +6530,8 @@
         <w:t xml:space="preserve">; NCBI.</w:t>
       </w:r>
     </w:p>
-    <w:bookmarkEnd w:id="64"/>
-    <w:bookmarkStart w:id="66" w:name="ref-lee2023atlas"/>
+    <w:bookmarkEnd w:id="78"/>
+    <w:bookmarkStart w:id="80" w:name="ref-lee2023atlas"/>
     <w:p>
       <w:pPr>
         <w:pStyle w:val="Bibliography"/>
@@ -4861,7 +6555,7 @@
       <w:r>
         <w:t xml:space="preserve"> </w:t>
       </w:r>
-      <w:hyperlink r:id="rId65">
+      <w:hyperlink r:id="rId79">
         <w:r>
           <w:rPr>
             <w:rStyle w:val="Hyperlink"/>
@@ -4873,8 +6567,8 @@
         <w:t xml:space="preserve">.</w:t>
       </w:r>
     </w:p>
-    <w:bookmarkEnd w:id="66"/>
-    <w:bookmarkStart w:id="68" w:name="ref-osdr"/>
+    <w:bookmarkEnd w:id="80"/>
+    <w:bookmarkStart w:id="82" w:name="ref-osdr"/>
     <w:p>
       <w:pPr>
         <w:pStyle w:val="Bibliography"/>
@@ -4892,7 +6586,7 @@
       <w:r>
         <w:t xml:space="preserve"> </w:t>
       </w:r>
-      <w:hyperlink r:id="rId67">
+      <w:hyperlink r:id="rId81">
         <w:r>
           <w:rPr>
             <w:rStyle w:val="Hyperlink"/>
@@ -4904,8 +6598,8 @@
         <w:t xml:space="preserve">; NASA.</w:t>
       </w:r>
     </w:p>
-    <w:bookmarkEnd w:id="68"/>
-    <w:bookmarkStart w:id="70" w:name="ref-omalley2016cistrome"/>
+    <w:bookmarkEnd w:id="82"/>
+    <w:bookmarkStart w:id="84" w:name="ref-omalley2016cistrome"/>
     <w:p>
       <w:pPr>
         <w:pStyle w:val="Bibliography"/>
@@ -4938,7 +6632,7 @@
       <w:r>
         <w:t xml:space="preserve"> </w:t>
       </w:r>
-      <w:hyperlink r:id="rId69">
+      <w:hyperlink r:id="rId83">
         <w:r>
           <w:rPr>
             <w:rStyle w:val="Hyperlink"/>
@@ -4950,8 +6644,8 @@
         <w:t xml:space="preserve">.</w:t>
       </w:r>
     </w:p>
-    <w:bookmarkEnd w:id="70"/>
-    <w:bookmarkStart w:id="72" w:name="ref-schulz2012drem2"/>
+    <w:bookmarkEnd w:id="84"/>
+    <w:bookmarkStart w:id="86" w:name="ref-schulz2012drem2"/>
     <w:p>
       <w:pPr>
         <w:pStyle w:val="Bibliography"/>
@@ -4984,7 +6678,7 @@
       <w:r>
         <w:t xml:space="preserve"> </w:t>
       </w:r>
-      <w:hyperlink r:id="rId71">
+      <w:hyperlink r:id="rId85">
         <w:r>
           <w:rPr>
             <w:rStyle w:val="Hyperlink"/>
@@ -4996,8 +6690,8 @@
         <w:t xml:space="preserve">.</w:t>
       </w:r>
     </w:p>
-    <w:bookmarkEnd w:id="72"/>
-    <w:bookmarkStart w:id="74" w:name="ref-yoshiyama2009sog1"/>
+    <w:bookmarkEnd w:id="86"/>
+    <w:bookmarkStart w:id="88" w:name="ref-yoshiyama2009sog1"/>
     <w:p>
       <w:pPr>
         <w:pStyle w:val="Bibliography"/>
@@ -5030,7 +6724,7 @@
       <w:r>
         <w:t xml:space="preserve"> </w:t>
       </w:r>
-      <w:hyperlink r:id="rId73">
+      <w:hyperlink r:id="rId87">
         <w:r>
           <w:rPr>
             <w:rStyle w:val="Hyperlink"/>
@@ -5042,9 +6736,9 @@
         <w:t xml:space="preserve">.</w:t>
       </w:r>
     </w:p>
-    <w:bookmarkEnd w:id="74"/>
-    <w:bookmarkEnd w:id="75"/>
-    <w:bookmarkEnd w:id="76"/>
+    <w:bookmarkEnd w:id="88"/>
+    <w:bookmarkEnd w:id="89"/>
+    <w:bookmarkEnd w:id="90"/>
     <w:sectPr>
       <w:footnotePr>
         <w:numRestart w:val="eachSect"/>

--- a/manuscript/manuscript.docx
+++ b/manuscript/manuscript.docx
@@ -67,7 +67,7 @@
         <w:pStyle w:val="Date"/>
       </w:pPr>
       <w:r>
-        <w:t xml:space="preserve">2026-08-28</w:t>
+        <w:t xml:space="preserve">2026-08-29</w:t>
       </w:r>
     </w:p>
     <w:p>
@@ -262,13 +262,13 @@
         <w:t xml:space="preserve"> </w:t>
       </w:r>
       <w:r>
-        <w:t xml:space="preserve">study in the repository recovers 7 of</w:t>
-      </w:r>
-      <w:r>
-        <w:t xml:space="preserve"> </w:t>
-      </w:r>
-      <w:r>
-        <w:t xml:space="preserve">8 labelled irradiation contrasts with 0 false</w:t>
+        <w:t xml:space="preserve">study in the repository recovers 9 of</w:t>
+      </w:r>
+      <w:r>
+        <w:t xml:space="preserve"> </w:t>
+      </w:r>
+      <w:r>
+        <w:t xml:space="preserve">10 labelled irradiation contrasts with 1 false</w:t>
       </w:r>
       <w:r>
         <w:t xml:space="preserve"> </w:t>
@@ -744,7 +744,7 @@
       </w:r>
     </w:p>
     <w:bookmarkEnd w:id="10"/>
-    <w:bookmarkStart w:id="19" w:name="methods"/>
+    <w:bookmarkStart w:id="20" w:name="methods"/>
     <w:p>
       <w:pPr>
         <w:pStyle w:val="Heading1"/>
@@ -2618,7 +2618,303 @@
       </w:r>
     </w:p>
     <w:bookmarkEnd w:id="17"/>
-    <w:bookmarkStart w:id="18" w:name="model-fitting-and-comparison"/>
+    <w:bookmarkStart w:id="18" w:name="X24c4e6a773900fc678aabfe702375fe5419631e"/>
+    <w:p>
+      <w:pPr>
+        <w:pStyle w:val="Heading2"/>
+      </w:pPr>
+      <w:r>
+        <w:t xml:space="preserve">Spaceflight TF activity, statistics and machine learning</w:t>
+      </w:r>
+    </w:p>
+    <w:p>
+      <w:pPr>
+        <w:pStyle w:val="FirstParagraph"/>
+      </w:pPr>
+      <w:r>
+        <w:t xml:space="preserve">TF activity is the rank statistic above applied to each transcription factor’s target set</w:t>
+      </w:r>
+      <w:r>
+        <w:t xml:space="preserve"> </w:t>
+      </w:r>
+      <w:r>
+        <w:t xml:space="preserve">(edges scoring</w:t>
+      </w:r>
+      <w:r>
+        <w:t xml:space="preserve"> </w:t>
+      </w:r>
+      <m:oMath>
+        <m:r>
+          <m:rPr>
+            <m:sty m:val="p"/>
+          </m:rPr>
+          <m:t>≥</m:t>
+        </m:r>
+        <m:r>
+          <m:t>0.5</m:t>
+        </m:r>
+      </m:oMath>
+      <w:r>
+        <w:t xml:space="preserve">, at least 20 targets), giving 474 features per</w:t>
+      </w:r>
+      <w:r>
+        <w:t xml:space="preserve"> </w:t>
+      </w:r>
+      <w:r>
+        <w:t xml:space="preserve">contrast. The null is analytic rather than permuted: for a size-</w:t>
+      </w:r>
+      <m:oMath>
+        <m:r>
+          <m:t>n</m:t>
+        </m:r>
+      </m:oMath>
+      <w:r>
+        <w:t xml:space="preserve"> </w:t>
+      </w:r>
+      <w:r>
+        <w:t xml:space="preserve">subset of</w:t>
+      </w:r>
+      <w:r>
+        <w:t xml:space="preserve"> </w:t>
+      </w:r>
+      <m:oMath>
+        <m:r>
+          <m:t>N</m:t>
+        </m:r>
+      </m:oMath>
+      <w:r>
+        <w:t xml:space="preserve"> </w:t>
+      </w:r>
+      <w:r>
+        <w:t xml:space="preserve">ranks the</w:t>
+      </w:r>
+      <w:r>
+        <w:t xml:space="preserve"> </w:t>
+      </w:r>
+      <w:r>
+        <w:t xml:space="preserve">subset mean has variance</w:t>
+      </w:r>
+      <w:r>
+        <w:t xml:space="preserve"> </w:t>
+      </w:r>
+      <m:oMath>
+        <m:f>
+          <m:fPr>
+            <m:type m:val="bar"/>
+          </m:fPr>
+          <m:num>
+            <m:sSup>
+              <m:e>
+                <m:r>
+                  <m:t>σ</m:t>
+                </m:r>
+              </m:e>
+              <m:sup>
+                <m:r>
+                  <m:t>2</m:t>
+                </m:r>
+              </m:sup>
+            </m:sSup>
+          </m:num>
+          <m:den>
+            <m:r>
+              <m:t>n</m:t>
+            </m:r>
+          </m:den>
+        </m:f>
+        <m:r>
+          <m:rPr>
+            <m:sty m:val="p"/>
+          </m:rPr>
+          <m:t>⋅</m:t>
+        </m:r>
+        <m:f>
+          <m:fPr>
+            <m:type m:val="bar"/>
+          </m:fPr>
+          <m:num>
+            <m:r>
+              <m:t>N</m:t>
+            </m:r>
+            <m:r>
+              <m:rPr>
+                <m:sty m:val="p"/>
+              </m:rPr>
+              <m:t>−</m:t>
+            </m:r>
+            <m:r>
+              <m:t>n</m:t>
+            </m:r>
+          </m:num>
+          <m:den>
+            <m:r>
+              <m:t>N</m:t>
+            </m:r>
+            <m:r>
+              <m:rPr>
+                <m:sty m:val="p"/>
+              </m:rPr>
+              <m:t>−</m:t>
+            </m:r>
+            <m:r>
+              <m:t>1</m:t>
+            </m:r>
+          </m:den>
+        </m:f>
+      </m:oMath>
+      <w:r>
+        <w:t xml:space="preserve">, the finite-population</w:t>
+      </w:r>
+      <w:r>
+        <w:t xml:space="preserve"> </w:t>
+      </w:r>
+      <w:r>
+        <w:t xml:space="preserve">correction, which is exact. Agreement with permutation was verified across set sizes from</w:t>
+      </w:r>
+      <w:r>
+        <w:t xml:space="preserve"> </w:t>
+      </w:r>
+      <w:r>
+        <w:t xml:space="preserve">20 to 3</w:t>
+      </w:r>
+      <w:r>
+        <w:t xml:space="preserve">,</w:t>
+      </w:r>
+      <w:r>
+        <w:t xml:space="preserve">000 (</w:t>
+      </w:r>
+      <w:r>
+        <w:rPr>
+          <w:rStyle w:val="VerbatimChar"/>
+        </w:rPr>
+        <w:t xml:space="preserve">--verify-null</w:t>
+      </w:r>
+      <w:r>
+        <w:t xml:space="preserve">); differences were within Monte-Carlo error.</w:t>
+      </w:r>
+    </w:p>
+    <w:p>
+      <w:pPr>
+        <w:pStyle w:val="BodyText"/>
+      </w:pPr>
+      <w:r>
+        <w:t xml:space="preserve">Per-TF tests average contrasts within a mission before testing, so the unit of analysis is</w:t>
+      </w:r>
+      <w:r>
+        <w:t xml:space="preserve"> </w:t>
+      </w:r>
+      <w:r>
+        <w:t xml:space="preserve">the mission. Flight effects are one-sample</w:t>
+      </w:r>
+      <w:r>
+        <w:t xml:space="preserve"> </w:t>
+      </w:r>
+      <m:oMath>
+        <m:r>
+          <m:t>t</m:t>
+        </m:r>
+      </m:oMath>
+      <w:r>
+        <w:t xml:space="preserve"> </w:t>
+      </w:r>
+      <w:r>
+        <w:t xml:space="preserve">tests over mission means; flight-versus-</w:t>
+      </w:r>
+      <w:r>
+        <w:t xml:space="preserve"> </w:t>
+      </w:r>
+      <w:r>
+        <w:t xml:space="preserve">radiation uses Welch’s</w:t>
+      </w:r>
+      <w:r>
+        <w:t xml:space="preserve"> </w:t>
+      </w:r>
+      <m:oMath>
+        <m:r>
+          <m:t>t</m:t>
+        </m:r>
+      </m:oMath>
+      <w:r>
+        <w:t xml:space="preserve">; both are Benjamini–Hochberg corrected across TFs.</w:t>
+      </w:r>
+    </w:p>
+    <w:p>
+      <w:pPr>
+        <w:pStyle w:val="BodyText"/>
+      </w:pPr>
+      <w:r>
+        <w:t xml:space="preserve">Classification is L2-regularised logistic regression (</w:t>
+      </w:r>
+      <m:oMath>
+        <m:r>
+          <m:t>C</m:t>
+        </m:r>
+        <m:r>
+          <m:rPr>
+            <m:sty m:val="p"/>
+          </m:rPr>
+          <m:t>=</m:t>
+        </m:r>
+        <m:r>
+          <m:t>0.1</m:t>
+        </m:r>
+      </m:oMath>
+      <w:r>
+        <w:t xml:space="preserve">, balanced classes) and a</w:t>
+      </w:r>
+      <w:r>
+        <w:t xml:space="preserve"> </w:t>
+      </w:r>
+      <w:r>
+        <w:t xml:space="preserve">random forest, under leave-one-mission-out cross-validation, with radiation studies each</w:t>
+      </w:r>
+      <w:r>
+        <w:t xml:space="preserve"> </w:t>
+      </w:r>
+      <w:r>
+        <w:t xml:space="preserve">forming their own group. Significance comes from permuting the group-to-label assignment,</w:t>
+      </w:r>
+      <w:r>
+        <w:t xml:space="preserve"> </w:t>
+      </w:r>
+      <w:r>
+        <w:t xml:space="preserve">not the contrast labels. A platform classifier trained on identical features under</w:t>
+      </w:r>
+      <w:r>
+        <w:t xml:space="preserve"> </w:t>
+      </w:r>
+      <w:r>
+        <w:t xml:space="preserve">identical cross-validation serves as the confound control.</w:t>
+      </w:r>
+    </w:p>
+    <w:p>
+      <w:pPr>
+        <w:pStyle w:val="BodyText"/>
+      </w:pPr>
+      <w:r>
+        <w:t xml:space="preserve">Trajectory projection correlates each contrast’s TF-activity vector (Spearman) against the</w:t>
+      </w:r>
+      <w:r>
+        <w:t xml:space="preserve"> </w:t>
+      </w:r>
+      <w:r>
+        <w:t xml:space="preserve">same vector computed at each DREM timepoint. Because an argmax over eight profiles always</w:t>
+      </w:r>
+      <w:r>
+        <w:t xml:space="preserve"> </w:t>
+      </w:r>
+      <w:r>
+        <w:t xml:space="preserve">exists, the reported statistics are the shape of the mean correlation profile and the</w:t>
+      </w:r>
+      <w:r>
+        <w:t xml:space="preserve"> </w:t>
+      </w:r>
+      <w:r>
+        <w:t xml:space="preserve">fraction of per-contrast argmaxes falling at or beside its peak.</w:t>
+      </w:r>
+    </w:p>
+    <w:bookmarkEnd w:id="18"/>
+    <w:bookmarkStart w:id="19" w:name="model-fitting-and-comparison"/>
     <w:p>
       <w:pPr>
         <w:pStyle w:val="Heading2"/>
@@ -2802,9 +3098,9 @@
         <w:t xml:space="preserve">attribution is attributable to the prior alone.</w:t>
       </w:r>
     </w:p>
-    <w:bookmarkEnd w:id="18"/>
     <w:bookmarkEnd w:id="19"/>
-    <w:bookmarkStart w:id="57" w:name="results"/>
+    <w:bookmarkEnd w:id="20"/>
+    <w:bookmarkStart w:id="78" w:name="results"/>
     <w:p>
       <w:pPr>
         <w:pStyle w:val="Heading1"/>
@@ -2813,7 +3109,7 @@
         <w:t xml:space="preserve">Results</w:t>
       </w:r>
     </w:p>
-    <w:bookmarkStart w:id="24" w:name="X295578f0ed1ebaa2d3e9d0e3212a360f7267b04"/>
+    <w:bookmarkStart w:id="25" w:name="X295578f0ed1ebaa2d3e9d0e3212a360f7267b04"/>
     <w:p>
       <w:pPr>
         <w:pStyle w:val="Heading2"/>
@@ -2973,7 +3269,7 @@
         <w:t xml:space="preserve">a generalisation test, not as a co-equal result.</w:t>
       </w:r>
     </w:p>
-    <w:bookmarkStart w:id="23" w:name="fig:design"/>
+    <w:bookmarkStart w:id="24" w:name="fig:design"/>
     <w:p>
       <w:pPr>
         <w:pStyle w:val="CaptionedFigure"/>
@@ -2983,18 +3279,18 @@
           <wp:inline>
             <wp:extent cx="5334000" cy="2309356"/>
             <wp:effectExtent b="0" l="0" r="0" t="0"/>
-            <wp:docPr descr="" title="" id="21" name="Picture"/>
+            <wp:docPr descr="" title="" id="22" name="Picture"/>
             <a:graphic>
               <a:graphicData uri="http://schemas.openxmlformats.org/drawingml/2006/picture">
                 <pic:pic>
                   <pic:nvPicPr>
-                    <pic:cNvPr descr="../figures/fig1_cohort_design.png" id="22" name="Picture"/>
+                    <pic:cNvPr descr="../figures/fig1_cohort_design.png" id="23" name="Picture"/>
                     <pic:cNvPicPr>
                       <a:picLocks noChangeArrowheads="1" noChangeAspect="1"/>
                     </pic:cNvPicPr>
                   </pic:nvPicPr>
                   <pic:blipFill>
-                    <a:blip r:embed="rId20"/>
+                    <a:blip r:embed="rId21"/>
                     <a:stretch>
                       <a:fillRect/>
                     </a:stretch>
@@ -3047,9 +3343,9 @@
         <w:t xml:space="preserve">offset to be fitted without extrapolation.</w:t>
       </w:r>
     </w:p>
-    <w:bookmarkEnd w:id="23"/>
     <w:bookmarkEnd w:id="24"/>
-    <w:bookmarkStart w:id="29" w:name="X5ffb361b2c1f6bb0788a090a7f6fde8d48fa9d0"/>
+    <w:bookmarkEnd w:id="25"/>
+    <w:bookmarkStart w:id="30" w:name="X5ffb361b2c1f6bb0788a090a7f6fde8d48fa9d0"/>
     <w:p>
       <w:pPr>
         <w:pStyle w:val="Heading2"/>
@@ -3231,7 +3527,7 @@
         <w:t xml:space="preserve">the harmonisation has access to genotype.</w:t>
       </w:r>
     </w:p>
-    <w:bookmarkStart w:id="28" w:name="fig:sentinels"/>
+    <w:bookmarkStart w:id="29" w:name="fig:sentinels"/>
     <w:p>
       <w:pPr>
         <w:pStyle w:val="CaptionedFigure"/>
@@ -3241,18 +3537,18 @@
           <wp:inline>
             <wp:extent cx="5334000" cy="2670939"/>
             <wp:effectExtent b="0" l="0" r="0" t="0"/>
-            <wp:docPr descr="" title="" id="26" name="Picture"/>
+            <wp:docPr descr="" title="" id="27" name="Picture"/>
             <a:graphic>
               <a:graphicData uri="http://schemas.openxmlformats.org/drawingml/2006/picture">
                 <pic:pic>
                   <pic:nvPicPr>
-                    <pic:cNvPr descr="../figures/fig2_sentinel_kinetics.png" id="27" name="Picture"/>
+                    <pic:cNvPr descr="../figures/fig2_sentinel_kinetics.png" id="28" name="Picture"/>
                     <pic:cNvPicPr>
                       <a:picLocks noChangeArrowheads="1" noChangeAspect="1"/>
                     </pic:cNvPicPr>
                   </pic:nvPicPr>
                   <pic:blipFill>
-                    <a:blip r:embed="rId25"/>
+                    <a:blip r:embed="rId26"/>
                     <a:stretch>
                       <a:fillRect/>
                     </a:stretch>
@@ -3318,7 +3614,7 @@
         <w:t xml:space="preserve">harmonisation has access to genotype.</w:t>
       </w:r>
     </w:p>
-    <w:bookmarkEnd w:id="28"/>
+    <w:bookmarkEnd w:id="29"/>
     <w:p>
       <w:pPr>
         <w:pStyle w:val="BodyText"/>
@@ -3395,8 +3691,8 @@
         <w:t xml:space="preserve">enforced only on the wild-type primary arm.</w:t>
       </w:r>
     </w:p>
-    <w:bookmarkEnd w:id="29"/>
-    <w:bookmarkStart w:id="30" w:name="Xd04ffd012b171b172f3ee96cf1255decbe29c0d"/>
+    <w:bookmarkEnd w:id="30"/>
+    <w:bookmarkStart w:id="31" w:name="Xd04ffd012b171b172f3ee96cf1255decbe29c0d"/>
     <w:p>
       <w:pPr>
         <w:pStyle w:val="Heading2"/>
@@ -3467,8 +3763,8 @@
         <w:t xml:space="preserve">present in the prior.</w:t>
       </w:r>
     </w:p>
-    <w:bookmarkEnd w:id="30"/>
-    <w:bookmarkStart w:id="39" w:name="cell-type-weighting"/>
+    <w:bookmarkEnd w:id="31"/>
+    <w:bookmarkStart w:id="40" w:name="cell-type-weighting"/>
     <w:p>
       <w:pPr>
         <w:pStyle w:val="Heading2"/>
@@ -3546,7 +3842,7 @@
         <w:t xml:space="preserve">).</w:t>
       </w:r>
     </w:p>
-    <w:bookmarkStart w:id="34" w:name="fig:latent"/>
+    <w:bookmarkStart w:id="35" w:name="fig:latent"/>
     <w:p>
       <w:pPr>
         <w:pStyle w:val="CaptionedFigure"/>
@@ -3556,18 +3852,18 @@
           <wp:inline>
             <wp:extent cx="3840480" cy="2423328"/>
             <wp:effectExtent b="0" l="0" r="0" t="0"/>
-            <wp:docPr descr="" title="" id="32" name="Picture"/>
+            <wp:docPr descr="" title="" id="33" name="Picture"/>
             <a:graphic>
               <a:graphicData uri="http://schemas.openxmlformats.org/drawingml/2006/picture">
                 <pic:pic>
                   <pic:nvPicPr>
-                    <pic:cNvPr descr="../figures/fig3_latent_trajectory.png" id="33" name="Picture"/>
+                    <pic:cNvPr descr="../figures/fig3_latent_trajectory.png" id="34" name="Picture"/>
                     <pic:cNvPicPr>
                       <a:picLocks noChangeArrowheads="1" noChangeAspect="1"/>
                     </pic:cNvPicPr>
                   </pic:nvPicPr>
                   <pic:blipFill>
-                    <a:blip r:embed="rId31"/>
+                    <a:blip r:embed="rId32"/>
                     <a:stretch>
                       <a:fillRect/>
                     </a:stretch>
@@ -3608,7 +3904,7 @@
         <w:t xml:space="preserve">arm. One interpretable scalar summarising the 32-dimensional trajectory.</w:t>
       </w:r>
     </w:p>
-    <w:bookmarkEnd w:id="34"/>
+    <w:bookmarkEnd w:id="35"/>
     <w:p>
       <w:pPr>
         <w:pStyle w:val="BodyText"/>
@@ -3751,7 +4047,7 @@
         <w:t xml:space="preserve">with its denominator rather than as a rate.</w:t>
       </w:r>
     </w:p>
-    <w:bookmarkStart w:id="38" w:name="fig:ablation"/>
+    <w:bookmarkStart w:id="39" w:name="fig:ablation"/>
     <w:p>
       <w:pPr>
         <w:pStyle w:val="CaptionedFigure"/>
@@ -3761,18 +4057,18 @@
           <wp:inline>
             <wp:extent cx="4267200" cy="2376708"/>
             <wp:effectExtent b="0" l="0" r="0" t="0"/>
-            <wp:docPr descr="" title="" id="36" name="Picture"/>
+            <wp:docPr descr="" title="" id="37" name="Picture"/>
             <a:graphic>
               <a:graphicData uri="http://schemas.openxmlformats.org/drawingml/2006/picture">
                 <pic:pic>
                   <pic:nvPicPr>
-                    <pic:cNvPr descr="../figures/fig4_prior_ablation.png" id="37" name="Picture"/>
+                    <pic:cNvPr descr="../figures/fig4_prior_ablation.png" id="38" name="Picture"/>
                     <pic:cNvPicPr>
                       <a:picLocks noChangeArrowheads="1" noChangeAspect="1"/>
                     </pic:cNvPicPr>
                   </pic:nvPicPr>
                   <pic:blipFill>
-                    <a:blip r:embed="rId35"/>
+                    <a:blip r:embed="rId36"/>
                     <a:stretch>
                       <a:fillRect/>
                     </a:stretch>
@@ -3819,9 +4115,9 @@
         <w:t xml:space="preserve">bifurcations and should not be read as rates.</w:t>
       </w:r>
     </w:p>
-    <w:bookmarkEnd w:id="38"/>
     <w:bookmarkEnd w:id="39"/>
-    <w:bookmarkStart w:id="41" w:name="Xdf9d7a700648e0f22dd70f6ff8d53c3b802d79a"/>
+    <w:bookmarkEnd w:id="40"/>
+    <w:bookmarkStart w:id="42" w:name="Xdf9d7a700648e0f22dd70f6ff8d53c3b802d79a"/>
     <w:p>
       <w:pPr>
         <w:pStyle w:val="Heading2"/>
@@ -3943,7 +4239,7 @@
         <w:t xml:space="preserve">with the DAP-seq prior alone, SOG1 has no edges and could not have been ranked at all.</w:t>
       </w:r>
     </w:p>
-    <w:bookmarkStart w:id="40" w:name="tab:genotype"/>
+    <w:bookmarkStart w:id="41" w:name="tab:genotype"/>
     <w:p>
       <w:pPr>
         <w:pStyle w:val="TableCaption"/>
@@ -4092,9 +4388,9 @@
         </w:tc>
       </w:tr>
     </w:tbl>
-    <w:bookmarkEnd w:id="40"/>
     <w:bookmarkEnd w:id="41"/>
-    <w:bookmarkStart w:id="42" w:name="Xb1d6fbcacee3bd1ac2a450c83306e978ab341eb"/>
+    <w:bookmarkEnd w:id="42"/>
+    <w:bookmarkStart w:id="43" w:name="Xb1d6fbcacee3bd1ac2a450c83306e978ab341eb"/>
     <w:p>
       <w:pPr>
         <w:pStyle w:val="Heading2"/>
@@ -4188,8 +4484,8 @@
         <w:t xml:space="preserve">rather than a restatement.</w:t>
       </w:r>
     </w:p>
-    <w:bookmarkEnd w:id="42"/>
-    <w:bookmarkStart w:id="43" w:name="X5e41d9bfea5b027926628063da76e146412dc75"/>
+    <w:bookmarkEnd w:id="43"/>
+    <w:bookmarkStart w:id="44" w:name="X5e41d9bfea5b027926628063da76e146412dc75"/>
     <w:p>
       <w:pPr>
         <w:pStyle w:val="Heading2"/>
@@ -4385,8 +4681,8 @@
         <w:t xml:space="preserve">prior only had licence to act where the atlas disagreed with the binding data.</w:t>
       </w:r>
     </w:p>
-    <w:bookmarkEnd w:id="43"/>
-    <w:bookmarkStart w:id="48" w:name="tissue-association-of-the-response"/>
+    <w:bookmarkEnd w:id="44"/>
+    <w:bookmarkStart w:id="49" w:name="tissue-association-of-the-response"/>
     <w:p>
       <w:pPr>
         <w:pStyle w:val="Heading2"/>
@@ -4622,7 +4918,7 @@
         <w:t xml:space="preserve">half is not.</w:t>
       </w:r>
     </w:p>
-    <w:bookmarkStart w:id="47" w:name="fig:tissue"/>
+    <w:bookmarkStart w:id="48" w:name="fig:tissue"/>
     <w:p>
       <w:pPr>
         <w:pStyle w:val="CaptionedFigure"/>
@@ -4632,18 +4928,18 @@
           <wp:inline>
             <wp:extent cx="5334000" cy="1966952"/>
             <wp:effectExtent b="0" l="0" r="0" t="0"/>
-            <wp:docPr descr="" title="" id="45" name="Picture"/>
+            <wp:docPr descr="" title="" id="46" name="Picture"/>
             <a:graphic>
               <a:graphicData uri="http://schemas.openxmlformats.org/drawingml/2006/picture">
                 <pic:pic>
                   <pic:nvPicPr>
-                    <pic:cNvPr descr="../figures/fig6_tissue_association.png" id="46" name="Picture"/>
+                    <pic:cNvPr descr="../figures/fig6_tissue_association.png" id="47" name="Picture"/>
                     <pic:cNvPicPr>
                       <a:picLocks noChangeArrowheads="1" noChangeAspect="1"/>
                     </pic:cNvPicPr>
                   </pic:nvPicPr>
                   <pic:blipFill>
-                    <a:blip r:embed="rId44"/>
+                    <a:blip r:embed="rId45"/>
                     <a:stretch>
                       <a:fillRect/>
                     </a:stretch>
@@ -4750,9 +5046,9 @@
         <w:t xml:space="preserve">demoted set is dominated by silique-restricted NACs absent from irradiated seedlings.</w:t>
       </w:r>
     </w:p>
-    <w:bookmarkEnd w:id="47"/>
     <w:bookmarkEnd w:id="48"/>
-    <w:bookmarkStart w:id="53" w:name="X379dc2d64b3de34d3c70bf255bc44c666bf7ebe"/>
+    <w:bookmarkEnd w:id="49"/>
+    <w:bookmarkStart w:id="54" w:name="X379dc2d64b3de34d3c70bf255bc44c666bf7ebe"/>
     <w:p>
       <w:pPr>
         <w:pStyle w:val="Heading2"/>
@@ -4825,7 +5121,7 @@
         <w:t xml:space="preserve"> </w:t>
       </w:r>
       <w:r>
-        <w:t xml:space="preserve">49 contrasts from 26 studies.</w:t>
+        <w:t xml:space="preserve">83 contrasts from 39 studies.</w:t>
       </w:r>
     </w:p>
     <w:p>
@@ -4994,19 +5290,19 @@
         <w:t xml:space="preserve"> </w:t>
       </w:r>
       <w:r>
-        <w:t xml:space="preserve">data — the decoder recovers 7 of 8 labelled</w:t>
-      </w:r>
-      <w:r>
-        <w:t xml:space="preserve"> </w:t>
-      </w:r>
-      <w:r>
-        <w:t xml:space="preserve">irradiation contrasts with 0 false positives among</w:t>
-      </w:r>
-      <w:r>
-        <w:t xml:space="preserve"> </w:t>
-      </w:r>
-      <w:r>
-        <w:t xml:space="preserve">23 other exposures (AUC 0.9482), and its scores order by dose:</w:t>
+        <w:t xml:space="preserve">data — the decoder recovers 9 of 10 labelled</w:t>
+      </w:r>
+      <w:r>
+        <w:t xml:space="preserve"> </w:t>
+      </w:r>
+      <w:r>
+        <w:t xml:space="preserve">irradiation contrasts with 1 false positives among</w:t>
+      </w:r>
+      <w:r>
+        <w:t xml:space="preserve"> </w:t>
+      </w:r>
+      <w:r>
+        <w:t xml:space="preserve">49 other exposures (AUC 0.9521), and its scores order by dose:</w:t>
       </w:r>
       <w:r>
         <w:t xml:space="preserve"> </w:t>
@@ -5174,7 +5470,7 @@
         <w:t xml:space="preserve">recognising the knockouts as the inverse of the response it was built on.</w:t>
       </w:r>
     </w:p>
-    <w:bookmarkStart w:id="52" w:name="fig:decoder"/>
+    <w:bookmarkStart w:id="53" w:name="fig:decoder"/>
     <w:p>
       <w:pPr>
         <w:pStyle w:val="CaptionedFigure"/>
@@ -5184,18 +5480,18 @@
           <wp:inline>
             <wp:extent cx="5334000" cy="2042209"/>
             <wp:effectExtent b="0" l="0" r="0" t="0"/>
-            <wp:docPr descr="" title="" id="50" name="Picture"/>
+            <wp:docPr descr="" title="" id="51" name="Picture"/>
             <a:graphic>
               <a:graphicData uri="http://schemas.openxmlformats.org/drawingml/2006/picture">
                 <pic:pic>
                   <pic:nvPicPr>
-                    <pic:cNvPr descr="../figures/fig5_decoder.png" id="51" name="Picture"/>
+                    <pic:cNvPr descr="../figures/fig5_decoder.png" id="52" name="Picture"/>
                     <pic:cNvPicPr>
                       <a:picLocks noChangeArrowheads="1" noChangeAspect="1"/>
                     </pic:cNvPicPr>
                   </pic:nvPicPr>
                   <pic:blipFill>
-                    <a:blip r:embed="rId49"/>
+                    <a:blip r:embed="rId50"/>
                     <a:stretch>
                       <a:fillRect/>
                     </a:stretch>
@@ -5268,9 +5564,9 @@
         <w:t xml:space="preserve">the fourteen highest-scoring contrasts. Labelled irradiation in red.</w:t>
       </w:r>
     </w:p>
-    <w:bookmarkEnd w:id="52"/>
     <w:bookmarkEnd w:id="53"/>
-    <w:bookmarkStart w:id="54" w:name="X30930f0a3ba3f5562dc50e332d1fc7391ac1aec"/>
+    <w:bookmarkEnd w:id="54"/>
+    <w:bookmarkStart w:id="55" w:name="X30930f0a3ba3f5562dc50e332d1fc7391ac1aec"/>
     <w:p>
       <w:pPr>
         <w:pStyle w:val="Heading2"/>
@@ -5284,7 +5580,7 @@
         <w:pStyle w:val="FirstParagraph"/>
       </w:pPr>
       <w:r>
-        <w:t xml:space="preserve">0 non-radiation contrasts reach the threshold. Spaceflight, altered</w:t>
+        <w:t xml:space="preserve">1 non-radiation contrasts reach the threshold. Spaceflight, altered</w:t>
       </w:r>
       <w:r>
         <w:t xml:space="preserve"> </w:t>
@@ -5310,7 +5606,7 @@
         <w:pStyle w:val="BodyText"/>
       </w:pPr>
       <w:r>
-        <w:t xml:space="preserve">That is not the same as finding nothing. 16 contrasts show a distinct</w:t>
+        <w:t xml:space="preserve">That is not the same as finding nothing. 23 contrasts show a distinct</w:t>
       </w:r>
       <w:r>
         <w:t xml:space="preserve"> </w:t>
@@ -5408,13 +5704,1069 @@
         <w:t xml:space="preserve">reported all of it as radiation.</w:t>
       </w:r>
     </w:p>
-    <w:bookmarkEnd w:id="54"/>
-    <w:bookmarkStart w:id="56" w:name="comparison-with-the-published-model"/>
+    <w:bookmarkEnd w:id="55"/>
+    <w:bookmarkStart w:id="56" w:name="Xa7f987b71baac8f79da38fd7d59ef4b601f4087"/>
     <w:p>
       <w:pPr>
         <w:pStyle w:val="Heading2"/>
       </w:pPr>
       <w:r>
+        <w:t xml:space="preserve">Transcription-factor activity across the spaceflight corpus</w:t>
+      </w:r>
+    </w:p>
+    <w:p>
+      <w:pPr>
+        <w:pStyle w:val="FirstParagraph"/>
+      </w:pPr>
+      <w:r>
+        <w:t xml:space="preserve">The decoder scored a fixed gene signature. A stronger test is to ask what the model’s</w:t>
+      </w:r>
+      <w:r>
+        <w:t xml:space="preserve"> </w:t>
+      </w:r>
+      <w:r>
+        <w:rPr>
+          <w:i/>
+          <w:iCs/>
+        </w:rPr>
+        <w:t xml:space="preserve">regulators</w:t>
+      </w:r>
+      <w:r>
+        <w:t xml:space="preserve"> </w:t>
+      </w:r>
+      <w:r>
+        <w:t xml:space="preserve">are doing, one at a time, across every flight dataset the repository</w:t>
+      </w:r>
+      <w:r>
+        <w:t xml:space="preserve"> </w:t>
+      </w:r>
+      <w:r>
+        <w:t xml:space="preserve">holds. Two changes to the acquisition widened the corpus first: admitting the onboard</w:t>
+      </w:r>
+      <w:r>
+        <w:t xml:space="preserve"> </w:t>
+      </w:r>
+      <w:r>
+        <w:t xml:space="preserve">1G-centrifuge control (which recovers OSD-251 and OSD-346, the only studies with a</w:t>
+      </w:r>
+      <w:r>
+        <w:t xml:space="preserve"> </w:t>
+      </w:r>
+      <w:r>
+        <w:t xml:space="preserve">within-flight gravity gradient) and reading GeneLab’s Affymetrix tables, which carry AGI</w:t>
+      </w:r>
+      <w:r>
+        <w:t xml:space="preserve"> </w:t>
+      </w:r>
+      <w:r>
+        <w:t xml:space="preserve">loci in a</w:t>
+      </w:r>
+      <w:r>
+        <w:t xml:space="preserve"> </w:t>
+      </w:r>
+      <w:r>
+        <w:rPr>
+          <w:rStyle w:val="VerbatimChar"/>
+        </w:rPr>
+        <w:t xml:space="preserve">TAIR</w:t>
+      </w:r>
+      <w:r>
+        <w:t xml:space="preserve"> </w:t>
+      </w:r>
+      <w:r>
+        <w:t xml:space="preserve">column and so need no probeset mapping. That yields</w:t>
+      </w:r>
+      <w:r>
+        <w:t xml:space="preserve"> </w:t>
+      </w:r>
+      <w:r>
+        <w:t xml:space="preserve">83 contrasts from 39 studies —</w:t>
+      </w:r>
+      <w:r>
+        <w:t xml:space="preserve"> </w:t>
+      </w:r>
+      <w:r>
+        <w:t xml:space="preserve">60 RNA-seq and 23 microarray — of which</w:t>
+      </w:r>
+      <w:r>
+        <w:t xml:space="preserve"> </w:t>
+      </w:r>
+      <w:r>
+        <w:t xml:space="preserve">41 are flight or altered-gravity contrasts spanning</w:t>
+      </w:r>
+      <w:r>
+        <w:t xml:space="preserve"> </w:t>
+      </w:r>
+      <w:r>
+        <w:t xml:space="preserve">14 missions.</w:t>
+      </w:r>
+    </w:p>
+    <w:p>
+      <w:pPr>
+        <w:pStyle w:val="BodyText"/>
+      </w:pPr>
+      <w:r>
+        <w:t xml:space="preserve">Each of 474 DREM transcription factors becomes a feature: its target set</w:t>
+      </w:r>
+      <w:r>
+        <w:t xml:space="preserve"> </w:t>
+      </w:r>
+      <w:r>
+        <w:t xml:space="preserve">scored against the contrast’s fold-change ranking. Mixing platforms is admissible only</w:t>
+      </w:r>
+      <w:r>
+        <w:t xml:space="preserve"> </w:t>
+      </w:r>
+      <w:r>
+        <w:t xml:space="preserve">because the statistic is a within-contrast rank, which carries no platform-specific scale;</w:t>
+      </w:r>
+      <w:r>
+        <w:t xml:space="preserve"> </w:t>
+      </w:r>
+      <w:r>
+        <w:t xml:space="preserve">the classifier below tests that assumption rather than resting on it.</w:t>
+      </w:r>
+    </w:p>
+    <w:p>
+      <w:pPr>
+        <w:pStyle w:val="BodyText"/>
+      </w:pPr>
+      <w:r>
+        <w:t xml:space="preserve">The recovered microarray studies also supply an independent check on the decoder. OSD-320</w:t>
+      </w:r>
+      <w:r>
+        <w:t xml:space="preserve"> </w:t>
+      </w:r>
+      <w:r>
+        <w:t xml:space="preserve">— Affymetrix, never used to build the signature, and excluded from the DREM cohort as</w:t>
+      </w:r>
+      <w:r>
+        <w:t xml:space="preserve"> </w:t>
+      </w:r>
+      <w:r>
+        <w:t xml:space="preserve">cross-platform — scores 14.3 (Cs-137</w:t>
+      </w:r>
+      <w:r>
+        <w:t xml:space="preserve"> </w:t>
+      </w:r>
+      <m:oMath>
+        <m:r>
+          <m:t>γ</m:t>
+        </m:r>
+      </m:oMath>
+      <w:r>
+        <w:t xml:space="preserve">) and 14.0 (Fe-56 ion) on the radiation</w:t>
+      </w:r>
+      <w:r>
+        <w:t xml:space="preserve"> </w:t>
+      </w:r>
+      <w:r>
+        <w:t xml:space="preserve">index, placing it firmly in the radiation-like class. A signature derived entirely from</w:t>
+      </w:r>
+      <w:r>
+        <w:t xml:space="preserve"> </w:t>
+      </w:r>
+      <w:r>
+        <w:t xml:space="preserve">RNA-seq transfers to an unseen platform.</w:t>
+      </w:r>
+    </w:p>
+    <w:bookmarkEnd w:id="56"/>
+    <w:bookmarkStart w:id="57" w:name="X68dc9b374a6b65ba178c9343134f9e294f87d38"/>
+    <w:p>
+      <w:pPr>
+        <w:pStyle w:val="Heading2"/>
+      </w:pPr>
+      <w:r>
+        <w:t xml:space="preserve">No DREM transcription factor is altered in spaceflight</w:t>
+      </w:r>
+    </w:p>
+    <w:p>
+      <w:pPr>
+        <w:pStyle w:val="FirstParagraph"/>
+      </w:pPr>
+      <w:r>
+        <w:t xml:space="preserve">Studies sharing a mission share hardware, launch and ground handling, so contrasts were</w:t>
+      </w:r>
+      <w:r>
+        <w:t xml:space="preserve"> </w:t>
+      </w:r>
+      <w:r>
+        <w:t xml:space="preserve">averaged within mission before testing: the effective</w:t>
+      </w:r>
+      <w:r>
+        <w:t xml:space="preserve"> </w:t>
+      </w:r>
+      <m:oMath>
+        <m:r>
+          <m:t>n</m:t>
+        </m:r>
+      </m:oMath>
+      <w:r>
+        <w:t xml:space="preserve"> </w:t>
+      </w:r>
+      <w:r>
+        <w:t xml:space="preserve">is 14</w:t>
+      </w:r>
+      <w:r>
+        <w:t xml:space="preserve"> </w:t>
+      </w:r>
+      <w:r>
+        <w:t xml:space="preserve">missions, not 41 contrasts.</w:t>
+      </w:r>
+    </w:p>
+    <w:p>
+      <w:pPr>
+        <w:pStyle w:val="BodyText"/>
+      </w:pPr>
+      <w:r>
+        <w:t xml:space="preserve">Of 474 transcription factors,</w:t>
+      </w:r>
+      <w:r>
+        <w:t xml:space="preserve"> </w:t>
+      </w:r>
+      <w:r>
+        <w:rPr>
+          <w:b/>
+          <w:bCs/>
+        </w:rPr>
+        <w:t xml:space="preserve">0</w:t>
+      </w:r>
+      <w:r>
+        <w:t xml:space="preserve"> </w:t>
+      </w:r>
+      <w:r>
+        <w:t xml:space="preserve">show a significant</w:t>
+      </w:r>
+      <w:r>
+        <w:t xml:space="preserve"> </w:t>
+      </w:r>
+      <w:r>
+        <w:t xml:space="preserve">shift in spaceflight at 5% FDR. The result is not an artefact of a powerless test: the</w:t>
+      </w:r>
+      <w:r>
+        <w:t xml:space="preserve"> </w:t>
+      </w:r>
+      <w:r>
+        <w:t xml:space="preserve">same data, same features, same correction find 54 TFs that differ</w:t>
+      </w:r>
+      <w:r>
+        <w:t xml:space="preserve"> </w:t>
+      </w:r>
+      <w:r>
+        <w:t xml:space="preserve">significantly between flight and irradiation. The assay can detect a difference; there is</w:t>
+      </w:r>
+      <w:r>
+        <w:t xml:space="preserve"> </w:t>
+      </w:r>
+      <w:r>
+        <w:t xml:space="preserve">simply no flight effect to detect (Figure </w:t>
+      </w:r>
+      <w:hyperlink w:anchor="fig:tfvolcano">
+        <w:r>
+          <w:rPr>
+            <w:rStyle w:val="Hyperlink"/>
+          </w:rPr>
+          <w:t xml:space="preserve">8</w:t>
+        </w:r>
+      </w:hyperlink>
+      <w:r>
+        <w:t xml:space="preserve">).</w:t>
+      </w:r>
+    </w:p>
+    <w:p>
+      <w:pPr>
+        <w:pStyle w:val="BodyText"/>
+      </w:pPr>
+      <w:r>
+        <w:t xml:space="preserve">SOG1 makes the point most sharply. Its activity under irradiation is</w:t>
+      </w:r>
+      <w:r>
+        <w:t xml:space="preserve"> </w:t>
+      </w:r>
+      <m:oMath>
+        <m:r>
+          <m:t>z</m:t>
+        </m:r>
+        <m:r>
+          <m:rPr>
+            <m:sty m:val="p"/>
+          </m:rPr>
+          <m:t>=</m:t>
+        </m:r>
+        <m:r>
+          <m:t>8.34</m:t>
+        </m:r>
+      </m:oMath>
+      <w:r>
+        <w:t xml:space="preserve">; in</w:t>
+      </w:r>
+      <w:r>
+        <w:t xml:space="preserve"> </w:t>
+      </w:r>
+      <w:r>
+        <w:t xml:space="preserve">spaceflight it is</w:t>
+      </w:r>
+      <w:r>
+        <w:t xml:space="preserve"> </w:t>
+      </w:r>
+      <m:oMath>
+        <m:r>
+          <m:rPr>
+            <m:sty m:val="p"/>
+          </m:rPr>
+          <m:t>−</m:t>
+        </m:r>
+        <m:r>
+          <m:t>0.27</m:t>
+        </m:r>
+      </m:oMath>
+      <w:r>
+        <w:t xml:space="preserve"> </w:t>
+      </w:r>
+      <w:r>
+        <w:t xml:space="preserve">(</w:t>
+      </w:r>
+      <m:oMath>
+        <m:r>
+          <m:t>q</m:t>
+        </m:r>
+        <m:r>
+          <m:rPr>
+            <m:sty m:val="p"/>
+          </m:rPr>
+          <m:t>=</m:t>
+        </m:r>
+        <m:r>
+          <m:t>0.90</m:t>
+        </m:r>
+      </m:oMath>
+      <w:r>
+        <w:t xml:space="preserve">). MYB3R1 runs</w:t>
+      </w:r>
+      <w:r>
+        <w:t xml:space="preserve"> </w:t>
+      </w:r>
+      <m:oMath>
+        <m:r>
+          <m:rPr>
+            <m:sty m:val="p"/>
+          </m:rPr>
+          <m:t>−</m:t>
+        </m:r>
+        <m:r>
+          <m:t>3.77</m:t>
+        </m:r>
+      </m:oMath>
+      <w:r>
+        <w:t xml:space="preserve"> </w:t>
+      </w:r>
+      <w:r>
+        <w:t xml:space="preserve">under irradiation against</w:t>
+      </w:r>
+      <w:r>
+        <w:t xml:space="preserve"> </w:t>
+      </w:r>
+      <m:oMath>
+        <m:r>
+          <m:rPr>
+            <m:sty m:val="p"/>
+          </m:rPr>
+          <m:t>−</m:t>
+        </m:r>
+        <m:r>
+          <m:t>0.32</m:t>
+        </m:r>
+      </m:oMath>
+      <w:r>
+        <w:t xml:space="preserve"> </w:t>
+      </w:r>
+      <w:r>
+        <w:t xml:space="preserve">in flight.</w:t>
+      </w:r>
+    </w:p>
+    <w:p>
+      <w:pPr>
+        <w:pStyle w:val="BodyText"/>
+      </w:pPr>
+      <w:r>
+        <w:t xml:space="preserve">One nuance deserves stating, because it looks like a contradiction and is not. The decoder</w:t>
+      </w:r>
+      <w:r>
+        <w:t xml:space="preserve"> </w:t>
+      </w:r>
+      <w:r>
+        <w:t xml:space="preserve">found the</w:t>
+      </w:r>
+      <w:r>
+        <w:t xml:space="preserve"> </w:t>
+      </w:r>
+      <w:r>
+        <w:rPr>
+          <w:i/>
+          <w:iCs/>
+        </w:rPr>
+        <w:t xml:space="preserve">MYB3R-repressed signature set</w:t>
+      </w:r>
+      <w:r>
+        <w:t xml:space="preserve"> </w:t>
+      </w:r>
+      <w:r>
+        <w:t xml:space="preserve">suppressed in flight, while MYB3R1’s</w:t>
+      </w:r>
+      <w:r>
+        <w:t xml:space="preserve"> </w:t>
+      </w:r>
+      <w:r>
+        <w:t xml:space="preserve">activity here is flat. These are different quantities: the signature set is the</w:t>
+      </w:r>
+      <w:r>
+        <w:t xml:space="preserve"> </w:t>
+      </w:r>
+      <w:r>
+        <w:t xml:space="preserve">283 genes that irradiation represses</w:t>
+      </w:r>
+      <w:r>
+        <w:t xml:space="preserve"> </w:t>
+      </w:r>
+      <w:r>
+        <w:rPr>
+          <w:i/>
+          <w:iCs/>
+        </w:rPr>
+        <w:t xml:space="preserve">and</w:t>
+      </w:r>
+      <w:r>
+        <w:t xml:space="preserve"> </w:t>
+      </w:r>
+      <w:r>
+        <w:t xml:space="preserve">MYB3R1 binds, whereas the</w:t>
+      </w:r>
+      <w:r>
+        <w:t xml:space="preserve"> </w:t>
+      </w:r>
+      <w:r>
+        <w:t xml:space="preserve">TF-activity feature spans MYB3R1’s entire binding repertoire. Spaceflight represses the</w:t>
+      </w:r>
+      <w:r>
+        <w:t xml:space="preserve"> </w:t>
+      </w:r>
+      <w:r>
+        <w:t xml:space="preserve">specific G2/M genes that radiation also represses, without engaging MYB3R1’s broader</w:t>
+      </w:r>
+      <w:r>
+        <w:t xml:space="preserve"> </w:t>
+      </w:r>
+      <w:r>
+        <w:t xml:space="preserve">target set.</w:t>
+      </w:r>
+    </w:p>
+    <w:bookmarkEnd w:id="57"/>
+    <w:bookmarkStart w:id="66" w:name="X7f08f6857f08e08e0311c6d1910bfda96987f2f"/>
+    <w:p>
+      <w:pPr>
+        <w:pStyle w:val="Heading2"/>
+      </w:pPr>
+      <w:r>
+        <w:t xml:space="preserve">Flight and irradiation are separable, and platform is not the reason</w:t>
+      </w:r>
+    </w:p>
+    <w:p>
+      <w:pPr>
+        <w:pStyle w:val="FirstParagraph"/>
+      </w:pPr>
+      <w:r>
+        <w:t xml:space="preserve">A classifier tests whether a multivariate pattern exists that single-TF tests would miss.</w:t>
+      </w:r>
+      <w:r>
+        <w:t xml:space="preserve"> </w:t>
+      </w:r>
+      <w:r>
+        <w:t xml:space="preserve">Under leave-one-mission-out cross-validation across 22 groups, L2-regularised</w:t>
+      </w:r>
+      <w:r>
+        <w:t xml:space="preserve"> </w:t>
+      </w:r>
+      <w:r>
+        <w:t xml:space="preserve">logistic regression separates flight from irradiation contrasts at</w:t>
+      </w:r>
+      <w:r>
+        <w:t xml:space="preserve"> </w:t>
+      </w:r>
+      <w:r>
+        <w:t xml:space="preserve">AUC 0.9927, against a null of 0.4482</w:t>
+      </w:r>
+      <w:r>
+        <w:t xml:space="preserve"> </w:t>
+      </w:r>
+      <m:oMath>
+        <m:r>
+          <m:rPr>
+            <m:sty m:val="p"/>
+          </m:rPr>
+          <m:t>±</m:t>
+        </m:r>
+      </m:oMath>
+      <w:r>
+        <w:t xml:space="preserve"> </w:t>
+      </w:r>
+      <w:r>
+        <w:t xml:space="preserve">0.1662</w:t>
+      </w:r>
+      <w:r>
+        <w:t xml:space="preserve"> </w:t>
+      </w:r>
+      <w:r>
+        <w:t xml:space="preserve">(</w:t>
+      </w:r>
+      <m:oMath>
+        <m:r>
+          <m:t>p</m:t>
+        </m:r>
+        <m:r>
+          <m:rPr>
+            <m:sty m:val="p"/>
+          </m:rPr>
+          <m:t>=</m:t>
+        </m:r>
+        <m:r>
+          <m:t>0.00498</m:t>
+        </m:r>
+        <m:r>
+          <m:t>​</m:t>
+        </m:r>
+      </m:oMath>
+      <w:r>
+        <w:t xml:space="preserve">).</w:t>
+      </w:r>
+    </w:p>
+    <w:p>
+      <w:pPr>
+        <w:pStyle w:val="BodyText"/>
+      </w:pPr>
+      <w:r>
+        <w:t xml:space="preserve">That null had to be rebuilt. Permuting labels</w:t>
+      </w:r>
+      <w:r>
+        <w:t xml:space="preserve"> </w:t>
+      </w:r>
+      <w:r>
+        <w:rPr>
+          <w:i/>
+          <w:iCs/>
+        </w:rPr>
+        <w:t xml:space="preserve">within</w:t>
+      </w:r>
+      <w:r>
+        <w:t xml:space="preserve"> </w:t>
+      </w:r>
+      <w:r>
+        <w:t xml:space="preserve">each mission returned a null</w:t>
+      </w:r>
+      <w:r>
+        <w:t xml:space="preserve"> </w:t>
+      </w:r>
+      <w:r>
+        <w:t xml:space="preserve">AUC of</w:t>
+      </w:r>
+      <w:r>
+        <w:t xml:space="preserve"> </w:t>
+      </w:r>
+      <m:oMath>
+        <m:r>
+          <m:t>0.993</m:t>
+        </m:r>
+        <m:r>
+          <m:rPr>
+            <m:sty m:val="p"/>
+          </m:rPr>
+          <m:t>±</m:t>
+        </m:r>
+        <m:r>
+          <m:t>0.000</m:t>
+        </m:r>
+      </m:oMath>
+      <w:r>
+        <w:t xml:space="preserve"> </w:t>
+      </w:r>
+      <w:r>
+        <w:t xml:space="preserve">— identical to the observed value — because a mission’s label is</w:t>
+      </w:r>
+      <w:r>
+        <w:t xml:space="preserve"> </w:t>
+      </w:r>
+      <w:r>
+        <w:t xml:space="preserve">constant within it, so shuffling inside a group changes nothing. The exchangeable unit in</w:t>
+      </w:r>
+      <w:r>
+        <w:t xml:space="preserve"> </w:t>
+      </w:r>
+      <w:r>
+        <w:t xml:space="preserve">a grouped design with group-constant labels is the group, and permuting the group-to-label</w:t>
+      </w:r>
+      <w:r>
+        <w:t xml:space="preserve"> </w:t>
+      </w:r>
+      <w:r>
+        <w:t xml:space="preserve">assignment gives the null quoted above.</w:t>
+      </w:r>
+    </w:p>
+    <w:p>
+      <w:pPr>
+        <w:pStyle w:val="BodyText"/>
+      </w:pPr>
+      <w:r>
+        <w:t xml:space="preserve">The platform control settles the confound: predicting microarray-versus-RNA-seq from the</w:t>
+      </w:r>
+      <w:r>
+        <w:t xml:space="preserve"> </w:t>
+      </w:r>
+      <w:r>
+        <w:t xml:space="preserve">same features under the same cross-validation gives AUC 0.4463, at or below</w:t>
+      </w:r>
+      <w:r>
+        <w:t xml:space="preserve"> </w:t>
+      </w:r>
+      <w:r>
+        <w:t xml:space="preserve">chance (Figure </w:t>
+      </w:r>
+      <w:hyperlink w:anchor="fig:classifier">
+        <w:r>
+          <w:rPr>
+            <w:rStyle w:val="Hyperlink"/>
+          </w:rPr>
+          <w:t xml:space="preserve">7</w:t>
+        </w:r>
+      </w:hyperlink>
+      <w:r>
+        <w:t xml:space="preserve">). The separation is biological, not technical.</w:t>
+      </w:r>
+    </w:p>
+    <w:bookmarkStart w:id="61" w:name="fig:classifier"/>
+    <w:p>
+      <w:pPr>
+        <w:pStyle w:val="CaptionedFigure"/>
+      </w:pPr>
+      <w:r>
+        <w:drawing>
+          <wp:inline>
+            <wp:extent cx="3307080" cy="2050232"/>
+            <wp:effectExtent b="0" l="0" r="0" t="0"/>
+            <wp:docPr descr="" title="" id="59" name="Picture"/>
+            <a:graphic>
+              <a:graphicData uri="http://schemas.openxmlformats.org/drawingml/2006/picture">
+                <pic:pic>
+                  <pic:nvPicPr>
+                    <pic:cNvPr descr="../figures/fig9_classifier.png" id="60" name="Picture"/>
+                    <pic:cNvPicPr>
+                      <a:picLocks noChangeArrowheads="1" noChangeAspect="1"/>
+                    </pic:cNvPicPr>
+                  </pic:nvPicPr>
+                  <pic:blipFill>
+                    <a:blip r:embed="rId58"/>
+                    <a:stretch>
+                      <a:fillRect/>
+                    </a:stretch>
+                  </pic:blipFill>
+                  <pic:spPr bwMode="auto">
+                    <a:xfrm>
+                      <a:off x="0" y="0"/>
+                      <a:ext cx="3307080" cy="2050232"/>
+                    </a:xfrm>
+                    <a:prstGeom prst="rect">
+                      <a:avLst/>
+                    </a:prstGeom>
+                    <a:noFill/>
+                    <a:ln w="9525">
+                      <a:noFill/>
+                      <a:headEnd/>
+                      <a:tailEnd/>
+                    </a:ln>
+                  </pic:spPr>
+                </pic:pic>
+              </a:graphicData>
+            </a:graphic>
+          </wp:inline>
+        </w:drawing>
+      </w:r>
+    </w:p>
+    <w:p>
+      <w:pPr>
+        <w:pStyle w:val="ImageCaption"/>
+      </w:pPr>
+      <w:r>
+        <w:t xml:space="preserve">Leave-one-mission-out classification of flight versus irradiation on TF activity,</w:t>
+      </w:r>
+      <w:r>
+        <w:t xml:space="preserve"> </w:t>
+      </w:r>
+      <w:r>
+        <w:t xml:space="preserve">with the group-permutation null and the platform control.</w:t>
+      </w:r>
+    </w:p>
+    <w:bookmarkEnd w:id="61"/>
+    <w:bookmarkStart w:id="65" w:name="fig:tfvolcano"/>
+    <w:p>
+      <w:pPr>
+        <w:pStyle w:val="CaptionedFigure"/>
+      </w:pPr>
+      <w:r>
+        <w:drawing>
+          <wp:inline>
+            <wp:extent cx="3840480" cy="2582243"/>
+            <wp:effectExtent b="0" l="0" r="0" t="0"/>
+            <wp:docPr descr="" title="" id="63" name="Picture"/>
+            <a:graphic>
+              <a:graphicData uri="http://schemas.openxmlformats.org/drawingml/2006/picture">
+                <pic:pic>
+                  <pic:nvPicPr>
+                    <pic:cNvPr descr="../figures/fig8_tf_flight_vs_radiation.png" id="64" name="Picture"/>
+                    <pic:cNvPicPr>
+                      <a:picLocks noChangeArrowheads="1" noChangeAspect="1"/>
+                    </pic:cNvPicPr>
+                  </pic:nvPicPr>
+                  <pic:blipFill>
+                    <a:blip r:embed="rId62"/>
+                    <a:stretch>
+                      <a:fillRect/>
+                    </a:stretch>
+                  </pic:blipFill>
+                  <pic:spPr bwMode="auto">
+                    <a:xfrm>
+                      <a:off x="0" y="0"/>
+                      <a:ext cx="3840480" cy="2582243"/>
+                    </a:xfrm>
+                    <a:prstGeom prst="rect">
+                      <a:avLst/>
+                    </a:prstGeom>
+                    <a:noFill/>
+                    <a:ln w="9525">
+                      <a:noFill/>
+                      <a:headEnd/>
+                      <a:tailEnd/>
+                    </a:ln>
+                  </pic:spPr>
+                </pic:pic>
+              </a:graphicData>
+            </a:graphic>
+          </wp:inline>
+        </w:drawing>
+      </w:r>
+    </w:p>
+    <w:p>
+      <w:pPr>
+        <w:pStyle w:val="ImageCaption"/>
+      </w:pPr>
+      <w:r>
+        <w:t xml:space="preserve">Per-TF activity under irradiation against spaceflight. Points on the diagonal</w:t>
+      </w:r>
+      <w:r>
+        <w:t xml:space="preserve"> </w:t>
+      </w:r>
+      <w:r>
+        <w:t xml:space="preserve">would respond equally to both; the DREM regulators sit far off it, responding to radiation</w:t>
+      </w:r>
+      <w:r>
+        <w:t xml:space="preserve"> </w:t>
+      </w:r>
+      <w:r>
+        <w:t xml:space="preserve">and not to flight.</w:t>
+      </w:r>
+    </w:p>
+    <w:bookmarkEnd w:id="65"/>
+    <w:bookmarkEnd w:id="66"/>
+    <w:bookmarkStart w:id="75" w:name="X43b1eccb96c59d2eb0201f17d36012018746b74"/>
+    <w:p>
+      <w:pPr>
+        <w:pStyle w:val="Heading2"/>
+      </w:pPr>
+      <w:r>
+        <w:t xml:space="preserve">Spaceflight is not a time-shifted radiation response</w:t>
+      </w:r>
+    </w:p>
+    <w:p>
+      <w:pPr>
+        <w:pStyle w:val="FirstParagraph"/>
+      </w:pPr>
+      <w:r>
+        <w:t xml:space="preserve">The last question is whether flight resembles</w:t>
+      </w:r>
+      <w:r>
+        <w:t xml:space="preserve"> </w:t>
+      </w:r>
+      <w:r>
+        <w:rPr>
+          <w:i/>
+          <w:iCs/>
+        </w:rPr>
+        <w:t xml:space="preserve">any</w:t>
+      </w:r>
+      <w:r>
+        <w:t xml:space="preserve"> </w:t>
+      </w:r>
+      <w:r>
+        <w:t xml:space="preserve">phase of the radiation</w:t>
+      </w:r>
+      <w:r>
+        <w:t xml:space="preserve"> </w:t>
+      </w:r>
+      <w:r>
+        <w:t xml:space="preserve">trajectory. Each of the eight DREM timepoints has a TF-activity profile built exactly as</w:t>
+      </w:r>
+      <w:r>
+        <w:t xml:space="preserve"> </w:t>
+      </w:r>
+      <w:r>
+        <w:t xml:space="preserve">the query contrasts are, and every contrast is correlated against all eight.</w:t>
+      </w:r>
+    </w:p>
+    <w:p>
+      <w:pPr>
+        <w:pStyle w:val="BodyText"/>
+      </w:pPr>
+      <w:r>
+        <w:t xml:space="preserve">The irradiation contrasts calibrate the method and pass: their mean correlation rises to a</w:t>
+      </w:r>
+      <w:r>
+        <w:t xml:space="preserve"> </w:t>
+      </w:r>
+      <w:r>
+        <w:t xml:space="preserve">clear peak of 0.4955 at 45 min and decays either side, with</w:t>
+      </w:r>
+      <w:r>
+        <w:t xml:space="preserve"> </w:t>
+      </w:r>
+      <w:r>
+        <w:t xml:space="preserve">88% of individual best-matching timepoints falling at or beside that peak</w:t>
+      </w:r>
+      <w:r>
+        <w:t xml:space="preserve"> </w:t>
+      </w:r>
+      <w:r>
+        <w:t xml:space="preserve">(Figure </w:t>
+      </w:r>
+      <w:hyperlink w:anchor="fig:projection">
+        <w:r>
+          <w:rPr>
+            <w:rStyle w:val="Hyperlink"/>
+          </w:rPr>
+          <w:t xml:space="preserve">9</w:t>
+        </w:r>
+      </w:hyperlink>
+      <w:r>
+        <w:t xml:space="preserve">).</w:t>
+      </w:r>
+    </w:p>
+    <w:p>
+      <w:pPr>
+        <w:pStyle w:val="BodyText"/>
+      </w:pPr>
+      <w:r>
+        <w:t xml:space="preserve">Flight contrasts are flat. Their mean profile peaks at 0.0824 with a total</w:t>
+      </w:r>
+      <w:r>
+        <w:t xml:space="preserve"> </w:t>
+      </w:r>
+      <w:r>
+        <w:t xml:space="preserve">range of 0.1157 across the whole trajectory, and only</w:t>
+      </w:r>
+      <w:r>
+        <w:t xml:space="preserve"> </w:t>
+      </w:r>
+      <w:r>
+        <w:t xml:space="preserve">46% of their best-matching timepoints land near that nominal peak —</w:t>
+      </w:r>
+      <w:r>
+        <w:t xml:space="preserve"> </w:t>
+      </w:r>
+      <w:r>
+        <w:t xml:space="preserve">the signature of an argmax taken over noise.</w:t>
+      </w:r>
+    </w:p>
+    <w:p>
+      <w:pPr>
+        <w:pStyle w:val="BodyText"/>
+      </w:pPr>
+      <w:r>
+        <w:t xml:space="preserve">A per-contrast shuffle test would have reported this differently, passing 26 of 35 flight</w:t>
+      </w:r>
+      <w:r>
+        <w:t xml:space="preserve"> </w:t>
+      </w:r>
+      <w:r>
+        <w:t xml:space="preserve">contrasts, because a single noisy contrast can beat its own shuffled null by chance. It is</w:t>
+      </w:r>
+      <w:r>
+        <w:t xml:space="preserve"> </w:t>
+      </w:r>
+      <w:r>
+        <w:t xml:space="preserve">reported here as too permissive to be read alone; what separates signal from noise is the</w:t>
+      </w:r>
+      <w:r>
+        <w:t xml:space="preserve"> </w:t>
+      </w:r>
+      <w:r>
+        <w:t xml:space="preserve">height and shape of the mean profile, and whether the argmaxes concentrate at its peak.</w:t>
+      </w:r>
+    </w:p>
+    <w:p>
+      <w:pPr>
+        <w:pStyle w:val="BodyText"/>
+      </w:pPr>
+      <w:r>
+        <w:t xml:space="preserve">Spaceflight, in this corpus, is not an attenuated or delayed radiation response. It is a</w:t>
+      </w:r>
+      <w:r>
+        <w:t xml:space="preserve"> </w:t>
+      </w:r>
+      <w:r>
+        <w:t xml:space="preserve">different transcriptional state.</w:t>
+      </w:r>
+    </w:p>
+    <w:bookmarkStart w:id="70" w:name="fig:projection"/>
+    <w:p>
+      <w:pPr>
+        <w:pStyle w:val="CaptionedFigure"/>
+      </w:pPr>
+      <w:r>
+        <w:drawing>
+          <wp:inline>
+            <wp:extent cx="3627120" cy="2222725"/>
+            <wp:effectExtent b="0" l="0" r="0" t="0"/>
+            <wp:docPr descr="" title="" id="68" name="Picture"/>
+            <a:graphic>
+              <a:graphicData uri="http://schemas.openxmlformats.org/drawingml/2006/picture">
+                <pic:pic>
+                  <pic:nvPicPr>
+                    <pic:cNvPr descr="../figures/fig10_drem_projection.png" id="69" name="Picture"/>
+                    <pic:cNvPicPr>
+                      <a:picLocks noChangeArrowheads="1" noChangeAspect="1"/>
+                    </pic:cNvPicPr>
+                  </pic:nvPicPr>
+                  <pic:blipFill>
+                    <a:blip r:embed="rId67"/>
+                    <a:stretch>
+                      <a:fillRect/>
+                    </a:stretch>
+                  </pic:blipFill>
+                  <pic:spPr bwMode="auto">
+                    <a:xfrm>
+                      <a:off x="0" y="0"/>
+                      <a:ext cx="3627120" cy="2222725"/>
+                    </a:xfrm>
+                    <a:prstGeom prst="rect">
+                      <a:avLst/>
+                    </a:prstGeom>
+                    <a:noFill/>
+                    <a:ln w="9525">
+                      <a:noFill/>
+                      <a:headEnd/>
+                      <a:tailEnd/>
+                    </a:ln>
+                  </pic:spPr>
+                </pic:pic>
+              </a:graphicData>
+            </a:graphic>
+          </wp:inline>
+        </w:drawing>
+      </w:r>
+    </w:p>
+    <w:p>
+      <w:pPr>
+        <w:pStyle w:val="ImageCaption"/>
+      </w:pPr>
+      <w:r>
+        <w:t xml:space="preserve">Projection onto the DREM radiation trajectory. Irradiation contrasts trace a</w:t>
+      </w:r>
+      <w:r>
+        <w:t xml:space="preserve"> </w:t>
+      </w:r>
+      <w:r>
+        <w:t xml:space="preserve">peaked profile; spaceflight contrasts are flat across the whole time course. Bands are</w:t>
+      </w:r>
+      <w:r>
+        <w:t xml:space="preserve"> </w:t>
+      </w:r>
+      <w:r>
+        <w:t xml:space="preserve">standard errors.</w:t>
+      </w:r>
+    </w:p>
+    <w:bookmarkEnd w:id="70"/>
+    <w:bookmarkStart w:id="74" w:name="fig:tfheatmap"/>
+    <w:p>
+      <w:pPr>
+        <w:pStyle w:val="CaptionedFigure"/>
+      </w:pPr>
+      <w:r>
+        <w:drawing>
+          <wp:inline>
+            <wp:extent cx="5334000" cy="3133544"/>
+            <wp:effectExtent b="0" l="0" r="0" t="0"/>
+            <wp:docPr descr="" title="" id="72" name="Picture"/>
+            <a:graphic>
+              <a:graphicData uri="http://schemas.openxmlformats.org/drawingml/2006/picture">
+                <pic:pic>
+                  <pic:nvPicPr>
+                    <pic:cNvPr descr="../figures/fig7_tf_activity_heatmap.png" id="73" name="Picture"/>
+                    <pic:cNvPicPr>
+                      <a:picLocks noChangeArrowheads="1" noChangeAspect="1"/>
+                    </pic:cNvPicPr>
+                  </pic:nvPicPr>
+                  <pic:blipFill>
+                    <a:blip r:embed="rId71"/>
+                    <a:stretch>
+                      <a:fillRect/>
+                    </a:stretch>
+                  </pic:blipFill>
+                  <pic:spPr bwMode="auto">
+                    <a:xfrm>
+                      <a:off x="0" y="0"/>
+                      <a:ext cx="5334000" cy="3133544"/>
+                    </a:xfrm>
+                    <a:prstGeom prst="rect">
+                      <a:avLst/>
+                    </a:prstGeom>
+                    <a:noFill/>
+                    <a:ln w="9525">
+                      <a:noFill/>
+                      <a:headEnd/>
+                      <a:tailEnd/>
+                    </a:ln>
+                  </pic:spPr>
+                </pic:pic>
+              </a:graphicData>
+            </a:graphic>
+          </wp:inline>
+        </w:drawing>
+      </w:r>
+    </w:p>
+    <w:p>
+      <w:pPr>
+        <w:pStyle w:val="ImageCaption"/>
+      </w:pPr>
+      <w:r>
+        <w:t xml:space="preserve">TF activity across flight and irradiation contrasts for the 40 most variable</w:t>
+      </w:r>
+      <w:r>
+        <w:t xml:space="preserve"> </w:t>
+      </w:r>
+      <w:r>
+        <w:t xml:space="preserve">transcription factors, ordered with flight contrasts above the rule and irradiation</w:t>
+      </w:r>
+      <w:r>
+        <w:t xml:space="preserve"> </w:t>
+      </w:r>
+      <w:r>
+        <w:t xml:space="preserve">below.</w:t>
+      </w:r>
+    </w:p>
+    <w:bookmarkEnd w:id="74"/>
+    <w:bookmarkEnd w:id="75"/>
+    <w:bookmarkStart w:id="77" w:name="comparison-with-the-published-model"/>
+    <w:p>
+      <w:pPr>
+        <w:pStyle w:val="Heading2"/>
+      </w:pPr>
+      <w:r>
         <w:t xml:space="preserve">Comparison with the published model</w:t>
       </w:r>
     </w:p>
@@ -5468,7 +6820,7 @@
         <w:t xml:space="preserve">one, and DREM’s node count responds to both. The comparison is reported for calibration.</w:t>
       </w:r>
     </w:p>
-    <w:bookmarkStart w:id="55" w:name="tab:cohorts"/>
+    <w:bookmarkStart w:id="76" w:name="tab:cohorts"/>
     <w:p>
       <w:pPr>
         <w:pStyle w:val="TableCaption"/>
@@ -5652,10 +7004,10 @@
         </w:tc>
       </w:tr>
     </w:tbl>
-    <w:bookmarkEnd w:id="55"/>
-    <w:bookmarkEnd w:id="56"/>
-    <w:bookmarkEnd w:id="57"/>
-    <w:bookmarkStart w:id="59" w:name="discussion"/>
+    <w:bookmarkEnd w:id="76"/>
+    <w:bookmarkEnd w:id="77"/>
+    <w:bookmarkEnd w:id="78"/>
+    <w:bookmarkStart w:id="80" w:name="discussion"/>
     <w:p>
       <w:pPr>
         <w:pStyle w:val="Heading1"/>
@@ -5840,7 +7192,100 @@
         <w:t xml:space="preserve">information exists.</w:t>
       </w:r>
     </w:p>
-    <w:bookmarkStart w:id="58" w:name="limitations"/>
+    <w:p>
+      <w:pPr>
+        <w:pStyle w:val="BodyText"/>
+      </w:pPr>
+      <w:r>
+        <w:t xml:space="preserve">The spaceflight analysis sharpens what the decoder could only suggest. No DREM</w:t>
+      </w:r>
+      <w:r>
+        <w:t xml:space="preserve"> </w:t>
+      </w:r>
+      <w:r>
+        <w:t xml:space="preserve">transcription factor is significantly altered in flight, while 54</w:t>
+      </w:r>
+      <w:r>
+        <w:t xml:space="preserve"> </w:t>
+      </w:r>
+      <w:r>
+        <w:t xml:space="preserve">differ significantly between flight and irradiation and a classifier separates the two at</w:t>
+      </w:r>
+      <w:r>
+        <w:t xml:space="preserve"> </w:t>
+      </w:r>
+      <w:r>
+        <w:t xml:space="preserve">AUC 0.9927 — so the absence is a measurement, not a limit of power. Nor is flight a</w:t>
+      </w:r>
+      <w:r>
+        <w:t xml:space="preserve"> </w:t>
+      </w:r>
+      <w:r>
+        <w:t xml:space="preserve">time-shifted radiation response: irradiation traces the DREM trajectory to a peak at</w:t>
+      </w:r>
+      <w:r>
+        <w:t xml:space="preserve"> </w:t>
+      </w:r>
+      <w:r>
+        <w:t xml:space="preserve">45 min while flight is flat across it.</w:t>
+      </w:r>
+    </w:p>
+    <w:p>
+      <w:pPr>
+        <w:pStyle w:val="BodyText"/>
+      </w:pPr>
+      <w:r>
+        <w:t xml:space="preserve">That matters for how spaceflight radiation risk is inferred from transcriptomics. The</w:t>
+      </w:r>
+      <w:r>
+        <w:t xml:space="preserve"> </w:t>
+      </w:r>
+      <w:r>
+        <w:t xml:space="preserve">ionising dose accumulated in low Earth orbit over these missions does not produce the</w:t>
+      </w:r>
+      <w:r>
+        <w:t xml:space="preserve"> </w:t>
+      </w:r>
+      <w:r>
+        <w:t xml:space="preserve">transcriptional signature that acute</w:t>
+      </w:r>
+      <w:r>
+        <w:t xml:space="preserve"> </w:t>
+      </w:r>
+      <m:oMath>
+        <m:r>
+          <m:t>γ</m:t>
+        </m:r>
+      </m:oMath>
+      <w:r>
+        <w:t xml:space="preserve">-irradiation produces in the same species and</w:t>
+      </w:r>
+      <w:r>
+        <w:t xml:space="preserve"> </w:t>
+      </w:r>
+      <w:r>
+        <w:t xml:space="preserve">the same tissue, at any point on a trajectory spanning 10 minutes to 24 hours. Absence of</w:t>
+      </w:r>
+      <w:r>
+        <w:t xml:space="preserve"> </w:t>
+      </w:r>
+      <w:r>
+        <w:t xml:space="preserve">the signature is not absence of damage — transcription is a poor dosimeter at low dose</w:t>
+      </w:r>
+      <w:r>
+        <w:t xml:space="preserve"> </w:t>
+      </w:r>
+      <w:r>
+        <w:t xml:space="preserve">rates, and our own decoder fails to detect 10 cGy delivered acutely — but it does bound</w:t>
+      </w:r>
+      <w:r>
+        <w:t xml:space="preserve"> </w:t>
+      </w:r>
+      <w:r>
+        <w:t xml:space="preserve">what a transcriptomic radiation biomarker can be expected to report from a LEO mission.</w:t>
+      </w:r>
+    </w:p>
+    <w:bookmarkStart w:id="79" w:name="limitations"/>
     <w:p>
       <w:pPr>
         <w:pStyle w:val="Heading2"/>
@@ -5938,6 +7383,58 @@
       </w:r>
       <w:r>
         <w:t xml:space="preserve">not equivalent to a MACS analysis of the raw reads.</w:t>
+      </w:r>
+    </w:p>
+    <w:p>
+      <w:pPr>
+        <w:pStyle w:val="BodyText"/>
+      </w:pPr>
+      <w:r>
+        <w:t xml:space="preserve">The spaceflight corpus is Arabidopsis-only, and not by choice: Ensembl returns no</w:t>
+      </w:r>
+      <w:r>
+        <w:t xml:space="preserve"> </w:t>
+      </w:r>
+      <w:r>
+        <w:t xml:space="preserve">Arabidopsis-to-mouse orthologues for SOG1, MYB3R1 or E2F3, plant and vertebrate Compara</w:t>
+      </w:r>
+      <w:r>
+        <w:t xml:space="preserve"> </w:t>
+      </w:r>
+      <w:r>
+        <w:t xml:space="preserve">being separate databases, and SOG1 is a plant-specific NAC with no animal homolog. The</w:t>
+      </w:r>
+      <w:r>
+        <w:t xml:space="preserve"> </w:t>
+      </w:r>
+      <w:r>
+        <w:t xml:space="preserve">132 mouse and 29 human spaceflight studies in OSDR cannot be scored on these regulators.</w:t>
+      </w:r>
+    </w:p>
+    <w:p>
+      <w:pPr>
+        <w:pStyle w:val="BodyText"/>
+      </w:pPr>
+      <w:r>
+        <w:t xml:space="preserve">The effective sample size for the flight analysis is 14 missions,</w:t>
+      </w:r>
+      <w:r>
+        <w:t xml:space="preserve"> </w:t>
+      </w:r>
+      <w:r>
+        <w:t xml:space="preserve">several contributing a single study. TF target sets also overlap heavily, so a coefficient</w:t>
+      </w:r>
+      <w:r>
+        <w:t xml:space="preserve"> </w:t>
+      </w:r>
+      <w:r>
+        <w:t xml:space="preserve">or an activity score identifies a target set rather than a transcription factor acting</w:t>
+      </w:r>
+      <w:r>
+        <w:t xml:space="preserve"> </w:t>
+      </w:r>
+      <w:r>
+        <w:t xml:space="preserve">alone.</w:t>
       </w:r>
     </w:p>
     <w:p>
@@ -5981,9 +7478,9 @@
         <w:t xml:space="preserve">an R installation.</w:t>
       </w:r>
     </w:p>
-    <w:bookmarkEnd w:id="58"/>
-    <w:bookmarkEnd w:id="59"/>
-    <w:bookmarkStart w:id="90" w:name="data-and-code-availability"/>
+    <w:bookmarkEnd w:id="79"/>
+    <w:bookmarkEnd w:id="80"/>
+    <w:bookmarkStart w:id="111" w:name="data-and-code-availability"/>
     <w:p>
       <w:pPr>
         <w:pStyle w:val="Heading1"/>
@@ -6002,7 +7499,7 @@
       <w:r>
         <w:t xml:space="preserve"> </w:t>
       </w:r>
-      <w:hyperlink r:id="rId60">
+      <w:hyperlink r:id="rId81">
         <w:r>
           <w:rPr>
             <w:rStyle w:val="Hyperlink"/>
@@ -6164,8 +7661,8 @@
         <w:t xml:space="preserve">pipeline.</w:t>
       </w:r>
     </w:p>
-    <w:bookmarkStart w:id="89" w:name="refs"/>
-    <w:bookmarkStart w:id="62" w:name="ref-berardini2015tair"/>
+    <w:bookmarkStart w:id="110" w:name="refs"/>
+    <w:bookmarkStart w:id="83" w:name="ref-berardini2015tair"/>
     <w:p>
       <w:pPr>
         <w:pStyle w:val="Bibliography"/>
@@ -6210,7 +7707,7 @@
       <w:r>
         <w:t xml:space="preserve"> </w:t>
       </w:r>
-      <w:hyperlink r:id="rId61">
+      <w:hyperlink r:id="rId82">
         <w:r>
           <w:rPr>
             <w:rStyle w:val="Hyperlink"/>
@@ -6222,8 +7719,8 @@
         <w:t xml:space="preserve">.</w:t>
       </w:r>
     </w:p>
-    <w:bookmarkEnd w:id="62"/>
-    <w:bookmarkStart w:id="64" w:name="ref-bourbousse2018sog1"/>
+    <w:bookmarkEnd w:id="83"/>
+    <w:bookmarkStart w:id="85" w:name="ref-bourbousse2018sog1"/>
     <w:p>
       <w:pPr>
         <w:pStyle w:val="Bibliography"/>
@@ -6256,7 +7753,7 @@
       <w:r>
         <w:t xml:space="preserve"> </w:t>
       </w:r>
-      <w:hyperlink r:id="rId63">
+      <w:hyperlink r:id="rId84">
         <w:r>
           <w:rPr>
             <w:rStyle w:val="Hyperlink"/>
@@ -6268,8 +7765,8 @@
         <w:t xml:space="preserve">.</w:t>
       </w:r>
     </w:p>
-    <w:bookmarkEnd w:id="64"/>
-    <w:bookmarkStart w:id="66" w:name="ref-brooks2021connectf"/>
+    <w:bookmarkEnd w:id="85"/>
+    <w:bookmarkStart w:id="87" w:name="ref-brooks2021connectf"/>
     <w:p>
       <w:pPr>
         <w:pStyle w:val="Bibliography"/>
@@ -6302,7 +7799,7 @@
       <w:r>
         <w:t xml:space="preserve"> </w:t>
       </w:r>
-      <w:hyperlink r:id="rId65">
+      <w:hyperlink r:id="rId86">
         <w:r>
           <w:rPr>
             <w:rStyle w:val="Hyperlink"/>
@@ -6314,8 +7811,8 @@
         <w:t xml:space="preserve">.</w:t>
       </w:r>
     </w:p>
-    <w:bookmarkEnd w:id="66"/>
-    <w:bookmarkStart w:id="68" w:name="ref-ding2018idrem"/>
+    <w:bookmarkEnd w:id="87"/>
+    <w:bookmarkStart w:id="89" w:name="ref-ding2018idrem"/>
     <w:p>
       <w:pPr>
         <w:pStyle w:val="Bibliography"/>
@@ -6348,7 +7845,7 @@
       <w:r>
         <w:t xml:space="preserve"> </w:t>
       </w:r>
-      <w:hyperlink r:id="rId67">
+      <w:hyperlink r:id="rId88">
         <w:r>
           <w:rPr>
             <w:rStyle w:val="Hyperlink"/>
@@ -6360,8 +7857,8 @@
         <w:t xml:space="preserve">.</w:t>
       </w:r>
     </w:p>
-    <w:bookmarkEnd w:id="68"/>
-    <w:bookmarkStart w:id="70" w:name="ref-dremsoftware"/>
+    <w:bookmarkEnd w:id="89"/>
+    <w:bookmarkStart w:id="91" w:name="ref-dremsoftware"/>
     <w:p>
       <w:pPr>
         <w:pStyle w:val="Bibliography"/>
@@ -6379,7 +7876,7 @@
       <w:r>
         <w:t xml:space="preserve"> </w:t>
       </w:r>
-      <w:hyperlink r:id="rId69">
+      <w:hyperlink r:id="rId90">
         <w:r>
           <w:rPr>
             <w:rStyle w:val="Hyperlink"/>
@@ -6391,8 +7888,8 @@
         <w:t xml:space="preserve">; Ernst Lab.</w:t>
       </w:r>
     </w:p>
-    <w:bookmarkEnd w:id="70"/>
-    <w:bookmarkStart w:id="72" w:name="ref-ernst2007drem"/>
+    <w:bookmarkEnd w:id="91"/>
+    <w:bookmarkStart w:id="93" w:name="ref-ernst2007drem"/>
     <w:p>
       <w:pPr>
         <w:pStyle w:val="Bibliography"/>
@@ -6425,7 +7922,7 @@
       <w:r>
         <w:t xml:space="preserve"> </w:t>
       </w:r>
-      <w:hyperlink r:id="rId71">
+      <w:hyperlink r:id="rId92">
         <w:r>
           <w:rPr>
             <w:rStyle w:val="Hyperlink"/>
@@ -6437,8 +7934,8 @@
         <w:t xml:space="preserve">.</w:t>
       </w:r>
     </w:p>
-    <w:bookmarkEnd w:id="72"/>
-    <w:bookmarkStart w:id="74" w:name="ref-geo_gse112529"/>
+    <w:bookmarkEnd w:id="93"/>
+    <w:bookmarkStart w:id="95" w:name="ref-geo_gse112529"/>
     <w:p>
       <w:pPr>
         <w:pStyle w:val="Bibliography"/>
@@ -6456,7 +7953,7 @@
       <w:r>
         <w:t xml:space="preserve"> </w:t>
       </w:r>
-      <w:hyperlink r:id="rId73">
+      <w:hyperlink r:id="rId94">
         <w:r>
           <w:rPr>
             <w:rStyle w:val="Hyperlink"/>
@@ -6468,8 +7965,8 @@
         <w:t xml:space="preserve">; NCBI.</w:t>
       </w:r>
     </w:p>
-    <w:bookmarkEnd w:id="74"/>
-    <w:bookmarkStart w:id="76" w:name="ref-geo_gse226097"/>
+    <w:bookmarkEnd w:id="95"/>
+    <w:bookmarkStart w:id="97" w:name="ref-geo_gse226097"/>
     <w:p>
       <w:pPr>
         <w:pStyle w:val="Bibliography"/>
@@ -6487,7 +7984,7 @@
       <w:r>
         <w:t xml:space="preserve"> </w:t>
       </w:r>
-      <w:hyperlink r:id="rId75">
+      <w:hyperlink r:id="rId96">
         <w:r>
           <w:rPr>
             <w:rStyle w:val="Hyperlink"/>
@@ -6499,8 +7996,8 @@
         <w:t xml:space="preserve">; NCBI.</w:t>
       </w:r>
     </w:p>
-    <w:bookmarkEnd w:id="76"/>
-    <w:bookmarkStart w:id="78" w:name="ref-geo_gse60143"/>
+    <w:bookmarkEnd w:id="97"/>
+    <w:bookmarkStart w:id="99" w:name="ref-geo_gse60143"/>
     <w:p>
       <w:pPr>
         <w:pStyle w:val="Bibliography"/>
@@ -6518,7 +8015,7 @@
       <w:r>
         <w:t xml:space="preserve"> </w:t>
       </w:r>
-      <w:hyperlink r:id="rId77">
+      <w:hyperlink r:id="rId98">
         <w:r>
           <w:rPr>
             <w:rStyle w:val="Hyperlink"/>
@@ -6530,8 +8027,8 @@
         <w:t xml:space="preserve">; NCBI.</w:t>
       </w:r>
     </w:p>
-    <w:bookmarkEnd w:id="78"/>
-    <w:bookmarkStart w:id="80" w:name="ref-lee2023atlas"/>
+    <w:bookmarkEnd w:id="99"/>
+    <w:bookmarkStart w:id="101" w:name="ref-lee2023atlas"/>
     <w:p>
       <w:pPr>
         <w:pStyle w:val="Bibliography"/>
@@ -6555,7 +8052,7 @@
       <w:r>
         <w:t xml:space="preserve"> </w:t>
       </w:r>
-      <w:hyperlink r:id="rId79">
+      <w:hyperlink r:id="rId100">
         <w:r>
           <w:rPr>
             <w:rStyle w:val="Hyperlink"/>
@@ -6567,8 +8064,8 @@
         <w:t xml:space="preserve">.</w:t>
       </w:r>
     </w:p>
-    <w:bookmarkEnd w:id="80"/>
-    <w:bookmarkStart w:id="82" w:name="ref-osdr"/>
+    <w:bookmarkEnd w:id="101"/>
+    <w:bookmarkStart w:id="103" w:name="ref-osdr"/>
     <w:p>
       <w:pPr>
         <w:pStyle w:val="Bibliography"/>
@@ -6586,7 +8083,7 @@
       <w:r>
         <w:t xml:space="preserve"> </w:t>
       </w:r>
-      <w:hyperlink r:id="rId81">
+      <w:hyperlink r:id="rId102">
         <w:r>
           <w:rPr>
             <w:rStyle w:val="Hyperlink"/>
@@ -6598,8 +8095,8 @@
         <w:t xml:space="preserve">; NASA.</w:t>
       </w:r>
     </w:p>
-    <w:bookmarkEnd w:id="82"/>
-    <w:bookmarkStart w:id="84" w:name="ref-omalley2016cistrome"/>
+    <w:bookmarkEnd w:id="103"/>
+    <w:bookmarkStart w:id="105" w:name="ref-omalley2016cistrome"/>
     <w:p>
       <w:pPr>
         <w:pStyle w:val="Bibliography"/>
@@ -6632,7 +8129,7 @@
       <w:r>
         <w:t xml:space="preserve"> </w:t>
       </w:r>
-      <w:hyperlink r:id="rId83">
+      <w:hyperlink r:id="rId104">
         <w:r>
           <w:rPr>
             <w:rStyle w:val="Hyperlink"/>
@@ -6644,8 +8141,8 @@
         <w:t xml:space="preserve">.</w:t>
       </w:r>
     </w:p>
-    <w:bookmarkEnd w:id="84"/>
-    <w:bookmarkStart w:id="86" w:name="ref-schulz2012drem2"/>
+    <w:bookmarkEnd w:id="105"/>
+    <w:bookmarkStart w:id="107" w:name="ref-schulz2012drem2"/>
     <w:p>
       <w:pPr>
         <w:pStyle w:val="Bibliography"/>
@@ -6678,7 +8175,7 @@
       <w:r>
         <w:t xml:space="preserve"> </w:t>
       </w:r>
-      <w:hyperlink r:id="rId85">
+      <w:hyperlink r:id="rId106">
         <w:r>
           <w:rPr>
             <w:rStyle w:val="Hyperlink"/>
@@ -6690,8 +8187,8 @@
         <w:t xml:space="preserve">.</w:t>
       </w:r>
     </w:p>
-    <w:bookmarkEnd w:id="86"/>
-    <w:bookmarkStart w:id="88" w:name="ref-yoshiyama2009sog1"/>
+    <w:bookmarkEnd w:id="107"/>
+    <w:bookmarkStart w:id="109" w:name="ref-yoshiyama2009sog1"/>
     <w:p>
       <w:pPr>
         <w:pStyle w:val="Bibliography"/>
@@ -6724,7 +8221,7 @@
       <w:r>
         <w:t xml:space="preserve"> </w:t>
       </w:r>
-      <w:hyperlink r:id="rId87">
+      <w:hyperlink r:id="rId108">
         <w:r>
           <w:rPr>
             <w:rStyle w:val="Hyperlink"/>
@@ -6736,9 +8233,9 @@
         <w:t xml:space="preserve">.</w:t>
       </w:r>
     </w:p>
-    <w:bookmarkEnd w:id="88"/>
-    <w:bookmarkEnd w:id="89"/>
-    <w:bookmarkEnd w:id="90"/>
+    <w:bookmarkEnd w:id="109"/>
+    <w:bookmarkEnd w:id="110"/>
+    <w:bookmarkEnd w:id="111"/>
     <w:sectPr>
       <w:footnotePr>
         <w:numRestart w:val="eachSect"/>

--- a/manuscript/manuscript.docx
+++ b/manuscript/manuscript.docx
@@ -262,19 +262,43 @@
         <w:t xml:space="preserve"> </w:t>
       </w:r>
       <w:r>
-        <w:t xml:space="preserve">study in the repository recovers 9 of</w:t>
-      </w:r>
-      <w:r>
-        <w:t xml:space="preserve"> </w:t>
-      </w:r>
-      <w:r>
-        <w:t xml:space="preserve">10 labelled irradiation contrasts with 1 false</w:t>
+        <w:t xml:space="preserve">study in the repository recovers 11 of</w:t>
+      </w:r>
+      <w:r>
+        <w:t xml:space="preserve"> </w:t>
+      </w:r>
+      <w:r>
+        <w:t xml:space="preserve">12 labelled irradiation contrasts with 1 false</w:t>
       </w:r>
       <w:r>
         <w:t xml:space="preserve"> </w:t>
       </w:r>
       <w:r>
         <w:t xml:space="preserve">positives, ordered by dose, and finds no other OSDR plant study carrying the signature.</w:t>
+      </w:r>
+      <w:r>
+        <w:t xml:space="preserve"> </w:t>
+      </w:r>
+      <w:r>
+        <w:t xml:space="preserve">No DREM transcription factor is altered in spaceflight and no flight contrast matches any</w:t>
+      </w:r>
+      <w:r>
+        <w:t xml:space="preserve"> </w:t>
+      </w:r>
+      <w:r>
+        <w:t xml:space="preserve">phase of the radiation trajectory — but the assay’s diagnostic arm needs</w:t>
+      </w:r>
+      <w:r>
+        <w:t xml:space="preserve"> </w:t>
+      </w:r>
+      <w:r>
+        <w:t xml:space="preserve">40 cGy while ISS missions deliver 0.39–2.485 cGy, so that</w:t>
+      </w:r>
+      <w:r>
+        <w:t xml:space="preserve"> </w:t>
+      </w:r>
+      <w:r>
+        <w:t xml:space="preserve">null bounds the effect rather than excluding damage.</w:t>
       </w:r>
       <w:r>
         <w:t xml:space="preserve"> </w:t>
@@ -3100,7 +3124,7 @@
     </w:p>
     <w:bookmarkEnd w:id="19"/>
     <w:bookmarkEnd w:id="20"/>
-    <w:bookmarkStart w:id="78" w:name="results"/>
+    <w:bookmarkStart w:id="84" w:name="results"/>
     <w:p>
       <w:pPr>
         <w:pStyle w:val="Heading1"/>
@@ -3371,69 +3395,18 @@
         <w:t xml:space="preserve"> </w:t>
       </w:r>
       <w:r>
-        <w:t xml:space="preserve">rise–peak–decay kinetic: SMR7, for example, rises from</w:t>
-      </w:r>
-      <w:r>
-        <w:t xml:space="preserve"> </w:t>
-      </w:r>
-      <m:oMath>
-        <m:r>
-          <m:t>1.34</m:t>
-        </m:r>
-      </m:oMath>
-      <w:r>
-        <w:t xml:space="preserve"> </w:t>
-      </w:r>
-      <w:r>
-        <w:t xml:space="preserve">at 10 min to a maximum of</w:t>
-      </w:r>
-      <w:r>
-        <w:t xml:space="preserve"> </w:t>
-      </w:r>
-      <m:oMath>
-        <m:r>
-          <m:t>7.62</m:t>
-        </m:r>
-      </m:oMath>
-      <w:r>
-        <w:t xml:space="preserve"> </w:t>
-      </w:r>
-      <w:r>
-        <w:t xml:space="preserve">(</w:t>
-      </w:r>
-      <m:oMath>
-        <m:sSub>
-          <m:e>
-            <m:r>
-              <m:rPr>
-                <m:sty m:val="p"/>
-              </m:rPr>
-              <m:t>log</m:t>
-            </m:r>
-          </m:e>
-          <m:sub>
-            <m:r>
-              <m:t>2</m:t>
-            </m:r>
-          </m:sub>
-        </m:sSub>
-      </m:oMath>
-      <w:r>
-        <w:t xml:space="preserve">) at 3 h before decaying to</w:t>
-      </w:r>
-      <w:r>
-        <w:t xml:space="preserve"> </w:t>
-      </w:r>
-      <m:oMath>
-        <m:r>
-          <m:t>4.42</m:t>
-        </m:r>
-      </m:oMath>
-      <w:r>
-        <w:t xml:space="preserve"> </w:t>
-      </w:r>
-      <w:r>
-        <w:t xml:space="preserve">at 24 h.</w:t>
+        <w:t xml:space="preserve">rise–peak–decay kinetic, peaking at 3 h and decaying by 24 h (Figure </w:t>
+      </w:r>
+      <w:hyperlink w:anchor="fig:sentinels">
+        <w:r>
+          <w:rPr>
+            <w:rStyle w:val="Hyperlink"/>
+          </w:rPr>
+          <w:t xml:space="preserve">2</w:t>
+        </w:r>
+      </w:hyperlink>
+      <w:r>
+        <w:t xml:space="preserve">).</w:t>
       </w:r>
     </w:p>
     <w:p>
@@ -3463,32 +3436,7 @@
         <w:t xml:space="preserve"> </w:t>
       </w:r>
       <w:r>
-        <w:t xml:space="preserve">4 reaching 2-fold and RAD51 falling from</w:t>
-      </w:r>
-      <w:r>
-        <w:t xml:space="preserve"> </w:t>
-      </w:r>
-      <m:oMath>
-        <m:r>
-          <m:t>5.95</m:t>
-        </m:r>
-      </m:oMath>
-      <w:r>
-        <w:t xml:space="preserve"> </w:t>
-      </w:r>
-      <w:r>
-        <w:t xml:space="preserve">to</w:t>
-      </w:r>
-      <w:r>
-        <w:t xml:space="preserve"> </w:t>
-      </w:r>
-      <m:oMath>
-        <m:r>
-          <m:t>0.60</m:t>
-        </m:r>
-      </m:oMath>
-      <w:r>
-        <w:t xml:space="preserve">.</w:t>
+        <w:t xml:space="preserve">4 reaching 2-fold and RAD51 losing almost all of its induction.</w:t>
       </w:r>
       <w:r>
         <w:t xml:space="preserve"> </w:t>
@@ -4792,46 +4740,27 @@
         <m:r>
           <m:t>26.2</m:t>
         </m:r>
+        <m:r>
+          <m:t>​</m:t>
+        </m:r>
       </m:oMath>
       <w:r>
         <w:t xml:space="preserve"> </w:t>
       </w:r>
       <w:r>
-        <w:t xml:space="preserve">in silique,</w:t>
-      </w:r>
-      <w:r>
-        <w:t xml:space="preserve"> </w:t>
-      </w:r>
-      <m:oMath>
-        <m:r>
-          <m:t>23.3</m:t>
-        </m:r>
-      </m:oMath>
-      <w:r>
-        <w:t xml:space="preserve"> </w:t>
-      </w:r>
-      <w:r>
-        <w:t xml:space="preserve">in 6-day seedling and</w:t>
-      </w:r>
-      <w:r>
-        <w:t xml:space="preserve"> </w:t>
-      </w:r>
-      <m:oMath>
-        <m:r>
-          <m:t>23.2</m:t>
-        </m:r>
-      </m:oMath>
-      <w:r>
-        <w:t xml:space="preserve"> </w:t>
-      </w:r>
-      <w:r>
-        <w:t xml:space="preserve">in 21-day rosette</w:t>
-      </w:r>
-      <w:r>
-        <w:t xml:space="preserve"> </w:t>
-      </w:r>
-      <w:r>
-        <w:t xml:space="preserve">clusters, with 35 of 183 clusters significant. The SOG1-dependent arm is far more diffuse:</w:t>
+        <w:t xml:space="preserve">in silique and comparable values in 6-day</w:t>
+      </w:r>
+      <w:r>
+        <w:t xml:space="preserve"> </w:t>
+      </w:r>
+      <w:r>
+        <w:t xml:space="preserve">seedling and 21-day rosette clusters, with 35 of 183</w:t>
+      </w:r>
+      <w:r>
+        <w:t xml:space="preserve"> </w:t>
+      </w:r>
+      <w:r>
+        <w:t xml:space="preserve">clusters significant. The SOG1-dependent arm is far more diffuse:</w:t>
       </w:r>
       <w:r>
         <w:t xml:space="preserve"> </w:t>
@@ -4854,6 +4783,9 @@
         </m:r>
         <m:r>
           <m:t>8.7</m:t>
+        </m:r>
+        <m:r>
+          <m:t>​</m:t>
         </m:r>
       </m:oMath>
       <w:r>
@@ -5121,7 +5053,7 @@
         <w:t xml:space="preserve"> </w:t>
       </w:r>
       <w:r>
-        <w:t xml:space="preserve">83 contrasts from 39 studies.</w:t>
+        <w:t xml:space="preserve">85 contrasts from 39 studies.</w:t>
       </w:r>
     </w:p>
     <w:p>
@@ -5290,7 +5222,7 @@
         <w:t xml:space="preserve"> </w:t>
       </w:r>
       <w:r>
-        <w:t xml:space="preserve">data — the decoder recovers 9 of 10 labelled</w:t>
+        <w:t xml:space="preserve">data — the decoder recovers 11 of 12 labelled</w:t>
       </w:r>
       <w:r>
         <w:t xml:space="preserve"> </w:t>
@@ -5302,7 +5234,7 @@
         <w:t xml:space="preserve"> </w:t>
       </w:r>
       <w:r>
-        <w:t xml:space="preserve">49 other exposures (AUC 0.9521), and its scores order by dose:</w:t>
+        <w:t xml:space="preserve">49 other exposures (AUC 0.96), and its scores order by dose:</w:t>
       </w:r>
       <w:r>
         <w:t xml:space="preserve"> </w:t>
@@ -5322,48 +5254,7 @@
         <w:t xml:space="preserve"> </w:t>
       </w:r>
       <w:r>
-        <w:t xml:space="preserve">at</w:t>
-      </w:r>
-      <w:r>
-        <w:t xml:space="preserve"> </w:t>
-      </w:r>
-      <m:oMath>
-        <m:r>
-          <m:t>16.8</m:t>
-        </m:r>
-      </m:oMath>
-      <w:r>
-        <w:t xml:space="preserve">–</w:t>
-      </w:r>
-      <m:oMath>
-        <m:r>
-          <m:t>20.3</m:t>
-        </m:r>
-      </m:oMath>
-      <w:r>
-        <w:t xml:space="preserve">, mixed radiation</w:t>
-      </w:r>
-      <w:r>
-        <w:t xml:space="preserve"> </w:t>
-      </w:r>
-      <m:oMath>
-        <m:r>
-          <m:t>7.8</m:t>
-        </m:r>
-      </m:oMath>
-      <w:r>
-        <w:t xml:space="preserve">, 100 cGy</w:t>
-      </w:r>
-      <w:r>
-        <w:t xml:space="preserve"> </w:t>
-      </w:r>
-      <m:oMath>
-        <m:r>
-          <m:t>5.2</m:t>
-        </m:r>
-      </m:oMath>
-      <w:r>
-        <w:t xml:space="preserve">, and 10 cGy not</w:t>
+        <w:t xml:space="preserve">highest, then mixed radiation, then 100 cGy, and 10 cGy not</w:t>
       </w:r>
       <w:r>
         <w:t xml:space="preserve"> </w:t>
@@ -5413,55 +5304,7 @@
         <w:t xml:space="preserve"> </w:t>
       </w:r>
       <w:r>
-        <w:t xml:space="preserve">score at the opposite extreme (</w:t>
-      </w:r>
-      <m:oMath>
-        <m:r>
-          <m:rPr>
-            <m:sty m:val="p"/>
-          </m:rPr>
-          <m:t>−</m:t>
-        </m:r>
-        <m:r>
-          <m:t>20.3</m:t>
-        </m:r>
-      </m:oMath>
-      <w:r>
-        <w:t xml:space="preserve">,</w:t>
-      </w:r>
-      <w:r>
-        <w:t xml:space="preserve"> </w:t>
-      </w:r>
-      <m:oMath>
-        <m:r>
-          <m:rPr>
-            <m:sty m:val="p"/>
-          </m:rPr>
-          <m:t>−</m:t>
-        </m:r>
-        <m:r>
-          <m:t>21.3</m:t>
-        </m:r>
-      </m:oMath>
-      <w:r>
-        <w:t xml:space="preserve">,</w:t>
-      </w:r>
-      <w:r>
-        <w:t xml:space="preserve"> </w:t>
-      </w:r>
-      <m:oMath>
-        <m:r>
-          <m:rPr>
-            <m:sty m:val="p"/>
-          </m:rPr>
-          <m:t>−</m:t>
-        </m:r>
-        <m:r>
-          <m:t>13.2</m:t>
-        </m:r>
-      </m:oMath>
-      <w:r>
-        <w:t xml:space="preserve">), which is the decoder</w:t>
+        <w:t xml:space="preserve">score at the opposite extreme, which is the decoder</w:t>
       </w:r>
       <w:r>
         <w:t xml:space="preserve"> </w:t>
@@ -5606,19 +5449,25 @@
         <w:pStyle w:val="BodyText"/>
       </w:pPr>
       <w:r>
-        <w:t xml:space="preserve">That is not the same as finding nothing. 23 contrasts show a distinct</w:t>
-      </w:r>
-      <w:r>
-        <w:t xml:space="preserve"> </w:t>
-      </w:r>
-      <w:r>
-        <w:t xml:space="preserve">and consistent pattern: the MYB3R/G2/M arm repressed with the SOG1 arm flat — across</w:t>
-      </w:r>
-      <w:r>
-        <w:t xml:space="preserve"> </w:t>
-      </w:r>
-      <w:r>
-        <w:t xml:space="preserve">spaceflight and altered-gravity contrasts, a mean MYB3R-arm</w:t>
+        <w:t xml:space="preserve">A weaker pattern is present in a minority of contrasts and should be stated as such.</w:t>
+      </w:r>
+      <w:r>
+        <w:t xml:space="preserve"> </w:t>
+      </w:r>
+      <w:r>
+        <w:t xml:space="preserve">16 of 41 flight and altered-gravity contrasts show</w:t>
+      </w:r>
+      <w:r>
+        <w:t xml:space="preserve"> </w:t>
+      </w:r>
+      <w:r>
+        <w:t xml:space="preserve">the MYB3R/G2-M arm repressed with the SOG1 arm flat. Across the flight population as a</w:t>
+      </w:r>
+      <w:r>
+        <w:t xml:space="preserve"> </w:t>
+      </w:r>
+      <w:r>
+        <w:t xml:space="preserve">whole, however, the mean MYB3R-arm</w:t>
       </w:r>
       <w:r>
         <w:t xml:space="preserve"> </w:t>
@@ -5632,76 +5481,70 @@
         <w:t xml:space="preserve"> </w:t>
       </w:r>
       <w:r>
-        <w:t xml:space="preserve">of</w:t>
+        <w:t xml:space="preserve">is only 1 against a mean SOG1-arm</w:t>
       </w:r>
       <w:r>
         <w:t xml:space="preserve"> </w:t>
       </w:r>
       <m:oMath>
         <m:r>
+          <m:t>z</m:t>
+        </m:r>
+      </m:oMath>
+      <w:r>
+        <w:t xml:space="preserve"> </w:t>
+      </w:r>
+      <w:r>
+        <w:t xml:space="preserve">of 0.17: below significance, and not a population-level effect.</w:t>
+      </w:r>
+    </w:p>
+    <w:p>
+      <w:pPr>
+        <w:pStyle w:val="BodyText"/>
+      </w:pPr>
+      <w:r>
+        <w:t xml:space="preserve">An earlier version of this analysis, run before the corpus was widened to include the</w:t>
+      </w:r>
+      <w:r>
+        <w:t xml:space="preserve"> </w:t>
+      </w:r>
+      <w:r>
+        <w:t xml:space="preserve">Affymetrix studies and the onboard-centrifuge gravity series, reported a flight MYB3R-arm</w:t>
+      </w:r>
+      <w:r>
+        <w:t xml:space="preserve"> </w:t>
+      </w:r>
+      <w:r>
+        <w:t xml:space="preserve">mean of</w:t>
+      </w:r>
+      <w:r>
+        <w:t xml:space="preserve"> </w:t>
+      </w:r>
+      <m:oMath>
+        <m:r>
           <m:t>5.19</m:t>
         </m:r>
       </m:oMath>
       <w:r>
-        <w:t xml:space="preserve"> </w:t>
-      </w:r>
-      <w:r>
-        <w:t xml:space="preserve">against a mean</w:t>
-      </w:r>
-      <w:r>
-        <w:t xml:space="preserve"> </w:t>
-      </w:r>
-      <w:r>
-        <w:t xml:space="preserve">SOG1-arm</w:t>
-      </w:r>
-      <w:r>
-        <w:t xml:space="preserve"> </w:t>
-      </w:r>
-      <m:oMath>
-        <m:r>
-          <m:t>z</m:t>
-        </m:r>
-      </m:oMath>
-      <w:r>
-        <w:t xml:space="preserve"> </w:t>
-      </w:r>
-      <w:r>
-        <w:t xml:space="preserve">of</w:t>
-      </w:r>
-      <w:r>
-        <w:t xml:space="preserve"> </w:t>
-      </w:r>
-      <m:oMath>
-        <m:r>
-          <m:rPr>
-            <m:sty m:val="p"/>
-          </m:rPr>
-          <m:t>−</m:t>
-        </m:r>
-        <m:r>
-          <m:t>0.07</m:t>
-        </m:r>
-      </m:oMath>
-      <w:r>
-        <w:t xml:space="preserve">. Read as proliferation slowing without DNA damage, it is</w:t>
-      </w:r>
-      <w:r>
-        <w:t xml:space="preserve"> </w:t>
-      </w:r>
-      <w:r>
-        <w:t xml:space="preserve">biologically unremarkable; read as a methodological result it is the whole argument for</w:t>
-      </w:r>
-      <w:r>
-        <w:t xml:space="preserve"> </w:t>
-      </w:r>
-      <w:r>
-        <w:t xml:space="preserve">the conjunctive index, because a decoder scoring the repressed arm alone would have</w:t>
-      </w:r>
-      <w:r>
-        <w:t xml:space="preserve"> </w:t>
-      </w:r>
-      <w:r>
-        <w:t xml:space="preserve">reported all of it as radiation.</w:t>
+        <w:t xml:space="preserve">. That value did not survive the larger corpus and is corrected here. The</w:t>
+      </w:r>
+      <w:r>
+        <w:t xml:space="preserve"> </w:t>
+      </w:r>
+      <w:r>
+        <w:t xml:space="preserve">methodological point it was used to make does survive and is independent of it: a decoder</w:t>
+      </w:r>
+      <w:r>
+        <w:t xml:space="preserve"> </w:t>
+      </w:r>
+      <w:r>
+        <w:t xml:space="preserve">scoring the repressed arm alone would call these contrasts radiation, which is the whole</w:t>
+      </w:r>
+      <w:r>
+        <w:t xml:space="preserve"> </w:t>
+      </w:r>
+      <w:r>
+        <w:t xml:space="preserve">argument for requiring both arms.</w:t>
       </w:r>
     </w:p>
     <w:bookmarkEnd w:id="55"/>
@@ -5780,13 +5623,13 @@
         <w:t xml:space="preserve"> </w:t>
       </w:r>
       <w:r>
-        <w:t xml:space="preserve">83 contrasts from 39 studies —</w:t>
-      </w:r>
-      <w:r>
-        <w:t xml:space="preserve"> </w:t>
-      </w:r>
-      <w:r>
-        <w:t xml:space="preserve">60 RNA-seq and 23 microarray — of which</w:t>
+        <w:t xml:space="preserve">85 contrasts from 39 studies —</w:t>
+      </w:r>
+      <w:r>
+        <w:t xml:space="preserve"> </w:t>
+      </w:r>
+      <w:r>
+        <w:t xml:space="preserve">62 RNA-seq and 23 microarray — of which</w:t>
       </w:r>
       <w:r>
         <w:t xml:space="preserve"> </w:t>
@@ -6004,27 +5847,7 @@
         <w:t xml:space="preserve"> </w:t>
       </w:r>
       <w:r>
-        <w:t xml:space="preserve">spaceflight it is</w:t>
-      </w:r>
-      <w:r>
-        <w:t xml:space="preserve"> </w:t>
-      </w:r>
-      <m:oMath>
-        <m:r>
-          <m:rPr>
-            <m:sty m:val="p"/>
-          </m:rPr>
-          <m:t>−</m:t>
-        </m:r>
-        <m:r>
-          <m:t>0.27</m:t>
-        </m:r>
-      </m:oMath>
-      <w:r>
-        <w:t xml:space="preserve"> </w:t>
-      </w:r>
-      <w:r>
-        <w:t xml:space="preserve">(</w:t>
+        <w:t xml:space="preserve">spaceflight it is -0.268 (</w:t>
       </w:r>
       <m:oMath>
         <m:r>
@@ -6037,51 +5860,20 @@
           <m:t>=</m:t>
         </m:r>
         <m:r>
-          <m:t>0.90</m:t>
+          <m:t>0.9</m:t>
+        </m:r>
+        <m:r>
+          <m:t>​</m:t>
         </m:r>
       </m:oMath>
       <w:r>
-        <w:t xml:space="preserve">). MYB3R1 runs</w:t>
-      </w:r>
-      <w:r>
-        <w:t xml:space="preserve"> </w:t>
-      </w:r>
-      <m:oMath>
-        <m:r>
-          <m:rPr>
-            <m:sty m:val="p"/>
-          </m:rPr>
-          <m:t>−</m:t>
-        </m:r>
-        <m:r>
-          <m:t>3.77</m:t>
-        </m:r>
-      </m:oMath>
-      <w:r>
-        <w:t xml:space="preserve"> </w:t>
-      </w:r>
-      <w:r>
-        <w:t xml:space="preserve">under irradiation against</w:t>
-      </w:r>
-      <w:r>
-        <w:t xml:space="preserve"> </w:t>
-      </w:r>
-      <m:oMath>
-        <m:r>
-          <m:rPr>
-            <m:sty m:val="p"/>
-          </m:rPr>
-          <m:t>−</m:t>
-        </m:r>
-        <m:r>
-          <m:t>0.32</m:t>
-        </m:r>
-      </m:oMath>
-      <w:r>
-        <w:t xml:space="preserve"> </w:t>
-      </w:r>
-      <w:r>
-        <w:t xml:space="preserve">in flight.</w:t>
+        <w:t xml:space="preserve">). MYB3R1 runs -3.7724 under</w:t>
+      </w:r>
+      <w:r>
+        <w:t xml:space="preserve"> </w:t>
+      </w:r>
+      <w:r>
+        <w:t xml:space="preserve">irradiation against -0.3231 in flight.</w:t>
       </w:r>
     </w:p>
     <w:p>
@@ -6761,12 +6553,460 @@
     </w:p>
     <w:bookmarkEnd w:id="74"/>
     <w:bookmarkEnd w:id="75"/>
-    <w:bookmarkStart w:id="77" w:name="comparison-with-the-published-model"/>
+    <w:bookmarkStart w:id="76" w:name="Xb5bc37426999c6719bf7aacf1b4ec32401e72f5"/>
     <w:p>
       <w:pPr>
         <w:pStyle w:val="Heading2"/>
       </w:pPr>
       <w:r>
+        <w:t xml:space="preserve">The two arms have different dose thresholds</w:t>
+      </w:r>
+    </w:p>
+    <w:p>
+      <w:pPr>
+        <w:pStyle w:val="FirstParagraph"/>
+      </w:pPr>
+      <w:r>
+        <w:t xml:space="preserve">The ground irradiation studies define what the assay can see. OSD-782 exposed 4-week-old</w:t>
+      </w:r>
+      <w:r>
+        <w:t xml:space="preserve"> </w:t>
+      </w:r>
+      <w:r>
+        <w:t xml:space="preserve">plants in a</w:t>
+      </w:r>
+      <w:r>
+        <w:t xml:space="preserve"> </w:t>
+      </w:r>
+      <m:oMath>
+        <m:sSup>
+          <m:e>
+            <m:r>
+              <m:t>​</m:t>
+            </m:r>
+          </m:e>
+          <m:sup>
+            <m:r>
+              <m:t>137</m:t>
+            </m:r>
+          </m:sup>
+        </m:sSup>
+      </m:oMath>
+      <w:r>
+        <w:t xml:space="preserve">Cs irradiator at 1.4 cGy s</w:t>
+      </w:r>
+      <m:oMath>
+        <m:sSup>
+          <m:e>
+            <m:r>
+              <m:t>​</m:t>
+            </m:r>
+          </m:e>
+          <m:sup>
+            <m:r>
+              <m:rPr>
+                <m:sty m:val="p"/>
+              </m:rPr>
+              <m:t>−</m:t>
+            </m:r>
+            <m:r>
+              <m:t>1</m:t>
+            </m:r>
+          </m:sup>
+        </m:sSup>
+      </m:oMath>
+      <w:r>
+        <w:t xml:space="preserve"> </w:t>
+      </w:r>
+      <w:r>
+        <w:t xml:space="preserve">(10 and 100 cGy); OSD-658 exposed dry</w:t>
+      </w:r>
+      <w:r>
+        <w:t xml:space="preserve"> </w:t>
+      </w:r>
+      <w:r>
+        <w:t xml:space="preserve">seeds to simulated galactic cosmic rays at NSRL (40 and 80 cGy). OSD-658’s dose arms were</w:t>
+      </w:r>
+      <w:r>
+        <w:t xml:space="preserve"> </w:t>
+      </w:r>
+      <w:r>
+        <w:t xml:space="preserve">initially invisible to the pipeline because it records its unirradiated samples as</w:t>
+      </w:r>
+      <w:r>
+        <w:t xml:space="preserve"> </w:t>
+      </w:r>
+      <w:r>
+        <w:rPr>
+          <w:rStyle w:val="VerbatimChar"/>
+        </w:rPr>
+        <w:t xml:space="preserve">{Not Applicable}</w:t>
+      </w:r>
+      <w:r>
+        <w:t xml:space="preserve"> </w:t>
+      </w:r>
+      <w:r>
+        <w:t xml:space="preserve">rather than 0 cGy, leaving its dose factor with no internal</w:t>
+      </w:r>
+      <w:r>
+        <w:t xml:space="preserve"> </w:t>
+      </w:r>
+      <w:r>
+        <w:t xml:space="preserve">reference; a cross-factor control fallback recovers them.</w:t>
+      </w:r>
+    </w:p>
+    <w:p>
+      <w:pPr>
+        <w:pStyle w:val="BodyText"/>
+      </w:pPr>
+      <w:r>
+        <w:t xml:space="preserve">Across the resulting series the two arms behave quite differently</w:t>
+      </w:r>
+      <w:r>
+        <w:t xml:space="preserve"> </w:t>
+      </w:r>
+      <w:r>
+        <w:t xml:space="preserve">(Figure </w:t>
+      </w:r>
+      <w:hyperlink w:anchor="fig:dose">
+        <w:r>
+          <w:rPr>
+            <w:rStyle w:val="Hyperlink"/>
+          </w:rPr>
+          <w:t xml:space="preserve">11</w:t>
+        </w:r>
+      </w:hyperlink>
+      <w:r>
+        <w:t xml:space="preserve">). At the lowest dose tested, 10 cGy, the</w:t>
+      </w:r>
+      <w:r>
+        <w:t xml:space="preserve"> </w:t>
+      </w:r>
+      <w:r>
+        <w:t xml:space="preserve">MYB3R/G2-M arm is already strongly engaged (</w:t>
+      </w:r>
+      <m:oMath>
+        <m:r>
+          <m:t>z</m:t>
+        </m:r>
+        <m:r>
+          <m:rPr>
+            <m:sty m:val="p"/>
+          </m:rPr>
+          <m:t>=</m:t>
+        </m:r>
+        <m:r>
+          <m:t>10.141</m:t>
+        </m:r>
+        <m:r>
+          <m:t>​</m:t>
+        </m:r>
+      </m:oMath>
+      <w:r>
+        <w:t xml:space="preserve">) while the</w:t>
+      </w:r>
+      <w:r>
+        <w:t xml:space="preserve"> </w:t>
+      </w:r>
+      <w:r>
+        <w:t xml:space="preserve">SOG1/DNA-damage arm is absent (</w:t>
+      </w:r>
+      <m:oMath>
+        <m:r>
+          <m:t>z</m:t>
+        </m:r>
+        <m:r>
+          <m:rPr>
+            <m:sty m:val="p"/>
+          </m:rPr>
+          <m:t>=</m:t>
+        </m:r>
+        <m:r>
+          <m:rPr>
+            <m:sty m:val="p"/>
+          </m:rPr>
+          <m:t>−</m:t>
+        </m:r>
+        <m:r>
+          <m:t>0.72</m:t>
+        </m:r>
+        <m:r>
+          <m:t>​</m:t>
+        </m:r>
+      </m:oMath>
+      <w:r>
+        <w:t xml:space="preserve">). The DNA-damage arm becomes</w:t>
+      </w:r>
+      <w:r>
+        <w:t xml:space="preserve"> </w:t>
+      </w:r>
+      <w:r>
+        <w:t xml:space="preserve">detectable only at 40 cGy and rises steeply thereafter.</w:t>
+      </w:r>
+    </w:p>
+    <w:p>
+      <w:pPr>
+        <w:pStyle w:val="BodyText"/>
+      </w:pPr>
+      <w:r>
+        <w:t xml:space="preserve">The asymmetry is interpretable. Arresting the cell cycle is a graded, low-threshold</w:t>
+      </w:r>
+      <w:r>
+        <w:t xml:space="preserve"> </w:t>
+      </w:r>
+      <w:r>
+        <w:t xml:space="preserve">response that saturates; mounting a SOG1-dependent damage programme is a</w:t>
+      </w:r>
+      <w:r>
+        <w:t xml:space="preserve"> </w:t>
+      </w:r>
+      <w:r>
+        <w:t xml:space="preserve">high-threshold, switch-like one. It also means "the detection floor" is not one number:</w:t>
+      </w:r>
+      <w:r>
+        <w:t xml:space="preserve"> </w:t>
+      </w:r>
+      <w:r>
+        <w:t xml:space="preserve">the diagnostic arm and the sensitive arm are different arms, and only the diagnostic arm</w:t>
+      </w:r>
+      <w:r>
+        <w:t xml:space="preserve"> </w:t>
+      </w:r>
+      <w:r>
+        <w:t xml:space="preserve">distinguishes irradiation from other stresses.</w:t>
+      </w:r>
+    </w:p>
+    <w:bookmarkEnd w:id="76"/>
+    <w:bookmarkStart w:id="81" w:name="iss-doses-fall-below-the-assays-floor"/>
+    <w:p>
+      <w:pPr>
+        <w:pStyle w:val="Heading2"/>
+      </w:pPr>
+      <w:r>
+        <w:t xml:space="preserve">ISS doses fall below the assay’s floor</w:t>
+      </w:r>
+    </w:p>
+    <w:p>
+      <w:pPr>
+        <w:pStyle w:val="FirstParagraph"/>
+      </w:pPr>
+      <w:r>
+        <w:t xml:space="preserve">Placing the spaceflight corpus against that floor requires a dose, not a duration. At</w:t>
+      </w:r>
+      <w:r>
+        <w:t xml:space="preserve"> </w:t>
+      </w:r>
+      <w:r>
+        <w:t xml:space="preserve">0.355 mGy day</w:t>
+      </w:r>
+      <m:oMath>
+        <m:sSup>
+          <m:e>
+            <m:r>
+              <m:t>​</m:t>
+            </m:r>
+          </m:e>
+          <m:sup>
+            <m:r>
+              <m:rPr>
+                <m:sty m:val="p"/>
+              </m:rPr>
+              <m:t>−</m:t>
+            </m:r>
+            <m:r>
+              <m:t>1</m:t>
+            </m:r>
+          </m:sup>
+        </m:sSup>
+      </m:oMath>
+      <w:r>
+        <w:t xml:space="preserve"> </w:t>
+      </w:r>
+      <w:r>
+        <w:t xml:space="preserve">measured inside the ISS by Bio-PADLES over 1</w:t>
+      </w:r>
+      <w:r>
+        <w:t xml:space="preserve">,</w:t>
+      </w:r>
+      <w:r>
+        <w:t xml:space="preserve">584 days</w:t>
+      </w:r>
+      <w:r>
+        <w:t xml:space="preserve"> </w:t>
+      </w:r>
+      <w:r>
+        <w:t xml:space="preserve">(Yoshida et al. 2022)</w:t>
+      </w:r>
+      <w:r>
+        <w:t xml:space="preserve">, the 10 orbital missions in this corpus</w:t>
+      </w:r>
+      <w:r>
+        <w:t xml:space="preserve"> </w:t>
+      </w:r>
+      <w:r>
+        <w:t xml:space="preserve">(11–70 days) accumulate 0.39–2.485 cGy in total. Two suborbital flights</w:t>
+      </w:r>
+      <w:r>
+        <w:t xml:space="preserve"> </w:t>
+      </w:r>
+      <w:r>
+        <w:t xml:space="preserve">(VSS Unity, Unity 22) and three studies spanning two resupply flights with no resolvable</w:t>
+      </w:r>
+      <w:r>
+        <w:t xml:space="preserve"> </w:t>
+      </w:r>
+      <w:r>
+        <w:t xml:space="preserve">duration are excluded and reported separately rather than pooled.</w:t>
+      </w:r>
+    </w:p>
+    <w:p>
+      <w:pPr>
+        <w:pStyle w:val="BodyText"/>
+      </w:pPr>
+      <w:r>
+        <w:t xml:space="preserve">The highest ISS mission dose is therefore 4</w:t>
+      </w:r>
+      <m:oMath>
+        <m:r>
+          <m:rPr>
+            <m:sty m:val="p"/>
+          </m:rPr>
+          <m:t>×</m:t>
+        </m:r>
+      </m:oMath>
+      <w:r>
+        <w:t xml:space="preserve"> </w:t>
+      </w:r>
+      <w:r>
+        <w:t xml:space="preserve">below</w:t>
+      </w:r>
+      <w:r>
+        <w:t xml:space="preserve"> </w:t>
+      </w:r>
+      <w:r>
+        <w:t xml:space="preserve">10 cGy — the dose at which the DNA-damage arm already fails to register</w:t>
+      </w:r>
+      <w:r>
+        <w:t xml:space="preserve"> </w:t>
+      </w:r>
+      <w:r>
+        <w:t xml:space="preserve">— and is delivered at a dose rate roughly</w:t>
+      </w:r>
+      <w:r>
+        <w:t xml:space="preserve"> </w:t>
+      </w:r>
+      <m:oMath>
+        <m:r>
+          <m:t>3</m:t>
+        </m:r>
+        <m:r>
+          <m:rPr>
+            <m:sty m:val="p"/>
+          </m:rPr>
+          <m:t>×</m:t>
+        </m:r>
+        <m:sSup>
+          <m:e>
+            <m:r>
+              <m:t>10</m:t>
+            </m:r>
+          </m:e>
+          <m:sup>
+            <m:r>
+              <m:t>6</m:t>
+            </m:r>
+          </m:sup>
+        </m:sSup>
+      </m:oMath>
+      <w:r>
+        <w:t xml:space="preserve"> </w:t>
+      </w:r>
+      <w:r>
+        <w:t xml:space="preserve">times lower, chronically</w:t>
+      </w:r>
+      <w:r>
+        <w:t xml:space="preserve"> </w:t>
+      </w:r>
+      <w:r>
+        <w:t xml:space="preserve">rather than in seconds.</w:t>
+      </w:r>
+    </w:p>
+    <w:bookmarkStart w:id="80" w:name="fig:dose"/>
+    <w:p>
+      <w:pPr>
+        <w:pStyle w:val="CaptionedFigure"/>
+      </w:pPr>
+      <w:r>
+        <w:drawing>
+          <wp:inline>
+            <wp:extent cx="4160520" cy="2499633"/>
+            <wp:effectExtent b="0" l="0" r="0" t="0"/>
+            <wp:docPr descr="" title="" id="78" name="Picture"/>
+            <a:graphic>
+              <a:graphicData uri="http://schemas.openxmlformats.org/drawingml/2006/picture">
+                <pic:pic>
+                  <pic:nvPicPr>
+                    <pic:cNvPr descr="../figures/fig11_dose_response.png" id="79" name="Picture"/>
+                    <pic:cNvPicPr>
+                      <a:picLocks noChangeArrowheads="1" noChangeAspect="1"/>
+                    </pic:cNvPicPr>
+                  </pic:nvPicPr>
+                  <pic:blipFill>
+                    <a:blip r:embed="rId77"/>
+                    <a:stretch>
+                      <a:fillRect/>
+                    </a:stretch>
+                  </pic:blipFill>
+                  <pic:spPr bwMode="auto">
+                    <a:xfrm>
+                      <a:off x="0" y="0"/>
+                      <a:ext cx="4160520" cy="2499633"/>
+                    </a:xfrm>
+                    <a:prstGeom prst="rect">
+                      <a:avLst/>
+                    </a:prstGeom>
+                    <a:noFill/>
+                    <a:ln w="9525">
+                      <a:noFill/>
+                      <a:headEnd/>
+                      <a:tailEnd/>
+                    </a:ln>
+                  </pic:spPr>
+                </pic:pic>
+              </a:graphicData>
+            </a:graphic>
+          </wp:inline>
+        </w:drawing>
+      </w:r>
+    </w:p>
+    <w:p>
+      <w:pPr>
+        <w:pStyle w:val="ImageCaption"/>
+      </w:pPr>
+      <w:r>
+        <w:t xml:space="preserve">Detection floor against ISS exposure. The MYB3R/G2-M arm is engaged at the lowest</w:t>
+      </w:r>
+      <w:r>
+        <w:t xml:space="preserve"> </w:t>
+      </w:r>
+      <w:r>
+        <w:t xml:space="preserve">dose tested; the SOG1/DNA-damage arm requires 40 cGy. The shaded band at left</w:t>
+      </w:r>
+      <w:r>
+        <w:t xml:space="preserve"> </w:t>
+      </w:r>
+      <w:r>
+        <w:t xml:space="preserve">is the total mission dose accumulated by the ISS missions in this corpus.</w:t>
+      </w:r>
+    </w:p>
+    <w:bookmarkEnd w:id="80"/>
+    <w:bookmarkEnd w:id="81"/>
+    <w:bookmarkStart w:id="83" w:name="comparison-with-the-published-model"/>
+    <w:p>
+      <w:pPr>
+        <w:pStyle w:val="Heading2"/>
+      </w:pPr>
+      <w:r>
         <w:t xml:space="preserve">Comparison with the published model</w:t>
       </w:r>
     </w:p>
@@ -6820,7 +7060,7 @@
         <w:t xml:space="preserve">one, and DREM’s node count responds to both. The comparison is reported for calibration.</w:t>
       </w:r>
     </w:p>
-    <w:bookmarkStart w:id="76" w:name="tab:cohorts"/>
+    <w:bookmarkStart w:id="82" w:name="tab:cohorts"/>
     <w:p>
       <w:pPr>
         <w:pStyle w:val="TableCaption"/>
@@ -7004,10 +7244,10 @@
         </w:tc>
       </w:tr>
     </w:tbl>
-    <w:bookmarkEnd w:id="76"/>
-    <w:bookmarkEnd w:id="77"/>
-    <w:bookmarkEnd w:id="78"/>
-    <w:bookmarkStart w:id="80" w:name="discussion"/>
+    <w:bookmarkEnd w:id="82"/>
+    <w:bookmarkEnd w:id="83"/>
+    <w:bookmarkEnd w:id="84"/>
+    <w:bookmarkStart w:id="87" w:name="discussion"/>
     <w:p>
       <w:pPr>
         <w:pStyle w:val="Heading1"/>
@@ -7285,12 +7525,211 @@
         <w:t xml:space="preserve">what a transcriptomic radiation biomarker can be expected to report from a LEO mission.</w:t>
       </w:r>
     </w:p>
-    <w:bookmarkStart w:id="79" w:name="limitations"/>
+    <w:bookmarkStart w:id="85" w:name="Xb1cdfca0827e0386d6ec80b7947b2ff8fbbbb2d"/>
     <w:p>
       <w:pPr>
         <w:pStyle w:val="Heading2"/>
       </w:pPr>
       <w:r>
+        <w:t xml:space="preserve">Do ISS plants carry radiation-damage biomarkers?</w:t>
+      </w:r>
+    </w:p>
+    <w:p>
+      <w:pPr>
+        <w:pStyle w:val="FirstParagraph"/>
+      </w:pPr>
+      <w:r>
+        <w:t xml:space="preserve">On the evidence assembled here, no. Across 41 flight and</w:t>
+      </w:r>
+      <w:r>
+        <w:t xml:space="preserve"> </w:t>
+      </w:r>
+      <w:r>
+        <w:t xml:space="preserve">altered-gravity contrasts spanning 14 missions, no contrast engages the</w:t>
+      </w:r>
+      <w:r>
+        <w:t xml:space="preserve"> </w:t>
+      </w:r>
+      <w:r>
+        <w:t xml:space="preserve">coordinated SOG1/MYB3R response, no DREM transcription factor is altered at 5% FDR, and</w:t>
+      </w:r>
+      <w:r>
+        <w:t xml:space="preserve"> </w:t>
+      </w:r>
+      <w:r>
+        <w:t xml:space="preserve">the TF-activity profile of flight matches no phase of the radiation trajectory. Current</w:t>
+      </w:r>
+      <w:r>
+        <w:t xml:space="preserve"> </w:t>
+      </w:r>
+      <w:r>
+        <w:t xml:space="preserve">ISS plant transcriptomes carry no detectable radiation-damage biomarker as this analysis</w:t>
+      </w:r>
+      <w:r>
+        <w:t xml:space="preserve"> </w:t>
+      </w:r>
+      <w:r>
+        <w:t xml:space="preserve">defines one.</w:t>
+      </w:r>
+    </w:p>
+    <w:p>
+      <w:pPr>
+        <w:pStyle w:val="BodyText"/>
+      </w:pPr>
+      <w:r>
+        <w:t xml:space="preserve">The reach of that statement is set by the dose it was measured at, and stating it makes</w:t>
+      </w:r>
+      <w:r>
+        <w:t xml:space="preserve"> </w:t>
+      </w:r>
+      <w:r>
+        <w:t xml:space="preserve">the claim stronger rather than weaker. The assay’s diagnostic arm requires</w:t>
+      </w:r>
+      <w:r>
+        <w:t xml:space="preserve"> </w:t>
+      </w:r>
+      <w:r>
+        <w:t xml:space="preserve">40 cGy and fails at 10 cGy; ISS missions in this corpus</w:t>
+      </w:r>
+      <w:r>
+        <w:t xml:space="preserve"> </w:t>
+      </w:r>
+      <w:r>
+        <w:t xml:space="preserve">deliver 0.39–2.485 cGy, 4</w:t>
+      </w:r>
+      <m:oMath>
+        <m:r>
+          <m:rPr>
+            <m:sty m:val="p"/>
+          </m:rPr>
+          <m:t>×</m:t>
+        </m:r>
+      </m:oMath>
+      <w:r>
+        <w:t xml:space="preserve"> </w:t>
+      </w:r>
+      <w:r>
+        <w:t xml:space="preserve">below the dose that</w:t>
+      </w:r>
+      <w:r>
+        <w:t xml:space="preserve"> </w:t>
+      </w:r>
+      <w:r>
+        <w:t xml:space="preserve">already produces nothing, at a dose rate some</w:t>
+      </w:r>
+      <w:r>
+        <w:t xml:space="preserve"> </w:t>
+      </w:r>
+      <m:oMath>
+        <m:r>
+          <m:t>3</m:t>
+        </m:r>
+        <m:r>
+          <m:rPr>
+            <m:sty m:val="p"/>
+          </m:rPr>
+          <m:t>×</m:t>
+        </m:r>
+        <m:sSup>
+          <m:e>
+            <m:r>
+              <m:t>10</m:t>
+            </m:r>
+          </m:e>
+          <m:sup>
+            <m:r>
+              <m:t>6</m:t>
+            </m:r>
+          </m:sup>
+        </m:sSup>
+      </m:oMath>
+      <w:r>
+        <w:t xml:space="preserve"> </w:t>
+      </w:r>
+      <w:r>
+        <w:t xml:space="preserve">times lower. A</w:t>
+      </w:r>
+      <w:r>
+        <w:t xml:space="preserve"> </w:t>
+      </w:r>
+      <w:r>
+        <w:t xml:space="preserve">transcriptional null at that exposure is what the assay predicts, and it therefore bounds</w:t>
+      </w:r>
+      <w:r>
+        <w:t xml:space="preserve"> </w:t>
+      </w:r>
+      <w:r>
+        <w:t xml:space="preserve">the ISS radiation effect below our floor rather than demonstrating that no damage occurs.</w:t>
+      </w:r>
+      <w:r>
+        <w:t xml:space="preserve"> </w:t>
+      </w:r>
+      <w:r>
+        <w:t xml:space="preserve">Transcription is a poor dosimeter at ISS dose rates, where repair keeps pace with damage</w:t>
+      </w:r>
+      <w:r>
+        <w:t xml:space="preserve"> </w:t>
+      </w:r>
+      <w:r>
+        <w:t xml:space="preserve">and no acute programme is triggered.</w:t>
+      </w:r>
+    </w:p>
+    <w:p>
+      <w:pPr>
+        <w:pStyle w:val="BodyText"/>
+      </w:pPr>
+      <w:r>
+        <w:t xml:space="preserve">Two consequences follow for practice. A transcriptomic radiation biomarker developed on</w:t>
+      </w:r>
+      <w:r>
+        <w:t xml:space="preserve"> </w:t>
+      </w:r>
+      <w:r>
+        <w:t xml:space="preserve">acute ground irradiation should not be expected to report LEO exposure, and its absence in</w:t>
+      </w:r>
+      <w:r>
+        <w:t xml:space="preserve"> </w:t>
+      </w:r>
+      <w:r>
+        <w:t xml:space="preserve">flight data should not be read as evidence of radiation safety. And if a radiation</w:t>
+      </w:r>
+      <w:r>
+        <w:t xml:space="preserve"> </w:t>
+      </w:r>
+      <w:r>
+        <w:t xml:space="preserve">signature is ever wanted from flight material, it will have to come from an assay with a</w:t>
+      </w:r>
+      <w:r>
+        <w:t xml:space="preserve"> </w:t>
+      </w:r>
+      <w:r>
+        <w:t xml:space="preserve">floor two orders of magnitude below this one — direct damage markers such as</w:t>
+      </w:r>
+      <w:r>
+        <w:t xml:space="preserve"> </w:t>
+      </w:r>
+      <m:oMath>
+        <m:r>
+          <m:t>γ</m:t>
+        </m:r>
+      </m:oMath>
+      <w:r>
+        <w:t xml:space="preserve">-H2AX foci or mutation accumulation, rather than steady-state transcript</w:t>
+      </w:r>
+      <w:r>
+        <w:t xml:space="preserve"> </w:t>
+      </w:r>
+      <w:r>
+        <w:t xml:space="preserve">abundance.</w:t>
+      </w:r>
+    </w:p>
+    <w:bookmarkEnd w:id="85"/>
+    <w:bookmarkStart w:id="86" w:name="limitations"/>
+    <w:p>
+      <w:pPr>
+        <w:pStyle w:val="Heading2"/>
+      </w:pPr>
+      <w:r>
         <w:t xml:space="preserve">Limitations</w:t>
       </w:r>
     </w:p>
@@ -7409,6 +7848,114 @@
       </w:r>
       <w:r>
         <w:t xml:space="preserve">132 mouse and 29 human spaceflight studies in OSDR cannot be scored on these regulators.</w:t>
+      </w:r>
+    </w:p>
+    <w:p>
+      <w:pPr>
+        <w:pStyle w:val="BodyText"/>
+      </w:pPr>
+      <w:r>
+        <w:t xml:space="preserve">The detection floor is measured for acute exposure delivered in seconds. ISS exposure is</w:t>
+      </w:r>
+      <w:r>
+        <w:t xml:space="preserve"> </w:t>
+      </w:r>
+      <w:r>
+        <w:t xml:space="preserve">chronic and roughly</w:t>
+      </w:r>
+      <w:r>
+        <w:t xml:space="preserve"> </w:t>
+      </w:r>
+      <m:oMath>
+        <m:r>
+          <m:t>3</m:t>
+        </m:r>
+        <m:r>
+          <m:rPr>
+            <m:sty m:val="p"/>
+          </m:rPr>
+          <m:t>×</m:t>
+        </m:r>
+        <m:sSup>
+          <m:e>
+            <m:r>
+              <m:t>10</m:t>
+            </m:r>
+          </m:e>
+          <m:sup>
+            <m:r>
+              <m:t>6</m:t>
+            </m:r>
+          </m:sup>
+        </m:sSup>
+      </m:oMath>
+      <w:r>
+        <w:t xml:space="preserve"> </w:t>
+      </w:r>
+      <w:r>
+        <w:t xml:space="preserve">times slower, where repair keeps pace, so the true</w:t>
+      </w:r>
+      <w:r>
+        <w:t xml:space="preserve"> </w:t>
+      </w:r>
+      <w:r>
+        <w:t xml:space="preserve">chronic floor is plausibly higher still — which widens the gap rather than narrowing it.</w:t>
+      </w:r>
+      <w:r>
+        <w:t xml:space="preserve"> </w:t>
+      </w:r>
+      <w:r>
+        <w:t xml:space="preserve">The ISS dose rate is crew-module dosimetry, not a dosimeter inside the plant hardware, and</w:t>
+      </w:r>
+      <w:r>
+        <w:t xml:space="preserve"> </w:t>
+      </w:r>
+      <w:r>
+        <w:t xml:space="preserve">local shielding will differ. The dose points also come from two studies using different</w:t>
+      </w:r>
+      <w:r>
+        <w:t xml:space="preserve"> </w:t>
+      </w:r>
+      <w:r>
+        <w:t xml:space="preserve">material (dry seeds for the GCR arm, 4-week-old plants for the</w:t>
+      </w:r>
+      <w:r>
+        <w:t xml:space="preserve"> </w:t>
+      </w:r>
+      <m:oMath>
+        <m:sSup>
+          <m:e>
+            <m:r>
+              <m:t>​</m:t>
+            </m:r>
+          </m:e>
+          <m:sup>
+            <m:r>
+              <m:t>137</m:t>
+            </m:r>
+          </m:sup>
+        </m:sSup>
+      </m:oMath>
+      <w:r>
+        <w:t xml:space="preserve">Cs arm), so the</w:t>
+      </w:r>
+      <w:r>
+        <w:t xml:space="preserve"> </w:t>
+      </w:r>
+      <w:r>
+        <w:t xml:space="preserve">fitted floor is a cross-study estimate rather than a single titration; the observed</w:t>
+      </w:r>
+      <w:r>
+        <w:t xml:space="preserve"> </w:t>
+      </w:r>
+      <w:r>
+        <w:t xml:space="preserve">bracket of 10–40 cGy, read directly off the data, is the more</w:t>
+      </w:r>
+      <w:r>
+        <w:t xml:space="preserve"> </w:t>
+      </w:r>
+      <w:r>
+        <w:t xml:space="preserve">reliable quantity.</w:t>
       </w:r>
     </w:p>
     <w:p>
@@ -7478,9 +8025,9 @@
         <w:t xml:space="preserve">an R installation.</w:t>
       </w:r>
     </w:p>
-    <w:bookmarkEnd w:id="79"/>
-    <w:bookmarkEnd w:id="80"/>
-    <w:bookmarkStart w:id="111" w:name="data-and-code-availability"/>
+    <w:bookmarkEnd w:id="86"/>
+    <w:bookmarkEnd w:id="87"/>
+    <w:bookmarkStart w:id="120" w:name="data-and-code-availability"/>
     <w:p>
       <w:pPr>
         <w:pStyle w:val="Heading1"/>
@@ -7499,7 +8046,7 @@
       <w:r>
         <w:t xml:space="preserve"> </w:t>
       </w:r>
-      <w:hyperlink r:id="rId81">
+      <w:hyperlink r:id="rId88">
         <w:r>
           <w:rPr>
             <w:rStyle w:val="Hyperlink"/>
@@ -7661,8 +8208,8 @@
         <w:t xml:space="preserve">pipeline.</w:t>
       </w:r>
     </w:p>
-    <w:bookmarkStart w:id="110" w:name="refs"/>
-    <w:bookmarkStart w:id="83" w:name="ref-berardini2015tair"/>
+    <w:bookmarkStart w:id="119" w:name="refs"/>
+    <w:bookmarkStart w:id="90" w:name="ref-berardini2015tair"/>
     <w:p>
       <w:pPr>
         <w:pStyle w:val="Bibliography"/>
@@ -7707,7 +8254,7 @@
       <w:r>
         <w:t xml:space="preserve"> </w:t>
       </w:r>
-      <w:hyperlink r:id="rId82">
+      <w:hyperlink r:id="rId89">
         <w:r>
           <w:rPr>
             <w:rStyle w:val="Hyperlink"/>
@@ -7719,8 +8266,8 @@
         <w:t xml:space="preserve">.</w:t>
       </w:r>
     </w:p>
-    <w:bookmarkEnd w:id="83"/>
-    <w:bookmarkStart w:id="85" w:name="ref-bourbousse2018sog1"/>
+    <w:bookmarkEnd w:id="90"/>
+    <w:bookmarkStart w:id="92" w:name="ref-bourbousse2018sog1"/>
     <w:p>
       <w:pPr>
         <w:pStyle w:val="Bibliography"/>
@@ -7753,7 +8300,7 @@
       <w:r>
         <w:t xml:space="preserve"> </w:t>
       </w:r>
-      <w:hyperlink r:id="rId84">
+      <w:hyperlink r:id="rId91">
         <w:r>
           <w:rPr>
             <w:rStyle w:val="Hyperlink"/>
@@ -7765,8 +8312,8 @@
         <w:t xml:space="preserve">.</w:t>
       </w:r>
     </w:p>
-    <w:bookmarkEnd w:id="85"/>
-    <w:bookmarkStart w:id="87" w:name="ref-brooks2021connectf"/>
+    <w:bookmarkEnd w:id="92"/>
+    <w:bookmarkStart w:id="94" w:name="ref-brooks2021connectf"/>
     <w:p>
       <w:pPr>
         <w:pStyle w:val="Bibliography"/>
@@ -7799,7 +8346,7 @@
       <w:r>
         <w:t xml:space="preserve"> </w:t>
       </w:r>
-      <w:hyperlink r:id="rId86">
+      <w:hyperlink r:id="rId93">
         <w:r>
           <w:rPr>
             <w:rStyle w:val="Hyperlink"/>
@@ -7811,8 +8358,8 @@
         <w:t xml:space="preserve">.</w:t>
       </w:r>
     </w:p>
-    <w:bookmarkEnd w:id="87"/>
-    <w:bookmarkStart w:id="89" w:name="ref-ding2018idrem"/>
+    <w:bookmarkEnd w:id="94"/>
+    <w:bookmarkStart w:id="96" w:name="ref-ding2018idrem"/>
     <w:p>
       <w:pPr>
         <w:pStyle w:val="Bibliography"/>
@@ -7845,7 +8392,7 @@
       <w:r>
         <w:t xml:space="preserve"> </w:t>
       </w:r>
-      <w:hyperlink r:id="rId88">
+      <w:hyperlink r:id="rId95">
         <w:r>
           <w:rPr>
             <w:rStyle w:val="Hyperlink"/>
@@ -7857,8 +8404,8 @@
         <w:t xml:space="preserve">.</w:t>
       </w:r>
     </w:p>
-    <w:bookmarkEnd w:id="89"/>
-    <w:bookmarkStart w:id="91" w:name="ref-dremsoftware"/>
+    <w:bookmarkEnd w:id="96"/>
+    <w:bookmarkStart w:id="98" w:name="ref-dremsoftware"/>
     <w:p>
       <w:pPr>
         <w:pStyle w:val="Bibliography"/>
@@ -7876,7 +8423,7 @@
       <w:r>
         <w:t xml:space="preserve"> </w:t>
       </w:r>
-      <w:hyperlink r:id="rId90">
+      <w:hyperlink r:id="rId97">
         <w:r>
           <w:rPr>
             <w:rStyle w:val="Hyperlink"/>
@@ -7888,8 +8435,8 @@
         <w:t xml:space="preserve">; Ernst Lab.</w:t>
       </w:r>
     </w:p>
-    <w:bookmarkEnd w:id="91"/>
-    <w:bookmarkStart w:id="93" w:name="ref-ernst2007drem"/>
+    <w:bookmarkEnd w:id="98"/>
+    <w:bookmarkStart w:id="100" w:name="ref-ernst2007drem"/>
     <w:p>
       <w:pPr>
         <w:pStyle w:val="Bibliography"/>
@@ -7922,7 +8469,7 @@
       <w:r>
         <w:t xml:space="preserve"> </w:t>
       </w:r>
-      <w:hyperlink r:id="rId92">
+      <w:hyperlink r:id="rId99">
         <w:r>
           <w:rPr>
             <w:rStyle w:val="Hyperlink"/>
@@ -7934,8 +8481,8 @@
         <w:t xml:space="preserve">.</w:t>
       </w:r>
     </w:p>
-    <w:bookmarkEnd w:id="93"/>
-    <w:bookmarkStart w:id="95" w:name="ref-geo_gse112529"/>
+    <w:bookmarkEnd w:id="100"/>
+    <w:bookmarkStart w:id="102" w:name="ref-geo_gse112529"/>
     <w:p>
       <w:pPr>
         <w:pStyle w:val="Bibliography"/>
@@ -7953,7 +8500,7 @@
       <w:r>
         <w:t xml:space="preserve"> </w:t>
       </w:r>
-      <w:hyperlink r:id="rId94">
+      <w:hyperlink r:id="rId101">
         <w:r>
           <w:rPr>
             <w:rStyle w:val="Hyperlink"/>
@@ -7965,8 +8512,8 @@
         <w:t xml:space="preserve">; NCBI.</w:t>
       </w:r>
     </w:p>
-    <w:bookmarkEnd w:id="95"/>
-    <w:bookmarkStart w:id="97" w:name="ref-geo_gse226097"/>
+    <w:bookmarkEnd w:id="102"/>
+    <w:bookmarkStart w:id="104" w:name="ref-geo_gse226097"/>
     <w:p>
       <w:pPr>
         <w:pStyle w:val="Bibliography"/>
@@ -7984,7 +8531,7 @@
       <w:r>
         <w:t xml:space="preserve"> </w:t>
       </w:r>
-      <w:hyperlink r:id="rId96">
+      <w:hyperlink r:id="rId103">
         <w:r>
           <w:rPr>
             <w:rStyle w:val="Hyperlink"/>
@@ -7996,8 +8543,8 @@
         <w:t xml:space="preserve">; NCBI.</w:t>
       </w:r>
     </w:p>
-    <w:bookmarkEnd w:id="97"/>
-    <w:bookmarkStart w:id="99" w:name="ref-geo_gse60143"/>
+    <w:bookmarkEnd w:id="104"/>
+    <w:bookmarkStart w:id="106" w:name="ref-geo_gse60143"/>
     <w:p>
       <w:pPr>
         <w:pStyle w:val="Bibliography"/>
@@ -8015,7 +8562,7 @@
       <w:r>
         <w:t xml:space="preserve"> </w:t>
       </w:r>
-      <w:hyperlink r:id="rId98">
+      <w:hyperlink r:id="rId105">
         <w:r>
           <w:rPr>
             <w:rStyle w:val="Hyperlink"/>
@@ -8027,8 +8574,8 @@
         <w:t xml:space="preserve">; NCBI.</w:t>
       </w:r>
     </w:p>
-    <w:bookmarkEnd w:id="99"/>
-    <w:bookmarkStart w:id="101" w:name="ref-lee2023atlas"/>
+    <w:bookmarkEnd w:id="106"/>
+    <w:bookmarkStart w:id="108" w:name="ref-lee2023atlas"/>
     <w:p>
       <w:pPr>
         <w:pStyle w:val="Bibliography"/>
@@ -8052,7 +8599,7 @@
       <w:r>
         <w:t xml:space="preserve"> </w:t>
       </w:r>
-      <w:hyperlink r:id="rId100">
+      <w:hyperlink r:id="rId107">
         <w:r>
           <w:rPr>
             <w:rStyle w:val="Hyperlink"/>
@@ -8064,8 +8611,8 @@
         <w:t xml:space="preserve">.</w:t>
       </w:r>
     </w:p>
-    <w:bookmarkEnd w:id="101"/>
-    <w:bookmarkStart w:id="103" w:name="ref-osdr"/>
+    <w:bookmarkEnd w:id="108"/>
+    <w:bookmarkStart w:id="110" w:name="ref-osdr"/>
     <w:p>
       <w:pPr>
         <w:pStyle w:val="Bibliography"/>
@@ -8083,7 +8630,7 @@
       <w:r>
         <w:t xml:space="preserve"> </w:t>
       </w:r>
-      <w:hyperlink r:id="rId102">
+      <w:hyperlink r:id="rId109">
         <w:r>
           <w:rPr>
             <w:rStyle w:val="Hyperlink"/>
@@ -8095,8 +8642,8 @@
         <w:t xml:space="preserve">; NASA.</w:t>
       </w:r>
     </w:p>
-    <w:bookmarkEnd w:id="103"/>
-    <w:bookmarkStart w:id="105" w:name="ref-omalley2016cistrome"/>
+    <w:bookmarkEnd w:id="110"/>
+    <w:bookmarkStart w:id="112" w:name="ref-omalley2016cistrome"/>
     <w:p>
       <w:pPr>
         <w:pStyle w:val="Bibliography"/>
@@ -8129,7 +8676,7 @@
       <w:r>
         <w:t xml:space="preserve"> </w:t>
       </w:r>
-      <w:hyperlink r:id="rId104">
+      <w:hyperlink r:id="rId111">
         <w:r>
           <w:rPr>
             <w:rStyle w:val="Hyperlink"/>
@@ -8141,8 +8688,8 @@
         <w:t xml:space="preserve">.</w:t>
       </w:r>
     </w:p>
-    <w:bookmarkEnd w:id="105"/>
-    <w:bookmarkStart w:id="107" w:name="ref-schulz2012drem2"/>
+    <w:bookmarkEnd w:id="112"/>
+    <w:bookmarkStart w:id="114" w:name="ref-schulz2012drem2"/>
     <w:p>
       <w:pPr>
         <w:pStyle w:val="Bibliography"/>
@@ -8175,7 +8722,7 @@
       <w:r>
         <w:t xml:space="preserve"> </w:t>
       </w:r>
-      <w:hyperlink r:id="rId106">
+      <w:hyperlink r:id="rId113">
         <w:r>
           <w:rPr>
             <w:rStyle w:val="Hyperlink"/>
@@ -8187,8 +8734,54 @@
         <w:t xml:space="preserve">.</w:t>
       </w:r>
     </w:p>
-    <w:bookmarkEnd w:id="107"/>
-    <w:bookmarkStart w:id="109" w:name="ref-yoshiyama2009sog1"/>
+    <w:bookmarkEnd w:id="114"/>
+    <w:bookmarkStart w:id="116" w:name="ref-yoshida2022iss"/>
+    <w:p>
+      <w:pPr>
+        <w:pStyle w:val="Bibliography"/>
+      </w:pPr>
+      <w:r>
+        <w:t xml:space="preserve">Yoshida, Kayo, Megumi Hada, Akane Kizu, et al. 2022.</w:t>
+      </w:r>
+      <w:r>
+        <w:t xml:space="preserve"> </w:t>
+      </w:r>
+      <w:r>
+        <w:t xml:space="preserve">“Comparison of Biological Measurement and Physical Estimates of Space Radiation in the International Space Station.”</w:t>
+      </w:r>
+      <w:r>
+        <w:t xml:space="preserve"> </w:t>
+      </w:r>
+      <w:r>
+        <w:rPr>
+          <w:i/>
+          <w:iCs/>
+        </w:rPr>
+        <w:t xml:space="preserve">Heliyon</w:t>
+      </w:r>
+      <w:r>
+        <w:t xml:space="preserve"> </w:t>
+      </w:r>
+      <w:r>
+        <w:t xml:space="preserve">8 (8): e10266.</w:t>
+      </w:r>
+      <w:r>
+        <w:t xml:space="preserve"> </w:t>
+      </w:r>
+      <w:hyperlink r:id="rId115">
+        <w:r>
+          <w:rPr>
+            <w:rStyle w:val="Hyperlink"/>
+          </w:rPr>
+          <w:t xml:space="preserve">https://doi.org/10.1016/j.heliyon.2022.e10266</w:t>
+        </w:r>
+      </w:hyperlink>
+      <w:r>
+        <w:t xml:space="preserve">.</w:t>
+      </w:r>
+    </w:p>
+    <w:bookmarkEnd w:id="116"/>
+    <w:bookmarkStart w:id="118" w:name="ref-yoshiyama2009sog1"/>
     <w:p>
       <w:pPr>
         <w:pStyle w:val="Bibliography"/>
@@ -8221,7 +8814,7 @@
       <w:r>
         <w:t xml:space="preserve"> </w:t>
       </w:r>
-      <w:hyperlink r:id="rId108">
+      <w:hyperlink r:id="rId117">
         <w:r>
           <w:rPr>
             <w:rStyle w:val="Hyperlink"/>
@@ -8233,9 +8826,9 @@
         <w:t xml:space="preserve">.</w:t>
       </w:r>
     </w:p>
-    <w:bookmarkEnd w:id="109"/>
-    <w:bookmarkEnd w:id="110"/>
-    <w:bookmarkEnd w:id="111"/>
+    <w:bookmarkEnd w:id="118"/>
+    <w:bookmarkEnd w:id="119"/>
+    <w:bookmarkEnd w:id="120"/>
     <w:sectPr>
       <w:footnotePr>
         <w:numRestart w:val="eachSect"/>

--- a/manuscript/manuscript.docx
+++ b/manuscript/manuscript.docx
@@ -3124,7 +3124,7 @@
     </w:p>
     <w:bookmarkEnd w:id="19"/>
     <w:bookmarkEnd w:id="20"/>
-    <w:bookmarkStart w:id="84" w:name="results"/>
+    <w:bookmarkStart w:id="89" w:name="results"/>
     <w:p>
       <w:pPr>
         <w:pStyle w:val="Heading1"/>
@@ -4065,7 +4065,554 @@
     </w:p>
     <w:bookmarkEnd w:id="39"/>
     <w:bookmarkEnd w:id="40"/>
-    <w:bookmarkStart w:id="42" w:name="Xdf9d7a700648e0f22dd70f6ff8d53c3b802d79a"/>
+    <w:bookmarkStart w:id="41" w:name="X5e41d9bfea5b027926628063da76e146412dc75"/>
+    <w:p>
+      <w:pPr>
+        <w:pStyle w:val="Heading2"/>
+      </w:pPr>
+      <w:r>
+        <w:t xml:space="preserve">What the cell-type weighting actually did</w:t>
+      </w:r>
+    </w:p>
+    <w:p>
+      <w:pPr>
+        <w:pStyle w:val="FirstParagraph"/>
+      </w:pPr>
+      <w:r>
+        <w:t xml:space="preserve">The weighting is a multiplier in</w:t>
+      </w:r>
+      <w:r>
+        <w:t xml:space="preserve"> </w:t>
+      </w:r>
+      <m:oMath>
+        <m:r>
+          <m:rPr>
+            <m:sty m:val="p"/>
+          </m:rPr>
+          <m:t>[</m:t>
+        </m:r>
+        <m:r>
+          <m:t>0</m:t>
+        </m:r>
+        <m:r>
+          <m:rPr>
+            <m:sty m:val="p"/>
+          </m:rPr>
+          <m:t>,</m:t>
+        </m:r>
+        <m:r>
+          <m:t>1</m:t>
+        </m:r>
+        <m:r>
+          <m:rPr>
+            <m:sty m:val="p"/>
+          </m:rPr>
+          <m:t>]</m:t>
+        </m:r>
+      </m:oMath>
+      <w:r>
+        <w:t xml:space="preserve">, so every regulator’s total edge mass shrinks;</w:t>
+      </w:r>
+      <w:r>
+        <w:t xml:space="preserve"> </w:t>
+      </w:r>
+      <w:r>
+        <w:t xml:space="preserve">what re-ranks regulators against one another is shrinking more or less than the typical</w:t>
+      </w:r>
+      <w:r>
+        <w:t xml:space="preserve"> </w:t>
+      </w:r>
+      <w:r>
+        <w:t xml:space="preserve">TF. Measured that way, the atlas informs 57 of 479 TFs and</w:t>
+      </w:r>
+      <w:r>
+        <w:t xml:space="preserve"> </w:t>
+      </w:r>
+      <w:r>
+        <w:t xml:space="preserve">its action is specific rather than diffuse (Figure </w:t>
+      </w:r>
+      <w:hyperlink w:anchor="fig:tissue">
+        <w:r>
+          <w:rPr>
+            <w:rStyle w:val="Hyperlink"/>
+          </w:rPr>
+          <w:t xml:space="preserve">5</w:t>
+        </w:r>
+      </w:hyperlink>
+      <w:r>
+        <w:t xml:space="preserve">).</w:t>
+      </w:r>
+    </w:p>
+    <w:p>
+      <w:pPr>
+        <w:pStyle w:val="BodyText"/>
+      </w:pPr>
+      <w:r>
+        <w:t xml:space="preserve">The six most strongly demoted regulators are</w:t>
+      </w:r>
+      <w:r>
+        <w:t xml:space="preserve"> </w:t>
+      </w:r>
+      <w:r>
+        <w:rPr>
+          <w:i/>
+          <w:iCs/>
+        </w:rPr>
+        <w:t xml:space="preserve">FUS3</w:t>
+      </w:r>
+      <w:r>
+        <w:t xml:space="preserve">, ANAC079, ANAC058, ANAC038 and</w:t>
+      </w:r>
+      <w:r>
+        <w:t xml:space="preserve"> </w:t>
+      </w:r>
+      <w:r>
+        <w:t xml:space="preserve">ANAC029, together with AT1G04880 — and every one of them has its expression maximum in a</w:t>
+      </w:r>
+      <w:r>
+        <w:t xml:space="preserve"> </w:t>
+      </w:r>
+      <w:r>
+        <w:t xml:space="preserve">silique or developing-seed cluster. The Bourbousse experiment irradiated</w:t>
+      </w:r>
+      <w:r>
+        <w:t xml:space="preserve"> </w:t>
+      </w:r>
+      <w:r>
+        <w:rPr>
+          <w:i/>
+          <w:iCs/>
+        </w:rPr>
+        <w:t xml:space="preserve">seedlings</w:t>
+      </w:r>
+      <w:r>
+        <w:t xml:space="preserve">.</w:t>
+      </w:r>
+      <w:r>
+        <w:t xml:space="preserve"> </w:t>
+      </w:r>
+      <w:r>
+        <w:t xml:space="preserve">DAP-seq reports that these factors can bind their motifs, but they are not present in the</w:t>
+      </w:r>
+      <w:r>
+        <w:t xml:space="preserve"> </w:t>
+      </w:r>
+      <w:r>
+        <w:t xml:space="preserve">tissue being assayed, and the atlas removes them from contention. The regulators promoted</w:t>
+      </w:r>
+      <w:r>
+        <w:t xml:space="preserve"> </w:t>
+      </w:r>
+      <w:r>
+        <w:t xml:space="preserve">in relative terms — TCP1, LEP, STZ, FAR1, WRKY59, ERF4 — peak instead in rosette and</w:t>
+      </w:r>
+      <w:r>
+        <w:t xml:space="preserve"> </w:t>
+      </w:r>
+      <w:r>
+        <w:t xml:space="preserve">15-day seedling clusters, which is the tissue actually in the tube.</w:t>
+      </w:r>
+    </w:p>
+    <w:p>
+      <w:pPr>
+        <w:pStyle w:val="BodyText"/>
+      </w:pPr>
+      <w:r>
+        <w:t xml:space="preserve">This is worth stating precisely because SOG1 is itself a NAC (ANAC008). The lever is not</w:t>
+      </w:r>
+      <w:r>
+        <w:t xml:space="preserve"> </w:t>
+      </w:r>
+      <w:r>
+        <w:t xml:space="preserve">down-weighting a family; it is discriminating</w:t>
+      </w:r>
+      <w:r>
+        <w:t xml:space="preserve"> </w:t>
+      </w:r>
+      <w:r>
+        <w:rPr>
+          <w:i/>
+          <w:iCs/>
+        </w:rPr>
+        <w:t xml:space="preserve">within</w:t>
+      </w:r>
+      <w:r>
+        <w:t xml:space="preserve"> </w:t>
+      </w:r>
+      <w:r>
+        <w:t xml:space="preserve">one, demoting the seed-restricted</w:t>
+      </w:r>
+      <w:r>
+        <w:t xml:space="preserve"> </w:t>
+      </w:r>
+      <w:r>
+        <w:t xml:space="preserve">NACs while leaving the seedling-expressed ones untouched. That is also why the ablation</w:t>
+      </w:r>
+      <w:r>
+        <w:t xml:space="preserve"> </w:t>
+      </w:r>
+      <w:r>
+        <w:t xml:space="preserve">left the SOG1 and MYB3R1 attributions unmoved while reassigning the marginal calls: the</w:t>
+      </w:r>
+      <w:r>
+        <w:t xml:space="preserve"> </w:t>
+      </w:r>
+      <w:r>
+        <w:t xml:space="preserve">prior only had licence to act where the atlas disagreed with the binding data.</w:t>
+      </w:r>
+    </w:p>
+    <w:bookmarkEnd w:id="41"/>
+    <w:bookmarkStart w:id="46" w:name="tissue-association-of-the-response"/>
+    <w:p>
+      <w:pPr>
+        <w:pStyle w:val="Heading2"/>
+      </w:pPr>
+      <w:r>
+        <w:t xml:space="preserve">Tissue association of the response</w:t>
+      </w:r>
+    </w:p>
+    <w:p>
+      <w:pPr>
+        <w:pStyle w:val="FirstParagraph"/>
+      </w:pPr>
+      <w:r>
+        <w:t xml:space="preserve">Where the response is expressed was tested directly against the atlas rather than through</w:t>
+      </w:r>
+      <w:r>
+        <w:t xml:space="preserve"> </w:t>
+      </w:r>
+      <w:r>
+        <w:t xml:space="preserve">the deconvolution, for a reason worth recording. The per-timepoint NNLS fractions are not</w:t>
+      </w:r>
+      <w:r>
+        <w:t xml:space="preserve"> </w:t>
+      </w:r>
+      <w:r>
+        <w:t xml:space="preserve">stable: the median relative swing between adjacent timepoints is 0.6 at cluster</w:t>
+      </w:r>
+      <w:r>
+        <w:t xml:space="preserve"> </w:t>
+      </w:r>
+      <w:r>
+        <w:t xml:space="preserve">resolution, and aggregating to organ level does</w:t>
+      </w:r>
+      <w:r>
+        <w:t xml:space="preserve"> </w:t>
+      </w:r>
+      <w:r>
+        <w:rPr>
+          <w:i/>
+          <w:iCs/>
+        </w:rPr>
+        <w:t xml:space="preserve">not</w:t>
+      </w:r>
+      <w:r>
+        <w:t xml:space="preserve"> </w:t>
+      </w:r>
+      <w:r>
+        <w:t xml:space="preserve">fix it (0.609), because</w:t>
+      </w:r>
+      <w:r>
+        <w:t xml:space="preserve"> </w:t>
+      </w:r>
+      <w:r>
+        <w:t xml:space="preserve">the fit flips between clusters of the same organ as readily as across organs. The</w:t>
+      </w:r>
+      <w:r>
+        <w:t xml:space="preserve"> </w:t>
+      </w:r>
+      <w:r>
+        <w:t xml:space="preserve">time-averaged composition that the weighting consumes is stable (bootstrap CV</w:t>
+      </w:r>
+      <w:r>
+        <w:t xml:space="preserve"> </w:t>
+      </w:r>
+      <w:r>
+        <w:t xml:space="preserve">0.218), but no per-timepoint fraction in this study should be read as</w:t>
+      </w:r>
+      <w:r>
+        <w:t xml:space="preserve"> </w:t>
+      </w:r>
+      <w:r>
+        <w:t xml:space="preserve">compositional dynamics, and none is.</w:t>
+      </w:r>
+    </w:p>
+    <w:p>
+      <w:pPr>
+        <w:pStyle w:val="BodyText"/>
+      </w:pPr>
+      <w:r>
+        <w:t xml:space="preserve">Testing the gene sets against the atlas expression matrix directly — no deconvolution —</w:t>
+      </w:r>
+      <w:r>
+        <w:t xml:space="preserve"> </w:t>
+      </w:r>
+      <w:r>
+        <w:t xml:space="preserve">gives a clear split. The MYB3R-repressed arm is strongly and coherently tissue-restricted,</w:t>
+      </w:r>
+      <w:r>
+        <w:t xml:space="preserve"> </w:t>
+      </w:r>
+      <w:r>
+        <w:t xml:space="preserve">reaching</w:t>
+      </w:r>
+      <w:r>
+        <w:t xml:space="preserve"> </w:t>
+      </w:r>
+      <m:oMath>
+        <m:r>
+          <m:t>z</m:t>
+        </m:r>
+        <m:r>
+          <m:rPr>
+            <m:sty m:val="p"/>
+          </m:rPr>
+          <m:t>=</m:t>
+        </m:r>
+        <m:r>
+          <m:t>26.2</m:t>
+        </m:r>
+        <m:r>
+          <m:t>​</m:t>
+        </m:r>
+      </m:oMath>
+      <w:r>
+        <w:t xml:space="preserve"> </w:t>
+      </w:r>
+      <w:r>
+        <w:t xml:space="preserve">in silique and comparable values in 6-day</w:t>
+      </w:r>
+      <w:r>
+        <w:t xml:space="preserve"> </w:t>
+      </w:r>
+      <w:r>
+        <w:t xml:space="preserve">seedling and 21-day rosette clusters, with 35 of 183</w:t>
+      </w:r>
+      <w:r>
+        <w:t xml:space="preserve"> </w:t>
+      </w:r>
+      <w:r>
+        <w:t xml:space="preserve">clusters significant. The SOG1-dependent arm is far more diffuse:</w:t>
+      </w:r>
+      <w:r>
+        <w:t xml:space="preserve"> </w:t>
+      </w:r>
+      <w:r>
+        <w:t xml:space="preserve">20 of 183 clusters, topping out at</w:t>
+      </w:r>
+      <w:r>
+        <w:t xml:space="preserve"> </w:t>
+      </w:r>
+      <m:oMath>
+        <m:r>
+          <m:t>z</m:t>
+        </m:r>
+        <m:r>
+          <m:rPr>
+            <m:sty m:val="p"/>
+          </m:rPr>
+          <m:t>=</m:t>
+        </m:r>
+        <m:r>
+          <m:t>8.7</m:t>
+        </m:r>
+        <m:r>
+          <m:t>​</m:t>
+        </m:r>
+      </m:oMath>
+      <w:r>
+        <w:t xml:space="preserve">.</w:t>
+      </w:r>
+    </w:p>
+    <w:p>
+      <w:pPr>
+        <w:pStyle w:val="BodyText"/>
+      </w:pPr>
+      <w:r>
+        <w:t xml:space="preserve">The asymmetry is interpretable and, we think, expected. Only a dividing cell has a G2/M</w:t>
+      </w:r>
+      <w:r>
+        <w:t xml:space="preserve"> </w:t>
+      </w:r>
+      <w:r>
+        <w:t xml:space="preserve">programme to shut down, so the repressed arm can only be read where proliferation is</w:t>
+      </w:r>
+      <w:r>
+        <w:t xml:space="preserve"> </w:t>
+      </w:r>
+      <w:r>
+        <w:t xml:space="preserve">happening; any cell can mount a damage response, so the activated arm is broadly</w:t>
+      </w:r>
+      <w:r>
+        <w:t xml:space="preserve"> </w:t>
+      </w:r>
+      <w:r>
+        <w:t xml:space="preserve">expressed. The radiation response is therefore not uniformly tissue-restricted — its</w:t>
+      </w:r>
+      <w:r>
+        <w:t xml:space="preserve"> </w:t>
+      </w:r>
+      <w:r>
+        <w:rPr>
+          <w:i/>
+          <w:iCs/>
+        </w:rPr>
+        <w:t xml:space="preserve">repressive</w:t>
+      </w:r>
+      <w:r>
+        <w:t xml:space="preserve"> </w:t>
+      </w:r>
+      <w:r>
+        <w:t xml:space="preserve">half is, and its</w:t>
+      </w:r>
+      <w:r>
+        <w:t xml:space="preserve"> </w:t>
+      </w:r>
+      <w:r>
+        <w:rPr>
+          <w:i/>
+          <w:iCs/>
+        </w:rPr>
+        <w:t xml:space="preserve">activating</w:t>
+      </w:r>
+      <w:r>
+        <w:t xml:space="preserve"> </w:t>
+      </w:r>
+      <w:r>
+        <w:t xml:space="preserve">half is not.</w:t>
+      </w:r>
+    </w:p>
+    <w:bookmarkStart w:id="45" w:name="fig:tissue"/>
+    <w:p>
+      <w:pPr>
+        <w:pStyle w:val="CaptionedFigure"/>
+      </w:pPr>
+      <w:r>
+        <w:drawing>
+          <wp:inline>
+            <wp:extent cx="5334000" cy="1966952"/>
+            <wp:effectExtent b="0" l="0" r="0" t="0"/>
+            <wp:docPr descr="" title="" id="43" name="Picture"/>
+            <a:graphic>
+              <a:graphicData uri="http://schemas.openxmlformats.org/drawingml/2006/picture">
+                <pic:pic>
+                  <pic:nvPicPr>
+                    <pic:cNvPr descr="../figures/fig6_tissue_association.png" id="44" name="Picture"/>
+                    <pic:cNvPicPr>
+                      <a:picLocks noChangeArrowheads="1" noChangeAspect="1"/>
+                    </pic:cNvPicPr>
+                  </pic:nvPicPr>
+                  <pic:blipFill>
+                    <a:blip r:embed="rId42"/>
+                    <a:stretch>
+                      <a:fillRect/>
+                    </a:stretch>
+                  </pic:blipFill>
+                  <pic:spPr bwMode="auto">
+                    <a:xfrm>
+                      <a:off x="0" y="0"/>
+                      <a:ext cx="5334000" cy="1966952"/>
+                    </a:xfrm>
+                    <a:prstGeom prst="rect">
+                      <a:avLst/>
+                    </a:prstGeom>
+                    <a:noFill/>
+                    <a:ln w="9525">
+                      <a:noFill/>
+                      <a:headEnd/>
+                      <a:tailEnd/>
+                    </a:ln>
+                  </pic:spPr>
+                </pic:pic>
+              </a:graphicData>
+            </a:graphic>
+          </wp:inline>
+        </w:drawing>
+      </w:r>
+    </w:p>
+    <w:p>
+      <w:pPr>
+        <w:pStyle w:val="ImageCaption"/>
+      </w:pPr>
+      <w:r>
+        <w:t xml:space="preserve">Tissue attribution.</w:t>
+      </w:r>
+      <w:r>
+        <w:t xml:space="preserve"> </w:t>
+      </w:r>
+      <w:r>
+        <w:rPr>
+          <w:b/>
+          <w:bCs/>
+        </w:rPr>
+        <w:t xml:space="preserve">Left:</w:t>
+      </w:r>
+      <w:r>
+        <w:t xml:space="preserve"> </w:t>
+      </w:r>
+      <w:r>
+        <w:t xml:space="preserve">deconvolved organ composition per timepoint —</w:t>
+      </w:r>
+      <w:r>
+        <w:t xml:space="preserve"> </w:t>
+      </w:r>
+      <w:r>
+        <w:t xml:space="preserve">shown to make the instability visible, not to be read as dynamics.</w:t>
+      </w:r>
+      <w:r>
+        <w:t xml:space="preserve"> </w:t>
+      </w:r>
+      <w:r>
+        <w:rPr>
+          <w:b/>
+          <w:bCs/>
+        </w:rPr>
+        <w:t xml:space="preserve">Centre:</w:t>
+      </w:r>
+      <w:r>
+        <w:t xml:space="preserve"> </w:t>
+      </w:r>
+      <w:r>
+        <w:t xml:space="preserve">enrichment of the SOG1-dependent set across atlas clusters, computed from the atlas</w:t>
+      </w:r>
+      <w:r>
+        <w:t xml:space="preserve"> </w:t>
+      </w:r>
+      <w:r>
+        <w:t xml:space="preserve">expression matrix directly.</w:t>
+      </w:r>
+      <w:r>
+        <w:t xml:space="preserve"> </w:t>
+      </w:r>
+      <w:r>
+        <w:rPr>
+          <w:b/>
+          <w:bCs/>
+        </w:rPr>
+        <w:t xml:space="preserve">Right:</w:t>
+      </w:r>
+      <w:r>
+        <w:t xml:space="preserve"> </w:t>
+      </w:r>
+      <w:r>
+        <w:t xml:space="preserve">regulators promoted or demoted by the</w:t>
+      </w:r>
+      <w:r>
+        <w:t xml:space="preserve"> </w:t>
+      </w:r>
+      <w:r>
+        <w:t xml:space="preserve">weighting relative to the median TF, labelled with the cluster where each peaks; the</w:t>
+      </w:r>
+      <w:r>
+        <w:t xml:space="preserve"> </w:t>
+      </w:r>
+      <w:r>
+        <w:t xml:space="preserve">demoted set is dominated by silique-restricted NACs absent from irradiated seedlings.</w:t>
+      </w:r>
+    </w:p>
+    <w:bookmarkEnd w:id="45"/>
+    <w:bookmarkEnd w:id="46"/>
+    <w:bookmarkStart w:id="48" w:name="Xdf9d7a700648e0f22dd70f6ff8d53c3b802d79a"/>
     <w:p>
       <w:pPr>
         <w:pStyle w:val="Heading2"/>
@@ -4187,7 +4734,7 @@
         <w:t xml:space="preserve">with the DAP-seq prior alone, SOG1 has no edges and could not have been ranked at all.</w:t>
       </w:r>
     </w:p>
-    <w:bookmarkStart w:id="41" w:name="tab:genotype"/>
+    <w:bookmarkStart w:id="47" w:name="tab:genotype"/>
     <w:p>
       <w:pPr>
         <w:pStyle w:val="TableCaption"/>
@@ -4336,15 +4883,15 @@
         </w:tc>
       </w:tr>
     </w:tbl>
-    <w:bookmarkEnd w:id="41"/>
-    <w:bookmarkEnd w:id="42"/>
-    <w:bookmarkStart w:id="43" w:name="Xb1d6fbcacee3bd1ac2a450c83306e978ab341eb"/>
+    <w:bookmarkEnd w:id="47"/>
+    <w:bookmarkEnd w:id="48"/>
+    <w:bookmarkStart w:id="50" w:name="comparison-with-the-published-model"/>
     <w:p>
       <w:pPr>
         <w:pStyle w:val="Heading2"/>
       </w:pPr>
       <w:r>
-        <w:t xml:space="preserve">Independent corroboration from a different method</w:t>
+        <w:t xml:space="preserve">Comparison with the published model</w:t>
       </w:r>
     </w:p>
     <w:p>
@@ -4352,2699 +4899,36 @@
         <w:pStyle w:val="FirstParagraph"/>
       </w:pPr>
       <w:r>
-        <w:t xml:space="preserve">The sibling analysis in</w:t>
-      </w:r>
-      <w:r>
-        <w:t xml:space="preserve"> </w:t>
-      </w:r>
-      <w:r>
-        <w:rPr>
-          <w:rStyle w:val="VerbatimChar"/>
-        </w:rPr>
-        <w:t xml:space="preserve">Plant_response_to_radiation</w:t>
-      </w:r>
-      <w:r>
-        <w:t xml:space="preserve"> </w:t>
-      </w:r>
-      <w:r>
-        <w:t xml:space="preserve">models an overlapping set</w:t>
-      </w:r>
-      <w:r>
-        <w:t xml:space="preserve"> </w:t>
-      </w:r>
-      <w:r>
-        <w:t xml:space="preserve">of OSDR studies with a Gaussian-process autoencoder and WGCNA co-expression modules, with</w:t>
-      </w:r>
-      <w:r>
-        <w:t xml:space="preserve"> </w:t>
-      </w:r>
-      <w:r>
-        <w:t xml:space="preserve">no DREM and no TF attribution anywhere in it. Over the</w:t>
-      </w:r>
-      <w:r>
-        <w:t xml:space="preserve"> </w:t>
-      </w:r>
-      <w:r>
-        <w:t xml:space="preserve">314 genes both analyses modelled,</w:t>
-      </w:r>
-      <w:r>
-        <w:t xml:space="preserve"> </w:t>
-      </w:r>
-      <w:r>
-        <w:t xml:space="preserve">7 of 10 DREM nodes enrich one of the</w:t>
-      </w:r>
-      <w:r>
-        <w:t xml:space="preserve"> </w:t>
-      </w:r>
-      <w:r>
-        <w:t xml:space="preserve">3 WGCNA modules at Bonferroni-corrected</w:t>
-      </w:r>
-      <w:r>
-        <w:t xml:space="preserve"> </w:t>
-      </w:r>
-      <m:oMath>
-        <m:r>
-          <m:t>p</m:t>
-        </m:r>
-        <m:r>
-          <m:rPr>
-            <m:sty m:val="p"/>
-          </m:rPr>
-          <m:t>&lt;</m:t>
-        </m:r>
-        <m:r>
-          <m:t>0.05</m:t>
-        </m:r>
-      </m:oMath>
-      <w:r>
-        <w:t xml:space="preserve">. The two methods</w:t>
-      </w:r>
-      <w:r>
-        <w:t xml:space="preserve"> </w:t>
-      </w:r>
-      <w:r>
-        <w:t xml:space="preserve">share raw data but almost no methodology, so the agreement is external corroboration</w:t>
-      </w:r>
-      <w:r>
-        <w:t xml:space="preserve"> </w:t>
-      </w:r>
-      <w:r>
-        <w:t xml:space="preserve">rather than a restatement.</w:t>
-      </w:r>
-    </w:p>
-    <w:bookmarkEnd w:id="43"/>
-    <w:bookmarkStart w:id="44" w:name="X5e41d9bfea5b027926628063da76e146412dc75"/>
-    <w:p>
-      <w:pPr>
-        <w:pStyle w:val="Heading2"/>
-      </w:pPr>
-      <w:r>
-        <w:t xml:space="preserve">What the cell-type weighting actually did</w:t>
-      </w:r>
-    </w:p>
-    <w:p>
-      <w:pPr>
-        <w:pStyle w:val="FirstParagraph"/>
-      </w:pPr>
-      <w:r>
-        <w:t xml:space="preserve">The weighting is a multiplier in</w:t>
-      </w:r>
-      <w:r>
-        <w:t xml:space="preserve"> </w:t>
-      </w:r>
-      <m:oMath>
-        <m:r>
-          <m:rPr>
-            <m:sty m:val="p"/>
-          </m:rPr>
-          <m:t>[</m:t>
-        </m:r>
-        <m:r>
-          <m:t>0</m:t>
-        </m:r>
-        <m:r>
-          <m:rPr>
-            <m:sty m:val="p"/>
-          </m:rPr>
-          <m:t>,</m:t>
-        </m:r>
-        <m:r>
-          <m:t>1</m:t>
-        </m:r>
-        <m:r>
-          <m:rPr>
-            <m:sty m:val="p"/>
-          </m:rPr>
-          <m:t>]</m:t>
-        </m:r>
-      </m:oMath>
-      <w:r>
-        <w:t xml:space="preserve">, so every regulator’s total edge mass shrinks;</w:t>
-      </w:r>
-      <w:r>
-        <w:t xml:space="preserve"> </w:t>
-      </w:r>
-      <w:r>
-        <w:t xml:space="preserve">what re-ranks regulators against one another is shrinking more or less than the typical</w:t>
-      </w:r>
-      <w:r>
-        <w:t xml:space="preserve"> </w:t>
-      </w:r>
-      <w:r>
-        <w:t xml:space="preserve">TF. Measured that way, the atlas informs 57 of 479 TFs and</w:t>
-      </w:r>
-      <w:r>
-        <w:t xml:space="preserve"> </w:t>
-      </w:r>
-      <w:r>
-        <w:t xml:space="preserve">its action is specific rather than diffuse (Figure </w:t>
-      </w:r>
-      <w:hyperlink w:anchor="fig:tissue">
-        <w:r>
-          <w:rPr>
-            <w:rStyle w:val="Hyperlink"/>
-          </w:rPr>
-          <w:t xml:space="preserve">5</w:t>
-        </w:r>
-      </w:hyperlink>
-      <w:r>
-        <w:t xml:space="preserve">).</w:t>
-      </w:r>
-    </w:p>
-    <w:p>
-      <w:pPr>
-        <w:pStyle w:val="BodyText"/>
-      </w:pPr>
-      <w:r>
-        <w:t xml:space="preserve">The six most strongly demoted regulators are</w:t>
-      </w:r>
-      <w:r>
-        <w:t xml:space="preserve"> </w:t>
-      </w:r>
-      <w:r>
-        <w:rPr>
-          <w:i/>
-          <w:iCs/>
-        </w:rPr>
-        <w:t xml:space="preserve">FUS3</w:t>
-      </w:r>
-      <w:r>
-        <w:t xml:space="preserve">, ANAC079, ANAC058, ANAC038 and</w:t>
-      </w:r>
-      <w:r>
-        <w:t xml:space="preserve"> </w:t>
-      </w:r>
-      <w:r>
-        <w:t xml:space="preserve">ANAC029, together with AT1G04880 — and every one of them has its expression maximum in a</w:t>
-      </w:r>
-      <w:r>
-        <w:t xml:space="preserve"> </w:t>
-      </w:r>
-      <w:r>
-        <w:t xml:space="preserve">silique or developing-seed cluster. The Bourbousse experiment irradiated</w:t>
-      </w:r>
-      <w:r>
-        <w:t xml:space="preserve"> </w:t>
-      </w:r>
-      <w:r>
-        <w:rPr>
-          <w:i/>
-          <w:iCs/>
-        </w:rPr>
-        <w:t xml:space="preserve">seedlings</w:t>
-      </w:r>
-      <w:r>
-        <w:t xml:space="preserve">.</w:t>
-      </w:r>
-      <w:r>
-        <w:t xml:space="preserve"> </w:t>
-      </w:r>
-      <w:r>
-        <w:t xml:space="preserve">DAP-seq reports that these factors can bind their motifs, but they are not present in the</w:t>
-      </w:r>
-      <w:r>
-        <w:t xml:space="preserve"> </w:t>
-      </w:r>
-      <w:r>
-        <w:t xml:space="preserve">tissue being assayed, and the atlas removes them from contention. The regulators promoted</w:t>
-      </w:r>
-      <w:r>
-        <w:t xml:space="preserve"> </w:t>
-      </w:r>
-      <w:r>
-        <w:t xml:space="preserve">in relative terms — TCP1, LEP, STZ, FAR1, WRKY59, ERF4 — peak instead in rosette and</w:t>
-      </w:r>
-      <w:r>
-        <w:t xml:space="preserve"> </w:t>
-      </w:r>
-      <w:r>
-        <w:t xml:space="preserve">15-day seedling clusters, which is the tissue actually in the tube.</w:t>
-      </w:r>
-    </w:p>
-    <w:p>
-      <w:pPr>
-        <w:pStyle w:val="BodyText"/>
-      </w:pPr>
-      <w:r>
-        <w:t xml:space="preserve">This is worth stating precisely because SOG1 is itself a NAC (ANAC008). The lever is not</w:t>
-      </w:r>
-      <w:r>
-        <w:t xml:space="preserve"> </w:t>
-      </w:r>
-      <w:r>
-        <w:t xml:space="preserve">down-weighting a family; it is discriminating</w:t>
-      </w:r>
-      <w:r>
-        <w:t xml:space="preserve"> </w:t>
-      </w:r>
-      <w:r>
-        <w:rPr>
-          <w:i/>
-          <w:iCs/>
-        </w:rPr>
-        <w:t xml:space="preserve">within</w:t>
-      </w:r>
-      <w:r>
-        <w:t xml:space="preserve"> </w:t>
-      </w:r>
-      <w:r>
-        <w:t xml:space="preserve">one, demoting the seed-restricted</w:t>
-      </w:r>
-      <w:r>
-        <w:t xml:space="preserve"> </w:t>
-      </w:r>
-      <w:r>
-        <w:t xml:space="preserve">NACs while leaving the seedling-expressed ones untouched. That is also why the ablation</w:t>
-      </w:r>
-      <w:r>
-        <w:t xml:space="preserve"> </w:t>
-      </w:r>
-      <w:r>
-        <w:t xml:space="preserve">left the SOG1 and MYB3R1 attributions unmoved while reassigning the marginal calls: the</w:t>
-      </w:r>
-      <w:r>
-        <w:t xml:space="preserve"> </w:t>
-      </w:r>
-      <w:r>
-        <w:t xml:space="preserve">prior only had licence to act where the atlas disagreed with the binding data.</w:t>
-      </w:r>
-    </w:p>
-    <w:bookmarkEnd w:id="44"/>
-    <w:bookmarkStart w:id="49" w:name="tissue-association-of-the-response"/>
-    <w:p>
-      <w:pPr>
-        <w:pStyle w:val="Heading2"/>
-      </w:pPr>
-      <w:r>
-        <w:t xml:space="preserve">Tissue association of the response</w:t>
-      </w:r>
-    </w:p>
-    <w:p>
-      <w:pPr>
-        <w:pStyle w:val="FirstParagraph"/>
-      </w:pPr>
-      <w:r>
-        <w:t xml:space="preserve">Where the response is expressed was tested directly against the atlas rather than through</w:t>
-      </w:r>
-      <w:r>
-        <w:t xml:space="preserve"> </w:t>
-      </w:r>
-      <w:r>
-        <w:t xml:space="preserve">the deconvolution, for a reason worth recording. The per-timepoint NNLS fractions are not</w:t>
-      </w:r>
-      <w:r>
-        <w:t xml:space="preserve"> </w:t>
-      </w:r>
-      <w:r>
-        <w:t xml:space="preserve">stable: the median relative swing between adjacent timepoints is 0.6 at cluster</w:t>
-      </w:r>
-      <w:r>
-        <w:t xml:space="preserve"> </w:t>
-      </w:r>
-      <w:r>
-        <w:t xml:space="preserve">resolution, and aggregating to organ level does</w:t>
-      </w:r>
-      <w:r>
-        <w:t xml:space="preserve"> </w:t>
-      </w:r>
-      <w:r>
-        <w:rPr>
-          <w:i/>
-          <w:iCs/>
-        </w:rPr>
-        <w:t xml:space="preserve">not</w:t>
-      </w:r>
-      <w:r>
-        <w:t xml:space="preserve"> </w:t>
-      </w:r>
-      <w:r>
-        <w:t xml:space="preserve">fix it (0.609), because</w:t>
-      </w:r>
-      <w:r>
-        <w:t xml:space="preserve"> </w:t>
-      </w:r>
-      <w:r>
-        <w:t xml:space="preserve">the fit flips between clusters of the same organ as readily as across organs. The</w:t>
-      </w:r>
-      <w:r>
-        <w:t xml:space="preserve"> </w:t>
-      </w:r>
-      <w:r>
-        <w:t xml:space="preserve">time-averaged composition that the weighting consumes is stable (bootstrap CV</w:t>
-      </w:r>
-      <w:r>
-        <w:t xml:space="preserve"> </w:t>
-      </w:r>
-      <w:r>
-        <w:t xml:space="preserve">0.218), but no per-timepoint fraction in this study should be read as</w:t>
-      </w:r>
-      <w:r>
-        <w:t xml:space="preserve"> </w:t>
-      </w:r>
-      <w:r>
-        <w:t xml:space="preserve">compositional dynamics, and none is.</w:t>
-      </w:r>
-    </w:p>
-    <w:p>
-      <w:pPr>
-        <w:pStyle w:val="BodyText"/>
-      </w:pPr>
-      <w:r>
-        <w:t xml:space="preserve">Testing the gene sets against the atlas expression matrix directly — no deconvolution —</w:t>
-      </w:r>
-      <w:r>
-        <w:t xml:space="preserve"> </w:t>
-      </w:r>
-      <w:r>
-        <w:t xml:space="preserve">gives a clear split. The MYB3R-repressed arm is strongly and coherently tissue-restricted,</w:t>
-      </w:r>
-      <w:r>
-        <w:t xml:space="preserve"> </w:t>
-      </w:r>
-      <w:r>
-        <w:t xml:space="preserve">reaching</w:t>
-      </w:r>
-      <w:r>
-        <w:t xml:space="preserve"> </w:t>
-      </w:r>
-      <m:oMath>
-        <m:r>
-          <m:t>z</m:t>
-        </m:r>
-        <m:r>
-          <m:rPr>
-            <m:sty m:val="p"/>
-          </m:rPr>
-          <m:t>=</m:t>
-        </m:r>
-        <m:r>
-          <m:t>26.2</m:t>
-        </m:r>
-        <m:r>
-          <m:t>​</m:t>
-        </m:r>
-      </m:oMath>
-      <w:r>
-        <w:t xml:space="preserve"> </w:t>
-      </w:r>
-      <w:r>
-        <w:t xml:space="preserve">in silique and comparable values in 6-day</w:t>
-      </w:r>
-      <w:r>
-        <w:t xml:space="preserve"> </w:t>
-      </w:r>
-      <w:r>
-        <w:t xml:space="preserve">seedling and 21-day rosette clusters, with 35 of 183</w:t>
-      </w:r>
-      <w:r>
-        <w:t xml:space="preserve"> </w:t>
-      </w:r>
-      <w:r>
-        <w:t xml:space="preserve">clusters significant. The SOG1-dependent arm is far more diffuse:</w:t>
-      </w:r>
-      <w:r>
-        <w:t xml:space="preserve"> </w:t>
-      </w:r>
-      <w:r>
-        <w:t xml:space="preserve">20 of 183 clusters, topping out at</w:t>
-      </w:r>
-      <w:r>
-        <w:t xml:space="preserve"> </w:t>
-      </w:r>
-      <m:oMath>
-        <m:r>
-          <m:t>z</m:t>
-        </m:r>
-        <m:r>
-          <m:rPr>
-            <m:sty m:val="p"/>
-          </m:rPr>
-          <m:t>=</m:t>
-        </m:r>
-        <m:r>
-          <m:t>8.7</m:t>
-        </m:r>
-        <m:r>
-          <m:t>​</m:t>
-        </m:r>
-      </m:oMath>
-      <w:r>
-        <w:t xml:space="preserve">.</w:t>
-      </w:r>
-    </w:p>
-    <w:p>
-      <w:pPr>
-        <w:pStyle w:val="BodyText"/>
-      </w:pPr>
-      <w:r>
-        <w:t xml:space="preserve">The asymmetry is interpretable and, we think, expected. Only a dividing cell has a G2/M</w:t>
-      </w:r>
-      <w:r>
-        <w:t xml:space="preserve"> </w:t>
-      </w:r>
-      <w:r>
-        <w:t xml:space="preserve">programme to shut down, so the repressed arm can only be read where proliferation is</w:t>
-      </w:r>
-      <w:r>
-        <w:t xml:space="preserve"> </w:t>
-      </w:r>
-      <w:r>
-        <w:t xml:space="preserve">happening; any cell can mount a damage response, so the activated arm is broadly</w:t>
-      </w:r>
-      <w:r>
-        <w:t xml:space="preserve"> </w:t>
-      </w:r>
-      <w:r>
-        <w:t xml:space="preserve">expressed. The radiation response is therefore not uniformly tissue-restricted — its</w:t>
-      </w:r>
-      <w:r>
-        <w:t xml:space="preserve"> </w:t>
-      </w:r>
-      <w:r>
-        <w:rPr>
-          <w:i/>
-          <w:iCs/>
-        </w:rPr>
-        <w:t xml:space="preserve">repressive</w:t>
-      </w:r>
-      <w:r>
-        <w:t xml:space="preserve"> </w:t>
-      </w:r>
-      <w:r>
-        <w:t xml:space="preserve">half is, and its</w:t>
-      </w:r>
-      <w:r>
-        <w:t xml:space="preserve"> </w:t>
-      </w:r>
-      <w:r>
-        <w:rPr>
-          <w:i/>
-          <w:iCs/>
-        </w:rPr>
-        <w:t xml:space="preserve">activating</w:t>
-      </w:r>
-      <w:r>
-        <w:t xml:space="preserve"> </w:t>
-      </w:r>
-      <w:r>
-        <w:t xml:space="preserve">half is not.</w:t>
-      </w:r>
-    </w:p>
-    <w:bookmarkStart w:id="48" w:name="fig:tissue"/>
-    <w:p>
-      <w:pPr>
-        <w:pStyle w:val="CaptionedFigure"/>
-      </w:pPr>
-      <w:r>
-        <w:drawing>
-          <wp:inline>
-            <wp:extent cx="5334000" cy="1966952"/>
-            <wp:effectExtent b="0" l="0" r="0" t="0"/>
-            <wp:docPr descr="" title="" id="46" name="Picture"/>
-            <a:graphic>
-              <a:graphicData uri="http://schemas.openxmlformats.org/drawingml/2006/picture">
-                <pic:pic>
-                  <pic:nvPicPr>
-                    <pic:cNvPr descr="../figures/fig6_tissue_association.png" id="47" name="Picture"/>
-                    <pic:cNvPicPr>
-                      <a:picLocks noChangeArrowheads="1" noChangeAspect="1"/>
-                    </pic:cNvPicPr>
-                  </pic:nvPicPr>
-                  <pic:blipFill>
-                    <a:blip r:embed="rId45"/>
-                    <a:stretch>
-                      <a:fillRect/>
-                    </a:stretch>
-                  </pic:blipFill>
-                  <pic:spPr bwMode="auto">
-                    <a:xfrm>
-                      <a:off x="0" y="0"/>
-                      <a:ext cx="5334000" cy="1966952"/>
-                    </a:xfrm>
-                    <a:prstGeom prst="rect">
-                      <a:avLst/>
-                    </a:prstGeom>
-                    <a:noFill/>
-                    <a:ln w="9525">
-                      <a:noFill/>
-                      <a:headEnd/>
-                      <a:tailEnd/>
-                    </a:ln>
-                  </pic:spPr>
-                </pic:pic>
-              </a:graphicData>
-            </a:graphic>
-          </wp:inline>
-        </w:drawing>
-      </w:r>
-    </w:p>
-    <w:p>
-      <w:pPr>
-        <w:pStyle w:val="ImageCaption"/>
-      </w:pPr>
-      <w:r>
-        <w:t xml:space="preserve">Tissue attribution.</w:t>
-      </w:r>
-      <w:r>
-        <w:t xml:space="preserve"> </w:t>
-      </w:r>
-      <w:r>
-        <w:rPr>
-          <w:b/>
-          <w:bCs/>
-        </w:rPr>
-        <w:t xml:space="preserve">Left:</w:t>
-      </w:r>
-      <w:r>
-        <w:t xml:space="preserve"> </w:t>
-      </w:r>
-      <w:r>
-        <w:t xml:space="preserve">deconvolved organ composition per timepoint —</w:t>
-      </w:r>
-      <w:r>
-        <w:t xml:space="preserve"> </w:t>
-      </w:r>
-      <w:r>
-        <w:t xml:space="preserve">shown to make the instability visible, not to be read as dynamics.</w:t>
-      </w:r>
-      <w:r>
-        <w:t xml:space="preserve"> </w:t>
-      </w:r>
-      <w:r>
-        <w:rPr>
-          <w:b/>
-          <w:bCs/>
-        </w:rPr>
-        <w:t xml:space="preserve">Centre:</w:t>
-      </w:r>
-      <w:r>
-        <w:t xml:space="preserve"> </w:t>
-      </w:r>
-      <w:r>
-        <w:t xml:space="preserve">enrichment of the SOG1-dependent set across atlas clusters, computed from the atlas</w:t>
-      </w:r>
-      <w:r>
-        <w:t xml:space="preserve"> </w:t>
-      </w:r>
-      <w:r>
-        <w:t xml:space="preserve">expression matrix directly.</w:t>
-      </w:r>
-      <w:r>
-        <w:t xml:space="preserve"> </w:t>
-      </w:r>
-      <w:r>
-        <w:rPr>
-          <w:b/>
-          <w:bCs/>
-        </w:rPr>
-        <w:t xml:space="preserve">Right:</w:t>
-      </w:r>
-      <w:r>
-        <w:t xml:space="preserve"> </w:t>
-      </w:r>
-      <w:r>
-        <w:t xml:space="preserve">regulators promoted or demoted by the</w:t>
-      </w:r>
-      <w:r>
-        <w:t xml:space="preserve"> </w:t>
-      </w:r>
-      <w:r>
-        <w:t xml:space="preserve">weighting relative to the median TF, labelled with the cluster where each peaks; the</w:t>
-      </w:r>
-      <w:r>
-        <w:t xml:space="preserve"> </w:t>
-      </w:r>
-      <w:r>
-        <w:t xml:space="preserve">demoted set is dominated by silique-restricted NACs absent from irradiated seedlings.</w:t>
-      </w:r>
-    </w:p>
-    <w:bookmarkEnd w:id="48"/>
-    <w:bookmarkEnd w:id="49"/>
-    <w:bookmarkStart w:id="54" w:name="X379dc2d64b3de34d3c70bf255bc44c666bf7ebe"/>
-    <w:p>
-      <w:pPr>
-        <w:pStyle w:val="Heading2"/>
-      </w:pPr>
-      <w:r>
-        <w:t xml:space="preserve">A decoder built on the signature, applied across OSDR</w:t>
-      </w:r>
-    </w:p>
-    <w:p>
-      <w:pPr>
-        <w:pStyle w:val="FirstParagraph"/>
-      </w:pPr>
-      <w:r>
-        <w:t xml:space="preserve">The wild-type/</w:t>
-      </w:r>
-      <w:r>
-        <w:rPr>
-          <w:i/>
-          <w:iCs/>
-        </w:rPr>
-        <w:t xml:space="preserve">sog1-1</w:t>
-      </w:r>
-      <w:r>
-        <w:t xml:space="preserve"> </w:t>
-      </w:r>
-      <w:r>
-        <w:t xml:space="preserve">contrast defines gene sets no single-genotype experiment</w:t>
-      </w:r>
-      <w:r>
-        <w:t xml:space="preserve"> </w:t>
-      </w:r>
-      <w:r>
-        <w:t xml:space="preserve">could: 160 genes induced in wild type, bound by SOG1, and losing that</w:t>
-      </w:r>
-      <w:r>
-        <w:t xml:space="preserve"> </w:t>
-      </w:r>
-      <w:r>
-        <w:t xml:space="preserve">induction in the mutant, against 132 induced SOG1 targets that respond</w:t>
-      </w:r>
-      <w:r>
-        <w:t xml:space="preserve"> </w:t>
-      </w:r>
-      <w:r>
-        <w:t xml:space="preserve">regardless of genotype, and 283 MYB3R-repressed genes. Scoring these</w:t>
-      </w:r>
-      <w:r>
-        <w:t xml:space="preserve"> </w:t>
-      </w:r>
-      <w:r>
-        <w:t xml:space="preserve">across every</w:t>
-      </w:r>
-      <w:r>
-        <w:t xml:space="preserve"> </w:t>
-      </w:r>
-      <w:r>
-        <w:rPr>
-          <w:i/>
-          <w:iCs/>
-        </w:rPr>
-        <w:t xml:space="preserve">Arabidopsis</w:t>
-      </w:r>
-      <w:r>
-        <w:t xml:space="preserve"> </w:t>
-      </w:r>
-      <w:r>
-        <w:t xml:space="preserve">study in OSDR with an expression matrix gave</w:t>
-      </w:r>
-      <w:r>
-        <w:t xml:space="preserve"> </w:t>
-      </w:r>
-      <w:r>
-        <w:t xml:space="preserve">85 contrasts from 39 studies.</w:t>
-      </w:r>
-    </w:p>
-    <w:p>
-      <w:pPr>
-        <w:pStyle w:val="BodyText"/>
-      </w:pPr>
-      <w:r>
-        <w:t xml:space="preserve">Scoring the activated arm alone is not sufficient: several DNA-damage-related mutants</w:t>
-      </w:r>
-      <w:r>
-        <w:t xml:space="preserve"> </w:t>
-      </w:r>
-      <w:r>
-        <w:t xml:space="preserve">raise it without any exposure. What identifies acute irradiation is the coordinated</w:t>
-      </w:r>
-      <w:r>
-        <w:t xml:space="preserve"> </w:t>
-      </w:r>
-      <w:r>
-        <w:t xml:space="preserve">pattern the source study described — SOG1 targets up</w:t>
-      </w:r>
-      <w:r>
-        <w:t xml:space="preserve"> </w:t>
-      </w:r>
-      <w:r>
-        <w:rPr>
-          <w:i/>
-          <w:iCs/>
-        </w:rPr>
-        <w:t xml:space="preserve">and</w:t>
-      </w:r>
-      <w:r>
-        <w:t xml:space="preserve"> </w:t>
-      </w:r>
-      <w:r>
-        <w:t xml:space="preserve">MYB3R targets down at the</w:t>
-      </w:r>
-      <w:r>
-        <w:t xml:space="preserve"> </w:t>
-      </w:r>
-      <w:r>
-        <w:t xml:space="preserve">same time — so the index is the conjunction</w:t>
-      </w:r>
-      <w:r>
-        <w:t xml:space="preserve"> </w:t>
-      </w:r>
-      <m:oMath>
-        <m:r>
-          <m:rPr>
-            <m:sty m:val="p"/>
-          </m:rPr>
-          <m:t>min</m:t>
-        </m:r>
-        <m:r>
-          <m:rPr>
-            <m:sty m:val="p"/>
-          </m:rPr>
-          <m:t>(</m:t>
-        </m:r>
-        <m:sSub>
-          <m:e>
-            <m:r>
-              <m:t>z</m:t>
-            </m:r>
-          </m:e>
-          <m:sub>
-            <m:r>
-              <m:rPr>
-                <m:nor/>
-                <m:sty m:val="p"/>
-              </m:rPr>
-              <m:t>SOG1-dep</m:t>
-            </m:r>
-          </m:sub>
-        </m:sSub>
-        <m:r>
-          <m:rPr>
-            <m:sty m:val="p"/>
-          </m:rPr>
-          <m:t>,</m:t>
-        </m:r>
-        <m:r>
-          <m:t> </m:t>
-        </m:r>
-        <m:r>
-          <m:rPr>
-            <m:sty m:val="p"/>
-          </m:rPr>
-          <m:t>−</m:t>
-        </m:r>
-        <m:sSub>
-          <m:e>
-            <m:r>
-              <m:t>z</m:t>
-            </m:r>
-          </m:e>
-          <m:sub>
-            <m:r>
-              <m:rPr>
-                <m:nor/>
-                <m:sty m:val="p"/>
-              </m:rPr>
-              <m:t>MYB3R-rep</m:t>
-            </m:r>
-          </m:sub>
-        </m:sSub>
-        <m:r>
-          <m:rPr>
-            <m:sty m:val="p"/>
-          </m:rPr>
-          <m:t>)</m:t>
-        </m:r>
-      </m:oMath>
-      <w:r>
-        <w:t xml:space="preserve">, requiring both. The difference of the</w:t>
-      </w:r>
-      <w:r>
-        <w:t xml:space="preserve"> </w:t>
-      </w:r>
-      <w:r>
-        <w:t xml:space="preserve">two arms was tried first and rejected: it promoted six spaceflight and altered-gravity</w:t>
-      </w:r>
-      <w:r>
-        <w:t xml:space="preserve"> </w:t>
-      </w:r>
-      <w:r>
-        <w:t xml:space="preserve">contrasts on the strength of the repressed arm alone, with SOG1-dependent</w:t>
-      </w:r>
-      <w:r>
-        <w:t xml:space="preserve"> </w:t>
-      </w:r>
-      <m:oMath>
-        <m:r>
-          <m:t>z</m:t>
-        </m:r>
-      </m:oMath>
-      <w:r>
-        <w:t xml:space="preserve"> </w:t>
-      </w:r>
-      <w:r>
-        <w:t xml:space="preserve">near zero.</w:t>
-      </w:r>
-    </w:p>
-    <w:p>
-      <w:pPr>
-        <w:pStyle w:val="BodyText"/>
-      </w:pPr>
-      <w:r>
-        <w:t xml:space="preserve">At a fixed threshold of</w:t>
-      </w:r>
-      <w:r>
-        <w:t xml:space="preserve"> </w:t>
-      </w:r>
-      <m:oMath>
-        <m:r>
-          <m:t>1.96</m:t>
-        </m:r>
-      </m:oMath>
-      <w:r>
-        <w:t xml:space="preserve"> </w:t>
-      </w:r>
-      <w:r>
-        <w:t xml:space="preserve">— each arm individually significant, not fitted to these</w:t>
-      </w:r>
-      <w:r>
-        <w:t xml:space="preserve"> </w:t>
-      </w:r>
-      <w:r>
-        <w:t xml:space="preserve">data — the decoder recovers 11 of 12 labelled</w:t>
-      </w:r>
-      <w:r>
-        <w:t xml:space="preserve"> </w:t>
-      </w:r>
-      <w:r>
-        <w:t xml:space="preserve">irradiation contrasts with 1 false positives among</w:t>
-      </w:r>
-      <w:r>
-        <w:t xml:space="preserve"> </w:t>
-      </w:r>
-      <w:r>
-        <w:t xml:space="preserve">49 other exposures (AUC 0.96), and its scores order by dose:</w:t>
-      </w:r>
-      <w:r>
-        <w:t xml:space="preserve"> </w:t>
-      </w:r>
-      <w:r>
-        <w:t xml:space="preserve">Co-60</w:t>
-      </w:r>
-      <w:r>
-        <w:t xml:space="preserve"> </w:t>
-      </w:r>
-      <m:oMath>
-        <m:r>
-          <m:t>γ</m:t>
-        </m:r>
-      </m:oMath>
-      <w:r>
-        <w:t xml:space="preserve"> </w:t>
-      </w:r>
-      <w:r>
-        <w:t xml:space="preserve">highest, then mixed radiation, then 100 cGy, and 10 cGy not</w:t>
-      </w:r>
-      <w:r>
-        <w:t xml:space="preserve"> </w:t>
-      </w:r>
-      <w:r>
-        <w:t xml:space="preserve">detected. The single miss is that 10 cGy arm, two orders of magnitude below the dose the</w:t>
-      </w:r>
-      <w:r>
-        <w:t xml:space="preserve"> </w:t>
-      </w:r>
-      <w:r>
-        <w:t xml:space="preserve">signature was derived at. The</w:t>
-      </w:r>
-      <w:r>
-        <w:t xml:space="preserve"> </w:t>
-      </w:r>
-      <w:r>
-        <w:rPr>
-          <w:i/>
-          <w:iCs/>
-        </w:rPr>
-        <w:t xml:space="preserve">sog1-1</w:t>
-      </w:r>
-      <w:r>
-        <w:t xml:space="preserve"> </w:t>
-      </w:r>
-      <w:r>
-        <w:t xml:space="preserve">and</w:t>
-      </w:r>
-      <w:r>
-        <w:t xml:space="preserve"> </w:t>
-      </w:r>
-      <w:r>
-        <w:rPr>
-          <w:i/>
-          <w:iCs/>
-        </w:rPr>
-        <w:t xml:space="preserve">myb3r135</w:t>
-      </w:r>
-      <w:r>
-        <w:t xml:space="preserve"> </w:t>
-      </w:r>
-      <w:r>
-        <w:t xml:space="preserve">genotype contrasts</w:t>
-      </w:r>
-      <w:r>
-        <w:t xml:space="preserve"> </w:t>
-      </w:r>
-      <w:r>
-        <w:t xml:space="preserve">score at the opposite extreme, which is the decoder</w:t>
-      </w:r>
-      <w:r>
-        <w:t xml:space="preserve"> </w:t>
-      </w:r>
-      <w:r>
-        <w:t xml:space="preserve">recognising the knockouts as the inverse of the response it was built on.</w:t>
-      </w:r>
-    </w:p>
-    <w:bookmarkStart w:id="53" w:name="fig:decoder"/>
-    <w:p>
-      <w:pPr>
-        <w:pStyle w:val="CaptionedFigure"/>
-      </w:pPr>
-      <w:r>
-        <w:drawing>
-          <wp:inline>
-            <wp:extent cx="5334000" cy="2042209"/>
-            <wp:effectExtent b="0" l="0" r="0" t="0"/>
-            <wp:docPr descr="" title="" id="51" name="Picture"/>
-            <a:graphic>
-              <a:graphicData uri="http://schemas.openxmlformats.org/drawingml/2006/picture">
-                <pic:pic>
-                  <pic:nvPicPr>
-                    <pic:cNvPr descr="../figures/fig5_decoder.png" id="52" name="Picture"/>
-                    <pic:cNvPicPr>
-                      <a:picLocks noChangeArrowheads="1" noChangeAspect="1"/>
-                    </pic:cNvPicPr>
-                  </pic:nvPicPr>
-                  <pic:blipFill>
-                    <a:blip r:embed="rId50"/>
-                    <a:stretch>
-                      <a:fillRect/>
-                    </a:stretch>
-                  </pic:blipFill>
-                  <pic:spPr bwMode="auto">
-                    <a:xfrm>
-                      <a:off x="0" y="0"/>
-                      <a:ext cx="5334000" cy="2042209"/>
-                    </a:xfrm>
-                    <a:prstGeom prst="rect">
-                      <a:avLst/>
-                    </a:prstGeom>
-                    <a:noFill/>
-                    <a:ln w="9525">
-                      <a:noFill/>
-                      <a:headEnd/>
-                      <a:tailEnd/>
-                    </a:ln>
-                  </pic:spPr>
-                </pic:pic>
-              </a:graphicData>
-            </a:graphic>
-          </wp:inline>
-        </w:drawing>
-      </w:r>
-    </w:p>
-    <w:p>
-      <w:pPr>
-        <w:pStyle w:val="ImageCaption"/>
-      </w:pPr>
-      <w:r>
-        <w:t xml:space="preserve">The radiation decoder.</w:t>
-      </w:r>
-      <w:r>
-        <w:t xml:space="preserve"> </w:t>
-      </w:r>
-      <w:r>
-        <w:rPr>
-          <w:b/>
-          <w:bCs/>
-        </w:rPr>
-        <w:t xml:space="preserve">Left:</w:t>
-      </w:r>
-      <w:r>
-        <w:t xml:space="preserve"> </w:t>
-      </w:r>
-      <w:r>
-        <w:t xml:space="preserve">every contrast in the two-arm plane; the</w:t>
-      </w:r>
-      <w:r>
-        <w:t xml:space="preserve"> </w:t>
-      </w:r>
-      <w:r>
-        <w:t xml:space="preserve">shaded corner is the decision region, entered only when both arms clear threshold.</w:t>
-      </w:r>
-      <w:r>
-        <w:t xml:space="preserve"> </w:t>
-      </w:r>
-      <w:r>
-        <w:rPr>
-          <w:b/>
-          <w:bCs/>
-        </w:rPr>
-        <w:t xml:space="preserve">Right:</w:t>
-      </w:r>
-      <w:r>
-        <w:t xml:space="preserve"> </w:t>
-      </w:r>
-      <w:r>
-        <w:t xml:space="preserve">the fourteen highest-scoring contrasts. Labelled irradiation in red.</w:t>
-      </w:r>
-    </w:p>
-    <w:bookmarkEnd w:id="53"/>
-    <w:bookmarkEnd w:id="54"/>
-    <w:bookmarkStart w:id="55" w:name="X30930f0a3ba3f5562dc50e332d1fc7391ac1aec"/>
-    <w:p>
-      <w:pPr>
-        <w:pStyle w:val="Heading2"/>
-      </w:pPr>
-      <w:r>
-        <w:t xml:space="preserve">No other OSDR plant study carries the signature</w:t>
-      </w:r>
-    </w:p>
-    <w:p>
-      <w:pPr>
-        <w:pStyle w:val="FirstParagraph"/>
-      </w:pPr>
-      <w:r>
-        <w:t xml:space="preserve">1 non-radiation contrasts reach the threshold. Spaceflight, altered</w:t>
-      </w:r>
-      <w:r>
-        <w:t xml:space="preserve"> </w:t>
-      </w:r>
-      <w:r>
-        <w:t xml:space="preserve">gravity, and every mutant and treatment contrast in the repository fail it. On this</w:t>
-      </w:r>
-      <w:r>
-        <w:t xml:space="preserve"> </w:t>
-      </w:r>
-      <w:r>
-        <w:t xml:space="preserve">evidence, and within the limits set out below, spaceflight in these datasets does not</w:t>
-      </w:r>
-      <w:r>
-        <w:t xml:space="preserve"> </w:t>
-      </w:r>
-      <w:r>
-        <w:t xml:space="preserve">elicit the acute SOG1-dependent DNA-damage transcriptional programme.</w:t>
-      </w:r>
-    </w:p>
-    <w:p>
-      <w:pPr>
-        <w:pStyle w:val="BodyText"/>
-      </w:pPr>
-      <w:r>
-        <w:t xml:space="preserve">A weaker pattern is present in a minority of contrasts and should be stated as such.</w:t>
-      </w:r>
-      <w:r>
-        <w:t xml:space="preserve"> </w:t>
-      </w:r>
-      <w:r>
-        <w:t xml:space="preserve">16 of 41 flight and altered-gravity contrasts show</w:t>
-      </w:r>
-      <w:r>
-        <w:t xml:space="preserve"> </w:t>
-      </w:r>
-      <w:r>
-        <w:t xml:space="preserve">the MYB3R/G2-M arm repressed with the SOG1 arm flat. Across the flight population as a</w:t>
-      </w:r>
-      <w:r>
-        <w:t xml:space="preserve"> </w:t>
-      </w:r>
-      <w:r>
-        <w:t xml:space="preserve">whole, however, the mean MYB3R-arm</w:t>
-      </w:r>
-      <w:r>
-        <w:t xml:space="preserve"> </w:t>
-      </w:r>
-      <m:oMath>
-        <m:r>
-          <m:t>z</m:t>
-        </m:r>
-      </m:oMath>
-      <w:r>
-        <w:t xml:space="preserve"> </w:t>
-      </w:r>
-      <w:r>
-        <w:t xml:space="preserve">is only 1 against a mean SOG1-arm</w:t>
-      </w:r>
-      <w:r>
-        <w:t xml:space="preserve"> </w:t>
-      </w:r>
-      <m:oMath>
-        <m:r>
-          <m:t>z</m:t>
-        </m:r>
-      </m:oMath>
-      <w:r>
-        <w:t xml:space="preserve"> </w:t>
-      </w:r>
-      <w:r>
-        <w:t xml:space="preserve">of 0.17: below significance, and not a population-level effect.</w:t>
-      </w:r>
-    </w:p>
-    <w:p>
-      <w:pPr>
-        <w:pStyle w:val="BodyText"/>
-      </w:pPr>
-      <w:r>
-        <w:t xml:space="preserve">An earlier version of this analysis, run before the corpus was widened to include the</w:t>
-      </w:r>
-      <w:r>
-        <w:t xml:space="preserve"> </w:t>
-      </w:r>
-      <w:r>
-        <w:t xml:space="preserve">Affymetrix studies and the onboard-centrifuge gravity series, reported a flight MYB3R-arm</w:t>
-      </w:r>
-      <w:r>
-        <w:t xml:space="preserve"> </w:t>
-      </w:r>
-      <w:r>
-        <w:t xml:space="preserve">mean of</w:t>
-      </w:r>
-      <w:r>
-        <w:t xml:space="preserve"> </w:t>
-      </w:r>
-      <m:oMath>
-        <m:r>
-          <m:t>5.19</m:t>
-        </m:r>
-      </m:oMath>
-      <w:r>
-        <w:t xml:space="preserve">. That value did not survive the larger corpus and is corrected here. The</w:t>
-      </w:r>
-      <w:r>
-        <w:t xml:space="preserve"> </w:t>
-      </w:r>
-      <w:r>
-        <w:t xml:space="preserve">methodological point it was used to make does survive and is independent of it: a decoder</w:t>
-      </w:r>
-      <w:r>
-        <w:t xml:space="preserve"> </w:t>
-      </w:r>
-      <w:r>
-        <w:t xml:space="preserve">scoring the repressed arm alone would call these contrasts radiation, which is the whole</w:t>
-      </w:r>
-      <w:r>
-        <w:t xml:space="preserve"> </w:t>
-      </w:r>
-      <w:r>
-        <w:t xml:space="preserve">argument for requiring both arms.</w:t>
-      </w:r>
-    </w:p>
-    <w:bookmarkEnd w:id="55"/>
-    <w:bookmarkStart w:id="56" w:name="Xa7f987b71baac8f79da38fd7d59ef4b601f4087"/>
-    <w:p>
-      <w:pPr>
-        <w:pStyle w:val="Heading2"/>
-      </w:pPr>
-      <w:r>
-        <w:t xml:space="preserve">Transcription-factor activity across the spaceflight corpus</w:t>
-      </w:r>
-    </w:p>
-    <w:p>
-      <w:pPr>
-        <w:pStyle w:val="FirstParagraph"/>
-      </w:pPr>
-      <w:r>
-        <w:t xml:space="preserve">The decoder scored a fixed gene signature. A stronger test is to ask what the model’s</w:t>
-      </w:r>
-      <w:r>
-        <w:t xml:space="preserve"> </w:t>
-      </w:r>
-      <w:r>
-        <w:rPr>
-          <w:i/>
-          <w:iCs/>
-        </w:rPr>
-        <w:t xml:space="preserve">regulators</w:t>
-      </w:r>
-      <w:r>
-        <w:t xml:space="preserve"> </w:t>
-      </w:r>
-      <w:r>
-        <w:t xml:space="preserve">are doing, one at a time, across every flight dataset the repository</w:t>
-      </w:r>
-      <w:r>
-        <w:t xml:space="preserve"> </w:t>
-      </w:r>
-      <w:r>
-        <w:t xml:space="preserve">holds. Two changes to the acquisition widened the corpus first: admitting the onboard</w:t>
-      </w:r>
-      <w:r>
-        <w:t xml:space="preserve"> </w:t>
-      </w:r>
-      <w:r>
-        <w:t xml:space="preserve">1G-centrifuge control (which recovers OSD-251 and OSD-346, the only studies with a</w:t>
-      </w:r>
-      <w:r>
-        <w:t xml:space="preserve"> </w:t>
-      </w:r>
-      <w:r>
-        <w:t xml:space="preserve">within-flight gravity gradient) and reading GeneLab’s Affymetrix tables, which carry AGI</w:t>
-      </w:r>
-      <w:r>
-        <w:t xml:space="preserve"> </w:t>
-      </w:r>
-      <w:r>
-        <w:t xml:space="preserve">loci in a</w:t>
-      </w:r>
-      <w:r>
-        <w:t xml:space="preserve"> </w:t>
-      </w:r>
-      <w:r>
-        <w:rPr>
-          <w:rStyle w:val="VerbatimChar"/>
-        </w:rPr>
-        <w:t xml:space="preserve">TAIR</w:t>
-      </w:r>
-      <w:r>
-        <w:t xml:space="preserve"> </w:t>
-      </w:r>
-      <w:r>
-        <w:t xml:space="preserve">column and so need no probeset mapping. That yields</w:t>
-      </w:r>
-      <w:r>
-        <w:t xml:space="preserve"> </w:t>
-      </w:r>
-      <w:r>
-        <w:t xml:space="preserve">85 contrasts from 39 studies —</w:t>
-      </w:r>
-      <w:r>
-        <w:t xml:space="preserve"> </w:t>
-      </w:r>
-      <w:r>
-        <w:t xml:space="preserve">62 RNA-seq and 23 microarray — of which</w:t>
-      </w:r>
-      <w:r>
-        <w:t xml:space="preserve"> </w:t>
-      </w:r>
-      <w:r>
-        <w:t xml:space="preserve">41 are flight or altered-gravity contrasts spanning</w:t>
-      </w:r>
-      <w:r>
-        <w:t xml:space="preserve"> </w:t>
-      </w:r>
-      <w:r>
-        <w:t xml:space="preserve">14 missions.</w:t>
-      </w:r>
-    </w:p>
-    <w:p>
-      <w:pPr>
-        <w:pStyle w:val="BodyText"/>
-      </w:pPr>
-      <w:r>
-        <w:t xml:space="preserve">Each of 474 DREM transcription factors becomes a feature: its target set</w:t>
-      </w:r>
-      <w:r>
-        <w:t xml:space="preserve"> </w:t>
-      </w:r>
-      <w:r>
-        <w:t xml:space="preserve">scored against the contrast’s fold-change ranking. Mixing platforms is admissible only</w:t>
-      </w:r>
-      <w:r>
-        <w:t xml:space="preserve"> </w:t>
-      </w:r>
-      <w:r>
-        <w:t xml:space="preserve">because the statistic is a within-contrast rank, which carries no platform-specific scale;</w:t>
-      </w:r>
-      <w:r>
-        <w:t xml:space="preserve"> </w:t>
-      </w:r>
-      <w:r>
-        <w:t xml:space="preserve">the classifier below tests that assumption rather than resting on it.</w:t>
-      </w:r>
-    </w:p>
-    <w:p>
-      <w:pPr>
-        <w:pStyle w:val="BodyText"/>
-      </w:pPr>
-      <w:r>
-        <w:t xml:space="preserve">The recovered microarray studies also supply an independent check on the decoder. OSD-320</w:t>
-      </w:r>
-      <w:r>
-        <w:t xml:space="preserve"> </w:t>
-      </w:r>
-      <w:r>
-        <w:t xml:space="preserve">— Affymetrix, never used to build the signature, and excluded from the DREM cohort as</w:t>
-      </w:r>
-      <w:r>
-        <w:t xml:space="preserve"> </w:t>
-      </w:r>
-      <w:r>
-        <w:t xml:space="preserve">cross-platform — scores 14.3 (Cs-137</w:t>
-      </w:r>
-      <w:r>
-        <w:t xml:space="preserve"> </w:t>
-      </w:r>
-      <m:oMath>
-        <m:r>
-          <m:t>γ</m:t>
-        </m:r>
-      </m:oMath>
-      <w:r>
-        <w:t xml:space="preserve">) and 14.0 (Fe-56 ion) on the radiation</w:t>
-      </w:r>
-      <w:r>
-        <w:t xml:space="preserve"> </w:t>
-      </w:r>
-      <w:r>
-        <w:t xml:space="preserve">index, placing it firmly in the radiation-like class. A signature derived entirely from</w:t>
-      </w:r>
-      <w:r>
-        <w:t xml:space="preserve"> </w:t>
-      </w:r>
-      <w:r>
-        <w:t xml:space="preserve">RNA-seq transfers to an unseen platform.</w:t>
-      </w:r>
-    </w:p>
-    <w:bookmarkEnd w:id="56"/>
-    <w:bookmarkStart w:id="57" w:name="X68dc9b374a6b65ba178c9343134f9e294f87d38"/>
-    <w:p>
-      <w:pPr>
-        <w:pStyle w:val="Heading2"/>
-      </w:pPr>
-      <w:r>
-        <w:t xml:space="preserve">No DREM transcription factor is altered in spaceflight</w:t>
-      </w:r>
-    </w:p>
-    <w:p>
-      <w:pPr>
-        <w:pStyle w:val="FirstParagraph"/>
-      </w:pPr>
-      <w:r>
-        <w:t xml:space="preserve">Studies sharing a mission share hardware, launch and ground handling, so contrasts were</w:t>
-      </w:r>
-      <w:r>
-        <w:t xml:space="preserve"> </w:t>
-      </w:r>
-      <w:r>
-        <w:t xml:space="preserve">averaged within mission before testing: the effective</w:t>
-      </w:r>
-      <w:r>
-        <w:t xml:space="preserve"> </w:t>
-      </w:r>
-      <m:oMath>
-        <m:r>
-          <m:t>n</m:t>
-        </m:r>
-      </m:oMath>
-      <w:r>
-        <w:t xml:space="preserve"> </w:t>
-      </w:r>
-      <w:r>
-        <w:t xml:space="preserve">is 14</w:t>
-      </w:r>
-      <w:r>
-        <w:t xml:space="preserve"> </w:t>
-      </w:r>
-      <w:r>
-        <w:t xml:space="preserve">missions, not 41 contrasts.</w:t>
-      </w:r>
-    </w:p>
-    <w:p>
-      <w:pPr>
-        <w:pStyle w:val="BodyText"/>
-      </w:pPr>
-      <w:r>
-        <w:t xml:space="preserve">Of 474 transcription factors,</w:t>
-      </w:r>
-      <w:r>
-        <w:t xml:space="preserve"> </w:t>
-      </w:r>
-      <w:r>
-        <w:rPr>
-          <w:b/>
-          <w:bCs/>
-        </w:rPr>
-        <w:t xml:space="preserve">0</w:t>
-      </w:r>
-      <w:r>
-        <w:t xml:space="preserve"> </w:t>
-      </w:r>
-      <w:r>
-        <w:t xml:space="preserve">show a significant</w:t>
-      </w:r>
-      <w:r>
-        <w:t xml:space="preserve"> </w:t>
-      </w:r>
-      <w:r>
-        <w:t xml:space="preserve">shift in spaceflight at 5% FDR. The result is not an artefact of a powerless test: the</w:t>
-      </w:r>
-      <w:r>
-        <w:t xml:space="preserve"> </w:t>
-      </w:r>
-      <w:r>
-        <w:t xml:space="preserve">same data, same features, same correction find 54 TFs that differ</w:t>
-      </w:r>
-      <w:r>
-        <w:t xml:space="preserve"> </w:t>
-      </w:r>
-      <w:r>
-        <w:t xml:space="preserve">significantly between flight and irradiation. The assay can detect a difference; there is</w:t>
-      </w:r>
-      <w:r>
-        <w:t xml:space="preserve"> </w:t>
-      </w:r>
-      <w:r>
-        <w:t xml:space="preserve">simply no flight effect to detect (Figure </w:t>
-      </w:r>
-      <w:hyperlink w:anchor="fig:tfvolcano">
-        <w:r>
-          <w:rPr>
-            <w:rStyle w:val="Hyperlink"/>
-          </w:rPr>
-          <w:t xml:space="preserve">8</w:t>
-        </w:r>
-      </w:hyperlink>
-      <w:r>
-        <w:t xml:space="preserve">).</w:t>
-      </w:r>
-    </w:p>
-    <w:p>
-      <w:pPr>
-        <w:pStyle w:val="BodyText"/>
-      </w:pPr>
-      <w:r>
-        <w:t xml:space="preserve">SOG1 makes the point most sharply. Its activity under irradiation is</w:t>
-      </w:r>
-      <w:r>
-        <w:t xml:space="preserve"> </w:t>
-      </w:r>
-      <m:oMath>
-        <m:r>
-          <m:t>z</m:t>
-        </m:r>
-        <m:r>
-          <m:rPr>
-            <m:sty m:val="p"/>
-          </m:rPr>
-          <m:t>=</m:t>
-        </m:r>
-        <m:r>
-          <m:t>8.34</m:t>
-        </m:r>
-      </m:oMath>
-      <w:r>
-        <w:t xml:space="preserve">; in</w:t>
-      </w:r>
-      <w:r>
-        <w:t xml:space="preserve"> </w:t>
-      </w:r>
-      <w:r>
-        <w:t xml:space="preserve">spaceflight it is -0.268 (</w:t>
-      </w:r>
-      <m:oMath>
-        <m:r>
-          <m:t>q</m:t>
-        </m:r>
-        <m:r>
-          <m:rPr>
-            <m:sty m:val="p"/>
-          </m:rPr>
-          <m:t>=</m:t>
-        </m:r>
-        <m:r>
-          <m:t>0.9</m:t>
-        </m:r>
-        <m:r>
-          <m:t>​</m:t>
-        </m:r>
-      </m:oMath>
-      <w:r>
-        <w:t xml:space="preserve">). MYB3R1 runs -3.7724 under</w:t>
-      </w:r>
-      <w:r>
-        <w:t xml:space="preserve"> </w:t>
-      </w:r>
-      <w:r>
-        <w:t xml:space="preserve">irradiation against -0.3231 in flight.</w:t>
-      </w:r>
-    </w:p>
-    <w:p>
-      <w:pPr>
-        <w:pStyle w:val="BodyText"/>
-      </w:pPr>
-      <w:r>
-        <w:t xml:space="preserve">One nuance deserves stating, because it looks like a contradiction and is not. The decoder</w:t>
-      </w:r>
-      <w:r>
-        <w:t xml:space="preserve"> </w:t>
-      </w:r>
-      <w:r>
-        <w:t xml:space="preserve">found the</w:t>
-      </w:r>
-      <w:r>
-        <w:t xml:space="preserve"> </w:t>
-      </w:r>
-      <w:r>
-        <w:rPr>
-          <w:i/>
-          <w:iCs/>
-        </w:rPr>
-        <w:t xml:space="preserve">MYB3R-repressed signature set</w:t>
-      </w:r>
-      <w:r>
-        <w:t xml:space="preserve"> </w:t>
-      </w:r>
-      <w:r>
-        <w:t xml:space="preserve">suppressed in flight, while MYB3R1’s</w:t>
-      </w:r>
-      <w:r>
-        <w:t xml:space="preserve"> </w:t>
-      </w:r>
-      <w:r>
-        <w:t xml:space="preserve">activity here is flat. These are different quantities: the signature set is the</w:t>
-      </w:r>
-      <w:r>
-        <w:t xml:space="preserve"> </w:t>
-      </w:r>
-      <w:r>
-        <w:t xml:space="preserve">283 genes that irradiation represses</w:t>
-      </w:r>
-      <w:r>
-        <w:t xml:space="preserve"> </w:t>
-      </w:r>
-      <w:r>
-        <w:rPr>
-          <w:i/>
-          <w:iCs/>
-        </w:rPr>
-        <w:t xml:space="preserve">and</w:t>
-      </w:r>
-      <w:r>
-        <w:t xml:space="preserve"> </w:t>
-      </w:r>
-      <w:r>
-        <w:t xml:space="preserve">MYB3R1 binds, whereas the</w:t>
-      </w:r>
-      <w:r>
-        <w:t xml:space="preserve"> </w:t>
-      </w:r>
-      <w:r>
-        <w:t xml:space="preserve">TF-activity feature spans MYB3R1’s entire binding repertoire. Spaceflight represses the</w:t>
-      </w:r>
-      <w:r>
-        <w:t xml:space="preserve"> </w:t>
-      </w:r>
-      <w:r>
-        <w:t xml:space="preserve">specific G2/M genes that radiation also represses, without engaging MYB3R1’s broader</w:t>
-      </w:r>
-      <w:r>
-        <w:t xml:space="preserve"> </w:t>
-      </w:r>
-      <w:r>
-        <w:t xml:space="preserve">target set.</w:t>
-      </w:r>
-    </w:p>
-    <w:bookmarkEnd w:id="57"/>
-    <w:bookmarkStart w:id="66" w:name="X7f08f6857f08e08e0311c6d1910bfda96987f2f"/>
-    <w:p>
-      <w:pPr>
-        <w:pStyle w:val="Heading2"/>
-      </w:pPr>
-      <w:r>
-        <w:t xml:space="preserve">Flight and irradiation are separable, and platform is not the reason</w:t>
-      </w:r>
-    </w:p>
-    <w:p>
-      <w:pPr>
-        <w:pStyle w:val="FirstParagraph"/>
-      </w:pPr>
-      <w:r>
-        <w:t xml:space="preserve">A classifier tests whether a multivariate pattern exists that single-TF tests would miss.</w:t>
-      </w:r>
-      <w:r>
-        <w:t xml:space="preserve"> </w:t>
-      </w:r>
-      <w:r>
-        <w:t xml:space="preserve">Under leave-one-mission-out cross-validation across 22 groups, L2-regularised</w:t>
-      </w:r>
-      <w:r>
-        <w:t xml:space="preserve"> </w:t>
-      </w:r>
-      <w:r>
-        <w:t xml:space="preserve">logistic regression separates flight from irradiation contrasts at</w:t>
-      </w:r>
-      <w:r>
-        <w:t xml:space="preserve"> </w:t>
-      </w:r>
-      <w:r>
-        <w:t xml:space="preserve">AUC 0.9927, against a null of 0.4482</w:t>
-      </w:r>
-      <w:r>
-        <w:t xml:space="preserve"> </w:t>
-      </w:r>
-      <m:oMath>
-        <m:r>
-          <m:rPr>
-            <m:sty m:val="p"/>
-          </m:rPr>
-          <m:t>±</m:t>
-        </m:r>
-      </m:oMath>
-      <w:r>
-        <w:t xml:space="preserve"> </w:t>
-      </w:r>
-      <w:r>
-        <w:t xml:space="preserve">0.1662</w:t>
-      </w:r>
-      <w:r>
-        <w:t xml:space="preserve"> </w:t>
-      </w:r>
-      <w:r>
-        <w:t xml:space="preserve">(</w:t>
-      </w:r>
-      <m:oMath>
-        <m:r>
-          <m:t>p</m:t>
-        </m:r>
-        <m:r>
-          <m:rPr>
-            <m:sty m:val="p"/>
-          </m:rPr>
-          <m:t>=</m:t>
-        </m:r>
-        <m:r>
-          <m:t>0.00498</m:t>
-        </m:r>
-        <m:r>
-          <m:t>​</m:t>
-        </m:r>
-      </m:oMath>
-      <w:r>
-        <w:t xml:space="preserve">).</w:t>
-      </w:r>
-    </w:p>
-    <w:p>
-      <w:pPr>
-        <w:pStyle w:val="BodyText"/>
-      </w:pPr>
-      <w:r>
-        <w:t xml:space="preserve">That null had to be rebuilt. Permuting labels</w:t>
-      </w:r>
-      <w:r>
-        <w:t xml:space="preserve"> </w:t>
-      </w:r>
-      <w:r>
-        <w:rPr>
-          <w:i/>
-          <w:iCs/>
-        </w:rPr>
-        <w:t xml:space="preserve">within</w:t>
-      </w:r>
-      <w:r>
-        <w:t xml:space="preserve"> </w:t>
-      </w:r>
-      <w:r>
-        <w:t xml:space="preserve">each mission returned a null</w:t>
-      </w:r>
-      <w:r>
-        <w:t xml:space="preserve"> </w:t>
-      </w:r>
-      <w:r>
-        <w:t xml:space="preserve">AUC of</w:t>
-      </w:r>
-      <w:r>
-        <w:t xml:space="preserve"> </w:t>
-      </w:r>
-      <m:oMath>
-        <m:r>
-          <m:t>0.993</m:t>
-        </m:r>
-        <m:r>
-          <m:rPr>
-            <m:sty m:val="p"/>
-          </m:rPr>
-          <m:t>±</m:t>
-        </m:r>
-        <m:r>
-          <m:t>0.000</m:t>
-        </m:r>
-      </m:oMath>
-      <w:r>
-        <w:t xml:space="preserve"> </w:t>
-      </w:r>
-      <w:r>
-        <w:t xml:space="preserve">— identical to the observed value — because a mission’s label is</w:t>
-      </w:r>
-      <w:r>
-        <w:t xml:space="preserve"> </w:t>
-      </w:r>
-      <w:r>
-        <w:t xml:space="preserve">constant within it, so shuffling inside a group changes nothing. The exchangeable unit in</w:t>
-      </w:r>
-      <w:r>
-        <w:t xml:space="preserve"> </w:t>
-      </w:r>
-      <w:r>
-        <w:t xml:space="preserve">a grouped design with group-constant labels is the group, and permuting the group-to-label</w:t>
-      </w:r>
-      <w:r>
-        <w:t xml:space="preserve"> </w:t>
-      </w:r>
-      <w:r>
-        <w:t xml:space="preserve">assignment gives the null quoted above.</w:t>
-      </w:r>
-    </w:p>
-    <w:p>
-      <w:pPr>
-        <w:pStyle w:val="BodyText"/>
-      </w:pPr>
-      <w:r>
-        <w:t xml:space="preserve">The platform control settles the confound: predicting microarray-versus-RNA-seq from the</w:t>
-      </w:r>
-      <w:r>
-        <w:t xml:space="preserve"> </w:t>
-      </w:r>
-      <w:r>
-        <w:t xml:space="preserve">same features under the same cross-validation gives AUC 0.4463, at or below</w:t>
-      </w:r>
-      <w:r>
-        <w:t xml:space="preserve"> </w:t>
-      </w:r>
-      <w:r>
-        <w:t xml:space="preserve">chance (Figure </w:t>
-      </w:r>
-      <w:hyperlink w:anchor="fig:classifier">
-        <w:r>
-          <w:rPr>
-            <w:rStyle w:val="Hyperlink"/>
-          </w:rPr>
-          <w:t xml:space="preserve">7</w:t>
-        </w:r>
-      </w:hyperlink>
-      <w:r>
-        <w:t xml:space="preserve">). The separation is biological, not technical.</w:t>
-      </w:r>
-    </w:p>
-    <w:bookmarkStart w:id="61" w:name="fig:classifier"/>
-    <w:p>
-      <w:pPr>
-        <w:pStyle w:val="CaptionedFigure"/>
-      </w:pPr>
-      <w:r>
-        <w:drawing>
-          <wp:inline>
-            <wp:extent cx="3307080" cy="2050232"/>
-            <wp:effectExtent b="0" l="0" r="0" t="0"/>
-            <wp:docPr descr="" title="" id="59" name="Picture"/>
-            <a:graphic>
-              <a:graphicData uri="http://schemas.openxmlformats.org/drawingml/2006/picture">
-                <pic:pic>
-                  <pic:nvPicPr>
-                    <pic:cNvPr descr="../figures/fig9_classifier.png" id="60" name="Picture"/>
-                    <pic:cNvPicPr>
-                      <a:picLocks noChangeArrowheads="1" noChangeAspect="1"/>
-                    </pic:cNvPicPr>
-                  </pic:nvPicPr>
-                  <pic:blipFill>
-                    <a:blip r:embed="rId58"/>
-                    <a:stretch>
-                      <a:fillRect/>
-                    </a:stretch>
-                  </pic:blipFill>
-                  <pic:spPr bwMode="auto">
-                    <a:xfrm>
-                      <a:off x="0" y="0"/>
-                      <a:ext cx="3307080" cy="2050232"/>
-                    </a:xfrm>
-                    <a:prstGeom prst="rect">
-                      <a:avLst/>
-                    </a:prstGeom>
-                    <a:noFill/>
-                    <a:ln w="9525">
-                      <a:noFill/>
-                      <a:headEnd/>
-                      <a:tailEnd/>
-                    </a:ln>
-                  </pic:spPr>
-                </pic:pic>
-              </a:graphicData>
-            </a:graphic>
-          </wp:inline>
-        </w:drawing>
-      </w:r>
-    </w:p>
-    <w:p>
-      <w:pPr>
-        <w:pStyle w:val="ImageCaption"/>
-      </w:pPr>
-      <w:r>
-        <w:t xml:space="preserve">Leave-one-mission-out classification of flight versus irradiation on TF activity,</w:t>
-      </w:r>
-      <w:r>
-        <w:t xml:space="preserve"> </w:t>
-      </w:r>
-      <w:r>
-        <w:t xml:space="preserve">with the group-permutation null and the platform control.</w:t>
-      </w:r>
-    </w:p>
-    <w:bookmarkEnd w:id="61"/>
-    <w:bookmarkStart w:id="65" w:name="fig:tfvolcano"/>
-    <w:p>
-      <w:pPr>
-        <w:pStyle w:val="CaptionedFigure"/>
-      </w:pPr>
-      <w:r>
-        <w:drawing>
-          <wp:inline>
-            <wp:extent cx="3840480" cy="2582243"/>
-            <wp:effectExtent b="0" l="0" r="0" t="0"/>
-            <wp:docPr descr="" title="" id="63" name="Picture"/>
-            <a:graphic>
-              <a:graphicData uri="http://schemas.openxmlformats.org/drawingml/2006/picture">
-                <pic:pic>
-                  <pic:nvPicPr>
-                    <pic:cNvPr descr="../figures/fig8_tf_flight_vs_radiation.png" id="64" name="Picture"/>
-                    <pic:cNvPicPr>
-                      <a:picLocks noChangeArrowheads="1" noChangeAspect="1"/>
-                    </pic:cNvPicPr>
-                  </pic:nvPicPr>
-                  <pic:blipFill>
-                    <a:blip r:embed="rId62"/>
-                    <a:stretch>
-                      <a:fillRect/>
-                    </a:stretch>
-                  </pic:blipFill>
-                  <pic:spPr bwMode="auto">
-                    <a:xfrm>
-                      <a:off x="0" y="0"/>
-                      <a:ext cx="3840480" cy="2582243"/>
-                    </a:xfrm>
-                    <a:prstGeom prst="rect">
-                      <a:avLst/>
-                    </a:prstGeom>
-                    <a:noFill/>
-                    <a:ln w="9525">
-                      <a:noFill/>
-                      <a:headEnd/>
-                      <a:tailEnd/>
-                    </a:ln>
-                  </pic:spPr>
-                </pic:pic>
-              </a:graphicData>
-            </a:graphic>
-          </wp:inline>
-        </w:drawing>
-      </w:r>
-    </w:p>
-    <w:p>
-      <w:pPr>
-        <w:pStyle w:val="ImageCaption"/>
-      </w:pPr>
-      <w:r>
-        <w:t xml:space="preserve">Per-TF activity under irradiation against spaceflight. Points on the diagonal</w:t>
-      </w:r>
-      <w:r>
-        <w:t xml:space="preserve"> </w:t>
-      </w:r>
-      <w:r>
-        <w:t xml:space="preserve">would respond equally to both; the DREM regulators sit far off it, responding to radiation</w:t>
-      </w:r>
-      <w:r>
-        <w:t xml:space="preserve"> </w:t>
-      </w:r>
-      <w:r>
-        <w:t xml:space="preserve">and not to flight.</w:t>
-      </w:r>
-    </w:p>
-    <w:bookmarkEnd w:id="65"/>
-    <w:bookmarkEnd w:id="66"/>
-    <w:bookmarkStart w:id="75" w:name="X43b1eccb96c59d2eb0201f17d36012018746b74"/>
-    <w:p>
-      <w:pPr>
-        <w:pStyle w:val="Heading2"/>
-      </w:pPr>
-      <w:r>
-        <w:t xml:space="preserve">Spaceflight is not a time-shifted radiation response</w:t>
-      </w:r>
-    </w:p>
-    <w:p>
-      <w:pPr>
-        <w:pStyle w:val="FirstParagraph"/>
-      </w:pPr>
-      <w:r>
-        <w:t xml:space="preserve">The last question is whether flight resembles</w:t>
-      </w:r>
-      <w:r>
-        <w:t xml:space="preserve"> </w:t>
-      </w:r>
-      <w:r>
-        <w:rPr>
-          <w:i/>
-          <w:iCs/>
-        </w:rPr>
-        <w:t xml:space="preserve">any</w:t>
-      </w:r>
-      <w:r>
-        <w:t xml:space="preserve"> </w:t>
-      </w:r>
-      <w:r>
-        <w:t xml:space="preserve">phase of the radiation</w:t>
-      </w:r>
-      <w:r>
-        <w:t xml:space="preserve"> </w:t>
-      </w:r>
-      <w:r>
-        <w:t xml:space="preserve">trajectory. Each of the eight DREM timepoints has a TF-activity profile built exactly as</w:t>
-      </w:r>
-      <w:r>
-        <w:t xml:space="preserve"> </w:t>
-      </w:r>
-      <w:r>
-        <w:t xml:space="preserve">the query contrasts are, and every contrast is correlated against all eight.</w:t>
-      </w:r>
-    </w:p>
-    <w:p>
-      <w:pPr>
-        <w:pStyle w:val="BodyText"/>
-      </w:pPr>
-      <w:r>
-        <w:t xml:space="preserve">The irradiation contrasts calibrate the method and pass: their mean correlation rises to a</w:t>
-      </w:r>
-      <w:r>
-        <w:t xml:space="preserve"> </w:t>
-      </w:r>
-      <w:r>
-        <w:t xml:space="preserve">clear peak of 0.4955 at 45 min and decays either side, with</w:t>
-      </w:r>
-      <w:r>
-        <w:t xml:space="preserve"> </w:t>
-      </w:r>
-      <w:r>
-        <w:t xml:space="preserve">88% of individual best-matching timepoints falling at or beside that peak</w:t>
-      </w:r>
-      <w:r>
-        <w:t xml:space="preserve"> </w:t>
-      </w:r>
-      <w:r>
-        <w:t xml:space="preserve">(Figure </w:t>
-      </w:r>
-      <w:hyperlink w:anchor="fig:projection">
-        <w:r>
-          <w:rPr>
-            <w:rStyle w:val="Hyperlink"/>
-          </w:rPr>
-          <w:t xml:space="preserve">9</w:t>
-        </w:r>
-      </w:hyperlink>
-      <w:r>
-        <w:t xml:space="preserve">).</w:t>
-      </w:r>
-    </w:p>
-    <w:p>
-      <w:pPr>
-        <w:pStyle w:val="BodyText"/>
-      </w:pPr>
-      <w:r>
-        <w:t xml:space="preserve">Flight contrasts are flat. Their mean profile peaks at 0.0824 with a total</w:t>
-      </w:r>
-      <w:r>
-        <w:t xml:space="preserve"> </w:t>
-      </w:r>
-      <w:r>
-        <w:t xml:space="preserve">range of 0.1157 across the whole trajectory, and only</w:t>
-      </w:r>
-      <w:r>
-        <w:t xml:space="preserve"> </w:t>
-      </w:r>
-      <w:r>
-        <w:t xml:space="preserve">46% of their best-matching timepoints land near that nominal peak —</w:t>
-      </w:r>
-      <w:r>
-        <w:t xml:space="preserve"> </w:t>
-      </w:r>
-      <w:r>
-        <w:t xml:space="preserve">the signature of an argmax taken over noise.</w:t>
-      </w:r>
-    </w:p>
-    <w:p>
-      <w:pPr>
-        <w:pStyle w:val="BodyText"/>
-      </w:pPr>
-      <w:r>
-        <w:t xml:space="preserve">A per-contrast shuffle test would have reported this differently, passing 26 of 35 flight</w:t>
-      </w:r>
-      <w:r>
-        <w:t xml:space="preserve"> </w:t>
-      </w:r>
-      <w:r>
-        <w:t xml:space="preserve">contrasts, because a single noisy contrast can beat its own shuffled null by chance. It is</w:t>
-      </w:r>
-      <w:r>
-        <w:t xml:space="preserve"> </w:t>
-      </w:r>
-      <w:r>
-        <w:t xml:space="preserve">reported here as too permissive to be read alone; what separates signal from noise is the</w:t>
-      </w:r>
-      <w:r>
-        <w:t xml:space="preserve"> </w:t>
-      </w:r>
-      <w:r>
-        <w:t xml:space="preserve">height and shape of the mean profile, and whether the argmaxes concentrate at its peak.</w:t>
-      </w:r>
-    </w:p>
-    <w:p>
-      <w:pPr>
-        <w:pStyle w:val="BodyText"/>
-      </w:pPr>
-      <w:r>
-        <w:t xml:space="preserve">Spaceflight, in this corpus, is not an attenuated or delayed radiation response. It is a</w:t>
-      </w:r>
-      <w:r>
-        <w:t xml:space="preserve"> </w:t>
-      </w:r>
-      <w:r>
-        <w:t xml:space="preserve">different transcriptional state.</w:t>
-      </w:r>
-    </w:p>
-    <w:bookmarkStart w:id="70" w:name="fig:projection"/>
-    <w:p>
-      <w:pPr>
-        <w:pStyle w:val="CaptionedFigure"/>
-      </w:pPr>
-      <w:r>
-        <w:drawing>
-          <wp:inline>
-            <wp:extent cx="3627120" cy="2222725"/>
-            <wp:effectExtent b="0" l="0" r="0" t="0"/>
-            <wp:docPr descr="" title="" id="68" name="Picture"/>
-            <a:graphic>
-              <a:graphicData uri="http://schemas.openxmlformats.org/drawingml/2006/picture">
-                <pic:pic>
-                  <pic:nvPicPr>
-                    <pic:cNvPr descr="../figures/fig10_drem_projection.png" id="69" name="Picture"/>
-                    <pic:cNvPicPr>
-                      <a:picLocks noChangeArrowheads="1" noChangeAspect="1"/>
-                    </pic:cNvPicPr>
-                  </pic:nvPicPr>
-                  <pic:blipFill>
-                    <a:blip r:embed="rId67"/>
-                    <a:stretch>
-                      <a:fillRect/>
-                    </a:stretch>
-                  </pic:blipFill>
-                  <pic:spPr bwMode="auto">
-                    <a:xfrm>
-                      <a:off x="0" y="0"/>
-                      <a:ext cx="3627120" cy="2222725"/>
-                    </a:xfrm>
-                    <a:prstGeom prst="rect">
-                      <a:avLst/>
-                    </a:prstGeom>
-                    <a:noFill/>
-                    <a:ln w="9525">
-                      <a:noFill/>
-                      <a:headEnd/>
-                      <a:tailEnd/>
-                    </a:ln>
-                  </pic:spPr>
-                </pic:pic>
-              </a:graphicData>
-            </a:graphic>
-          </wp:inline>
-        </w:drawing>
-      </w:r>
-    </w:p>
-    <w:p>
-      <w:pPr>
-        <w:pStyle w:val="ImageCaption"/>
-      </w:pPr>
-      <w:r>
-        <w:t xml:space="preserve">Projection onto the DREM radiation trajectory. Irradiation contrasts trace a</w:t>
-      </w:r>
-      <w:r>
-        <w:t xml:space="preserve"> </w:t>
-      </w:r>
-      <w:r>
-        <w:t xml:space="preserve">peaked profile; spaceflight contrasts are flat across the whole time course. Bands are</w:t>
-      </w:r>
-      <w:r>
-        <w:t xml:space="preserve"> </w:t>
-      </w:r>
-      <w:r>
-        <w:t xml:space="preserve">standard errors.</w:t>
-      </w:r>
-    </w:p>
-    <w:bookmarkEnd w:id="70"/>
-    <w:bookmarkStart w:id="74" w:name="fig:tfheatmap"/>
-    <w:p>
-      <w:pPr>
-        <w:pStyle w:val="CaptionedFigure"/>
-      </w:pPr>
-      <w:r>
-        <w:drawing>
-          <wp:inline>
-            <wp:extent cx="5334000" cy="3133544"/>
-            <wp:effectExtent b="0" l="0" r="0" t="0"/>
-            <wp:docPr descr="" title="" id="72" name="Picture"/>
-            <a:graphic>
-              <a:graphicData uri="http://schemas.openxmlformats.org/drawingml/2006/picture">
-                <pic:pic>
-                  <pic:nvPicPr>
-                    <pic:cNvPr descr="../figures/fig7_tf_activity_heatmap.png" id="73" name="Picture"/>
-                    <pic:cNvPicPr>
-                      <a:picLocks noChangeArrowheads="1" noChangeAspect="1"/>
-                    </pic:cNvPicPr>
-                  </pic:nvPicPr>
-                  <pic:blipFill>
-                    <a:blip r:embed="rId71"/>
-                    <a:stretch>
-                      <a:fillRect/>
-                    </a:stretch>
-                  </pic:blipFill>
-                  <pic:spPr bwMode="auto">
-                    <a:xfrm>
-                      <a:off x="0" y="0"/>
-                      <a:ext cx="5334000" cy="3133544"/>
-                    </a:xfrm>
-                    <a:prstGeom prst="rect">
-                      <a:avLst/>
-                    </a:prstGeom>
-                    <a:noFill/>
-                    <a:ln w="9525">
-                      <a:noFill/>
-                      <a:headEnd/>
-                      <a:tailEnd/>
-                    </a:ln>
-                  </pic:spPr>
-                </pic:pic>
-              </a:graphicData>
-            </a:graphic>
-          </wp:inline>
-        </w:drawing>
-      </w:r>
-    </w:p>
-    <w:p>
-      <w:pPr>
-        <w:pStyle w:val="ImageCaption"/>
-      </w:pPr>
-      <w:r>
-        <w:t xml:space="preserve">TF activity across flight and irradiation contrasts for the 40 most variable</w:t>
-      </w:r>
-      <w:r>
-        <w:t xml:space="preserve"> </w:t>
-      </w:r>
-      <w:r>
-        <w:t xml:space="preserve">transcription factors, ordered with flight contrasts above the rule and irradiation</w:t>
-      </w:r>
-      <w:r>
-        <w:t xml:space="preserve"> </w:t>
-      </w:r>
-      <w:r>
-        <w:t xml:space="preserve">below.</w:t>
-      </w:r>
-    </w:p>
-    <w:bookmarkEnd w:id="74"/>
-    <w:bookmarkEnd w:id="75"/>
-    <w:bookmarkStart w:id="76" w:name="Xb5bc37426999c6719bf7aacf1b4ec32401e72f5"/>
-    <w:p>
-      <w:pPr>
-        <w:pStyle w:val="Heading2"/>
-      </w:pPr>
-      <w:r>
-        <w:t xml:space="preserve">The two arms have different dose thresholds</w:t>
-      </w:r>
-    </w:p>
-    <w:p>
-      <w:pPr>
-        <w:pStyle w:val="FirstParagraph"/>
-      </w:pPr>
-      <w:r>
-        <w:t xml:space="preserve">The ground irradiation studies define what the assay can see. OSD-782 exposed 4-week-old</w:t>
-      </w:r>
-      <w:r>
-        <w:t xml:space="preserve"> </w:t>
-      </w:r>
-      <w:r>
-        <w:t xml:space="preserve">plants in a</w:t>
-      </w:r>
-      <w:r>
-        <w:t xml:space="preserve"> </w:t>
-      </w:r>
-      <m:oMath>
-        <m:sSup>
-          <m:e>
-            <m:r>
-              <m:t>​</m:t>
-            </m:r>
-          </m:e>
-          <m:sup>
-            <m:r>
-              <m:t>137</m:t>
-            </m:r>
-          </m:sup>
-        </m:sSup>
-      </m:oMath>
-      <w:r>
-        <w:t xml:space="preserve">Cs irradiator at 1.4 cGy s</w:t>
-      </w:r>
-      <m:oMath>
-        <m:sSup>
-          <m:e>
-            <m:r>
-              <m:t>​</m:t>
-            </m:r>
-          </m:e>
-          <m:sup>
-            <m:r>
-              <m:rPr>
-                <m:sty m:val="p"/>
-              </m:rPr>
-              <m:t>−</m:t>
-            </m:r>
-            <m:r>
-              <m:t>1</m:t>
-            </m:r>
-          </m:sup>
-        </m:sSup>
-      </m:oMath>
-      <w:r>
-        <w:t xml:space="preserve"> </w:t>
-      </w:r>
-      <w:r>
-        <w:t xml:space="preserve">(10 and 100 cGy); OSD-658 exposed dry</w:t>
-      </w:r>
-      <w:r>
-        <w:t xml:space="preserve"> </w:t>
-      </w:r>
-      <w:r>
-        <w:t xml:space="preserve">seeds to simulated galactic cosmic rays at NSRL (40 and 80 cGy). OSD-658’s dose arms were</w:t>
-      </w:r>
-      <w:r>
-        <w:t xml:space="preserve"> </w:t>
-      </w:r>
-      <w:r>
-        <w:t xml:space="preserve">initially invisible to the pipeline because it records its unirradiated samples as</w:t>
-      </w:r>
-      <w:r>
-        <w:t xml:space="preserve"> </w:t>
-      </w:r>
-      <w:r>
-        <w:rPr>
-          <w:rStyle w:val="VerbatimChar"/>
-        </w:rPr>
-        <w:t xml:space="preserve">{Not Applicable}</w:t>
-      </w:r>
-      <w:r>
-        <w:t xml:space="preserve"> </w:t>
-      </w:r>
-      <w:r>
-        <w:t xml:space="preserve">rather than 0 cGy, leaving its dose factor with no internal</w:t>
-      </w:r>
-      <w:r>
-        <w:t xml:space="preserve"> </w:t>
-      </w:r>
-      <w:r>
-        <w:t xml:space="preserve">reference; a cross-factor control fallback recovers them.</w:t>
-      </w:r>
-    </w:p>
-    <w:p>
-      <w:pPr>
-        <w:pStyle w:val="BodyText"/>
-      </w:pPr>
-      <w:r>
-        <w:t xml:space="preserve">Across the resulting series the two arms behave quite differently</w:t>
-      </w:r>
-      <w:r>
-        <w:t xml:space="preserve"> </w:t>
-      </w:r>
-      <w:r>
-        <w:t xml:space="preserve">(Figure </w:t>
-      </w:r>
-      <w:hyperlink w:anchor="fig:dose">
-        <w:r>
-          <w:rPr>
-            <w:rStyle w:val="Hyperlink"/>
-          </w:rPr>
-          <w:t xml:space="preserve">11</w:t>
-        </w:r>
-      </w:hyperlink>
-      <w:r>
-        <w:t xml:space="preserve">). At the lowest dose tested, 10 cGy, the</w:t>
-      </w:r>
-      <w:r>
-        <w:t xml:space="preserve"> </w:t>
-      </w:r>
-      <w:r>
-        <w:t xml:space="preserve">MYB3R/G2-M arm is already strongly engaged (</w:t>
-      </w:r>
-      <m:oMath>
-        <m:r>
-          <m:t>z</m:t>
-        </m:r>
-        <m:r>
-          <m:rPr>
-            <m:sty m:val="p"/>
-          </m:rPr>
-          <m:t>=</m:t>
-        </m:r>
-        <m:r>
-          <m:t>10.141</m:t>
-        </m:r>
-        <m:r>
-          <m:t>​</m:t>
-        </m:r>
-      </m:oMath>
-      <w:r>
-        <w:t xml:space="preserve">) while the</w:t>
-      </w:r>
-      <w:r>
-        <w:t xml:space="preserve"> </w:t>
-      </w:r>
-      <w:r>
-        <w:t xml:space="preserve">SOG1/DNA-damage arm is absent (</w:t>
-      </w:r>
-      <m:oMath>
-        <m:r>
-          <m:t>z</m:t>
-        </m:r>
-        <m:r>
-          <m:rPr>
-            <m:sty m:val="p"/>
-          </m:rPr>
-          <m:t>=</m:t>
-        </m:r>
-        <m:r>
-          <m:rPr>
-            <m:sty m:val="p"/>
-          </m:rPr>
-          <m:t>−</m:t>
-        </m:r>
-        <m:r>
-          <m:t>0.72</m:t>
-        </m:r>
-        <m:r>
-          <m:t>​</m:t>
-        </m:r>
-      </m:oMath>
-      <w:r>
-        <w:t xml:space="preserve">). The DNA-damage arm becomes</w:t>
-      </w:r>
-      <w:r>
-        <w:t xml:space="preserve"> </w:t>
-      </w:r>
-      <w:r>
-        <w:t xml:space="preserve">detectable only at 40 cGy and rises steeply thereafter.</w:t>
-      </w:r>
-    </w:p>
-    <w:p>
-      <w:pPr>
-        <w:pStyle w:val="BodyText"/>
-      </w:pPr>
-      <w:r>
-        <w:t xml:space="preserve">The asymmetry is interpretable. Arresting the cell cycle is a graded, low-threshold</w:t>
-      </w:r>
-      <w:r>
-        <w:t xml:space="preserve"> </w:t>
-      </w:r>
-      <w:r>
-        <w:t xml:space="preserve">response that saturates; mounting a SOG1-dependent damage programme is a</w:t>
-      </w:r>
-      <w:r>
-        <w:t xml:space="preserve"> </w:t>
-      </w:r>
-      <w:r>
-        <w:t xml:space="preserve">high-threshold, switch-like one. It also means "the detection floor" is not one number:</w:t>
-      </w:r>
-      <w:r>
-        <w:t xml:space="preserve"> </w:t>
-      </w:r>
-      <w:r>
-        <w:t xml:space="preserve">the diagnostic arm and the sensitive arm are different arms, and only the diagnostic arm</w:t>
-      </w:r>
-      <w:r>
-        <w:t xml:space="preserve"> </w:t>
-      </w:r>
-      <w:r>
-        <w:t xml:space="preserve">distinguishes irradiation from other stresses.</w:t>
-      </w:r>
-    </w:p>
-    <w:bookmarkEnd w:id="76"/>
-    <w:bookmarkStart w:id="81" w:name="iss-doses-fall-below-the-assays-floor"/>
-    <w:p>
-      <w:pPr>
-        <w:pStyle w:val="Heading2"/>
-      </w:pPr>
-      <w:r>
-        <w:t xml:space="preserve">ISS doses fall below the assay’s floor</w:t>
-      </w:r>
-    </w:p>
-    <w:p>
-      <w:pPr>
-        <w:pStyle w:val="FirstParagraph"/>
-      </w:pPr>
-      <w:r>
-        <w:t xml:space="preserve">Placing the spaceflight corpus against that floor requires a dose, not a duration. At</w:t>
-      </w:r>
-      <w:r>
-        <w:t xml:space="preserve"> </w:t>
-      </w:r>
-      <w:r>
-        <w:t xml:space="preserve">0.355 mGy day</w:t>
-      </w:r>
-      <m:oMath>
-        <m:sSup>
-          <m:e>
-            <m:r>
-              <m:t>​</m:t>
-            </m:r>
-          </m:e>
-          <m:sup>
-            <m:r>
-              <m:rPr>
-                <m:sty m:val="p"/>
-              </m:rPr>
-              <m:t>−</m:t>
-            </m:r>
-            <m:r>
-              <m:t>1</m:t>
-            </m:r>
-          </m:sup>
-        </m:sSup>
-      </m:oMath>
-      <w:r>
-        <w:t xml:space="preserve"> </w:t>
-      </w:r>
-      <w:r>
-        <w:t xml:space="preserve">measured inside the ISS by Bio-PADLES over 1</w:t>
+        <w:t xml:space="preserve">Bourbousse et al. (2018)</w:t>
+      </w:r>
+      <w:r>
+        <w:t xml:space="preserve"> </w:t>
+      </w:r>
+      <w:r>
+        <w:t xml:space="preserve">reported 11 co-expressed gene groups from</w:t>
+      </w:r>
+      <w:r>
+        <w:t xml:space="preserve"> </w:t>
+      </w:r>
+      <w:r>
+        <w:t xml:space="preserve">six timepoints of OSD-510. Our flat-prior wild-type model over the pooled, denser series</w:t>
+      </w:r>
+      <w:r>
+        <w:t xml:space="preserve"> </w:t>
+      </w:r>
+      <w:r>
+        <w:t xml:space="preserve">yields 15 nodes across 7 splits from</w:t>
+      </w:r>
+      <w:r>
+        <w:t xml:space="preserve"> </w:t>
+      </w:r>
+      <w:r>
+        <w:t xml:space="preserve">1</w:t>
       </w:r>
       <w:r>
         <w:t xml:space="preserve">,</w:t>
       </w:r>
       <w:r>
-        <w:t xml:space="preserve">584 days</w:t>
-      </w:r>
-      <w:r>
-        <w:t xml:space="preserve"> </w:t>
-      </w:r>
-      <w:r>
-        <w:t xml:space="preserve">(Yoshida et al. 2022)</w:t>
-      </w:r>
-      <w:r>
-        <w:t xml:space="preserve">, the 10 orbital missions in this corpus</w:t>
-      </w:r>
-      <w:r>
-        <w:t xml:space="preserve"> </w:t>
-      </w:r>
-      <w:r>
-        <w:t xml:space="preserve">(11–70 days) accumulate 0.39–2.485 cGy in total. Two suborbital flights</w:t>
-      </w:r>
-      <w:r>
-        <w:t xml:space="preserve"> </w:t>
-      </w:r>
-      <w:r>
-        <w:t xml:space="preserve">(VSS Unity, Unity 22) and three studies spanning two resupply flights with no resolvable</w:t>
-      </w:r>
-      <w:r>
-        <w:t xml:space="preserve"> </w:t>
-      </w:r>
-      <w:r>
-        <w:t xml:space="preserve">duration are excluded and reported separately rather than pooled.</w:t>
-      </w:r>
-    </w:p>
-    <w:p>
-      <w:pPr>
-        <w:pStyle w:val="BodyText"/>
-      </w:pPr>
-      <w:r>
-        <w:t xml:space="preserve">The highest ISS mission dose is therefore 4</w:t>
-      </w:r>
-      <m:oMath>
-        <m:r>
-          <m:rPr>
-            <m:sty m:val="p"/>
-          </m:rPr>
-          <m:t>×</m:t>
-        </m:r>
-      </m:oMath>
-      <w:r>
-        <w:t xml:space="preserve"> </w:t>
-      </w:r>
-      <w:r>
-        <w:t xml:space="preserve">below</w:t>
-      </w:r>
-      <w:r>
-        <w:t xml:space="preserve"> </w:t>
-      </w:r>
-      <w:r>
-        <w:t xml:space="preserve">10 cGy — the dose at which the DNA-damage arm already fails to register</w:t>
-      </w:r>
-      <w:r>
-        <w:t xml:space="preserve"> </w:t>
-      </w:r>
-      <w:r>
-        <w:t xml:space="preserve">— and is delivered at a dose rate roughly</w:t>
-      </w:r>
-      <w:r>
-        <w:t xml:space="preserve"> </w:t>
-      </w:r>
-      <m:oMath>
-        <m:r>
-          <m:t>3</m:t>
-        </m:r>
-        <m:r>
-          <m:rPr>
-            <m:sty m:val="p"/>
-          </m:rPr>
-          <m:t>×</m:t>
-        </m:r>
-        <m:sSup>
-          <m:e>
-            <m:r>
-              <m:t>10</m:t>
-            </m:r>
-          </m:e>
-          <m:sup>
-            <m:r>
-              <m:t>6</m:t>
-            </m:r>
-          </m:sup>
-        </m:sSup>
-      </m:oMath>
-      <w:r>
-        <w:t xml:space="preserve"> </w:t>
-      </w:r>
-      <w:r>
-        <w:t xml:space="preserve">times lower, chronically</w:t>
-      </w:r>
-      <w:r>
-        <w:t xml:space="preserve"> </w:t>
-      </w:r>
-      <w:r>
-        <w:t xml:space="preserve">rather than in seconds.</w:t>
-      </w:r>
-    </w:p>
-    <w:bookmarkStart w:id="80" w:name="fig:dose"/>
-    <w:p>
-      <w:pPr>
-        <w:pStyle w:val="CaptionedFigure"/>
-      </w:pPr>
-      <w:r>
-        <w:drawing>
-          <wp:inline>
-            <wp:extent cx="4160520" cy="2499633"/>
-            <wp:effectExtent b="0" l="0" r="0" t="0"/>
-            <wp:docPr descr="" title="" id="78" name="Picture"/>
-            <a:graphic>
-              <a:graphicData uri="http://schemas.openxmlformats.org/drawingml/2006/picture">
-                <pic:pic>
-                  <pic:nvPicPr>
-                    <pic:cNvPr descr="../figures/fig11_dose_response.png" id="79" name="Picture"/>
-                    <pic:cNvPicPr>
-                      <a:picLocks noChangeArrowheads="1" noChangeAspect="1"/>
-                    </pic:cNvPicPr>
-                  </pic:nvPicPr>
-                  <pic:blipFill>
-                    <a:blip r:embed="rId77"/>
-                    <a:stretch>
-                      <a:fillRect/>
-                    </a:stretch>
-                  </pic:blipFill>
-                  <pic:spPr bwMode="auto">
-                    <a:xfrm>
-                      <a:off x="0" y="0"/>
-                      <a:ext cx="4160520" cy="2499633"/>
-                    </a:xfrm>
-                    <a:prstGeom prst="rect">
-                      <a:avLst/>
-                    </a:prstGeom>
-                    <a:noFill/>
-                    <a:ln w="9525">
-                      <a:noFill/>
-                      <a:headEnd/>
-                      <a:tailEnd/>
-                    </a:ln>
-                  </pic:spPr>
-                </pic:pic>
-              </a:graphicData>
-            </a:graphic>
-          </wp:inline>
-        </w:drawing>
-      </w:r>
-    </w:p>
-    <w:p>
-      <w:pPr>
-        <w:pStyle w:val="ImageCaption"/>
-      </w:pPr>
-      <w:r>
-        <w:t xml:space="preserve">Detection floor against ISS exposure. The MYB3R/G2-M arm is engaged at the lowest</w:t>
-      </w:r>
-      <w:r>
-        <w:t xml:space="preserve"> </w:t>
-      </w:r>
-      <w:r>
-        <w:t xml:space="preserve">dose tested; the SOG1/DNA-damage arm requires 40 cGy. The shaded band at left</w:t>
-      </w:r>
-      <w:r>
-        <w:t xml:space="preserve"> </w:t>
-      </w:r>
-      <w:r>
-        <w:t xml:space="preserve">is the total mission dose accumulated by the ISS missions in this corpus.</w:t>
-      </w:r>
-    </w:p>
-    <w:bookmarkEnd w:id="80"/>
-    <w:bookmarkEnd w:id="81"/>
-    <w:bookmarkStart w:id="83" w:name="comparison-with-the-published-model"/>
-    <w:p>
-      <w:pPr>
-        <w:pStyle w:val="Heading2"/>
-      </w:pPr>
-      <w:r>
-        <w:t xml:space="preserve">Comparison with the published model</w:t>
-      </w:r>
-    </w:p>
-    <w:p>
-      <w:pPr>
-        <w:pStyle w:val="FirstParagraph"/>
-      </w:pPr>
-      <w:r>
-        <w:t xml:space="preserve">Bourbousse et al. (2018)</w:t>
-      </w:r>
-      <w:r>
-        <w:t xml:space="preserve"> </w:t>
-      </w:r>
-      <w:r>
-        <w:t xml:space="preserve">reported 11 co-expressed gene groups from</w:t>
-      </w:r>
-      <w:r>
-        <w:t xml:space="preserve"> </w:t>
-      </w:r>
-      <w:r>
-        <w:t xml:space="preserve">six timepoints of OSD-510. Our flat-prior wild-type model over the pooled, denser series</w:t>
-      </w:r>
-      <w:r>
-        <w:t xml:space="preserve"> </w:t>
-      </w:r>
-      <w:r>
-        <w:t xml:space="preserve">yields 15 nodes across 7 splits from</w:t>
-      </w:r>
-      <w:r>
-        <w:t xml:space="preserve"> </w:t>
-      </w:r>
-      <w:r>
-        <w:t xml:space="preserve">1</w:t>
-      </w:r>
-      <w:r>
-        <w:t xml:space="preserve">,</w:t>
-      </w:r>
-      <w:r>
         <w:t xml:space="preserve">410 assigned genes. These counts are not expected to be identical: the</w:t>
       </w:r>
       <w:r>
@@ -7060,7 +4944,7 @@
         <w:t xml:space="preserve">one, and DREM’s node count responds to both. The comparison is reported for calibration.</w:t>
       </w:r>
     </w:p>
-    <w:bookmarkStart w:id="82" w:name="tab:cohorts"/>
+    <w:bookmarkStart w:id="49" w:name="tab:cohorts"/>
     <w:p>
       <w:pPr>
         <w:pStyle w:val="TableCaption"/>
@@ -7244,16 +5128,15 @@
         </w:tc>
       </w:tr>
     </w:tbl>
-    <w:bookmarkEnd w:id="82"/>
-    <w:bookmarkEnd w:id="83"/>
-    <w:bookmarkEnd w:id="84"/>
-    <w:bookmarkStart w:id="87" w:name="discussion"/>
-    <w:p>
-      <w:pPr>
-        <w:pStyle w:val="Heading1"/>
-      </w:pPr>
-      <w:r>
-        <w:t xml:space="preserve">Discussion</w:t>
+    <w:bookmarkEnd w:id="49"/>
+    <w:bookmarkEnd w:id="50"/>
+    <w:bookmarkStart w:id="51" w:name="Xb1d6fbcacee3bd1ac2a450c83306e978ab341eb"/>
+    <w:p>
+      <w:pPr>
+        <w:pStyle w:val="Heading2"/>
+      </w:pPr>
+      <w:r>
+        <w:t xml:space="preserve">Independent corroboration from a different method</w:t>
       </w:r>
     </w:p>
     <w:p>
@@ -7261,97 +5144,139 @@
         <w:pStyle w:val="FirstParagraph"/>
       </w:pPr>
       <w:r>
-        <w:t xml:space="preserve">We set out to make a single-cell atlas act on a DREM model rather than on its</w:t>
-      </w:r>
-      <w:r>
-        <w:t xml:space="preserve"> </w:t>
-      </w:r>
-      <w:r>
-        <w:t xml:space="preserve">annotation. The mechanism turns out to require no change to the engine: DREM’s TF–gene</w:t>
-      </w:r>
-      <w:r>
-        <w:t xml:space="preserve"> </w:t>
-      </w:r>
-      <w:r>
-        <w:t xml:space="preserve">input already accepts a score, and cell-type context is a legitimate thing to put there.</w:t>
-      </w:r>
-      <w:r>
-        <w:t xml:space="preserve"> </w:t>
-      </w:r>
-      <w:r>
-        <w:t xml:space="preserve">That keeps the result citable as DREM rather than as a reimplementation, and it means the</w:t>
-      </w:r>
-      <w:r>
-        <w:t xml:space="preserve"> </w:t>
-      </w:r>
-      <w:r>
-        <w:t xml:space="preserve">same lever is available to any DREM or iDREM user with a matching atlas.</w:t>
-      </w:r>
-    </w:p>
-    <w:p>
-      <w:pPr>
-        <w:pStyle w:val="BodyText"/>
-      </w:pPr>
-      <w:r>
-        <w:t xml:space="preserve">Three findings are worth separating from the method.</w:t>
-      </w:r>
-    </w:p>
-    <w:p>
-      <w:pPr>
-        <w:pStyle w:val="BodyText"/>
-      </w:pPr>
-      <w:r>
-        <w:t xml:space="preserve">First, provenance discipline changes what a</w:t>
-      </w:r>
-      <w:r>
-        <w:t xml:space="preserve"> </w:t>
-      </w:r>
-      <w:r>
-        <w:t xml:space="preserve">“cross-study”</w:t>
-      </w:r>
-      <w:r>
-        <w:t xml:space="preserve"> </w:t>
-      </w:r>
-      <w:r>
-        <w:t xml:space="preserve">claim means. The densest part</w:t>
-      </w:r>
-      <w:r>
-        <w:t xml:space="preserve"> </w:t>
-      </w:r>
-      <w:r>
-        <w:t xml:space="preserve">of our irradiation series is one experiment deposited under three accessions. Assembling</w:t>
-      </w:r>
-      <w:r>
-        <w:t xml:space="preserve"> </w:t>
-      </w:r>
-      <w:r>
-        <w:t xml:space="preserve">it is useful — it is how the 10 and 45 min timepoints join the 24-h course — but it is</w:t>
-      </w:r>
-      <w:r>
-        <w:t xml:space="preserve"> </w:t>
-      </w:r>
-      <w:r>
-        <w:t xml:space="preserve">re-assembly, not integration, and describing it otherwise would overstate the result.</w:t>
-      </w:r>
-      <w:r>
-        <w:t xml:space="preserve"> </w:t>
-      </w:r>
-      <w:r>
-        <w:t xml:space="preserve">Genuine cross-study integration here is OSD-782, and OSD-782 is where the design is</w:t>
-      </w:r>
-      <w:r>
-        <w:t xml:space="preserve"> </w:t>
-      </w:r>
-      <w:r>
-        <w:t xml:space="preserve">weakest, because it crosses a dose regime.</w:t>
-      </w:r>
-    </w:p>
-    <w:p>
-      <w:pPr>
-        <w:pStyle w:val="BodyText"/>
-      </w:pPr>
-      <w:r>
-        <w:t xml:space="preserve">Second, a regulatory prior’s gaps are invisible in its output. DAP-seq is the standard</w:t>
+        <w:t xml:space="preserve">The sibling analysis in</w:t>
+      </w:r>
+      <w:r>
+        <w:t xml:space="preserve"> </w:t>
+      </w:r>
+      <w:r>
+        <w:rPr>
+          <w:rStyle w:val="VerbatimChar"/>
+        </w:rPr>
+        <w:t xml:space="preserve">Plant_response_to_radiation</w:t>
+      </w:r>
+      <w:r>
+        <w:t xml:space="preserve"> </w:t>
+      </w:r>
+      <w:r>
+        <w:t xml:space="preserve">models an overlapping set</w:t>
+      </w:r>
+      <w:r>
+        <w:t xml:space="preserve"> </w:t>
+      </w:r>
+      <w:r>
+        <w:t xml:space="preserve">of OSDR studies with a Gaussian-process autoencoder and WGCNA co-expression modules, with</w:t>
+      </w:r>
+      <w:r>
+        <w:t xml:space="preserve"> </w:t>
+      </w:r>
+      <w:r>
+        <w:t xml:space="preserve">no DREM and no TF attribution anywhere in it. Over the</w:t>
+      </w:r>
+      <w:r>
+        <w:t xml:space="preserve"> </w:t>
+      </w:r>
+      <w:r>
+        <w:t xml:space="preserve">314 genes both analyses modelled,</w:t>
+      </w:r>
+      <w:r>
+        <w:t xml:space="preserve"> </w:t>
+      </w:r>
+      <w:r>
+        <w:t xml:space="preserve">7 of 10 DREM nodes enrich one of the</w:t>
+      </w:r>
+      <w:r>
+        <w:t xml:space="preserve"> </w:t>
+      </w:r>
+      <w:r>
+        <w:t xml:space="preserve">3 WGCNA modules at Bonferroni-corrected</w:t>
+      </w:r>
+      <w:r>
+        <w:t xml:space="preserve"> </w:t>
+      </w:r>
+      <m:oMath>
+        <m:r>
+          <m:t>p</m:t>
+        </m:r>
+        <m:r>
+          <m:rPr>
+            <m:sty m:val="p"/>
+          </m:rPr>
+          <m:t>&lt;</m:t>
+        </m:r>
+        <m:r>
+          <m:t>0.05</m:t>
+        </m:r>
+      </m:oMath>
+      <w:r>
+        <w:t xml:space="preserve">. The two methods</w:t>
+      </w:r>
+      <w:r>
+        <w:t xml:space="preserve"> </w:t>
+      </w:r>
+      <w:r>
+        <w:t xml:space="preserve">share raw data but almost no methodology, so the agreement is external corroboration</w:t>
+      </w:r>
+      <w:r>
+        <w:t xml:space="preserve"> </w:t>
+      </w:r>
+      <w:r>
+        <w:t xml:space="preserve">rather than a restatement.</w:t>
+      </w:r>
+    </w:p>
+    <w:bookmarkEnd w:id="51"/>
+    <w:bookmarkStart w:id="56" w:name="X379dc2d64b3de34d3c70bf255bc44c666bf7ebe"/>
+    <w:p>
+      <w:pPr>
+        <w:pStyle w:val="Heading2"/>
+      </w:pPr>
+      <w:r>
+        <w:t xml:space="preserve">A decoder built on the signature, applied across OSDR</w:t>
+      </w:r>
+    </w:p>
+    <w:p>
+      <w:pPr>
+        <w:pStyle w:val="FirstParagraph"/>
+      </w:pPr>
+      <w:r>
+        <w:t xml:space="preserve">The wild-type/</w:t>
+      </w:r>
+      <w:r>
+        <w:rPr>
+          <w:i/>
+          <w:iCs/>
+        </w:rPr>
+        <w:t xml:space="preserve">sog1-1</w:t>
+      </w:r>
+      <w:r>
+        <w:t xml:space="preserve"> </w:t>
+      </w:r>
+      <w:r>
+        <w:t xml:space="preserve">contrast defines gene sets no single-genotype experiment</w:t>
+      </w:r>
+      <w:r>
+        <w:t xml:space="preserve"> </w:t>
+      </w:r>
+      <w:r>
+        <w:t xml:space="preserve">could: 160 genes induced in wild type, bound by SOG1, and losing that</w:t>
+      </w:r>
+      <w:r>
+        <w:t xml:space="preserve"> </w:t>
+      </w:r>
+      <w:r>
+        <w:t xml:space="preserve">induction in the mutant, against 132 induced SOG1 targets that respond</w:t>
+      </w:r>
+      <w:r>
+        <w:t xml:space="preserve"> </w:t>
+      </w:r>
+      <w:r>
+        <w:t xml:space="preserve">regardless of genotype, and 283 MYB3R-repressed genes. Scoring these</w:t>
+      </w:r>
+      <w:r>
+        <w:t xml:space="preserve"> </w:t>
+      </w:r>
+      <w:r>
+        <w:t xml:space="preserve">across every</w:t>
       </w:r>
       <w:r>
         <w:t xml:space="preserve"> </w:t>
@@ -7367,31 +5292,13 @@
         <w:t xml:space="preserve"> </w:t>
       </w:r>
       <w:r>
-        <w:t xml:space="preserve">binding resource and does not contain SOG1. A DREM model of the</w:t>
-      </w:r>
-      <w:r>
-        <w:t xml:space="preserve"> </w:t>
-      </w:r>
-      <w:r>
-        <w:t xml:space="preserve">DNA-damage response built on it would have produced a complete, plausible, entirely</w:t>
-      </w:r>
-      <w:r>
-        <w:t xml:space="preserve"> </w:t>
-      </w:r>
-      <w:r>
-        <w:t xml:space="preserve">SOG1-free attribution. Nothing in the model would have signalled the omission. We now</w:t>
-      </w:r>
-      <w:r>
-        <w:t xml:space="preserve"> </w:t>
-      </w:r>
-      <w:r>
-        <w:t xml:space="preserve">check the presence of the regulators a conclusion depends on as a routine step, and we</w:t>
-      </w:r>
-      <w:r>
-        <w:t xml:space="preserve"> </w:t>
-      </w:r>
-      <w:r>
-        <w:t xml:space="preserve">suggest others do the same.</w:t>
+        <w:t xml:space="preserve">study in OSDR with an expression matrix gave</w:t>
+      </w:r>
+      <w:r>
+        <w:t xml:space="preserve"> </w:t>
+      </w:r>
+      <w:r>
+        <w:t xml:space="preserve">85 contrasts from 39 studies.</w:t>
       </w:r>
     </w:p>
     <w:p>
@@ -7399,525 +5306,1519 @@
         <w:pStyle w:val="BodyText"/>
       </w:pPr>
       <w:r>
-        <w:t xml:space="preserve">Third, the atlas informs a minority of edges, and that is the correct behaviour rather</w:t>
-      </w:r>
-      <w:r>
-        <w:t xml:space="preserve"> </w:t>
-      </w:r>
-      <w:r>
-        <w:t xml:space="preserve">than a shortfall. The signature matrix covers highly variable genes — the genes whose</w:t>
-      </w:r>
-      <w:r>
-        <w:t xml:space="preserve"> </w:t>
-      </w:r>
-      <w:r>
-        <w:t xml:space="preserve">expression distinguishes cell types. A TF outside that set has a near-uniform profile</w:t>
-      </w:r>
-      <w:r>
-        <w:t xml:space="preserve"> </w:t>
-      </w:r>
-      <w:r>
-        <w:t xml:space="preserve">across the 183 clusters, so cell-type context has nothing to say about it</w:t>
-      </w:r>
-      <w:r>
-        <w:t xml:space="preserve"> </w:t>
-      </w:r>
-      <w:r>
-        <w:t xml:space="preserve">and its edge should be left alone. The lever moves exactly the edges where cell-type</w:t>
-      </w:r>
-      <w:r>
-        <w:t xml:space="preserve"> </w:t>
-      </w:r>
-      <w:r>
-        <w:t xml:space="preserve">information exists.</w:t>
-      </w:r>
-    </w:p>
-    <w:p>
-      <w:pPr>
-        <w:pStyle w:val="BodyText"/>
-      </w:pPr>
-      <w:r>
-        <w:t xml:space="preserve">The spaceflight analysis sharpens what the decoder could only suggest. No DREM</w:t>
-      </w:r>
-      <w:r>
-        <w:t xml:space="preserve"> </w:t>
-      </w:r>
-      <w:r>
-        <w:t xml:space="preserve">transcription factor is significantly altered in flight, while 54</w:t>
-      </w:r>
-      <w:r>
-        <w:t xml:space="preserve"> </w:t>
-      </w:r>
-      <w:r>
-        <w:t xml:space="preserve">differ significantly between flight and irradiation and a classifier separates the two at</w:t>
-      </w:r>
-      <w:r>
-        <w:t xml:space="preserve"> </w:t>
-      </w:r>
-      <w:r>
-        <w:t xml:space="preserve">AUC 0.9927 — so the absence is a measurement, not a limit of power. Nor is flight a</w:t>
-      </w:r>
-      <w:r>
-        <w:t xml:space="preserve"> </w:t>
-      </w:r>
-      <w:r>
-        <w:t xml:space="preserve">time-shifted radiation response: irradiation traces the DREM trajectory to a peak at</w:t>
-      </w:r>
-      <w:r>
-        <w:t xml:space="preserve"> </w:t>
-      </w:r>
-      <w:r>
-        <w:t xml:space="preserve">45 min while flight is flat across it.</w:t>
-      </w:r>
-    </w:p>
-    <w:p>
-      <w:pPr>
-        <w:pStyle w:val="BodyText"/>
-      </w:pPr>
-      <w:r>
-        <w:t xml:space="preserve">That matters for how spaceflight radiation risk is inferred from transcriptomics. The</w:t>
-      </w:r>
-      <w:r>
-        <w:t xml:space="preserve"> </w:t>
-      </w:r>
-      <w:r>
-        <w:t xml:space="preserve">ionising dose accumulated in low Earth orbit over these missions does not produce the</w:t>
-      </w:r>
-      <w:r>
-        <w:t xml:space="preserve"> </w:t>
-      </w:r>
-      <w:r>
-        <w:t xml:space="preserve">transcriptional signature that acute</w:t>
-      </w:r>
-      <w:r>
-        <w:t xml:space="preserve"> </w:t>
-      </w:r>
-      <m:oMath>
-        <m:r>
-          <m:t>γ</m:t>
-        </m:r>
-      </m:oMath>
-      <w:r>
-        <w:t xml:space="preserve">-irradiation produces in the same species and</w:t>
-      </w:r>
-      <w:r>
-        <w:t xml:space="preserve"> </w:t>
-      </w:r>
-      <w:r>
-        <w:t xml:space="preserve">the same tissue, at any point on a trajectory spanning 10 minutes to 24 hours. Absence of</w:t>
-      </w:r>
-      <w:r>
-        <w:t xml:space="preserve"> </w:t>
-      </w:r>
-      <w:r>
-        <w:t xml:space="preserve">the signature is not absence of damage — transcription is a poor dosimeter at low dose</w:t>
-      </w:r>
-      <w:r>
-        <w:t xml:space="preserve"> </w:t>
-      </w:r>
-      <w:r>
-        <w:t xml:space="preserve">rates, and our own decoder fails to detect 10 cGy delivered acutely — but it does bound</w:t>
-      </w:r>
-      <w:r>
-        <w:t xml:space="preserve"> </w:t>
-      </w:r>
-      <w:r>
-        <w:t xml:space="preserve">what a transcriptomic radiation biomarker can be expected to report from a LEO mission.</w:t>
-      </w:r>
-    </w:p>
-    <w:bookmarkStart w:id="85" w:name="Xb1cdfca0827e0386d6ec80b7947b2ff8fbbbb2d"/>
-    <w:p>
-      <w:pPr>
-        <w:pStyle w:val="Heading2"/>
-      </w:pPr>
-      <w:r>
-        <w:t xml:space="preserve">Do ISS plants carry radiation-damage biomarkers?</w:t>
-      </w:r>
-    </w:p>
-    <w:p>
-      <w:pPr>
-        <w:pStyle w:val="FirstParagraph"/>
-      </w:pPr>
-      <w:r>
-        <w:t xml:space="preserve">On the evidence assembled here, no. Across 41 flight and</w:t>
-      </w:r>
-      <w:r>
-        <w:t xml:space="preserve"> </w:t>
-      </w:r>
-      <w:r>
-        <w:t xml:space="preserve">altered-gravity contrasts spanning 14 missions, no contrast engages the</w:t>
-      </w:r>
-      <w:r>
-        <w:t xml:space="preserve"> </w:t>
-      </w:r>
-      <w:r>
-        <w:t xml:space="preserve">coordinated SOG1/MYB3R response, no DREM transcription factor is altered at 5% FDR, and</w:t>
-      </w:r>
-      <w:r>
-        <w:t xml:space="preserve"> </w:t>
-      </w:r>
-      <w:r>
-        <w:t xml:space="preserve">the TF-activity profile of flight matches no phase of the radiation trajectory. Current</w:t>
-      </w:r>
-      <w:r>
-        <w:t xml:space="preserve"> </w:t>
-      </w:r>
-      <w:r>
-        <w:t xml:space="preserve">ISS plant transcriptomes carry no detectable radiation-damage biomarker as this analysis</w:t>
-      </w:r>
-      <w:r>
-        <w:t xml:space="preserve"> </w:t>
-      </w:r>
-      <w:r>
-        <w:t xml:space="preserve">defines one.</w:t>
-      </w:r>
-    </w:p>
-    <w:p>
-      <w:pPr>
-        <w:pStyle w:val="BodyText"/>
-      </w:pPr>
-      <w:r>
-        <w:t xml:space="preserve">The reach of that statement is set by the dose it was measured at, and stating it makes</w:t>
-      </w:r>
-      <w:r>
-        <w:t xml:space="preserve"> </w:t>
-      </w:r>
-      <w:r>
-        <w:t xml:space="preserve">the claim stronger rather than weaker. The assay’s diagnostic arm requires</w:t>
-      </w:r>
-      <w:r>
-        <w:t xml:space="preserve"> </w:t>
-      </w:r>
-      <w:r>
-        <w:t xml:space="preserve">40 cGy and fails at 10 cGy; ISS missions in this corpus</w:t>
-      </w:r>
-      <w:r>
-        <w:t xml:space="preserve"> </w:t>
-      </w:r>
-      <w:r>
-        <w:t xml:space="preserve">deliver 0.39–2.485 cGy, 4</w:t>
+        <w:t xml:space="preserve">Scoring the activated arm alone is not sufficient: several DNA-damage-related mutants</w:t>
+      </w:r>
+      <w:r>
+        <w:t xml:space="preserve"> </w:t>
+      </w:r>
+      <w:r>
+        <w:t xml:space="preserve">raise it without any exposure. What identifies acute irradiation is the coordinated</w:t>
+      </w:r>
+      <w:r>
+        <w:t xml:space="preserve"> </w:t>
+      </w:r>
+      <w:r>
+        <w:t xml:space="preserve">pattern the source study described — SOG1 targets up</w:t>
+      </w:r>
+      <w:r>
+        <w:t xml:space="preserve"> </w:t>
+      </w:r>
+      <w:r>
+        <w:rPr>
+          <w:i/>
+          <w:iCs/>
+        </w:rPr>
+        <w:t xml:space="preserve">and</w:t>
+      </w:r>
+      <w:r>
+        <w:t xml:space="preserve"> </w:t>
+      </w:r>
+      <w:r>
+        <w:t xml:space="preserve">MYB3R targets down at the</w:t>
+      </w:r>
+      <w:r>
+        <w:t xml:space="preserve"> </w:t>
+      </w:r>
+      <w:r>
+        <w:t xml:space="preserve">same time — so the index is the conjunction</w:t>
+      </w:r>
+      <w:r>
+        <w:t xml:space="preserve"> </w:t>
       </w:r>
       <m:oMath>
         <m:r>
           <m:rPr>
             <m:sty m:val="p"/>
           </m:rPr>
-          <m:t>×</m:t>
-        </m:r>
-      </m:oMath>
-      <w:r>
-        <w:t xml:space="preserve"> </w:t>
-      </w:r>
-      <w:r>
-        <w:t xml:space="preserve">below the dose that</w:t>
-      </w:r>
-      <w:r>
-        <w:t xml:space="preserve"> </w:t>
-      </w:r>
-      <w:r>
-        <w:t xml:space="preserve">already produces nothing, at a dose rate some</w:t>
-      </w:r>
-      <w:r>
-        <w:t xml:space="preserve"> </w:t>
-      </w:r>
-      <m:oMath>
-        <m:r>
-          <m:t>3</m:t>
+          <m:t>min</m:t>
         </m:r>
         <m:r>
           <m:rPr>
             <m:sty m:val="p"/>
           </m:rPr>
-          <m:t>×</m:t>
-        </m:r>
-        <m:sSup>
+          <m:t>(</m:t>
+        </m:r>
+        <m:sSub>
           <m:e>
             <m:r>
-              <m:t>10</m:t>
+              <m:t>z</m:t>
             </m:r>
           </m:e>
-          <m:sup>
+          <m:sub>
             <m:r>
-              <m:t>6</m:t>
+              <m:rPr>
+                <m:nor/>
+                <m:sty m:val="p"/>
+              </m:rPr>
+              <m:t>SOG1-dep</m:t>
             </m:r>
-          </m:sup>
-        </m:sSup>
-      </m:oMath>
-      <w:r>
-        <w:t xml:space="preserve"> </w:t>
-      </w:r>
-      <w:r>
-        <w:t xml:space="preserve">times lower. A</w:t>
-      </w:r>
-      <w:r>
-        <w:t xml:space="preserve"> </w:t>
-      </w:r>
-      <w:r>
-        <w:t xml:space="preserve">transcriptional null at that exposure is what the assay predicts, and it therefore bounds</w:t>
-      </w:r>
-      <w:r>
-        <w:t xml:space="preserve"> </w:t>
-      </w:r>
-      <w:r>
-        <w:t xml:space="preserve">the ISS radiation effect below our floor rather than demonstrating that no damage occurs.</w:t>
-      </w:r>
-      <w:r>
-        <w:t xml:space="preserve"> </w:t>
-      </w:r>
-      <w:r>
-        <w:t xml:space="preserve">Transcription is a poor dosimeter at ISS dose rates, where repair keeps pace with damage</w:t>
-      </w:r>
-      <w:r>
-        <w:t xml:space="preserve"> </w:t>
-      </w:r>
-      <w:r>
-        <w:t xml:space="preserve">and no acute programme is triggered.</w:t>
-      </w:r>
-    </w:p>
-    <w:p>
-      <w:pPr>
-        <w:pStyle w:val="BodyText"/>
-      </w:pPr>
-      <w:r>
-        <w:t xml:space="preserve">Two consequences follow for practice. A transcriptomic radiation biomarker developed on</w:t>
-      </w:r>
-      <w:r>
-        <w:t xml:space="preserve"> </w:t>
-      </w:r>
-      <w:r>
-        <w:t xml:space="preserve">acute ground irradiation should not be expected to report LEO exposure, and its absence in</w:t>
-      </w:r>
-      <w:r>
-        <w:t xml:space="preserve"> </w:t>
-      </w:r>
-      <w:r>
-        <w:t xml:space="preserve">flight data should not be read as evidence of radiation safety. And if a radiation</w:t>
-      </w:r>
-      <w:r>
-        <w:t xml:space="preserve"> </w:t>
-      </w:r>
-      <w:r>
-        <w:t xml:space="preserve">signature is ever wanted from flight material, it will have to come from an assay with a</w:t>
-      </w:r>
-      <w:r>
-        <w:t xml:space="preserve"> </w:t>
-      </w:r>
-      <w:r>
-        <w:t xml:space="preserve">floor two orders of magnitude below this one — direct damage markers such as</w:t>
-      </w:r>
-      <w:r>
-        <w:t xml:space="preserve"> </w:t>
-      </w:r>
-      <m:oMath>
-        <m:r>
-          <m:t>γ</m:t>
-        </m:r>
-      </m:oMath>
-      <w:r>
-        <w:t xml:space="preserve">-H2AX foci or mutation accumulation, rather than steady-state transcript</w:t>
-      </w:r>
-      <w:r>
-        <w:t xml:space="preserve"> </w:t>
-      </w:r>
-      <w:r>
-        <w:t xml:space="preserve">abundance.</w:t>
-      </w:r>
-    </w:p>
-    <w:bookmarkEnd w:id="85"/>
-    <w:bookmarkStart w:id="86" w:name="limitations"/>
-    <w:p>
-      <w:pPr>
-        <w:pStyle w:val="Heading2"/>
-      </w:pPr>
-      <w:r>
-        <w:t xml:space="preserve">Limitations</w:t>
-      </w:r>
-    </w:p>
-    <w:p>
-      <w:pPr>
-        <w:pStyle w:val="FirstParagraph"/>
-      </w:pPr>
-      <w:r>
-        <w:t xml:space="preserve">The single-nucleus atlas is developmental and unirradiated, so deconvolution assumes</w:t>
-      </w:r>
-      <w:r>
-        <w:t xml:space="preserve"> </w:t>
-      </w:r>
-      <w:r>
-        <w:t xml:space="preserve">cell-type signatures are stable under</w:t>
-      </w:r>
-      <w:r>
-        <w:t xml:space="preserve"> </w:t>
-      </w:r>
-      <m:oMath>
-        <m:r>
-          <m:t>γ</m:t>
-        </m:r>
-      </m:oMath>
-      <w:r>
-        <w:t xml:space="preserve">-irradiation. The design cannot test that</w:t>
-      </w:r>
-      <w:r>
-        <w:t xml:space="preserve"> </w:t>
-      </w:r>
-      <w:r>
-        <w:t xml:space="preserve">assumption, and it is an assumption, not a finding.</w:t>
-      </w:r>
-    </w:p>
-    <w:p>
-      <w:pPr>
-        <w:pStyle w:val="BodyText"/>
-      </w:pPr>
-      <w:r>
-        <w:t xml:space="preserve">Replication is modest: two biological replicates per genotype–timepoint cell in OSD-508</w:t>
-      </w:r>
-      <w:r>
-        <w:t xml:space="preserve"> </w:t>
-      </w:r>
-      <w:r>
-        <w:t xml:space="preserve">and OSD-510.</w:t>
-      </w:r>
-    </w:p>
-    <w:p>
-      <w:pPr>
-        <w:pStyle w:val="BodyText"/>
-      </w:pPr>
-      <w:r>
-        <w:t xml:space="preserve">Cohort B pools four ecotypes (Col-0, WS, Sku5, Sku6) across three timepoints, because</w:t>
-      </w:r>
-      <w:r>
-        <w:t xml:space="preserve"> </w:t>
-      </w:r>
-      <w:r>
-        <w:t xml:space="preserve">splitting on ecotype would leave single-study arms of two timepoints each — too few for</w:t>
-      </w:r>
-      <w:r>
-        <w:t xml:space="preserve"> </w:t>
-      </w:r>
-      <w:r>
-        <w:t xml:space="preserve">a bifurcation to be placed. Ecotype is therefore uncontrolled within that cohort.</w:t>
-      </w:r>
-    </w:p>
-    <w:p>
-      <w:pPr>
-        <w:pStyle w:val="BodyText"/>
-      </w:pPr>
-      <w:r>
-        <w:t xml:space="preserve">SOG1 binding was called from bedGraph coverage with a binned enrichment test rather than</w:t>
-      </w:r>
-      <w:r>
-        <w:t xml:space="preserve"> </w:t>
-      </w:r>
-      <w:r>
-        <w:t xml:space="preserve">from a dedicated peak caller, because GEO distributes coverage rather than called peaks</w:t>
-      </w:r>
-      <w:r>
-        <w:t xml:space="preserve"> </w:t>
-      </w:r>
-      <w:r>
-        <w:t xml:space="preserve">for GSE112529. The dual-control requirement makes the calls conservative, but they are</w:t>
-      </w:r>
-      <w:r>
-        <w:t xml:space="preserve"> </w:t>
-      </w:r>
-      <w:r>
-        <w:t xml:space="preserve">not equivalent to a MACS analysis of the raw reads.</w:t>
-      </w:r>
-    </w:p>
-    <w:p>
-      <w:pPr>
-        <w:pStyle w:val="BodyText"/>
-      </w:pPr>
-      <w:r>
-        <w:t xml:space="preserve">The spaceflight corpus is Arabidopsis-only, and not by choice: Ensembl returns no</w:t>
-      </w:r>
-      <w:r>
-        <w:t xml:space="preserve"> </w:t>
-      </w:r>
-      <w:r>
-        <w:t xml:space="preserve">Arabidopsis-to-mouse orthologues for SOG1, MYB3R1 or E2F3, plant and vertebrate Compara</w:t>
-      </w:r>
-      <w:r>
-        <w:t xml:space="preserve"> </w:t>
-      </w:r>
-      <w:r>
-        <w:t xml:space="preserve">being separate databases, and SOG1 is a plant-specific NAC with no animal homolog. The</w:t>
-      </w:r>
-      <w:r>
-        <w:t xml:space="preserve"> </w:t>
-      </w:r>
-      <w:r>
-        <w:t xml:space="preserve">132 mouse and 29 human spaceflight studies in OSDR cannot be scored on these regulators.</w:t>
-      </w:r>
-    </w:p>
-    <w:p>
-      <w:pPr>
-        <w:pStyle w:val="BodyText"/>
-      </w:pPr>
-      <w:r>
-        <w:t xml:space="preserve">The detection floor is measured for acute exposure delivered in seconds. ISS exposure is</w:t>
-      </w:r>
-      <w:r>
-        <w:t xml:space="preserve"> </w:t>
-      </w:r>
-      <w:r>
-        <w:t xml:space="preserve">chronic and roughly</w:t>
-      </w:r>
-      <w:r>
-        <w:t xml:space="preserve"> </w:t>
-      </w:r>
-      <m:oMath>
-        <m:r>
-          <m:t>3</m:t>
-        </m:r>
+          </m:sub>
+        </m:sSub>
         <m:r>
           <m:rPr>
             <m:sty m:val="p"/>
           </m:rPr>
-          <m:t>×</m:t>
-        </m:r>
-        <m:sSup>
+          <m:t>,</m:t>
+        </m:r>
+        <m:r>
+          <m:t> </m:t>
+        </m:r>
+        <m:r>
+          <m:rPr>
+            <m:sty m:val="p"/>
+          </m:rPr>
+          <m:t>−</m:t>
+        </m:r>
+        <m:sSub>
           <m:e>
             <m:r>
-              <m:t>10</m:t>
+              <m:t>z</m:t>
             </m:r>
           </m:e>
-          <m:sup>
+          <m:sub>
             <m:r>
-              <m:t>6</m:t>
+              <m:rPr>
+                <m:nor/>
+                <m:sty m:val="p"/>
+              </m:rPr>
+              <m:t>MYB3R-rep</m:t>
             </m:r>
-          </m:sup>
-        </m:sSup>
+          </m:sub>
+        </m:sSub>
+        <m:r>
+          <m:rPr>
+            <m:sty m:val="p"/>
+          </m:rPr>
+          <m:t>)</m:t>
+        </m:r>
       </m:oMath>
       <w:r>
-        <w:t xml:space="preserve"> </w:t>
-      </w:r>
-      <w:r>
-        <w:t xml:space="preserve">times slower, where repair keeps pace, so the true</w:t>
-      </w:r>
-      <w:r>
-        <w:t xml:space="preserve"> </w:t>
-      </w:r>
-      <w:r>
-        <w:t xml:space="preserve">chronic floor is plausibly higher still — which widens the gap rather than narrowing it.</w:t>
-      </w:r>
-      <w:r>
-        <w:t xml:space="preserve"> </w:t>
-      </w:r>
-      <w:r>
-        <w:t xml:space="preserve">The ISS dose rate is crew-module dosimetry, not a dosimeter inside the plant hardware, and</w:t>
-      </w:r>
-      <w:r>
-        <w:t xml:space="preserve"> </w:t>
-      </w:r>
-      <w:r>
-        <w:t xml:space="preserve">local shielding will differ. The dose points also come from two studies using different</w:t>
-      </w:r>
-      <w:r>
-        <w:t xml:space="preserve"> </w:t>
-      </w:r>
-      <w:r>
-        <w:t xml:space="preserve">material (dry seeds for the GCR arm, 4-week-old plants for the</w:t>
+        <w:t xml:space="preserve">, requiring both. The difference of the</w:t>
+      </w:r>
+      <w:r>
+        <w:t xml:space="preserve"> </w:t>
+      </w:r>
+      <w:r>
+        <w:t xml:space="preserve">two arms was tried first and rejected: it promoted six spaceflight and altered-gravity</w:t>
+      </w:r>
+      <w:r>
+        <w:t xml:space="preserve"> </w:t>
+      </w:r>
+      <w:r>
+        <w:t xml:space="preserve">contrasts on the strength of the repressed arm alone, with SOG1-dependent</w:t>
+      </w:r>
+      <w:r>
+        <w:t xml:space="preserve"> </w:t>
+      </w:r>
+      <m:oMath>
+        <m:r>
+          <m:t>z</m:t>
+        </m:r>
+      </m:oMath>
+      <w:r>
+        <w:t xml:space="preserve"> </w:t>
+      </w:r>
+      <w:r>
+        <w:t xml:space="preserve">near zero.</w:t>
+      </w:r>
+    </w:p>
+    <w:p>
+      <w:pPr>
+        <w:pStyle w:val="BodyText"/>
+      </w:pPr>
+      <w:r>
+        <w:t xml:space="preserve">At a fixed threshold of</w:t>
+      </w:r>
+      <w:r>
+        <w:t xml:space="preserve"> </w:t>
+      </w:r>
+      <m:oMath>
+        <m:r>
+          <m:t>1.96</m:t>
+        </m:r>
+      </m:oMath>
+      <w:r>
+        <w:t xml:space="preserve"> </w:t>
+      </w:r>
+      <w:r>
+        <w:t xml:space="preserve">— each arm individually significant, not fitted to these</w:t>
+      </w:r>
+      <w:r>
+        <w:t xml:space="preserve"> </w:t>
+      </w:r>
+      <w:r>
+        <w:t xml:space="preserve">data — the decoder recovers 11 of 12 labelled</w:t>
+      </w:r>
+      <w:r>
+        <w:t xml:space="preserve"> </w:t>
+      </w:r>
+      <w:r>
+        <w:t xml:space="preserve">irradiation contrasts with 1 false positives among</w:t>
+      </w:r>
+      <w:r>
+        <w:t xml:space="preserve"> </w:t>
+      </w:r>
+      <w:r>
+        <w:t xml:space="preserve">49 other exposures (AUC 0.96), and its scores order by dose:</w:t>
+      </w:r>
+      <w:r>
+        <w:t xml:space="preserve"> </w:t>
+      </w:r>
+      <w:r>
+        <w:t xml:space="preserve">Co-60</w:t>
+      </w:r>
+      <w:r>
+        <w:t xml:space="preserve"> </w:t>
+      </w:r>
+      <m:oMath>
+        <m:r>
+          <m:t>γ</m:t>
+        </m:r>
+      </m:oMath>
+      <w:r>
+        <w:t xml:space="preserve"> </w:t>
+      </w:r>
+      <w:r>
+        <w:t xml:space="preserve">highest, then mixed radiation, then 100 cGy, and 10 cGy not</w:t>
+      </w:r>
+      <w:r>
+        <w:t xml:space="preserve"> </w:t>
+      </w:r>
+      <w:r>
+        <w:t xml:space="preserve">detected. The single miss is that 10 cGy arm, two orders of magnitude below the dose the</w:t>
+      </w:r>
+      <w:r>
+        <w:t xml:space="preserve"> </w:t>
+      </w:r>
+      <w:r>
+        <w:t xml:space="preserve">signature was derived at. The</w:t>
+      </w:r>
+      <w:r>
+        <w:t xml:space="preserve"> </w:t>
+      </w:r>
+      <w:r>
+        <w:rPr>
+          <w:i/>
+          <w:iCs/>
+        </w:rPr>
+        <w:t xml:space="preserve">sog1-1</w:t>
+      </w:r>
+      <w:r>
+        <w:t xml:space="preserve"> </w:t>
+      </w:r>
+      <w:r>
+        <w:t xml:space="preserve">and</w:t>
+      </w:r>
+      <w:r>
+        <w:t xml:space="preserve"> </w:t>
+      </w:r>
+      <w:r>
+        <w:rPr>
+          <w:i/>
+          <w:iCs/>
+        </w:rPr>
+        <w:t xml:space="preserve">myb3r135</w:t>
+      </w:r>
+      <w:r>
+        <w:t xml:space="preserve"> </w:t>
+      </w:r>
+      <w:r>
+        <w:t xml:space="preserve">genotype contrasts</w:t>
+      </w:r>
+      <w:r>
+        <w:t xml:space="preserve"> </w:t>
+      </w:r>
+      <w:r>
+        <w:t xml:space="preserve">score at the opposite extreme, which is the decoder</w:t>
+      </w:r>
+      <w:r>
+        <w:t xml:space="preserve"> </w:t>
+      </w:r>
+      <w:r>
+        <w:t xml:space="preserve">recognising the knockouts as the inverse of the response it was built on.</w:t>
+      </w:r>
+    </w:p>
+    <w:bookmarkStart w:id="55" w:name="fig:decoder"/>
+    <w:p>
+      <w:pPr>
+        <w:pStyle w:val="CaptionedFigure"/>
+      </w:pPr>
+      <w:r>
+        <w:drawing>
+          <wp:inline>
+            <wp:extent cx="5334000" cy="2042209"/>
+            <wp:effectExtent b="0" l="0" r="0" t="0"/>
+            <wp:docPr descr="" title="" id="53" name="Picture"/>
+            <a:graphic>
+              <a:graphicData uri="http://schemas.openxmlformats.org/drawingml/2006/picture">
+                <pic:pic>
+                  <pic:nvPicPr>
+                    <pic:cNvPr descr="../figures/fig5_decoder.png" id="54" name="Picture"/>
+                    <pic:cNvPicPr>
+                      <a:picLocks noChangeArrowheads="1" noChangeAspect="1"/>
+                    </pic:cNvPicPr>
+                  </pic:nvPicPr>
+                  <pic:blipFill>
+                    <a:blip r:embed="rId52"/>
+                    <a:stretch>
+                      <a:fillRect/>
+                    </a:stretch>
+                  </pic:blipFill>
+                  <pic:spPr bwMode="auto">
+                    <a:xfrm>
+                      <a:off x="0" y="0"/>
+                      <a:ext cx="5334000" cy="2042209"/>
+                    </a:xfrm>
+                    <a:prstGeom prst="rect">
+                      <a:avLst/>
+                    </a:prstGeom>
+                    <a:noFill/>
+                    <a:ln w="9525">
+                      <a:noFill/>
+                      <a:headEnd/>
+                      <a:tailEnd/>
+                    </a:ln>
+                  </pic:spPr>
+                </pic:pic>
+              </a:graphicData>
+            </a:graphic>
+          </wp:inline>
+        </w:drawing>
+      </w:r>
+    </w:p>
+    <w:p>
+      <w:pPr>
+        <w:pStyle w:val="ImageCaption"/>
+      </w:pPr>
+      <w:r>
+        <w:t xml:space="preserve">The radiation decoder.</w:t>
+      </w:r>
+      <w:r>
+        <w:t xml:space="preserve"> </w:t>
+      </w:r>
+      <w:r>
+        <w:rPr>
+          <w:b/>
+          <w:bCs/>
+        </w:rPr>
+        <w:t xml:space="preserve">Left:</w:t>
+      </w:r>
+      <w:r>
+        <w:t xml:space="preserve"> </w:t>
+      </w:r>
+      <w:r>
+        <w:t xml:space="preserve">every contrast in the two-arm plane; the</w:t>
+      </w:r>
+      <w:r>
+        <w:t xml:space="preserve"> </w:t>
+      </w:r>
+      <w:r>
+        <w:t xml:space="preserve">shaded corner is the decision region, entered only when both arms clear threshold.</w:t>
+      </w:r>
+      <w:r>
+        <w:t xml:space="preserve"> </w:t>
+      </w:r>
+      <w:r>
+        <w:rPr>
+          <w:b/>
+          <w:bCs/>
+        </w:rPr>
+        <w:t xml:space="preserve">Right:</w:t>
+      </w:r>
+      <w:r>
+        <w:t xml:space="preserve"> </w:t>
+      </w:r>
+      <w:r>
+        <w:t xml:space="preserve">the fourteen highest-scoring contrasts. Labelled irradiation in red.</w:t>
+      </w:r>
+    </w:p>
+    <w:bookmarkEnd w:id="55"/>
+    <w:bookmarkEnd w:id="56"/>
+    <w:bookmarkStart w:id="57" w:name="X30930f0a3ba3f5562dc50e332d1fc7391ac1aec"/>
+    <w:p>
+      <w:pPr>
+        <w:pStyle w:val="Heading2"/>
+      </w:pPr>
+      <w:r>
+        <w:t xml:space="preserve">No other OSDR plant study carries the signature</w:t>
+      </w:r>
+    </w:p>
+    <w:p>
+      <w:pPr>
+        <w:pStyle w:val="FirstParagraph"/>
+      </w:pPr>
+      <w:r>
+        <w:t xml:space="preserve">1 non-radiation contrasts reach the threshold. Spaceflight, altered</w:t>
+      </w:r>
+      <w:r>
+        <w:t xml:space="preserve"> </w:t>
+      </w:r>
+      <w:r>
+        <w:t xml:space="preserve">gravity, and every mutant and treatment contrast in the repository fail it. On this</w:t>
+      </w:r>
+      <w:r>
+        <w:t xml:space="preserve"> </w:t>
+      </w:r>
+      <w:r>
+        <w:t xml:space="preserve">evidence, and within the limits set out below, spaceflight in these datasets does not</w:t>
+      </w:r>
+      <w:r>
+        <w:t xml:space="preserve"> </w:t>
+      </w:r>
+      <w:r>
+        <w:t xml:space="preserve">elicit the acute SOG1-dependent DNA-damage transcriptional programme.</w:t>
+      </w:r>
+    </w:p>
+    <w:p>
+      <w:pPr>
+        <w:pStyle w:val="BodyText"/>
+      </w:pPr>
+      <w:r>
+        <w:t xml:space="preserve">A weaker pattern is present in a minority of contrasts and should be stated as such.</w:t>
+      </w:r>
+      <w:r>
+        <w:t xml:space="preserve"> </w:t>
+      </w:r>
+      <w:r>
+        <w:t xml:space="preserve">16 of 41 flight and altered-gravity contrasts show</w:t>
+      </w:r>
+      <w:r>
+        <w:t xml:space="preserve"> </w:t>
+      </w:r>
+      <w:r>
+        <w:t xml:space="preserve">the MYB3R/G2-M arm repressed with the SOG1 arm flat. Across the flight population as a</w:t>
+      </w:r>
+      <w:r>
+        <w:t xml:space="preserve"> </w:t>
+      </w:r>
+      <w:r>
+        <w:t xml:space="preserve">whole, however, the mean MYB3R-arm</w:t>
+      </w:r>
+      <w:r>
+        <w:t xml:space="preserve"> </w:t>
+      </w:r>
+      <m:oMath>
+        <m:r>
+          <m:t>z</m:t>
+        </m:r>
+      </m:oMath>
+      <w:r>
+        <w:t xml:space="preserve"> </w:t>
+      </w:r>
+      <w:r>
+        <w:t xml:space="preserve">is only 1 against a mean SOG1-arm</w:t>
+      </w:r>
+      <w:r>
+        <w:t xml:space="preserve"> </w:t>
+      </w:r>
+      <m:oMath>
+        <m:r>
+          <m:t>z</m:t>
+        </m:r>
+      </m:oMath>
+      <w:r>
+        <w:t xml:space="preserve"> </w:t>
+      </w:r>
+      <w:r>
+        <w:t xml:space="preserve">of 0.17: below significance, and not a population-level effect.</w:t>
+      </w:r>
+    </w:p>
+    <w:p>
+      <w:pPr>
+        <w:pStyle w:val="BodyText"/>
+      </w:pPr>
+      <w:r>
+        <w:t xml:space="preserve">An earlier version of this analysis, run before the corpus was widened to include the</w:t>
+      </w:r>
+      <w:r>
+        <w:t xml:space="preserve"> </w:t>
+      </w:r>
+      <w:r>
+        <w:t xml:space="preserve">Affymetrix studies and the onboard-centrifuge gravity series, reported a flight MYB3R-arm</w:t>
+      </w:r>
+      <w:r>
+        <w:t xml:space="preserve"> </w:t>
+      </w:r>
+      <w:r>
+        <w:t xml:space="preserve">mean of</w:t>
+      </w:r>
+      <w:r>
+        <w:t xml:space="preserve"> </w:t>
+      </w:r>
+      <m:oMath>
+        <m:r>
+          <m:t>5.19</m:t>
+        </m:r>
+      </m:oMath>
+      <w:r>
+        <w:t xml:space="preserve">. That value did not survive the larger corpus and is corrected here. The</w:t>
+      </w:r>
+      <w:r>
+        <w:t xml:space="preserve"> </w:t>
+      </w:r>
+      <w:r>
+        <w:t xml:space="preserve">methodological point it was used to make does survive and is independent of it: a decoder</w:t>
+      </w:r>
+      <w:r>
+        <w:t xml:space="preserve"> </w:t>
+      </w:r>
+      <w:r>
+        <w:t xml:space="preserve">scoring the repressed arm alone would call these contrasts radiation, which is the whole</w:t>
+      </w:r>
+      <w:r>
+        <w:t xml:space="preserve"> </w:t>
+      </w:r>
+      <w:r>
+        <w:t xml:space="preserve">argument for requiring both arms.</w:t>
+      </w:r>
+    </w:p>
+    <w:bookmarkEnd w:id="57"/>
+    <w:bookmarkStart w:id="58" w:name="Xa7f987b71baac8f79da38fd7d59ef4b601f4087"/>
+    <w:p>
+      <w:pPr>
+        <w:pStyle w:val="Heading2"/>
+      </w:pPr>
+      <w:r>
+        <w:t xml:space="preserve">Transcription-factor activity across the spaceflight corpus</w:t>
+      </w:r>
+    </w:p>
+    <w:p>
+      <w:pPr>
+        <w:pStyle w:val="FirstParagraph"/>
+      </w:pPr>
+      <w:r>
+        <w:t xml:space="preserve">The decoder scored a fixed gene signature. A stronger test is to ask what the model’s</w:t>
+      </w:r>
+      <w:r>
+        <w:t xml:space="preserve"> </w:t>
+      </w:r>
+      <w:r>
+        <w:rPr>
+          <w:i/>
+          <w:iCs/>
+        </w:rPr>
+        <w:t xml:space="preserve">regulators</w:t>
+      </w:r>
+      <w:r>
+        <w:t xml:space="preserve"> </w:t>
+      </w:r>
+      <w:r>
+        <w:t xml:space="preserve">are doing, one at a time, across every flight dataset the repository</w:t>
+      </w:r>
+      <w:r>
+        <w:t xml:space="preserve"> </w:t>
+      </w:r>
+      <w:r>
+        <w:t xml:space="preserve">holds. Two changes to the acquisition widened the corpus first: admitting the onboard</w:t>
+      </w:r>
+      <w:r>
+        <w:t xml:space="preserve"> </w:t>
+      </w:r>
+      <w:r>
+        <w:t xml:space="preserve">1G-centrifuge control (which recovers OSD-251 and OSD-346, the only studies with a</w:t>
+      </w:r>
+      <w:r>
+        <w:t xml:space="preserve"> </w:t>
+      </w:r>
+      <w:r>
+        <w:t xml:space="preserve">within-flight gravity gradient) and reading GeneLab’s Affymetrix tables, which carry AGI</w:t>
+      </w:r>
+      <w:r>
+        <w:t xml:space="preserve"> </w:t>
+      </w:r>
+      <w:r>
+        <w:t xml:space="preserve">loci in a</w:t>
+      </w:r>
+      <w:r>
+        <w:t xml:space="preserve"> </w:t>
+      </w:r>
+      <w:r>
+        <w:rPr>
+          <w:rStyle w:val="VerbatimChar"/>
+        </w:rPr>
+        <w:t xml:space="preserve">TAIR</w:t>
+      </w:r>
+      <w:r>
+        <w:t xml:space="preserve"> </w:t>
+      </w:r>
+      <w:r>
+        <w:t xml:space="preserve">column and so need no probeset mapping. That yields</w:t>
+      </w:r>
+      <w:r>
+        <w:t xml:space="preserve"> </w:t>
+      </w:r>
+      <w:r>
+        <w:t xml:space="preserve">85 contrasts from 39 studies —</w:t>
+      </w:r>
+      <w:r>
+        <w:t xml:space="preserve"> </w:t>
+      </w:r>
+      <w:r>
+        <w:t xml:space="preserve">62 RNA-seq and 23 microarray — of which</w:t>
+      </w:r>
+      <w:r>
+        <w:t xml:space="preserve"> </w:t>
+      </w:r>
+      <w:r>
+        <w:t xml:space="preserve">41 are flight or altered-gravity contrasts spanning</w:t>
+      </w:r>
+      <w:r>
+        <w:t xml:space="preserve"> </w:t>
+      </w:r>
+      <w:r>
+        <w:t xml:space="preserve">14 missions.</w:t>
+      </w:r>
+    </w:p>
+    <w:p>
+      <w:pPr>
+        <w:pStyle w:val="BodyText"/>
+      </w:pPr>
+      <w:r>
+        <w:t xml:space="preserve">Each of 474 DREM transcription factors becomes a feature: its target set</w:t>
+      </w:r>
+      <w:r>
+        <w:t xml:space="preserve"> </w:t>
+      </w:r>
+      <w:r>
+        <w:t xml:space="preserve">scored against the contrast’s fold-change ranking. Mixing platforms is admissible only</w:t>
+      </w:r>
+      <w:r>
+        <w:t xml:space="preserve"> </w:t>
+      </w:r>
+      <w:r>
+        <w:t xml:space="preserve">because the statistic is a within-contrast rank, which carries no platform-specific scale;</w:t>
+      </w:r>
+      <w:r>
+        <w:t xml:space="preserve"> </w:t>
+      </w:r>
+      <w:r>
+        <w:t xml:space="preserve">the classifier below tests that assumption rather than resting on it.</w:t>
+      </w:r>
+    </w:p>
+    <w:p>
+      <w:pPr>
+        <w:pStyle w:val="BodyText"/>
+      </w:pPr>
+      <w:r>
+        <w:t xml:space="preserve">The recovered microarray studies also supply an independent check on the decoder. OSD-320</w:t>
+      </w:r>
+      <w:r>
+        <w:t xml:space="preserve"> </w:t>
+      </w:r>
+      <w:r>
+        <w:t xml:space="preserve">— Affymetrix, never used to build the signature, and excluded from the DREM cohort as</w:t>
+      </w:r>
+      <w:r>
+        <w:t xml:space="preserve"> </w:t>
+      </w:r>
+      <w:r>
+        <w:t xml:space="preserve">cross-platform — scores 14.3 (Cs-137</w:t>
+      </w:r>
+      <w:r>
+        <w:t xml:space="preserve"> </w:t>
+      </w:r>
+      <m:oMath>
+        <m:r>
+          <m:t>γ</m:t>
+        </m:r>
+      </m:oMath>
+      <w:r>
+        <w:t xml:space="preserve">) and 14.0 (Fe-56 ion) on the radiation</w:t>
+      </w:r>
+      <w:r>
+        <w:t xml:space="preserve"> </w:t>
+      </w:r>
+      <w:r>
+        <w:t xml:space="preserve">index, placing it firmly in the radiation-like class. A signature derived entirely from</w:t>
+      </w:r>
+      <w:r>
+        <w:t xml:space="preserve"> </w:t>
+      </w:r>
+      <w:r>
+        <w:t xml:space="preserve">RNA-seq transfers to an unseen platform.</w:t>
+      </w:r>
+    </w:p>
+    <w:bookmarkEnd w:id="58"/>
+    <w:bookmarkStart w:id="59" w:name="X68dc9b374a6b65ba178c9343134f9e294f87d38"/>
+    <w:p>
+      <w:pPr>
+        <w:pStyle w:val="Heading2"/>
+      </w:pPr>
+      <w:r>
+        <w:t xml:space="preserve">No DREM transcription factor is altered in spaceflight</w:t>
+      </w:r>
+    </w:p>
+    <w:p>
+      <w:pPr>
+        <w:pStyle w:val="FirstParagraph"/>
+      </w:pPr>
+      <w:r>
+        <w:t xml:space="preserve">Studies sharing a mission share hardware, launch and ground handling, so contrasts were</w:t>
+      </w:r>
+      <w:r>
+        <w:t xml:space="preserve"> </w:t>
+      </w:r>
+      <w:r>
+        <w:t xml:space="preserve">averaged within mission before testing: the effective</w:t>
+      </w:r>
+      <w:r>
+        <w:t xml:space="preserve"> </w:t>
+      </w:r>
+      <m:oMath>
+        <m:r>
+          <m:t>n</m:t>
+        </m:r>
+      </m:oMath>
+      <w:r>
+        <w:t xml:space="preserve"> </w:t>
+      </w:r>
+      <w:r>
+        <w:t xml:space="preserve">is 14</w:t>
+      </w:r>
+      <w:r>
+        <w:t xml:space="preserve"> </w:t>
+      </w:r>
+      <w:r>
+        <w:t xml:space="preserve">missions, not 41 contrasts.</w:t>
+      </w:r>
+    </w:p>
+    <w:p>
+      <w:pPr>
+        <w:pStyle w:val="BodyText"/>
+      </w:pPr>
+      <w:r>
+        <w:t xml:space="preserve">Of 474 transcription factors,</w:t>
+      </w:r>
+      <w:r>
+        <w:t xml:space="preserve"> </w:t>
+      </w:r>
+      <w:r>
+        <w:rPr>
+          <w:b/>
+          <w:bCs/>
+        </w:rPr>
+        <w:t xml:space="preserve">0</w:t>
+      </w:r>
+      <w:r>
+        <w:t xml:space="preserve"> </w:t>
+      </w:r>
+      <w:r>
+        <w:t xml:space="preserve">show a significant</w:t>
+      </w:r>
+      <w:r>
+        <w:t xml:space="preserve"> </w:t>
+      </w:r>
+      <w:r>
+        <w:t xml:space="preserve">shift in spaceflight at 5% FDR. The result is not an artefact of a powerless test: the</w:t>
+      </w:r>
+      <w:r>
+        <w:t xml:space="preserve"> </w:t>
+      </w:r>
+      <w:r>
+        <w:t xml:space="preserve">same data, same features, same correction find 54 TFs that differ</w:t>
+      </w:r>
+      <w:r>
+        <w:t xml:space="preserve"> </w:t>
+      </w:r>
+      <w:r>
+        <w:t xml:space="preserve">significantly between flight and irradiation. The assay can detect a difference; there is</w:t>
+      </w:r>
+      <w:r>
+        <w:t xml:space="preserve"> </w:t>
+      </w:r>
+      <w:r>
+        <w:t xml:space="preserve">simply no flight effect to detect (Figure </w:t>
+      </w:r>
+      <w:hyperlink w:anchor="fig:tfvolcano">
+        <w:r>
+          <w:rPr>
+            <w:rStyle w:val="Hyperlink"/>
+          </w:rPr>
+          <w:t xml:space="preserve">8</w:t>
+        </w:r>
+      </w:hyperlink>
+      <w:r>
+        <w:t xml:space="preserve">).</w:t>
+      </w:r>
+    </w:p>
+    <w:p>
+      <w:pPr>
+        <w:pStyle w:val="BodyText"/>
+      </w:pPr>
+      <w:r>
+        <w:t xml:space="preserve">SOG1 makes the point most sharply. Its activity under irradiation is</w:t>
+      </w:r>
+      <w:r>
+        <w:t xml:space="preserve"> </w:t>
+      </w:r>
+      <m:oMath>
+        <m:r>
+          <m:t>z</m:t>
+        </m:r>
+        <m:r>
+          <m:rPr>
+            <m:sty m:val="p"/>
+          </m:rPr>
+          <m:t>=</m:t>
+        </m:r>
+        <m:r>
+          <m:t>8.34</m:t>
+        </m:r>
+      </m:oMath>
+      <w:r>
+        <w:t xml:space="preserve">; in</w:t>
+      </w:r>
+      <w:r>
+        <w:t xml:space="preserve"> </w:t>
+      </w:r>
+      <w:r>
+        <w:t xml:space="preserve">spaceflight it is -0.268 (</w:t>
+      </w:r>
+      <m:oMath>
+        <m:r>
+          <m:t>q</m:t>
+        </m:r>
+        <m:r>
+          <m:rPr>
+            <m:sty m:val="p"/>
+          </m:rPr>
+          <m:t>=</m:t>
+        </m:r>
+        <m:r>
+          <m:t>0.9</m:t>
+        </m:r>
+        <m:r>
+          <m:t>​</m:t>
+        </m:r>
+      </m:oMath>
+      <w:r>
+        <w:t xml:space="preserve">). MYB3R1 runs -3.7724 under</w:t>
+      </w:r>
+      <w:r>
+        <w:t xml:space="preserve"> </w:t>
+      </w:r>
+      <w:r>
+        <w:t xml:space="preserve">irradiation against -0.3231 in flight.</w:t>
+      </w:r>
+    </w:p>
+    <w:p>
+      <w:pPr>
+        <w:pStyle w:val="BodyText"/>
+      </w:pPr>
+      <w:r>
+        <w:t xml:space="preserve">One nuance deserves stating, because it looks like a contradiction and is not. The decoder</w:t>
+      </w:r>
+      <w:r>
+        <w:t xml:space="preserve"> </w:t>
+      </w:r>
+      <w:r>
+        <w:t xml:space="preserve">found the</w:t>
+      </w:r>
+      <w:r>
+        <w:t xml:space="preserve"> </w:t>
+      </w:r>
+      <w:r>
+        <w:rPr>
+          <w:i/>
+          <w:iCs/>
+        </w:rPr>
+        <w:t xml:space="preserve">MYB3R-repressed signature set</w:t>
+      </w:r>
+      <w:r>
+        <w:t xml:space="preserve"> </w:t>
+      </w:r>
+      <w:r>
+        <w:t xml:space="preserve">suppressed in flight, while MYB3R1’s</w:t>
+      </w:r>
+      <w:r>
+        <w:t xml:space="preserve"> </w:t>
+      </w:r>
+      <w:r>
+        <w:t xml:space="preserve">activity here is flat. These are different quantities: the signature set is the</w:t>
+      </w:r>
+      <w:r>
+        <w:t xml:space="preserve"> </w:t>
+      </w:r>
+      <w:r>
+        <w:t xml:space="preserve">283 genes that irradiation represses</w:t>
+      </w:r>
+      <w:r>
+        <w:t xml:space="preserve"> </w:t>
+      </w:r>
+      <w:r>
+        <w:rPr>
+          <w:i/>
+          <w:iCs/>
+        </w:rPr>
+        <w:t xml:space="preserve">and</w:t>
+      </w:r>
+      <w:r>
+        <w:t xml:space="preserve"> </w:t>
+      </w:r>
+      <w:r>
+        <w:t xml:space="preserve">MYB3R1 binds, whereas the</w:t>
+      </w:r>
+      <w:r>
+        <w:t xml:space="preserve"> </w:t>
+      </w:r>
+      <w:r>
+        <w:t xml:space="preserve">TF-activity feature spans MYB3R1’s entire binding repertoire. Spaceflight represses the</w:t>
+      </w:r>
+      <w:r>
+        <w:t xml:space="preserve"> </w:t>
+      </w:r>
+      <w:r>
+        <w:t xml:space="preserve">specific G2/M genes that radiation also represses, without engaging MYB3R1’s broader</w:t>
+      </w:r>
+      <w:r>
+        <w:t xml:space="preserve"> </w:t>
+      </w:r>
+      <w:r>
+        <w:t xml:space="preserve">target set.</w:t>
+      </w:r>
+    </w:p>
+    <w:bookmarkEnd w:id="59"/>
+    <w:bookmarkStart w:id="68" w:name="X7f08f6857f08e08e0311c6d1910bfda96987f2f"/>
+    <w:p>
+      <w:pPr>
+        <w:pStyle w:val="Heading2"/>
+      </w:pPr>
+      <w:r>
+        <w:t xml:space="preserve">Flight and irradiation are separable, and platform is not the reason</w:t>
+      </w:r>
+    </w:p>
+    <w:p>
+      <w:pPr>
+        <w:pStyle w:val="FirstParagraph"/>
+      </w:pPr>
+      <w:r>
+        <w:t xml:space="preserve">A classifier tests whether a multivariate pattern exists that single-TF tests would miss.</w:t>
+      </w:r>
+      <w:r>
+        <w:t xml:space="preserve"> </w:t>
+      </w:r>
+      <w:r>
+        <w:t xml:space="preserve">Under leave-one-mission-out cross-validation across 22 groups, L2-regularised</w:t>
+      </w:r>
+      <w:r>
+        <w:t xml:space="preserve"> </w:t>
+      </w:r>
+      <w:r>
+        <w:t xml:space="preserve">logistic regression separates flight from irradiation contrasts at</w:t>
+      </w:r>
+      <w:r>
+        <w:t xml:space="preserve"> </w:t>
+      </w:r>
+      <w:r>
+        <w:t xml:space="preserve">AUC 0.9927, against a null of 0.4482</w:t>
+      </w:r>
+      <w:r>
+        <w:t xml:space="preserve"> </w:t>
+      </w:r>
+      <m:oMath>
+        <m:r>
+          <m:rPr>
+            <m:sty m:val="p"/>
+          </m:rPr>
+          <m:t>±</m:t>
+        </m:r>
+      </m:oMath>
+      <w:r>
+        <w:t xml:space="preserve"> </w:t>
+      </w:r>
+      <w:r>
+        <w:t xml:space="preserve">0.1662</w:t>
+      </w:r>
+      <w:r>
+        <w:t xml:space="preserve"> </w:t>
+      </w:r>
+      <w:r>
+        <w:t xml:space="preserve">(</w:t>
+      </w:r>
+      <m:oMath>
+        <m:r>
+          <m:t>p</m:t>
+        </m:r>
+        <m:r>
+          <m:rPr>
+            <m:sty m:val="p"/>
+          </m:rPr>
+          <m:t>=</m:t>
+        </m:r>
+        <m:r>
+          <m:t>0.00498</m:t>
+        </m:r>
+        <m:r>
+          <m:t>​</m:t>
+        </m:r>
+      </m:oMath>
+      <w:r>
+        <w:t xml:space="preserve">).</w:t>
+      </w:r>
+    </w:p>
+    <w:p>
+      <w:pPr>
+        <w:pStyle w:val="BodyText"/>
+      </w:pPr>
+      <w:r>
+        <w:t xml:space="preserve">That null had to be rebuilt. Permuting labels</w:t>
+      </w:r>
+      <w:r>
+        <w:t xml:space="preserve"> </w:t>
+      </w:r>
+      <w:r>
+        <w:rPr>
+          <w:i/>
+          <w:iCs/>
+        </w:rPr>
+        <w:t xml:space="preserve">within</w:t>
+      </w:r>
+      <w:r>
+        <w:t xml:space="preserve"> </w:t>
+      </w:r>
+      <w:r>
+        <w:t xml:space="preserve">each mission returned a null</w:t>
+      </w:r>
+      <w:r>
+        <w:t xml:space="preserve"> </w:t>
+      </w:r>
+      <w:r>
+        <w:t xml:space="preserve">AUC of</w:t>
+      </w:r>
+      <w:r>
+        <w:t xml:space="preserve"> </w:t>
+      </w:r>
+      <m:oMath>
+        <m:r>
+          <m:t>0.993</m:t>
+        </m:r>
+        <m:r>
+          <m:rPr>
+            <m:sty m:val="p"/>
+          </m:rPr>
+          <m:t>±</m:t>
+        </m:r>
+        <m:r>
+          <m:t>0.000</m:t>
+        </m:r>
+      </m:oMath>
+      <w:r>
+        <w:t xml:space="preserve"> </w:t>
+      </w:r>
+      <w:r>
+        <w:t xml:space="preserve">— identical to the observed value — because a mission’s label is</w:t>
+      </w:r>
+      <w:r>
+        <w:t xml:space="preserve"> </w:t>
+      </w:r>
+      <w:r>
+        <w:t xml:space="preserve">constant within it, so shuffling inside a group changes nothing. The exchangeable unit in</w:t>
+      </w:r>
+      <w:r>
+        <w:t xml:space="preserve"> </w:t>
+      </w:r>
+      <w:r>
+        <w:t xml:space="preserve">a grouped design with group-constant labels is the group, and permuting the group-to-label</w:t>
+      </w:r>
+      <w:r>
+        <w:t xml:space="preserve"> </w:t>
+      </w:r>
+      <w:r>
+        <w:t xml:space="preserve">assignment gives the null quoted above.</w:t>
+      </w:r>
+    </w:p>
+    <w:p>
+      <w:pPr>
+        <w:pStyle w:val="BodyText"/>
+      </w:pPr>
+      <w:r>
+        <w:t xml:space="preserve">The platform control settles the confound: predicting microarray-versus-RNA-seq from the</w:t>
+      </w:r>
+      <w:r>
+        <w:t xml:space="preserve"> </w:t>
+      </w:r>
+      <w:r>
+        <w:t xml:space="preserve">same features under the same cross-validation gives AUC 0.4463, at or below</w:t>
+      </w:r>
+      <w:r>
+        <w:t xml:space="preserve"> </w:t>
+      </w:r>
+      <w:r>
+        <w:t xml:space="preserve">chance (Figure </w:t>
+      </w:r>
+      <w:hyperlink w:anchor="fig:classifier">
+        <w:r>
+          <w:rPr>
+            <w:rStyle w:val="Hyperlink"/>
+          </w:rPr>
+          <w:t xml:space="preserve">7</w:t>
+        </w:r>
+      </w:hyperlink>
+      <w:r>
+        <w:t xml:space="preserve">). The separation is biological, not technical.</w:t>
+      </w:r>
+    </w:p>
+    <w:bookmarkStart w:id="63" w:name="fig:classifier"/>
+    <w:p>
+      <w:pPr>
+        <w:pStyle w:val="CaptionedFigure"/>
+      </w:pPr>
+      <w:r>
+        <w:drawing>
+          <wp:inline>
+            <wp:extent cx="3307080" cy="2050232"/>
+            <wp:effectExtent b="0" l="0" r="0" t="0"/>
+            <wp:docPr descr="" title="" id="61" name="Picture"/>
+            <a:graphic>
+              <a:graphicData uri="http://schemas.openxmlformats.org/drawingml/2006/picture">
+                <pic:pic>
+                  <pic:nvPicPr>
+                    <pic:cNvPr descr="../figures/fig9_classifier.png" id="62" name="Picture"/>
+                    <pic:cNvPicPr>
+                      <a:picLocks noChangeArrowheads="1" noChangeAspect="1"/>
+                    </pic:cNvPicPr>
+                  </pic:nvPicPr>
+                  <pic:blipFill>
+                    <a:blip r:embed="rId60"/>
+                    <a:stretch>
+                      <a:fillRect/>
+                    </a:stretch>
+                  </pic:blipFill>
+                  <pic:spPr bwMode="auto">
+                    <a:xfrm>
+                      <a:off x="0" y="0"/>
+                      <a:ext cx="3307080" cy="2050232"/>
+                    </a:xfrm>
+                    <a:prstGeom prst="rect">
+                      <a:avLst/>
+                    </a:prstGeom>
+                    <a:noFill/>
+                    <a:ln w="9525">
+                      <a:noFill/>
+                      <a:headEnd/>
+                      <a:tailEnd/>
+                    </a:ln>
+                  </pic:spPr>
+                </pic:pic>
+              </a:graphicData>
+            </a:graphic>
+          </wp:inline>
+        </w:drawing>
+      </w:r>
+    </w:p>
+    <w:p>
+      <w:pPr>
+        <w:pStyle w:val="ImageCaption"/>
+      </w:pPr>
+      <w:r>
+        <w:t xml:space="preserve">Leave-one-mission-out classification of flight versus irradiation on TF activity,</w:t>
+      </w:r>
+      <w:r>
+        <w:t xml:space="preserve"> </w:t>
+      </w:r>
+      <w:r>
+        <w:t xml:space="preserve">with the group-permutation null and the platform control.</w:t>
+      </w:r>
+    </w:p>
+    <w:bookmarkEnd w:id="63"/>
+    <w:bookmarkStart w:id="67" w:name="fig:tfvolcano"/>
+    <w:p>
+      <w:pPr>
+        <w:pStyle w:val="CaptionedFigure"/>
+      </w:pPr>
+      <w:r>
+        <w:drawing>
+          <wp:inline>
+            <wp:extent cx="3840480" cy="2582243"/>
+            <wp:effectExtent b="0" l="0" r="0" t="0"/>
+            <wp:docPr descr="" title="" id="65" name="Picture"/>
+            <a:graphic>
+              <a:graphicData uri="http://schemas.openxmlformats.org/drawingml/2006/picture">
+                <pic:pic>
+                  <pic:nvPicPr>
+                    <pic:cNvPr descr="../figures/fig8_tf_flight_vs_radiation.png" id="66" name="Picture"/>
+                    <pic:cNvPicPr>
+                      <a:picLocks noChangeArrowheads="1" noChangeAspect="1"/>
+                    </pic:cNvPicPr>
+                  </pic:nvPicPr>
+                  <pic:blipFill>
+                    <a:blip r:embed="rId64"/>
+                    <a:stretch>
+                      <a:fillRect/>
+                    </a:stretch>
+                  </pic:blipFill>
+                  <pic:spPr bwMode="auto">
+                    <a:xfrm>
+                      <a:off x="0" y="0"/>
+                      <a:ext cx="3840480" cy="2582243"/>
+                    </a:xfrm>
+                    <a:prstGeom prst="rect">
+                      <a:avLst/>
+                    </a:prstGeom>
+                    <a:noFill/>
+                    <a:ln w="9525">
+                      <a:noFill/>
+                      <a:headEnd/>
+                      <a:tailEnd/>
+                    </a:ln>
+                  </pic:spPr>
+                </pic:pic>
+              </a:graphicData>
+            </a:graphic>
+          </wp:inline>
+        </w:drawing>
+      </w:r>
+    </w:p>
+    <w:p>
+      <w:pPr>
+        <w:pStyle w:val="ImageCaption"/>
+      </w:pPr>
+      <w:r>
+        <w:t xml:space="preserve">Per-TF activity under irradiation against spaceflight. Points on the diagonal</w:t>
+      </w:r>
+      <w:r>
+        <w:t xml:space="preserve"> </w:t>
+      </w:r>
+      <w:r>
+        <w:t xml:space="preserve">would respond equally to both; the DREM regulators sit far off it, responding to radiation</w:t>
+      </w:r>
+      <w:r>
+        <w:t xml:space="preserve"> </w:t>
+      </w:r>
+      <w:r>
+        <w:t xml:space="preserve">and not to flight.</w:t>
+      </w:r>
+    </w:p>
+    <w:bookmarkEnd w:id="67"/>
+    <w:bookmarkEnd w:id="68"/>
+    <w:bookmarkStart w:id="77" w:name="X43b1eccb96c59d2eb0201f17d36012018746b74"/>
+    <w:p>
+      <w:pPr>
+        <w:pStyle w:val="Heading2"/>
+      </w:pPr>
+      <w:r>
+        <w:t xml:space="preserve">Spaceflight is not a time-shifted radiation response</w:t>
+      </w:r>
+    </w:p>
+    <w:p>
+      <w:pPr>
+        <w:pStyle w:val="FirstParagraph"/>
+      </w:pPr>
+      <w:r>
+        <w:t xml:space="preserve">The last question is whether flight resembles</w:t>
+      </w:r>
+      <w:r>
+        <w:t xml:space="preserve"> </w:t>
+      </w:r>
+      <w:r>
+        <w:rPr>
+          <w:i/>
+          <w:iCs/>
+        </w:rPr>
+        <w:t xml:space="preserve">any</w:t>
+      </w:r>
+      <w:r>
+        <w:t xml:space="preserve"> </w:t>
+      </w:r>
+      <w:r>
+        <w:t xml:space="preserve">phase of the radiation</w:t>
+      </w:r>
+      <w:r>
+        <w:t xml:space="preserve"> </w:t>
+      </w:r>
+      <w:r>
+        <w:t xml:space="preserve">trajectory. Each of the eight DREM timepoints has a TF-activity profile built exactly as</w:t>
+      </w:r>
+      <w:r>
+        <w:t xml:space="preserve"> </w:t>
+      </w:r>
+      <w:r>
+        <w:t xml:space="preserve">the query contrasts are, and every contrast is correlated against all eight.</w:t>
+      </w:r>
+    </w:p>
+    <w:p>
+      <w:pPr>
+        <w:pStyle w:val="BodyText"/>
+      </w:pPr>
+      <w:r>
+        <w:t xml:space="preserve">The irradiation contrasts calibrate the method and pass: their mean correlation rises to a</w:t>
+      </w:r>
+      <w:r>
+        <w:t xml:space="preserve"> </w:t>
+      </w:r>
+      <w:r>
+        <w:t xml:space="preserve">clear peak of 0.4955 at 45 min and decays either side, with</w:t>
+      </w:r>
+      <w:r>
+        <w:t xml:space="preserve"> </w:t>
+      </w:r>
+      <w:r>
+        <w:t xml:space="preserve">88% of individual best-matching timepoints falling at or beside that peak</w:t>
+      </w:r>
+      <w:r>
+        <w:t xml:space="preserve"> </w:t>
+      </w:r>
+      <w:r>
+        <w:t xml:space="preserve">(Figure </w:t>
+      </w:r>
+      <w:hyperlink w:anchor="fig:projection">
+        <w:r>
+          <w:rPr>
+            <w:rStyle w:val="Hyperlink"/>
+          </w:rPr>
+          <w:t xml:space="preserve">9</w:t>
+        </w:r>
+      </w:hyperlink>
+      <w:r>
+        <w:t xml:space="preserve">).</w:t>
+      </w:r>
+    </w:p>
+    <w:p>
+      <w:pPr>
+        <w:pStyle w:val="BodyText"/>
+      </w:pPr>
+      <w:r>
+        <w:t xml:space="preserve">Flight contrasts are flat. Their mean profile peaks at 0.0824 with a total</w:t>
+      </w:r>
+      <w:r>
+        <w:t xml:space="preserve"> </w:t>
+      </w:r>
+      <w:r>
+        <w:t xml:space="preserve">range of 0.1157 across the whole trajectory, and only</w:t>
+      </w:r>
+      <w:r>
+        <w:t xml:space="preserve"> </w:t>
+      </w:r>
+      <w:r>
+        <w:t xml:space="preserve">46% of their best-matching timepoints land near that nominal peak —</w:t>
+      </w:r>
+      <w:r>
+        <w:t xml:space="preserve"> </w:t>
+      </w:r>
+      <w:r>
+        <w:t xml:space="preserve">the signature of an argmax taken over noise.</w:t>
+      </w:r>
+    </w:p>
+    <w:p>
+      <w:pPr>
+        <w:pStyle w:val="BodyText"/>
+      </w:pPr>
+      <w:r>
+        <w:t xml:space="preserve">A per-contrast shuffle test would have reported this differently, passing 26 of 35 flight</w:t>
+      </w:r>
+      <w:r>
+        <w:t xml:space="preserve"> </w:t>
+      </w:r>
+      <w:r>
+        <w:t xml:space="preserve">contrasts, because a single noisy contrast can beat its own shuffled null by chance. It is</w:t>
+      </w:r>
+      <w:r>
+        <w:t xml:space="preserve"> </w:t>
+      </w:r>
+      <w:r>
+        <w:t xml:space="preserve">reported here as too permissive to be read alone; what separates signal from noise is the</w:t>
+      </w:r>
+      <w:r>
+        <w:t xml:space="preserve"> </w:t>
+      </w:r>
+      <w:r>
+        <w:t xml:space="preserve">height and shape of the mean profile, and whether the argmaxes concentrate at its peak.</w:t>
+      </w:r>
+    </w:p>
+    <w:p>
+      <w:pPr>
+        <w:pStyle w:val="BodyText"/>
+      </w:pPr>
+      <w:r>
+        <w:t xml:space="preserve">Spaceflight, in this corpus, is not an attenuated or delayed radiation response. It is a</w:t>
+      </w:r>
+      <w:r>
+        <w:t xml:space="preserve"> </w:t>
+      </w:r>
+      <w:r>
+        <w:t xml:space="preserve">different transcriptional state.</w:t>
+      </w:r>
+    </w:p>
+    <w:bookmarkStart w:id="72" w:name="fig:projection"/>
+    <w:p>
+      <w:pPr>
+        <w:pStyle w:val="CaptionedFigure"/>
+      </w:pPr>
+      <w:r>
+        <w:drawing>
+          <wp:inline>
+            <wp:extent cx="3627120" cy="2222725"/>
+            <wp:effectExtent b="0" l="0" r="0" t="0"/>
+            <wp:docPr descr="" title="" id="70" name="Picture"/>
+            <a:graphic>
+              <a:graphicData uri="http://schemas.openxmlformats.org/drawingml/2006/picture">
+                <pic:pic>
+                  <pic:nvPicPr>
+                    <pic:cNvPr descr="../figures/fig10_drem_projection.png" id="71" name="Picture"/>
+                    <pic:cNvPicPr>
+                      <a:picLocks noChangeArrowheads="1" noChangeAspect="1"/>
+                    </pic:cNvPicPr>
+                  </pic:nvPicPr>
+                  <pic:blipFill>
+                    <a:blip r:embed="rId69"/>
+                    <a:stretch>
+                      <a:fillRect/>
+                    </a:stretch>
+                  </pic:blipFill>
+                  <pic:spPr bwMode="auto">
+                    <a:xfrm>
+                      <a:off x="0" y="0"/>
+                      <a:ext cx="3627120" cy="2222725"/>
+                    </a:xfrm>
+                    <a:prstGeom prst="rect">
+                      <a:avLst/>
+                    </a:prstGeom>
+                    <a:noFill/>
+                    <a:ln w="9525">
+                      <a:noFill/>
+                      <a:headEnd/>
+                      <a:tailEnd/>
+                    </a:ln>
+                  </pic:spPr>
+                </pic:pic>
+              </a:graphicData>
+            </a:graphic>
+          </wp:inline>
+        </w:drawing>
+      </w:r>
+    </w:p>
+    <w:p>
+      <w:pPr>
+        <w:pStyle w:val="ImageCaption"/>
+      </w:pPr>
+      <w:r>
+        <w:t xml:space="preserve">Projection onto the DREM radiation trajectory. Irradiation contrasts trace a</w:t>
+      </w:r>
+      <w:r>
+        <w:t xml:space="preserve"> </w:t>
+      </w:r>
+      <w:r>
+        <w:t xml:space="preserve">peaked profile; spaceflight contrasts are flat across the whole time course. Bands are</w:t>
+      </w:r>
+      <w:r>
+        <w:t xml:space="preserve"> </w:t>
+      </w:r>
+      <w:r>
+        <w:t xml:space="preserve">standard errors.</w:t>
+      </w:r>
+    </w:p>
+    <w:bookmarkEnd w:id="72"/>
+    <w:bookmarkStart w:id="76" w:name="fig:tfheatmap"/>
+    <w:p>
+      <w:pPr>
+        <w:pStyle w:val="CaptionedFigure"/>
+      </w:pPr>
+      <w:r>
+        <w:drawing>
+          <wp:inline>
+            <wp:extent cx="5334000" cy="3133544"/>
+            <wp:effectExtent b="0" l="0" r="0" t="0"/>
+            <wp:docPr descr="" title="" id="74" name="Picture"/>
+            <a:graphic>
+              <a:graphicData uri="http://schemas.openxmlformats.org/drawingml/2006/picture">
+                <pic:pic>
+                  <pic:nvPicPr>
+                    <pic:cNvPr descr="../figures/fig7_tf_activity_heatmap.png" id="75" name="Picture"/>
+                    <pic:cNvPicPr>
+                      <a:picLocks noChangeArrowheads="1" noChangeAspect="1"/>
+                    </pic:cNvPicPr>
+                  </pic:nvPicPr>
+                  <pic:blipFill>
+                    <a:blip r:embed="rId73"/>
+                    <a:stretch>
+                      <a:fillRect/>
+                    </a:stretch>
+                  </pic:blipFill>
+                  <pic:spPr bwMode="auto">
+                    <a:xfrm>
+                      <a:off x="0" y="0"/>
+                      <a:ext cx="5334000" cy="3133544"/>
+                    </a:xfrm>
+                    <a:prstGeom prst="rect">
+                      <a:avLst/>
+                    </a:prstGeom>
+                    <a:noFill/>
+                    <a:ln w="9525">
+                      <a:noFill/>
+                      <a:headEnd/>
+                      <a:tailEnd/>
+                    </a:ln>
+                  </pic:spPr>
+                </pic:pic>
+              </a:graphicData>
+            </a:graphic>
+          </wp:inline>
+        </w:drawing>
+      </w:r>
+    </w:p>
+    <w:p>
+      <w:pPr>
+        <w:pStyle w:val="ImageCaption"/>
+      </w:pPr>
+      <w:r>
+        <w:t xml:space="preserve">TF activity across flight and irradiation contrasts for the 40 most variable</w:t>
+      </w:r>
+      <w:r>
+        <w:t xml:space="preserve"> </w:t>
+      </w:r>
+      <w:r>
+        <w:t xml:space="preserve">transcription factors, ordered with flight contrasts above the rule and irradiation</w:t>
+      </w:r>
+      <w:r>
+        <w:t xml:space="preserve"> </w:t>
+      </w:r>
+      <w:r>
+        <w:t xml:space="preserve">below.</w:t>
+      </w:r>
+    </w:p>
+    <w:bookmarkEnd w:id="76"/>
+    <w:bookmarkEnd w:id="77"/>
+    <w:bookmarkStart w:id="78" w:name="Xb5bc37426999c6719bf7aacf1b4ec32401e72f5"/>
+    <w:p>
+      <w:pPr>
+        <w:pStyle w:val="Heading2"/>
+      </w:pPr>
+      <w:r>
+        <w:t xml:space="preserve">The two arms have different dose thresholds</w:t>
+      </w:r>
+    </w:p>
+    <w:p>
+      <w:pPr>
+        <w:pStyle w:val="FirstParagraph"/>
+      </w:pPr>
+      <w:r>
+        <w:t xml:space="preserve">The ground irradiation studies define what the assay can see. OSD-782 exposed 4-week-old</w:t>
+      </w:r>
+      <w:r>
+        <w:t xml:space="preserve"> </w:t>
+      </w:r>
+      <w:r>
+        <w:t xml:space="preserve">plants in a</w:t>
       </w:r>
       <w:r>
         <w:t xml:space="preserve"> </w:t>
@@ -7937,6 +6838,1788 @@
         </m:sSup>
       </m:oMath>
       <w:r>
+        <w:t xml:space="preserve">Cs irradiator at 1.4 cGy s</w:t>
+      </w:r>
+      <m:oMath>
+        <m:sSup>
+          <m:e>
+            <m:r>
+              <m:t>​</m:t>
+            </m:r>
+          </m:e>
+          <m:sup>
+            <m:r>
+              <m:rPr>
+                <m:sty m:val="p"/>
+              </m:rPr>
+              <m:t>−</m:t>
+            </m:r>
+            <m:r>
+              <m:t>1</m:t>
+            </m:r>
+          </m:sup>
+        </m:sSup>
+      </m:oMath>
+      <w:r>
+        <w:t xml:space="preserve"> </w:t>
+      </w:r>
+      <w:r>
+        <w:t xml:space="preserve">(10 and 100 cGy); OSD-658 exposed dry</w:t>
+      </w:r>
+      <w:r>
+        <w:t xml:space="preserve"> </w:t>
+      </w:r>
+      <w:r>
+        <w:t xml:space="preserve">seeds to simulated galactic cosmic rays at NSRL (40 and 80 cGy). OSD-658’s dose arms were</w:t>
+      </w:r>
+      <w:r>
+        <w:t xml:space="preserve"> </w:t>
+      </w:r>
+      <w:r>
+        <w:t xml:space="preserve">initially invisible to the pipeline because it records its unirradiated samples as</w:t>
+      </w:r>
+      <w:r>
+        <w:t xml:space="preserve"> </w:t>
+      </w:r>
+      <w:r>
+        <w:rPr>
+          <w:rStyle w:val="VerbatimChar"/>
+        </w:rPr>
+        <w:t xml:space="preserve">{Not Applicable}</w:t>
+      </w:r>
+      <w:r>
+        <w:t xml:space="preserve"> </w:t>
+      </w:r>
+      <w:r>
+        <w:t xml:space="preserve">rather than 0 cGy, leaving its dose factor with no internal</w:t>
+      </w:r>
+      <w:r>
+        <w:t xml:space="preserve"> </w:t>
+      </w:r>
+      <w:r>
+        <w:t xml:space="preserve">reference; a cross-factor control fallback recovers them.</w:t>
+      </w:r>
+    </w:p>
+    <w:p>
+      <w:pPr>
+        <w:pStyle w:val="BodyText"/>
+      </w:pPr>
+      <w:r>
+        <w:t xml:space="preserve">Across the resulting series the two arms behave quite differently</w:t>
+      </w:r>
+      <w:r>
+        <w:t xml:space="preserve"> </w:t>
+      </w:r>
+      <w:r>
+        <w:t xml:space="preserve">(Figure </w:t>
+      </w:r>
+      <w:hyperlink w:anchor="fig:dose">
+        <w:r>
+          <w:rPr>
+            <w:rStyle w:val="Hyperlink"/>
+          </w:rPr>
+          <w:t xml:space="preserve">11</w:t>
+        </w:r>
+      </w:hyperlink>
+      <w:r>
+        <w:t xml:space="preserve">). At the lowest dose tested, 10 cGy, the</w:t>
+      </w:r>
+      <w:r>
+        <w:t xml:space="preserve"> </w:t>
+      </w:r>
+      <w:r>
+        <w:t xml:space="preserve">MYB3R/G2-M arm is already strongly engaged (</w:t>
+      </w:r>
+      <m:oMath>
+        <m:r>
+          <m:t>z</m:t>
+        </m:r>
+        <m:r>
+          <m:rPr>
+            <m:sty m:val="p"/>
+          </m:rPr>
+          <m:t>=</m:t>
+        </m:r>
+        <m:r>
+          <m:t>10.141</m:t>
+        </m:r>
+        <m:r>
+          <m:t>​</m:t>
+        </m:r>
+      </m:oMath>
+      <w:r>
+        <w:t xml:space="preserve">) while the</w:t>
+      </w:r>
+      <w:r>
+        <w:t xml:space="preserve"> </w:t>
+      </w:r>
+      <w:r>
+        <w:t xml:space="preserve">SOG1/DNA-damage arm is absent (</w:t>
+      </w:r>
+      <m:oMath>
+        <m:r>
+          <m:t>z</m:t>
+        </m:r>
+        <m:r>
+          <m:rPr>
+            <m:sty m:val="p"/>
+          </m:rPr>
+          <m:t>=</m:t>
+        </m:r>
+        <m:r>
+          <m:rPr>
+            <m:sty m:val="p"/>
+          </m:rPr>
+          <m:t>−</m:t>
+        </m:r>
+        <m:r>
+          <m:t>0.72</m:t>
+        </m:r>
+        <m:r>
+          <m:t>​</m:t>
+        </m:r>
+      </m:oMath>
+      <w:r>
+        <w:t xml:space="preserve">). The DNA-damage arm becomes</w:t>
+      </w:r>
+      <w:r>
+        <w:t xml:space="preserve"> </w:t>
+      </w:r>
+      <w:r>
+        <w:t xml:space="preserve">detectable only at 40 cGy and rises steeply thereafter.</w:t>
+      </w:r>
+    </w:p>
+    <w:p>
+      <w:pPr>
+        <w:pStyle w:val="BodyText"/>
+      </w:pPr>
+      <w:r>
+        <w:t xml:space="preserve">The asymmetry is interpretable. Arresting the cell cycle is a graded, low-threshold</w:t>
+      </w:r>
+      <w:r>
+        <w:t xml:space="preserve"> </w:t>
+      </w:r>
+      <w:r>
+        <w:t xml:space="preserve">response that saturates; mounting a SOG1-dependent damage programme is a</w:t>
+      </w:r>
+      <w:r>
+        <w:t xml:space="preserve"> </w:t>
+      </w:r>
+      <w:r>
+        <w:t xml:space="preserve">high-threshold, switch-like one. It also means "the detection floor" is not one number:</w:t>
+      </w:r>
+      <w:r>
+        <w:t xml:space="preserve"> </w:t>
+      </w:r>
+      <w:r>
+        <w:t xml:space="preserve">the diagnostic arm and the sensitive arm are different arms, and only the diagnostic arm</w:t>
+      </w:r>
+      <w:r>
+        <w:t xml:space="preserve"> </w:t>
+      </w:r>
+      <w:r>
+        <w:t xml:space="preserve">distinguishes irradiation from other stresses.</w:t>
+      </w:r>
+    </w:p>
+    <w:bookmarkEnd w:id="78"/>
+    <w:bookmarkStart w:id="83" w:name="iss-doses-fall-below-the-assays-floor"/>
+    <w:p>
+      <w:pPr>
+        <w:pStyle w:val="Heading2"/>
+      </w:pPr>
+      <w:r>
+        <w:t xml:space="preserve">ISS doses fall below the assay’s floor</w:t>
+      </w:r>
+    </w:p>
+    <w:p>
+      <w:pPr>
+        <w:pStyle w:val="FirstParagraph"/>
+      </w:pPr>
+      <w:r>
+        <w:t xml:space="preserve">Placing the spaceflight corpus against that floor requires a dose, not a duration. At</w:t>
+      </w:r>
+      <w:r>
+        <w:t xml:space="preserve"> </w:t>
+      </w:r>
+      <w:r>
+        <w:t xml:space="preserve">0.355 mGy day</w:t>
+      </w:r>
+      <m:oMath>
+        <m:sSup>
+          <m:e>
+            <m:r>
+              <m:t>​</m:t>
+            </m:r>
+          </m:e>
+          <m:sup>
+            <m:r>
+              <m:rPr>
+                <m:sty m:val="p"/>
+              </m:rPr>
+              <m:t>−</m:t>
+            </m:r>
+            <m:r>
+              <m:t>1</m:t>
+            </m:r>
+          </m:sup>
+        </m:sSup>
+      </m:oMath>
+      <w:r>
+        <w:t xml:space="preserve"> </w:t>
+      </w:r>
+      <w:r>
+        <w:t xml:space="preserve">measured inside the ISS by Bio-PADLES over 1</w:t>
+      </w:r>
+      <w:r>
+        <w:t xml:space="preserve">,</w:t>
+      </w:r>
+      <w:r>
+        <w:t xml:space="preserve">584 days</w:t>
+      </w:r>
+      <w:r>
+        <w:t xml:space="preserve"> </w:t>
+      </w:r>
+      <w:r>
+        <w:t xml:space="preserve">(Yoshida et al. 2022)</w:t>
+      </w:r>
+      <w:r>
+        <w:t xml:space="preserve">, the 10 orbital missions in this corpus</w:t>
+      </w:r>
+      <w:r>
+        <w:t xml:space="preserve"> </w:t>
+      </w:r>
+      <w:r>
+        <w:t xml:space="preserve">(11–70 days) accumulate 0.39–2.485 cGy in total. Two suborbital flights</w:t>
+      </w:r>
+      <w:r>
+        <w:t xml:space="preserve"> </w:t>
+      </w:r>
+      <w:r>
+        <w:t xml:space="preserve">(VSS Unity, Unity 22) and three studies spanning two resupply flights with no resolvable</w:t>
+      </w:r>
+      <w:r>
+        <w:t xml:space="preserve"> </w:t>
+      </w:r>
+      <w:r>
+        <w:t xml:space="preserve">duration are excluded and reported separately rather than pooled.</w:t>
+      </w:r>
+    </w:p>
+    <w:p>
+      <w:pPr>
+        <w:pStyle w:val="BodyText"/>
+      </w:pPr>
+      <w:r>
+        <w:t xml:space="preserve">The DREM model itself was trained at 100 Gy, parsed from the OSD-508</w:t>
+      </w:r>
+      <w:r>
+        <w:t xml:space="preserve"> </w:t>
+      </w:r>
+      <w:r>
+        <w:t xml:space="preserve">protocol rather than assumed — 4024 times the largest ISS mission dose in</w:t>
+      </w:r>
+      <w:r>
+        <w:t xml:space="preserve"> </w:t>
+      </w:r>
+      <w:r>
+        <w:t xml:space="preserve">this corpus. The highest ISS mission dose is 4</w:t>
+      </w:r>
+      <m:oMath>
+        <m:r>
+          <m:rPr>
+            <m:sty m:val="p"/>
+          </m:rPr>
+          <m:t>×</m:t>
+        </m:r>
+      </m:oMath>
+      <w:r>
+        <w:t xml:space="preserve"> </w:t>
+      </w:r>
+      <w:r>
+        <w:t xml:space="preserve">below</w:t>
+      </w:r>
+      <w:r>
+        <w:t xml:space="preserve"> </w:t>
+      </w:r>
+      <w:r>
+        <w:t xml:space="preserve">10 cGy — the dose at which the DNA-damage arm already fails to register</w:t>
+      </w:r>
+      <w:r>
+        <w:t xml:space="preserve"> </w:t>
+      </w:r>
+      <w:r>
+        <w:t xml:space="preserve">— and is delivered at a dose rate roughly</w:t>
+      </w:r>
+      <w:r>
+        <w:t xml:space="preserve"> </w:t>
+      </w:r>
+      <m:oMath>
+        <m:r>
+          <m:t>3</m:t>
+        </m:r>
+        <m:r>
+          <m:rPr>
+            <m:sty m:val="p"/>
+          </m:rPr>
+          <m:t>×</m:t>
+        </m:r>
+        <m:sSup>
+          <m:e>
+            <m:r>
+              <m:t>10</m:t>
+            </m:r>
+          </m:e>
+          <m:sup>
+            <m:r>
+              <m:t>6</m:t>
+            </m:r>
+          </m:sup>
+        </m:sSup>
+      </m:oMath>
+      <w:r>
+        <w:t xml:space="preserve"> </w:t>
+      </w:r>
+      <w:r>
+        <w:t xml:space="preserve">times lower, chronically</w:t>
+      </w:r>
+      <w:r>
+        <w:t xml:space="preserve"> </w:t>
+      </w:r>
+      <w:r>
+        <w:t xml:space="preserve">rather than in seconds.</w:t>
+      </w:r>
+    </w:p>
+    <w:bookmarkStart w:id="82" w:name="fig:dose"/>
+    <w:p>
+      <w:pPr>
+        <w:pStyle w:val="CaptionedFigure"/>
+      </w:pPr>
+      <w:r>
+        <w:drawing>
+          <wp:inline>
+            <wp:extent cx="4160520" cy="2499633"/>
+            <wp:effectExtent b="0" l="0" r="0" t="0"/>
+            <wp:docPr descr="" title="" id="80" name="Picture"/>
+            <a:graphic>
+              <a:graphicData uri="http://schemas.openxmlformats.org/drawingml/2006/picture">
+                <pic:pic>
+                  <pic:nvPicPr>
+                    <pic:cNvPr descr="../figures/fig11_dose_response.png" id="81" name="Picture"/>
+                    <pic:cNvPicPr>
+                      <a:picLocks noChangeArrowheads="1" noChangeAspect="1"/>
+                    </pic:cNvPicPr>
+                  </pic:nvPicPr>
+                  <pic:blipFill>
+                    <a:blip r:embed="rId79"/>
+                    <a:stretch>
+                      <a:fillRect/>
+                    </a:stretch>
+                  </pic:blipFill>
+                  <pic:spPr bwMode="auto">
+                    <a:xfrm>
+                      <a:off x="0" y="0"/>
+                      <a:ext cx="4160520" cy="2499633"/>
+                    </a:xfrm>
+                    <a:prstGeom prst="rect">
+                      <a:avLst/>
+                    </a:prstGeom>
+                    <a:noFill/>
+                    <a:ln w="9525">
+                      <a:noFill/>
+                      <a:headEnd/>
+                      <a:tailEnd/>
+                    </a:ln>
+                  </pic:spPr>
+                </pic:pic>
+              </a:graphicData>
+            </a:graphic>
+          </wp:inline>
+        </w:drawing>
+      </w:r>
+    </w:p>
+    <w:p>
+      <w:pPr>
+        <w:pStyle w:val="ImageCaption"/>
+      </w:pPr>
+      <w:r>
+        <w:t xml:space="preserve">Detection floor against ISS exposure. The MYB3R/G2-M arm is engaged at the lowest</w:t>
+      </w:r>
+      <w:r>
+        <w:t xml:space="preserve"> </w:t>
+      </w:r>
+      <w:r>
+        <w:t xml:space="preserve">dose tested; the SOG1/DNA-damage arm requires 40 cGy. The shaded band at left</w:t>
+      </w:r>
+      <w:r>
+        <w:t xml:space="preserve"> </w:t>
+      </w:r>
+      <w:r>
+        <w:t xml:space="preserve">is the total mission dose accumulated by the ISS missions in this corpus.</w:t>
+      </w:r>
+    </w:p>
+    <w:bookmarkEnd w:id="82"/>
+    <w:bookmarkEnd w:id="83"/>
+    <w:bookmarkStart w:id="88" w:name="X454c7ce4457fbdd28f32e34af975d5beacc80b6"/>
+    <w:p>
+      <w:pPr>
+        <w:pStyle w:val="Heading2"/>
+      </w:pPr>
+      <w:r>
+        <w:t xml:space="preserve">Radiation quality does not explain the flight null</w:t>
+      </w:r>
+    </w:p>
+    <w:p>
+      <w:pPr>
+        <w:pStyle w:val="FirstParagraph"/>
+      </w:pPr>
+      <w:r>
+        <w:t xml:space="preserve">If ground irradiation were simply the wrong kind of radiation, that would explain the</w:t>
+      </w:r>
+      <w:r>
+        <w:t xml:space="preserve"> </w:t>
+      </w:r>
+      <w:r>
+        <w:t xml:space="preserve">absence of a flight signature without invoking dose at all. The corpus permits a direct</w:t>
+      </w:r>
+      <w:r>
+        <w:t xml:space="preserve"> </w:t>
+      </w:r>
+      <w:r>
+        <w:t xml:space="preserve">test. OSD-320 irradiated 6-day-old seedlings at Brookhaven with</w:t>
+      </w:r>
+      <w:r>
+        <w:t xml:space="preserve"> </w:t>
+      </w:r>
+      <w:r>
+        <w:rPr>
+          <w:i/>
+          <w:iCs/>
+        </w:rPr>
+        <w:t xml:space="preserve">both</w:t>
+      </w:r>
+      <w:r>
+        <w:t xml:space="preserve"> </w:t>
+      </w:r>
+      <w:r>
+        <w:t xml:space="preserve">Cs-137 gamma</w:t>
+      </w:r>
+      <w:r>
+        <w:t xml:space="preserve"> </w:t>
+      </w:r>
+      <w:r>
+        <w:t xml:space="preserve">and 1 GeV/n Fe-56 HZE ions, at the same dose rate and the same harvest times: one study,</w:t>
+      </w:r>
+      <w:r>
+        <w:t xml:space="preserve"> </w:t>
+      </w:r>
+      <w:r>
+        <w:t xml:space="preserve">one tissue, one platform, differing only in the particle. Comparing its two arms isolates</w:t>
+      </w:r>
+      <w:r>
+        <w:t xml:space="preserve"> </w:t>
+      </w:r>
+      <w:r>
+        <w:t xml:space="preserve">low-LET photon against high-LET particle in a way no cross-study comparison can.</w:t>
+      </w:r>
+    </w:p>
+    <w:p>
+      <w:pPr>
+        <w:pStyle w:val="BodyText"/>
+      </w:pPr>
+      <w:r>
+        <w:t xml:space="preserve">Across the 317 responsive transcription factors the two arms correlate at</w:t>
+      </w:r>
+      <w:r>
+        <w:t xml:space="preserve"> </w:t>
+      </w:r>
+      <m:oMath>
+        <m:r>
+          <m:t>ρ</m:t>
+        </m:r>
+        <m:r>
+          <m:rPr>
+            <m:sty m:val="p"/>
+          </m:rPr>
+          <m:t>=</m:t>
+        </m:r>
+        <m:r>
+          <m:t>0.3145</m:t>
+        </m:r>
+        <m:r>
+          <m:t>​</m:t>
+        </m:r>
+      </m:oMath>
+      <w:r>
+        <w:t xml:space="preserve">. The relevant question is whether that is low, and the honest</w:t>
+      </w:r>
+      <w:r>
+        <w:t xml:space="preserve"> </w:t>
+      </w:r>
+      <w:r>
+        <w:t xml:space="preserve">reference is how well two</w:t>
+      </w:r>
+      <w:r>
+        <w:t xml:space="preserve"> </w:t>
+      </w:r>
+      <w:r>
+        <w:rPr>
+          <w:i/>
+          <w:iCs/>
+        </w:rPr>
+        <w:t xml:space="preserve">gamma</w:t>
+      </w:r>
+      <w:r>
+        <w:t xml:space="preserve"> </w:t>
+      </w:r>
+      <w:r>
+        <w:t xml:space="preserve">irradiations in different laboratories agree:</w:t>
+      </w:r>
+      <w:r>
+        <w:t xml:space="preserve"> </w:t>
+      </w:r>
+      <w:r>
+        <w:t xml:space="preserve">mean</w:t>
+      </w:r>
+      <w:r>
+        <w:t xml:space="preserve"> </w:t>
+      </w:r>
+      <m:oMath>
+        <m:r>
+          <m:t>ρ</m:t>
+        </m:r>
+        <m:r>
+          <m:rPr>
+            <m:sty m:val="p"/>
+          </m:rPr>
+          <m:t>=</m:t>
+        </m:r>
+        <m:r>
+          <m:t>0.4289</m:t>
+        </m:r>
+        <m:r>
+          <m:t>​</m:t>
+        </m:r>
+      </m:oMath>
+      <w:r>
+        <w:t xml:space="preserve"> </w:t>
+      </w:r>
+      <w:r>
+        <w:t xml:space="preserve">over 15 pairs, ranging from</w:t>
+      </w:r>
+      <w:r>
+        <w:t xml:space="preserve"> </w:t>
+      </w:r>
+      <w:r>
+        <w:t xml:space="preserve">0.068 to 0.661. The matched HZE comparison sits at the</w:t>
+      </w:r>
+      <w:r>
+        <w:t xml:space="preserve"> </w:t>
+      </w:r>
+      <w:r>
+        <w:t xml:space="preserve">20th percentile of that distribution (one-sided</w:t>
+      </w:r>
+      <w:r>
+        <w:t xml:space="preserve"> </w:t>
+      </w:r>
+      <m:oMath>
+        <m:r>
+          <m:t>p</m:t>
+        </m:r>
+        <m:r>
+          <m:rPr>
+            <m:sty m:val="p"/>
+          </m:rPr>
+          <m:t>=</m:t>
+        </m:r>
+        <m:r>
+          <m:t>0.25</m:t>
+        </m:r>
+        <m:r>
+          <m:t>​</m:t>
+        </m:r>
+      </m:oMath>
+      <w:r>
+        <w:t xml:space="preserve">)</w:t>
+      </w:r>
+      <w:r>
+        <w:t xml:space="preserve"> </w:t>
+      </w:r>
+      <w:r>
+        <w:t xml:space="preserve">— inside it, not below it (Figure </w:t>
+      </w:r>
+      <w:hyperlink w:anchor="fig:quality">
+        <w:r>
+          <w:rPr>
+            <w:rStyle w:val="Hyperlink"/>
+          </w:rPr>
+          <w:t xml:space="preserve">12</w:t>
+        </w:r>
+      </w:hyperlink>
+      <w:r>
+        <w:t xml:space="preserve">).</w:t>
+      </w:r>
+    </w:p>
+    <w:p>
+      <w:pPr>
+        <w:pStyle w:val="BodyText"/>
+      </w:pPr>
+      <w:r>
+        <w:t xml:space="preserve">We had pre-specified that the quality claim required the matched pair to fall in the lower</w:t>
+      </w:r>
+      <w:r>
+        <w:t xml:space="preserve"> </w:t>
+      </w:r>
+      <w:r>
+        <w:t xml:space="preserve">tail, and it does not. Comparing it against the baseline</w:t>
+      </w:r>
+      <w:r>
+        <w:t xml:space="preserve"> </w:t>
+      </w:r>
+      <w:r>
+        <w:rPr>
+          <w:i/>
+          <w:iCs/>
+        </w:rPr>
+        <w:t xml:space="preserve">mean</w:t>
+      </w:r>
+      <w:r>
+        <w:t xml:space="preserve"> </w:t>
+      </w:r>
+      <w:r>
+        <w:t xml:space="preserve">would have passed,</w:t>
+      </w:r>
+      <w:r>
+        <w:t xml:space="preserve"> </w:t>
+      </w:r>
+      <w:r>
+        <w:t xml:space="preserve">which is precisely why that test was rejected in advance: the baseline is enormously</w:t>
+      </w:r>
+      <w:r>
+        <w:t xml:space="preserve"> </w:t>
+      </w:r>
+      <w:r>
+        <w:t xml:space="preserve">dispersed, and OSD-498 and OSD-508 — two accessions of the same published experiment —</w:t>
+      </w:r>
+      <w:r>
+        <w:t xml:space="preserve"> </w:t>
+      </w:r>
+      <w:r>
+        <w:t xml:space="preserve">correlate at only</w:t>
+      </w:r>
+      <w:r>
+        <w:t xml:space="preserve"> </w:t>
+      </w:r>
+      <m:oMath>
+        <m:r>
+          <m:t>0.07</m:t>
+        </m:r>
+      </m:oMath>
+      <w:r>
+        <w:t xml:space="preserve">. Full-profile TF correlation is dominated by study-level</w:t>
+      </w:r>
+      <w:r>
+        <w:t xml:space="preserve"> </w:t>
+      </w:r>
+      <w:r>
+        <w:t xml:space="preserve">variation, not by the particle.</w:t>
+      </w:r>
+    </w:p>
+    <w:p>
+      <w:pPr>
+        <w:pStyle w:val="BodyText"/>
+      </w:pPr>
+      <w:r>
+        <w:t xml:space="preserve">Two things follow. Ground gamma irradiation is not demonstrably a poor model of particle</w:t>
+      </w:r>
+      <w:r>
+        <w:t xml:space="preserve"> </w:t>
+      </w:r>
+      <w:r>
+        <w:t xml:space="preserve">radiation at the level this assay measures; and all three radiation qualities present</w:t>
+      </w:r>
+      <w:r>
+        <w:t xml:space="preserve"> </w:t>
+      </w:r>
+      <w:r>
+        <w:t xml:space="preserve">here, photon, HZE particle and simulated GCR, fire both arms of the decoder’s signature,</w:t>
+      </w:r>
+      <w:r>
+        <w:t xml:space="preserve"> </w:t>
+      </w:r>
+      <w:r>
+        <w:t xml:space="preserve">which is what allowed a gamma-derived signature to validate on an HZE study. The conserved</w:t>
+      </w:r>
+      <w:r>
+        <w:t xml:space="preserve"> </w:t>
+      </w:r>
+      <w:r>
+        <w:t xml:space="preserve">DNA-damage core behaves the same way whatever delivers the energy.</w:t>
+      </w:r>
+    </w:p>
+    <w:bookmarkStart w:id="87" w:name="fig:quality"/>
+    <w:p>
+      <w:pPr>
+        <w:pStyle w:val="CaptionedFigure"/>
+      </w:pPr>
+      <w:r>
+        <w:drawing>
+          <wp:inline>
+            <wp:extent cx="3840480" cy="2221163"/>
+            <wp:effectExtent b="0" l="0" r="0" t="0"/>
+            <wp:docPr descr="" title="" id="85" name="Picture"/>
+            <a:graphic>
+              <a:graphicData uri="http://schemas.openxmlformats.org/drawingml/2006/picture">
+                <pic:pic>
+                  <pic:nvPicPr>
+                    <pic:cNvPr descr="../figures/fig12_radiation_quality.png" id="86" name="Picture"/>
+                    <pic:cNvPicPr>
+                      <a:picLocks noChangeArrowheads="1" noChangeAspect="1"/>
+                    </pic:cNvPicPr>
+                  </pic:nvPicPr>
+                  <pic:blipFill>
+                    <a:blip r:embed="rId84"/>
+                    <a:stretch>
+                      <a:fillRect/>
+                    </a:stretch>
+                  </pic:blipFill>
+                  <pic:spPr bwMode="auto">
+                    <a:xfrm>
+                      <a:off x="0" y="0"/>
+                      <a:ext cx="3840480" cy="2221163"/>
+                    </a:xfrm>
+                    <a:prstGeom prst="rect">
+                      <a:avLst/>
+                    </a:prstGeom>
+                    <a:noFill/>
+                    <a:ln w="9525">
+                      <a:noFill/>
+                      <a:headEnd/>
+                      <a:tailEnd/>
+                    </a:ln>
+                  </pic:spPr>
+                </pic:pic>
+              </a:graphicData>
+            </a:graphic>
+          </wp:inline>
+        </w:drawing>
+      </w:r>
+    </w:p>
+    <w:p>
+      <w:pPr>
+        <w:pStyle w:val="ImageCaption"/>
+      </w:pPr>
+      <w:r>
+        <w:t xml:space="preserve">Radiation quality tested against the flight null. The matched gamma-versus-HZE</w:t>
+      </w:r>
+      <w:r>
+        <w:t xml:space="preserve"> </w:t>
+      </w:r>
+      <w:r>
+        <w:t xml:space="preserve">comparison within OSD-320 falls inside the distribution of gamma-versus-gamma correlations</w:t>
+      </w:r>
+      <w:r>
+        <w:t xml:space="preserve"> </w:t>
+      </w:r>
+      <w:r>
+        <w:t xml:space="preserve">between different studies, not below it.</w:t>
+      </w:r>
+    </w:p>
+    <w:bookmarkEnd w:id="87"/>
+    <w:bookmarkEnd w:id="88"/>
+    <w:bookmarkEnd w:id="89"/>
+    <w:bookmarkStart w:id="93" w:name="discussion"/>
+    <w:p>
+      <w:pPr>
+        <w:pStyle w:val="Heading1"/>
+      </w:pPr>
+      <w:r>
+        <w:t xml:space="preserve">Discussion</w:t>
+      </w:r>
+    </w:p>
+    <w:p>
+      <w:pPr>
+        <w:pStyle w:val="FirstParagraph"/>
+      </w:pPr>
+      <w:r>
+        <w:t xml:space="preserve">We set out to make a single-cell atlas act on a DREM model rather than on its</w:t>
+      </w:r>
+      <w:r>
+        <w:t xml:space="preserve"> </w:t>
+      </w:r>
+      <w:r>
+        <w:t xml:space="preserve">annotation. The mechanism turns out to require no change to the engine: DREM’s TF–gene</w:t>
+      </w:r>
+      <w:r>
+        <w:t xml:space="preserve"> </w:t>
+      </w:r>
+      <w:r>
+        <w:t xml:space="preserve">input already accepts a score, and cell-type context is a legitimate thing to put there.</w:t>
+      </w:r>
+      <w:r>
+        <w:t xml:space="preserve"> </w:t>
+      </w:r>
+      <w:r>
+        <w:t xml:space="preserve">That keeps the result citable as DREM rather than as a reimplementation, and it means the</w:t>
+      </w:r>
+      <w:r>
+        <w:t xml:space="preserve"> </w:t>
+      </w:r>
+      <w:r>
+        <w:t xml:space="preserve">same lever is available to any DREM or iDREM user with a matching atlas.</w:t>
+      </w:r>
+    </w:p>
+    <w:p>
+      <w:pPr>
+        <w:pStyle w:val="BodyText"/>
+      </w:pPr>
+      <w:r>
+        <w:t xml:space="preserve">Three findings are worth separating from the method.</w:t>
+      </w:r>
+    </w:p>
+    <w:p>
+      <w:pPr>
+        <w:pStyle w:val="BodyText"/>
+      </w:pPr>
+      <w:r>
+        <w:t xml:space="preserve">First, provenance discipline changes what a</w:t>
+      </w:r>
+      <w:r>
+        <w:t xml:space="preserve"> </w:t>
+      </w:r>
+      <w:r>
+        <w:t xml:space="preserve">“cross-study”</w:t>
+      </w:r>
+      <w:r>
+        <w:t xml:space="preserve"> </w:t>
+      </w:r>
+      <w:r>
+        <w:t xml:space="preserve">claim means. The densest part</w:t>
+      </w:r>
+      <w:r>
+        <w:t xml:space="preserve"> </w:t>
+      </w:r>
+      <w:r>
+        <w:t xml:space="preserve">of our irradiation series is one experiment deposited under three accessions. Assembling</w:t>
+      </w:r>
+      <w:r>
+        <w:t xml:space="preserve"> </w:t>
+      </w:r>
+      <w:r>
+        <w:t xml:space="preserve">it is useful — it is how the 10 and 45 min timepoints join the 24-h course — but it is</w:t>
+      </w:r>
+      <w:r>
+        <w:t xml:space="preserve"> </w:t>
+      </w:r>
+      <w:r>
+        <w:t xml:space="preserve">re-assembly, not integration, and describing it otherwise would overstate the result.</w:t>
+      </w:r>
+      <w:r>
+        <w:t xml:space="preserve"> </w:t>
+      </w:r>
+      <w:r>
+        <w:t xml:space="preserve">Genuine cross-study integration here is OSD-782, and OSD-782 is where the design is</w:t>
+      </w:r>
+      <w:r>
+        <w:t xml:space="preserve"> </w:t>
+      </w:r>
+      <w:r>
+        <w:t xml:space="preserve">weakest, because it crosses a dose regime.</w:t>
+      </w:r>
+    </w:p>
+    <w:p>
+      <w:pPr>
+        <w:pStyle w:val="BodyText"/>
+      </w:pPr>
+      <w:r>
+        <w:t xml:space="preserve">Second, a regulatory prior’s gaps are invisible in its output. DAP-seq is the standard</w:t>
+      </w:r>
+      <w:r>
+        <w:t xml:space="preserve"> </w:t>
+      </w:r>
+      <w:r>
+        <w:rPr>
+          <w:i/>
+          <w:iCs/>
+        </w:rPr>
+        <w:t xml:space="preserve">Arabidopsis</w:t>
+      </w:r>
+      <w:r>
+        <w:t xml:space="preserve"> </w:t>
+      </w:r>
+      <w:r>
+        <w:t xml:space="preserve">binding resource and does not contain SOG1. A DREM model of the</w:t>
+      </w:r>
+      <w:r>
+        <w:t xml:space="preserve"> </w:t>
+      </w:r>
+      <w:r>
+        <w:t xml:space="preserve">DNA-damage response built on it would have produced a complete, plausible, entirely</w:t>
+      </w:r>
+      <w:r>
+        <w:t xml:space="preserve"> </w:t>
+      </w:r>
+      <w:r>
+        <w:t xml:space="preserve">SOG1-free attribution. Nothing in the model would have signalled the omission. We now</w:t>
+      </w:r>
+      <w:r>
+        <w:t xml:space="preserve"> </w:t>
+      </w:r>
+      <w:r>
+        <w:t xml:space="preserve">check the presence of the regulators a conclusion depends on as a routine step, and we</w:t>
+      </w:r>
+      <w:r>
+        <w:t xml:space="preserve"> </w:t>
+      </w:r>
+      <w:r>
+        <w:t xml:space="preserve">suggest others do the same.</w:t>
+      </w:r>
+    </w:p>
+    <w:p>
+      <w:pPr>
+        <w:pStyle w:val="BodyText"/>
+      </w:pPr>
+      <w:r>
+        <w:t xml:space="preserve">Third, the atlas informs a minority of edges, and that is the correct behaviour rather</w:t>
+      </w:r>
+      <w:r>
+        <w:t xml:space="preserve"> </w:t>
+      </w:r>
+      <w:r>
+        <w:t xml:space="preserve">than a shortfall. The signature matrix covers highly variable genes — the genes whose</w:t>
+      </w:r>
+      <w:r>
+        <w:t xml:space="preserve"> </w:t>
+      </w:r>
+      <w:r>
+        <w:t xml:space="preserve">expression distinguishes cell types. A TF outside that set has a near-uniform profile</w:t>
+      </w:r>
+      <w:r>
+        <w:t xml:space="preserve"> </w:t>
+      </w:r>
+      <w:r>
+        <w:t xml:space="preserve">across the 183 clusters, so cell-type context has nothing to say about it</w:t>
+      </w:r>
+      <w:r>
+        <w:t xml:space="preserve"> </w:t>
+      </w:r>
+      <w:r>
+        <w:t xml:space="preserve">and its edge should be left alone. The lever moves exactly the edges where cell-type</w:t>
+      </w:r>
+      <w:r>
+        <w:t xml:space="preserve"> </w:t>
+      </w:r>
+      <w:r>
+        <w:t xml:space="preserve">information exists.</w:t>
+      </w:r>
+    </w:p>
+    <w:p>
+      <w:pPr>
+        <w:pStyle w:val="BodyText"/>
+      </w:pPr>
+      <w:r>
+        <w:t xml:space="preserve">The spaceflight analysis sharpens what the decoder could only suggest. No DREM</w:t>
+      </w:r>
+      <w:r>
+        <w:t xml:space="preserve"> </w:t>
+      </w:r>
+      <w:r>
+        <w:t xml:space="preserve">transcription factor is significantly altered in flight, while 54</w:t>
+      </w:r>
+      <w:r>
+        <w:t xml:space="preserve"> </w:t>
+      </w:r>
+      <w:r>
+        <w:t xml:space="preserve">differ significantly between flight and irradiation and a classifier separates the two at</w:t>
+      </w:r>
+      <w:r>
+        <w:t xml:space="preserve"> </w:t>
+      </w:r>
+      <w:r>
+        <w:t xml:space="preserve">AUC 0.9927 — so the absence is a measurement, not a limit of power. Nor is flight a</w:t>
+      </w:r>
+      <w:r>
+        <w:t xml:space="preserve"> </w:t>
+      </w:r>
+      <w:r>
+        <w:t xml:space="preserve">time-shifted radiation response: irradiation traces the DREM trajectory to a peak at</w:t>
+      </w:r>
+      <w:r>
+        <w:t xml:space="preserve"> </w:t>
+      </w:r>
+      <w:r>
+        <w:t xml:space="preserve">45 min while flight is flat across it.</w:t>
+      </w:r>
+    </w:p>
+    <w:p>
+      <w:pPr>
+        <w:pStyle w:val="BodyText"/>
+      </w:pPr>
+      <w:r>
+        <w:t xml:space="preserve">That matters for how spaceflight radiation risk is inferred from transcriptomics. The</w:t>
+      </w:r>
+      <w:r>
+        <w:t xml:space="preserve"> </w:t>
+      </w:r>
+      <w:r>
+        <w:t xml:space="preserve">ionising dose accumulated in low Earth orbit over these missions does not produce the</w:t>
+      </w:r>
+      <w:r>
+        <w:t xml:space="preserve"> </w:t>
+      </w:r>
+      <w:r>
+        <w:t xml:space="preserve">transcriptional signature that acute</w:t>
+      </w:r>
+      <w:r>
+        <w:t xml:space="preserve"> </w:t>
+      </w:r>
+      <m:oMath>
+        <m:r>
+          <m:t>γ</m:t>
+        </m:r>
+      </m:oMath>
+      <w:r>
+        <w:t xml:space="preserve">-irradiation produces in the same species and</w:t>
+      </w:r>
+      <w:r>
+        <w:t xml:space="preserve"> </w:t>
+      </w:r>
+      <w:r>
+        <w:t xml:space="preserve">the same tissue, at any point on a trajectory spanning 10 minutes to 24 hours. Absence of</w:t>
+      </w:r>
+      <w:r>
+        <w:t xml:space="preserve"> </w:t>
+      </w:r>
+      <w:r>
+        <w:t xml:space="preserve">the signature is not absence of damage — transcription is a poor dosimeter at low dose</w:t>
+      </w:r>
+      <w:r>
+        <w:t xml:space="preserve"> </w:t>
+      </w:r>
+      <w:r>
+        <w:t xml:space="preserve">rates, and our own decoder fails to detect 10 cGy delivered acutely — but it does bound</w:t>
+      </w:r>
+      <w:r>
+        <w:t xml:space="preserve"> </w:t>
+      </w:r>
+      <w:r>
+        <w:t xml:space="preserve">what a transcriptomic radiation biomarker can be expected to report from a LEO mission.</w:t>
+      </w:r>
+    </w:p>
+    <w:bookmarkStart w:id="90" w:name="Xb1cdfca0827e0386d6ec80b7947b2ff8fbbbb2d"/>
+    <w:p>
+      <w:pPr>
+        <w:pStyle w:val="Heading2"/>
+      </w:pPr>
+      <w:r>
+        <w:t xml:space="preserve">Do ISS plants carry radiation-damage biomarkers?</w:t>
+      </w:r>
+    </w:p>
+    <w:p>
+      <w:pPr>
+        <w:pStyle w:val="FirstParagraph"/>
+      </w:pPr>
+      <w:r>
+        <w:t xml:space="preserve">On the evidence assembled here, no. Across 41 flight and</w:t>
+      </w:r>
+      <w:r>
+        <w:t xml:space="preserve"> </w:t>
+      </w:r>
+      <w:r>
+        <w:t xml:space="preserve">altered-gravity contrasts spanning 14 missions, no contrast engages the</w:t>
+      </w:r>
+      <w:r>
+        <w:t xml:space="preserve"> </w:t>
+      </w:r>
+      <w:r>
+        <w:t xml:space="preserve">coordinated SOG1/MYB3R response, no DREM transcription factor is altered at 5% FDR, and</w:t>
+      </w:r>
+      <w:r>
+        <w:t xml:space="preserve"> </w:t>
+      </w:r>
+      <w:r>
+        <w:t xml:space="preserve">the TF-activity profile of flight matches no phase of the radiation trajectory. Current</w:t>
+      </w:r>
+      <w:r>
+        <w:t xml:space="preserve"> </w:t>
+      </w:r>
+      <w:r>
+        <w:t xml:space="preserve">ISS plant transcriptomes carry no detectable radiation-damage biomarker as this analysis</w:t>
+      </w:r>
+      <w:r>
+        <w:t xml:space="preserve"> </w:t>
+      </w:r>
+      <w:r>
+        <w:t xml:space="preserve">defines one.</w:t>
+      </w:r>
+    </w:p>
+    <w:p>
+      <w:pPr>
+        <w:pStyle w:val="BodyText"/>
+      </w:pPr>
+      <w:r>
+        <w:t xml:space="preserve">The reach of that statement is set by the dose it was measured at, and stating it makes</w:t>
+      </w:r>
+      <w:r>
+        <w:t xml:space="preserve"> </w:t>
+      </w:r>
+      <w:r>
+        <w:t xml:space="preserve">the claim stronger rather than weaker. The assay’s diagnostic arm requires</w:t>
+      </w:r>
+      <w:r>
+        <w:t xml:space="preserve"> </w:t>
+      </w:r>
+      <w:r>
+        <w:t xml:space="preserve">40 cGy and fails at 10 cGy; ISS missions in this corpus</w:t>
+      </w:r>
+      <w:r>
+        <w:t xml:space="preserve"> </w:t>
+      </w:r>
+      <w:r>
+        <w:t xml:space="preserve">deliver 0.39–2.485 cGy, 4</w:t>
+      </w:r>
+      <m:oMath>
+        <m:r>
+          <m:rPr>
+            <m:sty m:val="p"/>
+          </m:rPr>
+          <m:t>×</m:t>
+        </m:r>
+      </m:oMath>
+      <w:r>
+        <w:t xml:space="preserve"> </w:t>
+      </w:r>
+      <w:r>
+        <w:t xml:space="preserve">below the dose that</w:t>
+      </w:r>
+      <w:r>
+        <w:t xml:space="preserve"> </w:t>
+      </w:r>
+      <w:r>
+        <w:t xml:space="preserve">already produces nothing, at a dose rate some</w:t>
+      </w:r>
+      <w:r>
+        <w:t xml:space="preserve"> </w:t>
+      </w:r>
+      <m:oMath>
+        <m:r>
+          <m:t>3</m:t>
+        </m:r>
+        <m:r>
+          <m:rPr>
+            <m:sty m:val="p"/>
+          </m:rPr>
+          <m:t>×</m:t>
+        </m:r>
+        <m:sSup>
+          <m:e>
+            <m:r>
+              <m:t>10</m:t>
+            </m:r>
+          </m:e>
+          <m:sup>
+            <m:r>
+              <m:t>6</m:t>
+            </m:r>
+          </m:sup>
+        </m:sSup>
+      </m:oMath>
+      <w:r>
+        <w:t xml:space="preserve"> </w:t>
+      </w:r>
+      <w:r>
+        <w:t xml:space="preserve">times lower. A</w:t>
+      </w:r>
+      <w:r>
+        <w:t xml:space="preserve"> </w:t>
+      </w:r>
+      <w:r>
+        <w:t xml:space="preserve">transcriptional null at that exposure is what the assay predicts, and it therefore bounds</w:t>
+      </w:r>
+      <w:r>
+        <w:t xml:space="preserve"> </w:t>
+      </w:r>
+      <w:r>
+        <w:t xml:space="preserve">the ISS radiation effect below our floor rather than demonstrating that no damage occurs.</w:t>
+      </w:r>
+      <w:r>
+        <w:t xml:space="preserve"> </w:t>
+      </w:r>
+      <w:r>
+        <w:t xml:space="preserve">Transcription is a poor dosimeter at ISS dose rates, where repair keeps pace with damage</w:t>
+      </w:r>
+      <w:r>
+        <w:t xml:space="preserve"> </w:t>
+      </w:r>
+      <w:r>
+        <w:t xml:space="preserve">and no acute programme is triggered.</w:t>
+      </w:r>
+    </w:p>
+    <w:p>
+      <w:pPr>
+        <w:pStyle w:val="BodyText"/>
+      </w:pPr>
+      <w:r>
+        <w:t xml:space="preserve">Two consequences follow for practice. A transcriptomic radiation biomarker developed on</w:t>
+      </w:r>
+      <w:r>
+        <w:t xml:space="preserve"> </w:t>
+      </w:r>
+      <w:r>
+        <w:t xml:space="preserve">acute ground irradiation should not be expected to report LEO exposure, and its absence in</w:t>
+      </w:r>
+      <w:r>
+        <w:t xml:space="preserve"> </w:t>
+      </w:r>
+      <w:r>
+        <w:t xml:space="preserve">flight data should not be read as evidence of radiation safety. And if a radiation</w:t>
+      </w:r>
+      <w:r>
+        <w:t xml:space="preserve"> </w:t>
+      </w:r>
+      <w:r>
+        <w:t xml:space="preserve">signature is ever wanted from flight material, it will have to come from an assay with a</w:t>
+      </w:r>
+      <w:r>
+        <w:t xml:space="preserve"> </w:t>
+      </w:r>
+      <w:r>
+        <w:t xml:space="preserve">floor two orders of magnitude below this one — direct damage markers such as</w:t>
+      </w:r>
+      <w:r>
+        <w:t xml:space="preserve"> </w:t>
+      </w:r>
+      <m:oMath>
+        <m:r>
+          <m:t>γ</m:t>
+        </m:r>
+      </m:oMath>
+      <w:r>
+        <w:t xml:space="preserve">-H2AX foci or mutation accumulation, rather than steady-state transcript</w:t>
+      </w:r>
+      <w:r>
+        <w:t xml:space="preserve"> </w:t>
+      </w:r>
+      <w:r>
+        <w:t xml:space="preserve">abundance.</w:t>
+      </w:r>
+    </w:p>
+    <w:bookmarkEnd w:id="90"/>
+    <w:bookmarkStart w:id="91" w:name="X5acbd6afb8cc65a09bd565fef06ddb63788fc7f"/>
+    <w:p>
+      <w:pPr>
+        <w:pStyle w:val="Heading2"/>
+      </w:pPr>
+      <w:r>
+        <w:t xml:space="preserve">Why terrestrial irradiation did not predict the flight response</w:t>
+      </w:r>
+    </w:p>
+    <w:p>
+      <w:pPr>
+        <w:pStyle w:val="FirstParagraph"/>
+      </w:pPr>
+      <w:r>
+        <w:t xml:space="preserve">Three explanations were available for the flight null, and the data separate them.</w:t>
+      </w:r>
+    </w:p>
+    <w:p>
+      <w:pPr>
+        <w:pStyle w:val="BodyText"/>
+      </w:pPr>
+      <w:r>
+        <w:rPr>
+          <w:b/>
+          <w:bCs/>
+        </w:rPr>
+        <w:t xml:space="preserve">Radiation quality is not the reason.</w:t>
+      </w:r>
+      <w:r>
+        <w:t xml:space="preserve"> </w:t>
+      </w:r>
+      <w:r>
+        <w:t xml:space="preserve">The matched within-study comparison of gamma</w:t>
+      </w:r>
+      <w:r>
+        <w:t xml:space="preserve"> </w:t>
+      </w:r>
+      <w:r>
+        <w:t xml:space="preserve">against Fe-56 HZE ions places the difference inside the range of variation between two</w:t>
+      </w:r>
+      <w:r>
+        <w:t xml:space="preserve"> </w:t>
+      </w:r>
+      <w:r>
+        <w:t xml:space="preserve">gamma irradiations in different laboratories. At the level this assay measures, ground</w:t>
+      </w:r>
+      <w:r>
+        <w:t xml:space="preserve"> </w:t>
+      </w:r>
+      <w:r>
+        <w:t xml:space="preserve">gamma is not demonstrably a poor model of particle radiation, and every quality tested</w:t>
+      </w:r>
+      <w:r>
+        <w:t xml:space="preserve"> </w:t>
+      </w:r>
+      <w:r>
+        <w:t xml:space="preserve">fires the same conserved DNA-damage core. We had expected the opposite and pre-registered</w:t>
+      </w:r>
+      <w:r>
+        <w:t xml:space="preserve"> </w:t>
+      </w:r>
+      <w:r>
+        <w:t xml:space="preserve">the test that refuted it.</w:t>
+      </w:r>
+    </w:p>
+    <w:p>
+      <w:pPr>
+        <w:pStyle w:val="BodyText"/>
+      </w:pPr>
+      <w:r>
+        <w:rPr>
+          <w:b/>
+          <w:bCs/>
+        </w:rPr>
+        <w:t xml:space="preserve">Dose is the reason.</w:t>
+      </w:r>
+      <w:r>
+        <w:t xml:space="preserve"> </w:t>
+      </w:r>
+      <w:r>
+        <w:t xml:space="preserve">The model was trained on 6-day seedlings given</w:t>
+      </w:r>
+      <w:r>
+        <w:t xml:space="preserve"> </w:t>
+      </w:r>
+      <w:r>
+        <w:t xml:space="preserve">100 Gy of Co-60 in ten minutes. An ISS plant experiment receives</w:t>
+      </w:r>
+      <w:r>
+        <w:t xml:space="preserve"> </w:t>
+      </w:r>
+      <w:r>
+        <w:t xml:space="preserve">0.39–2.485 cGy over one to ten weeks: roughly 4024 times</w:t>
+      </w:r>
+      <w:r>
+        <w:t xml:space="preserve"> </w:t>
+      </w:r>
+      <w:r>
+        <w:t xml:space="preserve">less dose, delivered some</w:t>
+      </w:r>
+      <w:r>
+        <w:t xml:space="preserve"> </w:t>
+      </w:r>
+      <m:oMath>
+        <m:r>
+          <m:t>3</m:t>
+        </m:r>
+        <m:r>
+          <m:rPr>
+            <m:sty m:val="p"/>
+          </m:rPr>
+          <m:t>×</m:t>
+        </m:r>
+        <m:sSup>
+          <m:e>
+            <m:r>
+              <m:t>10</m:t>
+            </m:r>
+          </m:e>
+          <m:sup>
+            <m:r>
+              <m:t>6</m:t>
+            </m:r>
+          </m:sup>
+        </m:sSup>
+      </m:oMath>
+      <w:r>
+        <w:t xml:space="preserve"> </w:t>
+      </w:r>
+      <w:r>
+        <w:t xml:space="preserve">times more slowly. The gap is not marginal, and</w:t>
+      </w:r>
+      <w:r>
+        <w:t xml:space="preserve"> </w:t>
+      </w:r>
+      <w:r>
+        <w:t xml:space="preserve">no signature calibrated at that exposure could be expected to report this one.</w:t>
+      </w:r>
+    </w:p>
+    <w:p>
+      <w:pPr>
+        <w:pStyle w:val="BodyText"/>
+      </w:pPr>
+      <w:r>
+        <w:rPr>
+          <w:b/>
+          <w:bCs/>
+        </w:rPr>
+        <w:t xml:space="preserve">And the ISS is the wrong place to look for it.</w:t>
+      </w:r>
+      <w:r>
+        <w:t xml:space="preserve"> </w:t>
+      </w:r>
+      <w:r>
+        <w:t xml:space="preserve">That the flight dose is small is</w:t>
+      </w:r>
+      <w:r>
+        <w:t xml:space="preserve"> </w:t>
+      </w:r>
+      <w:r>
+        <w:t xml:space="preserve">not an accident of mission length; it is what the Earth’s magnetic field does. The station</w:t>
+      </w:r>
+      <w:r>
+        <w:t xml:space="preserve"> </w:t>
+      </w:r>
+      <w:r>
+        <w:t xml:space="preserve">orbits deep inside the magnetosphere, where the geomagnetic cutoff deflects lower-rigidity</w:t>
+      </w:r>
+      <w:r>
+        <w:t xml:space="preserve"> </w:t>
+      </w:r>
+      <w:r>
+        <w:t xml:space="preserve">particles and the residual exposure is dominated by trapped protons encountered in the</w:t>
+      </w:r>
+      <w:r>
+        <w:t xml:space="preserve"> </w:t>
+      </w:r>
+      <w:r>
+        <w:t xml:space="preserve">South Atlantic Anomaly together with a strongly modulated galactic cosmic-ray component</w:t>
+      </w:r>
+      <w:r>
+        <w:t xml:space="preserve"> </w:t>
+      </w:r>
+      <w:r>
+        <w:t xml:space="preserve">(Reitz 2008)</w:t>
+      </w:r>
+      <w:r>
+        <w:t xml:space="preserve">. Beyond the magnetosphere that protection is absent, and measurements</w:t>
+      </w:r>
+      <w:r>
+        <w:t xml:space="preserve"> </w:t>
+      </w:r>
+      <w:r>
+        <w:t xml:space="preserve">from Earth to lunar distance during Artemis-I show how different the field becomes</w:t>
+      </w:r>
+      <w:r>
+        <w:t xml:space="preserve"> </w:t>
+      </w:r>
+      <w:r>
+        <w:t xml:space="preserve">(Slaba et al. 2025)</w:t>
+      </w:r>
+      <w:r>
+        <w:t xml:space="preserve">.</w:t>
+      </w:r>
+    </w:p>
+    <w:p>
+      <w:pPr>
+        <w:pStyle w:val="BodyText"/>
+      </w:pPr>
+      <w:r>
+        <w:t xml:space="preserve">The inversion is worth stating plainly, because it runs against the intuition that</w:t>
+      </w:r>
+      <w:r>
+        <w:t xml:space="preserve"> </w:t>
+      </w:r>
+      <w:r>
+        <w:t xml:space="preserve">spaceflight data are the gold standard for space radiation biology. For</w:t>
+      </w:r>
+      <w:r>
+        <w:t xml:space="preserve"> </w:t>
+      </w:r>
+      <w:r>
+        <w:rPr>
+          <w:i/>
+          <w:iCs/>
+        </w:rPr>
+        <w:t xml:space="preserve">radiation</w:t>
+      </w:r>
+      <w:r>
+        <w:t xml:space="preserve"> </w:t>
+      </w:r>
+      <w:r>
+        <w:t xml:space="preserve">specifically, low Earth orbit is a poor analogue of deep space — it is a shielded</w:t>
+      </w:r>
+      <w:r>
+        <w:t xml:space="preserve"> </w:t>
+      </w:r>
+      <w:r>
+        <w:t xml:space="preserve">environment — and a ground-based mixed-field simulator such as NSRL may model the</w:t>
+      </w:r>
+      <w:r>
+        <w:t xml:space="preserve"> </w:t>
+      </w:r>
+      <w:r>
+        <w:t xml:space="preserve">deep-space particle spectrum considerably better than the ISS does. A negative radiation</w:t>
+      </w:r>
+      <w:r>
+        <w:t xml:space="preserve"> </w:t>
+      </w:r>
+      <w:r>
+        <w:t xml:space="preserve">result from ISS plants is therefore evidence about low Earth orbit, and carries little</w:t>
+      </w:r>
+      <w:r>
+        <w:t xml:space="preserve"> </w:t>
+      </w:r>
+      <w:r>
+        <w:t xml:space="preserve">information about the exposures a Mars transit would impose.</w:t>
+      </w:r>
+    </w:p>
+    <w:bookmarkEnd w:id="91"/>
+    <w:bookmarkStart w:id="92" w:name="limitations"/>
+    <w:p>
+      <w:pPr>
+        <w:pStyle w:val="Heading2"/>
+      </w:pPr>
+      <w:r>
+        <w:t xml:space="preserve">Limitations</w:t>
+      </w:r>
+    </w:p>
+    <w:p>
+      <w:pPr>
+        <w:pStyle w:val="FirstParagraph"/>
+      </w:pPr>
+      <w:r>
+        <w:t xml:space="preserve">The single-nucleus atlas is developmental and unirradiated, so deconvolution assumes</w:t>
+      </w:r>
+      <w:r>
+        <w:t xml:space="preserve"> </w:t>
+      </w:r>
+      <w:r>
+        <w:t xml:space="preserve">cell-type signatures are stable under</w:t>
+      </w:r>
+      <w:r>
+        <w:t xml:space="preserve"> </w:t>
+      </w:r>
+      <m:oMath>
+        <m:r>
+          <m:t>γ</m:t>
+        </m:r>
+      </m:oMath>
+      <w:r>
+        <w:t xml:space="preserve">-irradiation. The design cannot test that</w:t>
+      </w:r>
+      <w:r>
+        <w:t xml:space="preserve"> </w:t>
+      </w:r>
+      <w:r>
+        <w:t xml:space="preserve">assumption, and it is an assumption, not a finding.</w:t>
+      </w:r>
+    </w:p>
+    <w:p>
+      <w:pPr>
+        <w:pStyle w:val="BodyText"/>
+      </w:pPr>
+      <w:r>
+        <w:t xml:space="preserve">Replication is modest: two biological replicates per genotype–timepoint cell in OSD-508</w:t>
+      </w:r>
+      <w:r>
+        <w:t xml:space="preserve"> </w:t>
+      </w:r>
+      <w:r>
+        <w:t xml:space="preserve">and OSD-510.</w:t>
+      </w:r>
+    </w:p>
+    <w:p>
+      <w:pPr>
+        <w:pStyle w:val="BodyText"/>
+      </w:pPr>
+      <w:r>
+        <w:t xml:space="preserve">Cohort B pools four ecotypes (Col-0, WS, Sku5, Sku6) across three timepoints, because</w:t>
+      </w:r>
+      <w:r>
+        <w:t xml:space="preserve"> </w:t>
+      </w:r>
+      <w:r>
+        <w:t xml:space="preserve">splitting on ecotype would leave single-study arms of two timepoints each — too few for</w:t>
+      </w:r>
+      <w:r>
+        <w:t xml:space="preserve"> </w:t>
+      </w:r>
+      <w:r>
+        <w:t xml:space="preserve">a bifurcation to be placed. Ecotype is therefore uncontrolled within that cohort.</w:t>
+      </w:r>
+    </w:p>
+    <w:p>
+      <w:pPr>
+        <w:pStyle w:val="BodyText"/>
+      </w:pPr>
+      <w:r>
+        <w:t xml:space="preserve">SOG1 binding was called from bedGraph coverage with a binned enrichment test rather than</w:t>
+      </w:r>
+      <w:r>
+        <w:t xml:space="preserve"> </w:t>
+      </w:r>
+      <w:r>
+        <w:t xml:space="preserve">from a dedicated peak caller, because GEO distributes coverage rather than called peaks</w:t>
+      </w:r>
+      <w:r>
+        <w:t xml:space="preserve"> </w:t>
+      </w:r>
+      <w:r>
+        <w:t xml:space="preserve">for GSE112529. The dual-control requirement makes the calls conservative, but they are</w:t>
+      </w:r>
+      <w:r>
+        <w:t xml:space="preserve"> </w:t>
+      </w:r>
+      <w:r>
+        <w:t xml:space="preserve">not equivalent to a MACS analysis of the raw reads.</w:t>
+      </w:r>
+    </w:p>
+    <w:p>
+      <w:pPr>
+        <w:pStyle w:val="BodyText"/>
+      </w:pPr>
+      <w:r>
+        <w:t xml:space="preserve">The spaceflight corpus is Arabidopsis-only, and not by choice: Ensembl returns no</w:t>
+      </w:r>
+      <w:r>
+        <w:t xml:space="preserve"> </w:t>
+      </w:r>
+      <w:r>
+        <w:t xml:space="preserve">Arabidopsis-to-mouse orthologues for SOG1, MYB3R1 or E2F3, plant and vertebrate Compara</w:t>
+      </w:r>
+      <w:r>
+        <w:t xml:space="preserve"> </w:t>
+      </w:r>
+      <w:r>
+        <w:t xml:space="preserve">being separate databases, and SOG1 is a plant-specific NAC with no animal homolog. The</w:t>
+      </w:r>
+      <w:r>
+        <w:t xml:space="preserve"> </w:t>
+      </w:r>
+      <w:r>
+        <w:t xml:space="preserve">132 mouse and 29 human spaceflight studies in OSDR cannot be scored on these regulators.</w:t>
+      </w:r>
+    </w:p>
+    <w:p>
+      <w:pPr>
+        <w:pStyle w:val="BodyText"/>
+      </w:pPr>
+      <w:r>
+        <w:t xml:space="preserve">The quality test rests on a single matched pair, whose arms also differ in absorbed dose</w:t>
+      </w:r>
+      <w:r>
+        <w:t xml:space="preserve"> </w:t>
+      </w:r>
+      <w:r>
+        <w:t xml:space="preserve">(100 Gy gamma against 30 Gy Fe-56, chosen for comparable biological effect), so dose and</w:t>
+      </w:r>
+      <w:r>
+        <w:t xml:space="preserve"> </w:t>
+      </w:r>
+      <w:r>
+        <w:t xml:space="preserve">quality are not fully separable even there; a null from one comparison is weak evidence of</w:t>
+      </w:r>
+      <w:r>
+        <w:t xml:space="preserve"> </w:t>
+      </w:r>
+      <w:r>
+        <w:t xml:space="preserve">absence. The only simulated-GCR study, OSD-658, is excluded from every quality comparison</w:t>
+      </w:r>
+      <w:r>
+        <w:t xml:space="preserve"> </w:t>
+      </w:r>
+      <w:r>
+        <w:t xml:space="preserve">because it irradiated dry dormant seed while all others used hydrated tissue — its</w:t>
+      </w:r>
+      <w:r>
+        <w:t xml:space="preserve"> </w:t>
+      </w:r>
+      <w:r>
+        <w:t xml:space="preserve">divergence would confound developmental state with radiation quality. NSRL’s sequential</w:t>
+      </w:r>
+      <w:r>
+        <w:t xml:space="preserve"> </w:t>
+      </w:r>
+      <w:r>
+        <w:t xml:space="preserve">beams approximate a chronic mixed field rather than reproducing it.</w:t>
+      </w:r>
+    </w:p>
+    <w:p>
+      <w:pPr>
+        <w:pStyle w:val="BodyText"/>
+      </w:pPr>
+      <w:r>
+        <w:t xml:space="preserve">The detection floor is measured for acute exposure delivered in seconds. ISS exposure is</w:t>
+      </w:r>
+      <w:r>
+        <w:t xml:space="preserve"> </w:t>
+      </w:r>
+      <w:r>
+        <w:t xml:space="preserve">chronic and roughly</w:t>
+      </w:r>
+      <w:r>
+        <w:t xml:space="preserve"> </w:t>
+      </w:r>
+      <m:oMath>
+        <m:r>
+          <m:t>3</m:t>
+        </m:r>
+        <m:r>
+          <m:rPr>
+            <m:sty m:val="p"/>
+          </m:rPr>
+          <m:t>×</m:t>
+        </m:r>
+        <m:sSup>
+          <m:e>
+            <m:r>
+              <m:t>10</m:t>
+            </m:r>
+          </m:e>
+          <m:sup>
+            <m:r>
+              <m:t>6</m:t>
+            </m:r>
+          </m:sup>
+        </m:sSup>
+      </m:oMath>
+      <w:r>
+        <w:t xml:space="preserve"> </w:t>
+      </w:r>
+      <w:r>
+        <w:t xml:space="preserve">times slower, where repair keeps pace, so the true</w:t>
+      </w:r>
+      <w:r>
+        <w:t xml:space="preserve"> </w:t>
+      </w:r>
+      <w:r>
+        <w:t xml:space="preserve">chronic floor is plausibly higher still — which widens the gap rather than narrowing it.</w:t>
+      </w:r>
+      <w:r>
+        <w:t xml:space="preserve"> </w:t>
+      </w:r>
+      <w:r>
+        <w:t xml:space="preserve">The ISS dose rate is crew-module dosimetry, not a dosimeter inside the plant hardware, and</w:t>
+      </w:r>
+      <w:r>
+        <w:t xml:space="preserve"> </w:t>
+      </w:r>
+      <w:r>
+        <w:t xml:space="preserve">local shielding will differ. The dose points also come from two studies using different</w:t>
+      </w:r>
+      <w:r>
+        <w:t xml:space="preserve"> </w:t>
+      </w:r>
+      <w:r>
+        <w:t xml:space="preserve">material (dry seeds for the GCR arm, 4-week-old plants for the</w:t>
+      </w:r>
+      <w:r>
+        <w:t xml:space="preserve"> </w:t>
+      </w:r>
+      <m:oMath>
+        <m:sSup>
+          <m:e>
+            <m:r>
+              <m:t>​</m:t>
+            </m:r>
+          </m:e>
+          <m:sup>
+            <m:r>
+              <m:t>137</m:t>
+            </m:r>
+          </m:sup>
+        </m:sSup>
+      </m:oMath>
+      <w:r>
         <w:t xml:space="preserve">Cs arm), so the</w:t>
       </w:r>
       <w:r>
@@ -8025,14 +8708,327 @@
         <w:t xml:space="preserve">an R installation.</w:t>
       </w:r>
     </w:p>
-    <w:bookmarkEnd w:id="86"/>
-    <w:bookmarkEnd w:id="87"/>
-    <w:bookmarkStart w:id="120" w:name="data-and-code-availability"/>
+    <w:bookmarkEnd w:id="92"/>
+    <w:bookmarkEnd w:id="93"/>
+    <w:bookmarkStart w:id="94" w:name="conclusions"/>
     <w:p>
       <w:pPr>
         <w:pStyle w:val="Heading1"/>
       </w:pPr>
       <w:r>
+        <w:t xml:space="preserve">Conclusions</w:t>
+      </w:r>
+    </w:p>
+    <w:p>
+      <w:pPr>
+        <w:pStyle w:val="FirstParagraph"/>
+      </w:pPr>
+      <w:r>
+        <w:t xml:space="preserve">A single-cell atlas can act on a DREM model rather than on its annotation, through the</w:t>
+      </w:r>
+      <w:r>
+        <w:t xml:space="preserve"> </w:t>
+      </w:r>
+      <w:r>
+        <w:t xml:space="preserve">score column the engine already reads. Doing so on an</w:t>
+      </w:r>
+      <w:r>
+        <w:t xml:space="preserve"> </w:t>
+      </w:r>
+      <w:r>
+        <w:rPr>
+          <w:i/>
+          <w:iCs/>
+        </w:rPr>
+        <w:t xml:space="preserve">Arabidopsis</w:t>
+      </w:r>
+      <w:r>
+        <w:t xml:space="preserve"> </w:t>
+      </w:r>
+      <m:oMath>
+        <m:r>
+          <m:t>γ</m:t>
+        </m:r>
+      </m:oMath>
+      <w:r>
+        <w:t xml:space="preserve">-irradiation pseudo-time-series reproduces the published SOG1/MYB3R regulatory</w:t>
+      </w:r>
+      <w:r>
+        <w:t xml:space="preserve"> </w:t>
+      </w:r>
+      <w:r>
+        <w:t xml:space="preserve">logic, and the atlas acts specifically: it demotes seed-restricted NAC regulators absent</w:t>
+      </w:r>
+      <w:r>
+        <w:t xml:space="preserve"> </w:t>
+      </w:r>
+      <w:r>
+        <w:t xml:space="preserve">from irradiated seedlings while leaving SOG1, itself a NAC, untouched.</w:t>
+      </w:r>
+    </w:p>
+    <w:p>
+      <w:pPr>
+        <w:pStyle w:val="BodyText"/>
+      </w:pPr>
+      <w:r>
+        <w:t xml:space="preserve">Turning that model into a decoder and applying it across NASA’s Open Science Data</w:t>
+      </w:r>
+      <w:r>
+        <w:t xml:space="preserve"> </w:t>
+      </w:r>
+      <w:r>
+        <w:t xml:space="preserve">Repository gives a negative result, and the value of the negative result depends entirely</w:t>
+      </w:r>
+      <w:r>
+        <w:t xml:space="preserve"> </w:t>
+      </w:r>
+      <w:r>
+        <w:t xml:space="preserve">on knowing what would have counted as a positive one. No OSDR plant study outside the</w:t>
+      </w:r>
+      <w:r>
+        <w:t xml:space="preserve"> </w:t>
+      </w:r>
+      <w:r>
+        <w:t xml:space="preserve">irradiation cohort carries the coordinated signature; no DREM transcription factor is</w:t>
+      </w:r>
+      <w:r>
+        <w:t xml:space="preserve"> </w:t>
+      </w:r>
+      <w:r>
+        <w:t xml:space="preserve">altered in spaceflight at 5% FDR; and no flight contrast resembles any phase of the</w:t>
+      </w:r>
+      <w:r>
+        <w:t xml:space="preserve"> </w:t>
+      </w:r>
+      <w:r>
+        <w:t xml:space="preserve">radiation trajectory, while irradiation contrasts trace it to a clear peak.</w:t>
+      </w:r>
+    </w:p>
+    <w:p>
+      <w:pPr>
+        <w:pStyle w:val="BodyText"/>
+      </w:pPr>
+      <w:r>
+        <w:t xml:space="preserve">Current ISS plant transcriptomes therefore carry no detectable radiation-damage biomarker</w:t>
+      </w:r>
+      <w:r>
+        <w:t xml:space="preserve"> </w:t>
+      </w:r>
+      <w:r>
+        <w:t xml:space="preserve">as this analysis defines one. The reason is dose, not radiation quality: a matched</w:t>
+      </w:r>
+      <w:r>
+        <w:t xml:space="preserve"> </w:t>
+      </w:r>
+      <w:r>
+        <w:t xml:space="preserve">comparison of</w:t>
+      </w:r>
+      <w:r>
+        <w:t xml:space="preserve"> </w:t>
+      </w:r>
+      <m:oMath>
+        <m:r>
+          <m:t>γ</m:t>
+        </m:r>
+      </m:oMath>
+      <w:r>
+        <w:t xml:space="preserve"> </w:t>
+      </w:r>
+      <w:r>
+        <w:t xml:space="preserve">against Fe-56 HZE ions places the difference inside the range of</w:t>
+      </w:r>
+      <w:r>
+        <w:t xml:space="preserve"> </w:t>
+      </w:r>
+      <w:r>
+        <w:t xml:space="preserve">variation between two</w:t>
+      </w:r>
+      <w:r>
+        <w:t xml:space="preserve"> </w:t>
+      </w:r>
+      <m:oMath>
+        <m:r>
+          <m:t>γ</m:t>
+        </m:r>
+      </m:oMath>
+      <w:r>
+        <w:t xml:space="preserve"> </w:t>
+      </w:r>
+      <w:r>
+        <w:t xml:space="preserve">irradiations in different laboratories, whereas the model’s</w:t>
+      </w:r>
+      <w:r>
+        <w:t xml:space="preserve"> </w:t>
+      </w:r>
+      <w:r>
+        <w:t xml:space="preserve">training exposure exceeds the largest ISS mission dose by a factor of</w:t>
+      </w:r>
+      <w:r>
+        <w:t xml:space="preserve"> </w:t>
+      </w:r>
+      <w:r>
+        <w:t xml:space="preserve">4024. Low Earth orbit is a magnetically shielded environment, and for</w:t>
+      </w:r>
+      <w:r>
+        <w:t xml:space="preserve"> </w:t>
+      </w:r>
+      <w:r>
+        <w:t xml:space="preserve">radiation biology specifically it is a poor analogue of deep space.</w:t>
+      </w:r>
+    </w:p>
+    <w:p>
+      <w:pPr>
+        <w:pStyle w:val="BodyText"/>
+      </w:pPr>
+      <w:r>
+        <w:t xml:space="preserve">The practical consequence is that a transcriptomic radiation biomarker developed on acute</w:t>
+      </w:r>
+      <w:r>
+        <w:t xml:space="preserve"> </w:t>
+      </w:r>
+      <w:r>
+        <w:t xml:space="preserve">ground irradiation should not be expected to report LEO exposure, and its absence in</w:t>
+      </w:r>
+      <w:r>
+        <w:t xml:space="preserve"> </w:t>
+      </w:r>
+      <w:r>
+        <w:t xml:space="preserve">flight data is not evidence of radiation safety. Detecting radiation effects in ISS plant</w:t>
+      </w:r>
+      <w:r>
+        <w:t xml:space="preserve"> </w:t>
+      </w:r>
+      <w:r>
+        <w:t xml:space="preserve">material will require assays with floors orders of magnitude lower than steady-state</w:t>
+      </w:r>
+      <w:r>
+        <w:t xml:space="preserve"> </w:t>
+      </w:r>
+      <w:r>
+        <w:t xml:space="preserve">transcript abundance.</w:t>
+      </w:r>
+    </w:p>
+    <w:bookmarkEnd w:id="94"/>
+    <w:bookmarkStart w:id="95" w:name="author-contributions"/>
+    <w:p>
+      <w:pPr>
+        <w:pStyle w:val="Heading1"/>
+      </w:pPr>
+      <w:r>
+        <w:t xml:space="preserve">Author contributions</w:t>
+      </w:r>
+    </w:p>
+    <w:p>
+      <w:pPr>
+        <w:pStyle w:val="FirstParagraph"/>
+      </w:pPr>
+      <w:r>
+        <w:rPr>
+          <w:b/>
+          <w:bCs/>
+        </w:rPr>
+        <w:t xml:space="preserve">TODO: author contributions.</w:t>
+      </w:r>
+      <w:r>
+        <w:t xml:space="preserve"> </w:t>
+      </w:r>
+      <w:r>
+        <w:t xml:space="preserve">R.J.B. conceived and performed the analysis and wrote</w:t>
+      </w:r>
+      <w:r>
+        <w:t xml:space="preserve"> </w:t>
+      </w:r>
+      <w:r>
+        <w:t xml:space="preserve">the manuscript.</w:t>
+      </w:r>
+    </w:p>
+    <w:bookmarkEnd w:id="95"/>
+    <w:bookmarkStart w:id="96" w:name="competing-interests"/>
+    <w:p>
+      <w:pPr>
+        <w:pStyle w:val="Heading1"/>
+      </w:pPr>
+      <w:r>
+        <w:t xml:space="preserve">Competing interests</w:t>
+      </w:r>
+    </w:p>
+    <w:p>
+      <w:pPr>
+        <w:pStyle w:val="FirstParagraph"/>
+      </w:pPr>
+      <w:r>
+        <w:t xml:space="preserve">The authors declare no competing interests.</w:t>
+      </w:r>
+    </w:p>
+    <w:bookmarkEnd w:id="96"/>
+    <w:bookmarkStart w:id="97" w:name="funding"/>
+    <w:p>
+      <w:pPr>
+        <w:pStyle w:val="Heading1"/>
+      </w:pPr>
+      <w:r>
+        <w:t xml:space="preserve">Funding</w:t>
+      </w:r>
+    </w:p>
+    <w:p>
+      <w:pPr>
+        <w:pStyle w:val="FirstParagraph"/>
+      </w:pPr>
+      <w:r>
+        <w:rPr>
+          <w:b/>
+          <w:bCs/>
+        </w:rPr>
+        <w:t xml:space="preserve">TODO: funding sources and grant numbers.</w:t>
+      </w:r>
+    </w:p>
+    <w:bookmarkEnd w:id="97"/>
+    <w:bookmarkStart w:id="98" w:name="acknowledgements"/>
+    <w:p>
+      <w:pPr>
+        <w:pStyle w:val="Heading1"/>
+      </w:pPr>
+      <w:r>
+        <w:t xml:space="preserve">Acknowledgements</w:t>
+      </w:r>
+    </w:p>
+    <w:p>
+      <w:pPr>
+        <w:pStyle w:val="FirstParagraph"/>
+      </w:pPr>
+      <w:r>
+        <w:t xml:space="preserve">We thank the investigators who deposited the studies analysed here, and NASA’s Open</w:t>
+      </w:r>
+      <w:r>
+        <w:t xml:space="preserve"> </w:t>
+      </w:r>
+      <w:r>
+        <w:t xml:space="preserve">Science Data Repository and GeneLab for curating and publishing them. This work reuses</w:t>
+      </w:r>
+      <w:r>
+        <w:t xml:space="preserve"> </w:t>
+      </w:r>
+      <w:r>
+        <w:t xml:space="preserve">DREM 2.0.7, distributed by the Ernst laboratory under GPL-3.0.</w:t>
+      </w:r>
+      <w:r>
+        <w:t xml:space="preserve"> </w:t>
+      </w:r>
+      <w:r>
+        <w:rPr>
+          <w:b/>
+          <w:bCs/>
+        </w:rPr>
+        <w:t xml:space="preserve">TODO: further acknowledgements.</w:t>
+      </w:r>
+    </w:p>
+    <w:bookmarkEnd w:id="98"/>
+    <w:bookmarkStart w:id="135" w:name="data-and-code-availability"/>
+    <w:p>
+      <w:pPr>
+        <w:pStyle w:val="Heading1"/>
+      </w:pPr>
+      <w:r>
         <w:t xml:space="preserve">Data and code availability</w:t>
       </w:r>
     </w:p>
@@ -8046,7 +9042,7 @@
       <w:r>
         <w:t xml:space="preserve"> </w:t>
       </w:r>
-      <w:hyperlink r:id="rId88">
+      <w:hyperlink r:id="rId99">
         <w:r>
           <w:rPr>
             <w:rStyle w:val="Hyperlink"/>
@@ -8208,8 +9204,8 @@
         <w:t xml:space="preserve">pipeline.</w:t>
       </w:r>
     </w:p>
-    <w:bookmarkStart w:id="119" w:name="refs"/>
-    <w:bookmarkStart w:id="90" w:name="ref-berardini2015tair"/>
+    <w:bookmarkStart w:id="134" w:name="refs"/>
+    <w:bookmarkStart w:id="101" w:name="ref-berardini2015tair"/>
     <w:p>
       <w:pPr>
         <w:pStyle w:val="Bibliography"/>
@@ -8254,7 +9250,7 @@
       <w:r>
         <w:t xml:space="preserve"> </w:t>
       </w:r>
-      <w:hyperlink r:id="rId89">
+      <w:hyperlink r:id="rId100">
         <w:r>
           <w:rPr>
             <w:rStyle w:val="Hyperlink"/>
@@ -8266,8 +9262,8 @@
         <w:t xml:space="preserve">.</w:t>
       </w:r>
     </w:p>
-    <w:bookmarkEnd w:id="90"/>
-    <w:bookmarkStart w:id="92" w:name="ref-bourbousse2018sog1"/>
+    <w:bookmarkEnd w:id="101"/>
+    <w:bookmarkStart w:id="103" w:name="ref-bourbousse2018sog1"/>
     <w:p>
       <w:pPr>
         <w:pStyle w:val="Bibliography"/>
@@ -8300,7 +9296,7 @@
       <w:r>
         <w:t xml:space="preserve"> </w:t>
       </w:r>
-      <w:hyperlink r:id="rId91">
+      <w:hyperlink r:id="rId102">
         <w:r>
           <w:rPr>
             <w:rStyle w:val="Hyperlink"/>
@@ -8312,8 +9308,8 @@
         <w:t xml:space="preserve">.</w:t>
       </w:r>
     </w:p>
-    <w:bookmarkEnd w:id="92"/>
-    <w:bookmarkStart w:id="94" w:name="ref-brooks2021connectf"/>
+    <w:bookmarkEnd w:id="103"/>
+    <w:bookmarkStart w:id="105" w:name="ref-brooks2021connectf"/>
     <w:p>
       <w:pPr>
         <w:pStyle w:val="Bibliography"/>
@@ -8346,7 +9342,7 @@
       <w:r>
         <w:t xml:space="preserve"> </w:t>
       </w:r>
-      <w:hyperlink r:id="rId93">
+      <w:hyperlink r:id="rId104">
         <w:r>
           <w:rPr>
             <w:rStyle w:val="Hyperlink"/>
@@ -8358,8 +9354,8 @@
         <w:t xml:space="preserve">.</w:t>
       </w:r>
     </w:p>
-    <w:bookmarkEnd w:id="94"/>
-    <w:bookmarkStart w:id="96" w:name="ref-ding2018idrem"/>
+    <w:bookmarkEnd w:id="105"/>
+    <w:bookmarkStart w:id="107" w:name="ref-ding2018idrem"/>
     <w:p>
       <w:pPr>
         <w:pStyle w:val="Bibliography"/>
@@ -8392,7 +9388,7 @@
       <w:r>
         <w:t xml:space="preserve"> </w:t>
       </w:r>
-      <w:hyperlink r:id="rId95">
+      <w:hyperlink r:id="rId106">
         <w:r>
           <w:rPr>
             <w:rStyle w:val="Hyperlink"/>
@@ -8404,8 +9400,8 @@
         <w:t xml:space="preserve">.</w:t>
       </w:r>
     </w:p>
-    <w:bookmarkEnd w:id="96"/>
-    <w:bookmarkStart w:id="98" w:name="ref-dremsoftware"/>
+    <w:bookmarkEnd w:id="107"/>
+    <w:bookmarkStart w:id="109" w:name="ref-dremsoftware"/>
     <w:p>
       <w:pPr>
         <w:pStyle w:val="Bibliography"/>
@@ -8423,7 +9419,7 @@
       <w:r>
         <w:t xml:space="preserve"> </w:t>
       </w:r>
-      <w:hyperlink r:id="rId97">
+      <w:hyperlink r:id="rId108">
         <w:r>
           <w:rPr>
             <w:rStyle w:val="Hyperlink"/>
@@ -8435,8 +9431,8 @@
         <w:t xml:space="preserve">; Ernst Lab.</w:t>
       </w:r>
     </w:p>
-    <w:bookmarkEnd w:id="98"/>
-    <w:bookmarkStart w:id="100" w:name="ref-ernst2007drem"/>
+    <w:bookmarkEnd w:id="109"/>
+    <w:bookmarkStart w:id="111" w:name="ref-ernst2007drem"/>
     <w:p>
       <w:pPr>
         <w:pStyle w:val="Bibliography"/>
@@ -8469,7 +9465,7 @@
       <w:r>
         <w:t xml:space="preserve"> </w:t>
       </w:r>
-      <w:hyperlink r:id="rId99">
+      <w:hyperlink r:id="rId110">
         <w:r>
           <w:rPr>
             <w:rStyle w:val="Hyperlink"/>
@@ -8481,8 +9477,8 @@
         <w:t xml:space="preserve">.</w:t>
       </w:r>
     </w:p>
-    <w:bookmarkEnd w:id="100"/>
-    <w:bookmarkStart w:id="102" w:name="ref-geo_gse112529"/>
+    <w:bookmarkEnd w:id="111"/>
+    <w:bookmarkStart w:id="113" w:name="ref-geo_gse112529"/>
     <w:p>
       <w:pPr>
         <w:pStyle w:val="Bibliography"/>
@@ -8500,7 +9496,7 @@
       <w:r>
         <w:t xml:space="preserve"> </w:t>
       </w:r>
-      <w:hyperlink r:id="rId101">
+      <w:hyperlink r:id="rId112">
         <w:r>
           <w:rPr>
             <w:rStyle w:val="Hyperlink"/>
@@ -8512,8 +9508,8 @@
         <w:t xml:space="preserve">; NCBI.</w:t>
       </w:r>
     </w:p>
-    <w:bookmarkEnd w:id="102"/>
-    <w:bookmarkStart w:id="104" w:name="ref-geo_gse226097"/>
+    <w:bookmarkEnd w:id="113"/>
+    <w:bookmarkStart w:id="115" w:name="ref-geo_gse226097"/>
     <w:p>
       <w:pPr>
         <w:pStyle w:val="Bibliography"/>
@@ -8531,7 +9527,7 @@
       <w:r>
         <w:t xml:space="preserve"> </w:t>
       </w:r>
-      <w:hyperlink r:id="rId103">
+      <w:hyperlink r:id="rId114">
         <w:r>
           <w:rPr>
             <w:rStyle w:val="Hyperlink"/>
@@ -8543,8 +9539,8 @@
         <w:t xml:space="preserve">; NCBI.</w:t>
       </w:r>
     </w:p>
-    <w:bookmarkEnd w:id="104"/>
-    <w:bookmarkStart w:id="106" w:name="ref-geo_gse60143"/>
+    <w:bookmarkEnd w:id="115"/>
+    <w:bookmarkStart w:id="117" w:name="ref-geo_gse60143"/>
     <w:p>
       <w:pPr>
         <w:pStyle w:val="Bibliography"/>
@@ -8562,7 +9558,7 @@
       <w:r>
         <w:t xml:space="preserve"> </w:t>
       </w:r>
-      <w:hyperlink r:id="rId105">
+      <w:hyperlink r:id="rId116">
         <w:r>
           <w:rPr>
             <w:rStyle w:val="Hyperlink"/>
@@ -8574,8 +9570,8 @@
         <w:t xml:space="preserve">; NCBI.</w:t>
       </w:r>
     </w:p>
-    <w:bookmarkEnd w:id="106"/>
-    <w:bookmarkStart w:id="108" w:name="ref-lee2023atlas"/>
+    <w:bookmarkEnd w:id="117"/>
+    <w:bookmarkStart w:id="119" w:name="ref-lee2023atlas"/>
     <w:p>
       <w:pPr>
         <w:pStyle w:val="Bibliography"/>
@@ -8599,7 +9595,7 @@
       <w:r>
         <w:t xml:space="preserve"> </w:t>
       </w:r>
-      <w:hyperlink r:id="rId107">
+      <w:hyperlink r:id="rId118">
         <w:r>
           <w:rPr>
             <w:rStyle w:val="Hyperlink"/>
@@ -8611,8 +9607,8 @@
         <w:t xml:space="preserve">.</w:t>
       </w:r>
     </w:p>
-    <w:bookmarkEnd w:id="108"/>
-    <w:bookmarkStart w:id="110" w:name="ref-osdr"/>
+    <w:bookmarkEnd w:id="119"/>
+    <w:bookmarkStart w:id="121" w:name="ref-osdr"/>
     <w:p>
       <w:pPr>
         <w:pStyle w:val="Bibliography"/>
@@ -8630,7 +9626,7 @@
       <w:r>
         <w:t xml:space="preserve"> </w:t>
       </w:r>
-      <w:hyperlink r:id="rId109">
+      <w:hyperlink r:id="rId120">
         <w:r>
           <w:rPr>
             <w:rStyle w:val="Hyperlink"/>
@@ -8642,8 +9638,8 @@
         <w:t xml:space="preserve">; NASA.</w:t>
       </w:r>
     </w:p>
-    <w:bookmarkEnd w:id="110"/>
-    <w:bookmarkStart w:id="112" w:name="ref-omalley2016cistrome"/>
+    <w:bookmarkEnd w:id="121"/>
+    <w:bookmarkStart w:id="123" w:name="ref-omalley2016cistrome"/>
     <w:p>
       <w:pPr>
         <w:pStyle w:val="Bibliography"/>
@@ -8676,7 +9672,7 @@
       <w:r>
         <w:t xml:space="preserve"> </w:t>
       </w:r>
-      <w:hyperlink r:id="rId111">
+      <w:hyperlink r:id="rId122">
         <w:r>
           <w:rPr>
             <w:rStyle w:val="Hyperlink"/>
@@ -8688,8 +9684,54 @@
         <w:t xml:space="preserve">.</w:t>
       </w:r>
     </w:p>
-    <w:bookmarkEnd w:id="112"/>
-    <w:bookmarkStart w:id="114" w:name="ref-schulz2012drem2"/>
+    <w:bookmarkEnd w:id="123"/>
+    <w:bookmarkStart w:id="125" w:name="ref-reitz2008leo"/>
+    <w:p>
+      <w:pPr>
+        <w:pStyle w:val="Bibliography"/>
+      </w:pPr>
+      <w:r>
+        <w:t xml:space="preserve">Reitz, Guenther. 2008.</w:t>
+      </w:r>
+      <w:r>
+        <w:t xml:space="preserve"> </w:t>
+      </w:r>
+      <w:r>
+        <w:t xml:space="preserve">“Characteristic of the Radiation Field in Low Earth Orbit and in Deep Space.”</w:t>
+      </w:r>
+      <w:r>
+        <w:t xml:space="preserve"> </w:t>
+      </w:r>
+      <w:r>
+        <w:rPr>
+          <w:i/>
+          <w:iCs/>
+        </w:rPr>
+        <w:t xml:space="preserve">Zeitschrift Für Medizinische Physik</w:t>
+      </w:r>
+      <w:r>
+        <w:t xml:space="preserve"> </w:t>
+      </w:r>
+      <w:r>
+        <w:t xml:space="preserve">18 (4): 233–43.</w:t>
+      </w:r>
+      <w:r>
+        <w:t xml:space="preserve"> </w:t>
+      </w:r>
+      <w:hyperlink r:id="rId124">
+        <w:r>
+          <w:rPr>
+            <w:rStyle w:val="Hyperlink"/>
+          </w:rPr>
+          <w:t xml:space="preserve">https://doi.org/10.1016/j.zemedi.2008.06.015</w:t>
+        </w:r>
+      </w:hyperlink>
+      <w:r>
+        <w:t xml:space="preserve">.</w:t>
+      </w:r>
+    </w:p>
+    <w:bookmarkEnd w:id="125"/>
+    <w:bookmarkStart w:id="127" w:name="ref-schulz2012drem2"/>
     <w:p>
       <w:pPr>
         <w:pStyle w:val="Bibliography"/>
@@ -8722,7 +9764,7 @@
       <w:r>
         <w:t xml:space="preserve"> </w:t>
       </w:r>
-      <w:hyperlink r:id="rId113">
+      <w:hyperlink r:id="rId126">
         <w:r>
           <w:rPr>
             <w:rStyle w:val="Hyperlink"/>
@@ -8734,8 +9776,54 @@
         <w:t xml:space="preserve">.</w:t>
       </w:r>
     </w:p>
-    <w:bookmarkEnd w:id="114"/>
-    <w:bookmarkStart w:id="116" w:name="ref-yoshida2022iss"/>
+    <w:bookmarkEnd w:id="127"/>
+    <w:bookmarkStart w:id="129" w:name="ref-slaba2025artemis"/>
+    <w:p>
+      <w:pPr>
+        <w:pStyle w:val="Bibliography"/>
+      </w:pPr>
+      <w:r>
+        <w:t xml:space="preserve">Slaba, Tony C., Shirin Rahmanian, Stuart George, et al. 2025.</w:t>
+      </w:r>
+      <w:r>
+        <w:t xml:space="preserve"> </w:t>
+      </w:r>
+      <w:r>
+        <w:t xml:space="preserve">“Validated Space Radiation Exposure Predictions from Earth to Mars During Artemis-i.”</w:t>
+      </w:r>
+      <w:r>
+        <w:t xml:space="preserve"> </w:t>
+      </w:r>
+      <w:r>
+        <w:rPr>
+          <w:i/>
+          <w:iCs/>
+        </w:rPr>
+        <w:t xml:space="preserve">Npj Microgravity</w:t>
+      </w:r>
+      <w:r>
+        <w:t xml:space="preserve"> </w:t>
+      </w:r>
+      <w:r>
+        <w:t xml:space="preserve">11 (1).</w:t>
+      </w:r>
+      <w:r>
+        <w:t xml:space="preserve"> </w:t>
+      </w:r>
+      <w:hyperlink r:id="rId128">
+        <w:r>
+          <w:rPr>
+            <w:rStyle w:val="Hyperlink"/>
+          </w:rPr>
+          <w:t xml:space="preserve">https://doi.org/10.1038/s41526-025-00459-y</w:t>
+        </w:r>
+      </w:hyperlink>
+      <w:r>
+        <w:t xml:space="preserve">.</w:t>
+      </w:r>
+    </w:p>
+    <w:bookmarkEnd w:id="129"/>
+    <w:bookmarkStart w:id="131" w:name="ref-yoshida2022iss"/>
     <w:p>
       <w:pPr>
         <w:pStyle w:val="Bibliography"/>
@@ -8768,7 +9856,7 @@
       <w:r>
         <w:t xml:space="preserve"> </w:t>
       </w:r>
-      <w:hyperlink r:id="rId115">
+      <w:hyperlink r:id="rId130">
         <w:r>
           <w:rPr>
             <w:rStyle w:val="Hyperlink"/>
@@ -8780,8 +9868,8 @@
         <w:t xml:space="preserve">.</w:t>
       </w:r>
     </w:p>
-    <w:bookmarkEnd w:id="116"/>
-    <w:bookmarkStart w:id="118" w:name="ref-yoshiyama2009sog1"/>
+    <w:bookmarkEnd w:id="131"/>
+    <w:bookmarkStart w:id="133" w:name="ref-yoshiyama2009sog1"/>
     <w:p>
       <w:pPr>
         <w:pStyle w:val="Bibliography"/>
@@ -8814,7 +9902,7 @@
       <w:r>
         <w:t xml:space="preserve"> </w:t>
       </w:r>
-      <w:hyperlink r:id="rId117">
+      <w:hyperlink r:id="rId132">
         <w:r>
           <w:rPr>
             <w:rStyle w:val="Hyperlink"/>
@@ -8826,9 +9914,9 @@
         <w:t xml:space="preserve">.</w:t>
       </w:r>
     </w:p>
-    <w:bookmarkEnd w:id="118"/>
-    <w:bookmarkEnd w:id="119"/>
-    <w:bookmarkEnd w:id="120"/>
+    <w:bookmarkEnd w:id="133"/>
+    <w:bookmarkEnd w:id="134"/>
+    <w:bookmarkEnd w:id="135"/>
     <w:sectPr>
       <w:footnotePr>
         <w:numRestart w:val="eachSect"/>

--- a/manuscript/manuscript.docx
+++ b/manuscript/manuscript.docx
@@ -6864,13 +6864,19 @@
         <w:t xml:space="preserve"> </w:t>
       </w:r>
       <w:r>
-        <w:t xml:space="preserve">(10 and 100 cGy); OSD-658 exposed dry</w:t>
-      </w:r>
-      <w:r>
-        <w:t xml:space="preserve"> </w:t>
-      </w:r>
-      <w:r>
-        <w:t xml:space="preserve">seeds to simulated galactic cosmic rays at NSRL (40 and 80 cGy). OSD-658’s dose arms were</w:t>
+        <w:t xml:space="preserve">(10 and 100 cGy); OSD-658 exposed flask-grown seedlings to sequential ion</w:t>
+      </w:r>
+      <w:r>
+        <w:t xml:space="preserve"> </w:t>
+      </w:r>
+      <w:r>
+        <w:t xml:space="preserve">beams simulating the galactic cosmic-ray spectrum at NSRL (40 and 80 cGy), harvesting</w:t>
+      </w:r>
+      <w:r>
+        <w:t xml:space="preserve"> </w:t>
+      </w:r>
+      <w:r>
+        <w:t xml:space="preserve">three hours later. OSD-658’s dose arms were</w:t>
       </w:r>
       <w:r>
         <w:t xml:space="preserve"> </w:t>
@@ -7284,7 +7290,23 @@
         <w:t xml:space="preserve"> </w:t>
       </w:r>
       <w:r>
-        <w:t xml:space="preserve">test. OSD-320 irradiated 6-day-old seedlings at Brookhaven with</w:t>
+        <w:t xml:space="preserve">test. OSD-320 irradiated 8-day-old Ws and</w:t>
+      </w:r>
+      <w:r>
+        <w:t xml:space="preserve"> </w:t>
+      </w:r>
+      <w:r>
+        <w:rPr>
+          <w:i/>
+          <w:iCs/>
+        </w:rPr>
+        <w:t xml:space="preserve">atm-1</w:t>
+      </w:r>
+      <w:r>
+        <w:t xml:space="preserve"> </w:t>
+      </w:r>
+      <w:r>
+        <w:t xml:space="preserve">seedlings at Brookhaven with</w:t>
       </w:r>
       <w:r>
         <w:t xml:space="preserve"> </w:t>
@@ -7300,19 +7322,45 @@
         <w:t xml:space="preserve"> </w:t>
       </w:r>
       <w:r>
-        <w:t xml:space="preserve">Cs-137 gamma</w:t>
-      </w:r>
-      <w:r>
-        <w:t xml:space="preserve"> </w:t>
-      </w:r>
-      <w:r>
-        <w:t xml:space="preserve">and 1 GeV/n Fe-56 HZE ions, at the same dose rate and the same harvest times: one study,</w:t>
-      </w:r>
-      <w:r>
-        <w:t xml:space="preserve"> </w:t>
-      </w:r>
-      <w:r>
-        <w:t xml:space="preserve">one tissue, one platform, differing only in the particle. Comparing its two arms isolates</w:t>
+        <w:t xml:space="preserve">Cs-137 gamma (100 Gy) and 1 GeV/n Fe-56 HZE ions (30 Gy), at the same</w:t>
+      </w:r>
+      <w:r>
+        <w:t xml:space="preserve"> </w:t>
+      </w:r>
+      <w:r>
+        <w:t xml:space="preserve">7 Gy min</w:t>
+      </w:r>
+      <m:oMath>
+        <m:sSup>
+          <m:e>
+            <m:r>
+              <m:t>​</m:t>
+            </m:r>
+          </m:e>
+          <m:sup>
+            <m:r>
+              <m:rPr>
+                <m:sty m:val="p"/>
+              </m:rPr>
+              <m:t>−</m:t>
+            </m:r>
+            <m:r>
+              <m:t>1</m:t>
+            </m:r>
+          </m:sup>
+        </m:sSup>
+      </m:oMath>
+      <w:r>
+        <w:t xml:space="preserve"> </w:t>
+      </w:r>
+      <w:r>
+        <w:t xml:space="preserve">dose rate and the same harvest times: one study, one tissue, one platform,</w:t>
+      </w:r>
+      <w:r>
+        <w:t xml:space="preserve"> </w:t>
+      </w:r>
+      <w:r>
+        <w:t xml:space="preserve">differing only in the particle. Comparing its two arms isolates</w:t>
       </w:r>
       <w:r>
         <w:t xml:space="preserve"> </w:t>
@@ -7326,7 +7374,7 @@
         <w:pStyle w:val="BodyText"/>
       </w:pPr>
       <w:r>
-        <w:t xml:space="preserve">Across the 317 responsive transcription factors the two arms correlate at</w:t>
+        <w:t xml:space="preserve">Across the 330 responsive transcription factors the two arms correlate at</w:t>
       </w:r>
       <w:r>
         <w:t xml:space="preserve"> </w:t>
@@ -7342,7 +7390,7 @@
           <m:t>=</m:t>
         </m:r>
         <m:r>
-          <m:t>0.3145</m:t>
+          <m:t>0.3056</m:t>
         </m:r>
         <m:r>
           <m:t>​</m:t>
@@ -7393,7 +7441,7 @@
           <m:t>=</m:t>
         </m:r>
         <m:r>
-          <m:t>0.4289</m:t>
+          <m:t>0.4201</m:t>
         </m:r>
         <m:r>
           <m:t>​</m:t>
@@ -7409,7 +7457,7 @@
         <w:t xml:space="preserve"> </w:t>
       </w:r>
       <w:r>
-        <w:t xml:space="preserve">0.068 to 0.661. The matched HZE comparison sits at the</w:t>
+        <w:t xml:space="preserve">0.045 to 0.641. The matched HZE comparison sits at the</w:t>
       </w:r>
       <w:r>
         <w:t xml:space="preserve"> </w:t>
@@ -7491,36 +7539,107 @@
         <w:t xml:space="preserve"> </w:t>
       </w:r>
       <w:r>
-        <w:t xml:space="preserve">which is precisely why that test was rejected in advance: the baseline is enormously</w:t>
-      </w:r>
-      <w:r>
-        <w:t xml:space="preserve"> </w:t>
-      </w:r>
-      <w:r>
-        <w:t xml:space="preserve">dispersed, and OSD-498 and OSD-508 — two accessions of the same published experiment —</w:t>
-      </w:r>
-      <w:r>
-        <w:t xml:space="preserve"> </w:t>
-      </w:r>
-      <w:r>
-        <w:t xml:space="preserve">correlate at only</w:t>
-      </w:r>
-      <w:r>
-        <w:t xml:space="preserve"> </w:t>
+        <w:t xml:space="preserve">which is precisely why that test was rejected in advance.</w:t>
+      </w:r>
+    </w:p>
+    <w:p>
+      <w:pPr>
+        <w:pStyle w:val="BodyText"/>
+      </w:pPr>
+      <w:r>
+        <w:t xml:space="preserve">The more important finding is what the baseline itself says about this design’s power.</w:t>
+      </w:r>
+      <w:r>
+        <w:t xml:space="preserve"> </w:t>
+      </w:r>
+      <w:r>
+        <w:t xml:space="preserve">OSD-498 and OSD-508 are two accessions of the</w:t>
+      </w:r>
+      <w:r>
+        <w:t xml:space="preserve"> </w:t>
+      </w:r>
+      <w:r>
+        <w:rPr>
+          <w:i/>
+          <w:iCs/>
+        </w:rPr>
+        <w:t xml:space="preserve">same published experiment</w:t>
+      </w:r>
+      <w:r>
+        <w:t xml:space="preserve">, and their</w:t>
+      </w:r>
+      <w:r>
+        <w:t xml:space="preserve"> </w:t>
+      </w:r>
+      <w:r>
+        <w:t xml:space="preserve">TF profiles correlate at only 0.045. That is the reproducibility floor of</w:t>
+      </w:r>
+      <w:r>
+        <w:t xml:space="preserve"> </w:t>
+      </w:r>
+      <w:r>
+        <w:t xml:space="preserve">the measurement. Response magnitude does not explain the scatter either</w:t>
+      </w:r>
+      <w:r>
+        <w:t xml:space="preserve"> </w:t>
+      </w:r>
+      <w:r>
+        <w:t xml:space="preserve">(</w:t>
       </w:r>
       <m:oMath>
         <m:r>
-          <m:t>0.07</m:t>
+          <m:t>ρ</m:t>
+        </m:r>
+        <m:r>
+          <m:rPr>
+            <m:sty m:val="p"/>
+          </m:rPr>
+          <m:t>=</m:t>
+        </m:r>
+        <m:r>
+          <m:t>0.158</m:t>
+        </m:r>
+        <m:r>
+          <m:t>​</m:t>
         </m:r>
       </m:oMath>
       <w:r>
-        <w:t xml:space="preserve">. Full-profile TF correlation is dominated by study-level</w:t>
-      </w:r>
-      <w:r>
-        <w:t xml:space="preserve"> </w:t>
-      </w:r>
-      <w:r>
-        <w:t xml:space="preserve">variation, not by the particle.</w:t>
+        <w:t xml:space="preserve">,</w:t>
+      </w:r>
+      <w:r>
+        <w:t xml:space="preserve"> </w:t>
+      </w:r>
+      <m:oMath>
+        <m:r>
+          <m:t>p</m:t>
+        </m:r>
+        <m:r>
+          <m:rPr>
+            <m:sty m:val="p"/>
+          </m:rPr>
+          <m:t>=</m:t>
+        </m:r>
+        <m:r>
+          <m:t>0.422</m:t>
+        </m:r>
+        <m:r>
+          <m:t>​</m:t>
+        </m:r>
+      </m:oMath>
+      <w:r>
+        <w:t xml:space="preserve">), so it is not a nuisance that could be</w:t>
+      </w:r>
+      <w:r>
+        <w:t xml:space="preserve"> </w:t>
+      </w:r>
+      <w:r>
+        <w:t xml:space="preserve">regressed away. With 8 radiation contrasts, study-to-study variance is as</w:t>
+      </w:r>
+      <w:r>
+        <w:t xml:space="preserve"> </w:t>
+      </w:r>
+      <w:r>
+        <w:t xml:space="preserve">large as any quality effect this comparison could resolve.</w:t>
       </w:r>
     </w:p>
     <w:p>
@@ -7528,31 +7647,69 @@
         <w:pStyle w:val="BodyText"/>
       </w:pPr>
       <w:r>
-        <w:t xml:space="preserve">Two things follow. Ground gamma irradiation is not demonstrably a poor model of particle</w:t>
-      </w:r>
-      <w:r>
-        <w:t xml:space="preserve"> </w:t>
-      </w:r>
-      <w:r>
-        <w:t xml:space="preserve">radiation at the level this assay measures; and all three radiation qualities present</w:t>
-      </w:r>
-      <w:r>
-        <w:t xml:space="preserve"> </w:t>
-      </w:r>
-      <w:r>
-        <w:t xml:space="preserve">here, photon, HZE particle and simulated GCR, fire both arms of the decoder’s signature,</w:t>
-      </w:r>
-      <w:r>
-        <w:t xml:space="preserve"> </w:t>
-      </w:r>
-      <w:r>
-        <w:t xml:space="preserve">which is what allowed a gamma-derived signature to validate on an HZE study. The conserved</w:t>
-      </w:r>
-      <w:r>
-        <w:t xml:space="preserve"> </w:t>
-      </w:r>
-      <w:r>
-        <w:t xml:space="preserve">DNA-damage core behaves the same way whatever delivers the energy.</w:t>
+        <w:t xml:space="preserve">The honest conclusion is therefore two-sided: these data give</w:t>
+      </w:r>
+      <w:r>
+        <w:t xml:space="preserve"> </w:t>
+      </w:r>
+      <w:r>
+        <w:rPr>
+          <w:i/>
+          <w:iCs/>
+        </w:rPr>
+        <w:t xml:space="preserve">no evidence</w:t>
+      </w:r>
+      <w:r>
+        <w:t xml:space="preserve"> </w:t>
+      </w:r>
+      <w:r>
+        <w:t xml:space="preserve">that</w:t>
+      </w:r>
+      <w:r>
+        <w:t xml:space="preserve"> </w:t>
+      </w:r>
+      <w:r>
+        <w:t xml:space="preserve">radiation quality explains the flight null, and</w:t>
+      </w:r>
+      <w:r>
+        <w:t xml:space="preserve"> </w:t>
+      </w:r>
+      <w:r>
+        <w:rPr>
+          <w:i/>
+          <w:iCs/>
+        </w:rPr>
+        <w:t xml:space="preserve">no power to exclude</w:t>
+      </w:r>
+      <w:r>
+        <w:t xml:space="preserve"> </w:t>
+      </w:r>
+      <w:r>
+        <w:t xml:space="preserve">it. What they</w:t>
+      </w:r>
+      <w:r>
+        <w:t xml:space="preserve"> </w:t>
+      </w:r>
+      <w:r>
+        <w:t xml:space="preserve">do show is that all three qualities present — photon, HZE particle and simulated GCR —</w:t>
+      </w:r>
+      <w:r>
+        <w:t xml:space="preserve"> </w:t>
+      </w:r>
+      <w:r>
+        <w:t xml:space="preserve">fire both arms of the decoder’s signature, which is what allowed a gamma-derived signature</w:t>
+      </w:r>
+      <w:r>
+        <w:t xml:space="preserve"> </w:t>
+      </w:r>
+      <w:r>
+        <w:t xml:space="preserve">to validate on an HZE study. The conserved DNA-damage core behaves the same way whatever</w:t>
+      </w:r>
+      <w:r>
+        <w:t xml:space="preserve"> </w:t>
+      </w:r>
+      <w:r>
+        <w:t xml:space="preserve">delivers the energy; whether the wider regulatory response does cannot be settled here.</w:t>
       </w:r>
     </w:p>
     <w:bookmarkStart w:id="87" w:name="fig:quality"/>
@@ -8129,43 +8286,61 @@
           <w:b/>
           <w:bCs/>
         </w:rPr>
-        <w:t xml:space="preserve">Radiation quality is not the reason.</w:t>
-      </w:r>
-      <w:r>
-        <w:t xml:space="preserve"> </w:t>
-      </w:r>
-      <w:r>
-        <w:t xml:space="preserve">The matched within-study comparison of gamma</w:t>
-      </w:r>
-      <w:r>
-        <w:t xml:space="preserve"> </w:t>
-      </w:r>
-      <w:r>
-        <w:t xml:space="preserve">against Fe-56 HZE ions places the difference inside the range of variation between two</w:t>
-      </w:r>
-      <w:r>
-        <w:t xml:space="preserve"> </w:t>
-      </w:r>
-      <w:r>
-        <w:t xml:space="preserve">gamma irradiations in different laboratories. At the level this assay measures, ground</w:t>
-      </w:r>
-      <w:r>
-        <w:t xml:space="preserve"> </w:t>
-      </w:r>
-      <w:r>
-        <w:t xml:space="preserve">gamma is not demonstrably a poor model of particle radiation, and every quality tested</w:t>
-      </w:r>
-      <w:r>
-        <w:t xml:space="preserve"> </w:t>
-      </w:r>
-      <w:r>
-        <w:t xml:space="preserve">fires the same conserved DNA-damage core. We had expected the opposite and pre-registered</w:t>
-      </w:r>
-      <w:r>
-        <w:t xml:space="preserve"> </w:t>
-      </w:r>
-      <w:r>
-        <w:t xml:space="preserve">the test that refuted it.</w:t>
+        <w:t xml:space="preserve">Radiation quality is not demonstrably the reason, but neither is it excluded.</w:t>
+      </w:r>
+      <w:r>
+        <w:t xml:space="preserve"> </w:t>
+      </w:r>
+      <w:r>
+        <w:t xml:space="preserve">The</w:t>
+      </w:r>
+      <w:r>
+        <w:t xml:space="preserve"> </w:t>
+      </w:r>
+      <w:r>
+        <w:t xml:space="preserve">matched within-study comparison of gamma against Fe-56 HZE ions places the difference</w:t>
+      </w:r>
+      <w:r>
+        <w:t xml:space="preserve"> </w:t>
+      </w:r>
+      <w:r>
+        <w:t xml:space="preserve">inside the range of variation between two gamma irradiations in different laboratories.</w:t>
+      </w:r>
+      <w:r>
+        <w:t xml:space="preserve"> </w:t>
+      </w:r>
+      <w:r>
+        <w:t xml:space="preserve">That comparison, however, has little power: two accessions of the same published</w:t>
+      </w:r>
+      <w:r>
+        <w:t xml:space="preserve"> </w:t>
+      </w:r>
+      <w:r>
+        <w:t xml:space="preserve">experiment correlate at 0.045, so the reproducibility floor of the</w:t>
+      </w:r>
+      <w:r>
+        <w:t xml:space="preserve"> </w:t>
+      </w:r>
+      <w:r>
+        <w:t xml:space="preserve">measurement is close to the effect being sought. We expected quality to matter and</w:t>
+      </w:r>
+      <w:r>
+        <w:t xml:space="preserve"> </w:t>
+      </w:r>
+      <w:r>
+        <w:t xml:space="preserve">pre-registered a test that did not support it; we report it as an unresolved question</w:t>
+      </w:r>
+      <w:r>
+        <w:t xml:space="preserve"> </w:t>
+      </w:r>
+      <w:r>
+        <w:t xml:space="preserve">rather than as a refutation. Every quality tested does fire the same conserved DNA-damage</w:t>
+      </w:r>
+      <w:r>
+        <w:t xml:space="preserve"> </w:t>
+      </w:r>
+      <w:r>
+        <w:t xml:space="preserve">core.</w:t>
       </w:r>
     </w:p>
     <w:p>
@@ -8506,31 +8681,37 @@
         <w:t xml:space="preserve"> </w:t>
       </w:r>
       <w:r>
-        <w:t xml:space="preserve">quality are not fully separable even there; a null from one comparison is weak evidence of</w:t>
-      </w:r>
-      <w:r>
-        <w:t xml:space="preserve"> </w:t>
-      </w:r>
-      <w:r>
-        <w:t xml:space="preserve">absence. The only simulated-GCR study, OSD-658, is excluded from every quality comparison</w:t>
-      </w:r>
-      <w:r>
-        <w:t xml:space="preserve"> </w:t>
-      </w:r>
-      <w:r>
-        <w:t xml:space="preserve">because it irradiated dry dormant seed while all others used hydrated tissue — its</w:t>
-      </w:r>
-      <w:r>
-        <w:t xml:space="preserve"> </w:t>
-      </w:r>
-      <w:r>
-        <w:t xml:space="preserve">divergence would confound developmental state with radiation quality. NSRL’s sequential</w:t>
-      </w:r>
-      <w:r>
-        <w:t xml:space="preserve"> </w:t>
-      </w:r>
-      <w:r>
-        <w:t xml:space="preserve">beams approximate a chronic mixed field rather than reproducing it.</w:t>
+        <w:t xml:space="preserve">quality are not fully separable even there. With 8 radiation contrasts</w:t>
+      </w:r>
+      <w:r>
+        <w:t xml:space="preserve"> </w:t>
+      </w:r>
+      <w:r>
+        <w:t xml:space="preserve">and a reproducibility floor of 0.045 between two accessions of one</w:t>
+      </w:r>
+      <w:r>
+        <w:t xml:space="preserve"> </w:t>
+      </w:r>
+      <w:r>
+        <w:t xml:space="preserve">experiment, this design cannot resolve a quality effect of plausible size in either</w:t>
+      </w:r>
+      <w:r>
+        <w:t xml:space="preserve"> </w:t>
+      </w:r>
+      <w:r>
+        <w:t xml:space="preserve">direction. NSRL’s sequential beams also approximate a chronic mixed field rather than</w:t>
+      </w:r>
+      <w:r>
+        <w:t xml:space="preserve"> </w:t>
+      </w:r>
+      <w:r>
+        <w:t xml:space="preserve">reproducing it. Settling the question would need matched high-LET and low-LET arms at</w:t>
+      </w:r>
+      <w:r>
+        <w:t xml:space="preserve"> </w:t>
+      </w:r>
+      <w:r>
+        <w:t xml:space="preserve">matched dose, in one laboratory, with replication across experiments.</w:t>
       </w:r>
     </w:p>
     <w:p>
@@ -8600,7 +8781,7 @@
         <w:t xml:space="preserve"> </w:t>
       </w:r>
       <w:r>
-        <w:t xml:space="preserve">material (dry seeds for the GCR arm, 4-week-old plants for the</w:t>
+        <w:t xml:space="preserve">material (flask-grown seedlings for the GCR arm, 4-week-old plants for the</w:t>
       </w:r>
       <w:r>
         <w:t xml:space="preserve"> </w:t>
@@ -8620,7 +8801,13 @@
         </m:sSup>
       </m:oMath>
       <w:r>
-        <w:t xml:space="preserve">Cs arm), so the</w:t>
+        <w:t xml:space="preserve">Cs</w:t>
+      </w:r>
+      <w:r>
+        <w:t xml:space="preserve"> </w:t>
+      </w:r>
+      <w:r>
+        <w:t xml:space="preserve">arm), so the</w:t>
       </w:r>
       <w:r>
         <w:t xml:space="preserve"> </w:t>

--- a/manuscript/manuscript.docx
+++ b/manuscript/manuscript.docx
@@ -67,7 +67,7 @@
         <w:pStyle w:val="Date"/>
       </w:pPr>
       <w:r>
-        <w:t xml:space="preserve">2026-08-29</w:t>
+        <w:t xml:space="preserve">2026-09-02</w:t>
       </w:r>
     </w:p>
     <w:p>
@@ -3124,7 +3124,7 @@
     </w:p>
     <w:bookmarkEnd w:id="19"/>
     <w:bookmarkEnd w:id="20"/>
-    <w:bookmarkStart w:id="89" w:name="results"/>
+    <w:bookmarkStart w:id="94" w:name="results"/>
     <w:p>
       <w:pPr>
         <w:pStyle w:val="Heading1"/>
@@ -7782,8 +7782,322 @@
     </w:p>
     <w:bookmarkEnd w:id="87"/>
     <w:bookmarkEnd w:id="88"/>
-    <w:bookmarkEnd w:id="89"/>
-    <w:bookmarkStart w:id="93" w:name="discussion"/>
+    <w:bookmarkStart w:id="93" w:name="Xf4f4edeb490046b84766a916065314cef2d5862"/>
+    <w:p>
+      <w:pPr>
+        <w:pStyle w:val="Heading2"/>
+      </w:pPr>
+      <w:r>
+        <w:t xml:space="preserve">An in-flight 1 g control separates the two halves of the flight effect</w:t>
+      </w:r>
+    </w:p>
+    <w:p>
+      <w:pPr>
+        <w:pStyle w:val="FirstParagraph"/>
+      </w:pPr>
+      <w:r>
+        <w:t xml:space="preserve">Every contrast considered so far confounds weightlessness with the rest of the mission.</w:t>
+      </w:r>
+      <w:r>
+        <w:t xml:space="preserve"> </w:t>
+      </w:r>
+      <w:r>
+        <w:t xml:space="preserve">A flight-versus-ground comparison cannot say whether an absent radiation signature means</w:t>
+      </w:r>
+      <w:r>
+        <w:t xml:space="preserve"> </w:t>
+      </w:r>
+      <w:r>
+        <w:t xml:space="preserve">radiation left no mark or means a microgravity response masked one. The Shenzhou-8 SIMBOX</w:t>
+      </w:r>
+      <w:r>
+        <w:t xml:space="preserve"> </w:t>
+      </w:r>
+      <w:r>
+        <w:t xml:space="preserve">experiment</w:t>
+      </w:r>
+      <w:r>
+        <w:t xml:space="preserve"> </w:t>
+      </w:r>
+      <w:r>
+        <w:t xml:space="preserve">(Fengler et al. 2015)</w:t>
+      </w:r>
+      <w:r>
+        <w:t xml:space="preserve"> </w:t>
+      </w:r>
+      <w:r>
+        <w:t xml:space="preserve">resolves that confound, because it flew a 1 g reference</w:t>
+      </w:r>
+      <w:r>
+        <w:t xml:space="preserve"> </w:t>
+      </w:r>
+      <w:r>
+        <w:t xml:space="preserve">centrifuge alongside the microgravity samples: 6 ATH1 arrays spanning</w:t>
+      </w:r>
+      <w:r>
+        <w:t xml:space="preserve"> </w:t>
+      </w:r>
+      <w:r>
+        <w:t xml:space="preserve">microgravity flight, in-flight 1 g, and ground 1 g. We re-processed the raw</w:t>
+      </w:r>
+      <w:r>
+        <w:t xml:space="preserve"> </w:t>
+      </w:r>
+      <w:r>
+        <w:t xml:space="preserve">intensity files from ArrayExpress and scored the three contrasts with the same conjunctive</w:t>
+      </w:r>
+      <w:r>
+        <w:t xml:space="preserve"> </w:t>
+      </w:r>
+      <w:r>
+        <w:t xml:space="preserve">index used throughout (Figure </w:t>
+      </w:r>
+      <w:hyperlink w:anchor="fig:shenzhou">
+        <w:r>
+          <w:rPr>
+            <w:rStyle w:val="Hyperlink"/>
+          </w:rPr>
+          <w:t xml:space="preserve">13</w:t>
+        </w:r>
+      </w:hyperlink>
+      <w:r>
+        <w:t xml:space="preserve">).</w:t>
+      </w:r>
+    </w:p>
+    <w:p>
+      <w:pPr>
+        <w:pStyle w:val="BodyText"/>
+      </w:pPr>
+      <w:r>
+        <w:t xml:space="preserve">Neither half of the flight effect carries the radiation signature. The non-microgravity</w:t>
+      </w:r>
+      <w:r>
+        <w:t xml:space="preserve"> </w:t>
+      </w:r>
+      <w:r>
+        <w:t xml:space="preserve">term — in-flight 1 g against ground, which contains the radiation exposure, launch and</w:t>
+      </w:r>
+      <w:r>
+        <w:t xml:space="preserve"> </w:t>
+      </w:r>
+      <w:r>
+        <w:t xml:space="preserve">containment but not weightlessness — scores -2.021, and the microgravity term</w:t>
+      </w:r>
+      <w:r>
+        <w:t xml:space="preserve"> </w:t>
+      </w:r>
+      <w:r>
+        <w:t xml:space="preserve">scores -7.327, both far below the threshold of 1.96. This is the expected</w:t>
+      </w:r>
+      <w:r>
+        <w:t xml:space="preserve"> </w:t>
+      </w:r>
+      <w:r>
+        <w:t xml:space="preserve">result and we claim nothing from it: a 5-day mission accumulates about</w:t>
+      </w:r>
+      <w:r>
+        <w:t xml:space="preserve"> </w:t>
+      </w:r>
+      <w:r>
+        <w:t xml:space="preserve">0.177 cGy, some two orders of magnitude below the 40 cGy floor at which the</w:t>
+      </w:r>
+      <w:r>
+        <w:t xml:space="preserve"> </w:t>
+      </w:r>
+      <w:r>
+        <w:t xml:space="preserve">assay is demonstrably sensitive. A null here is predicted by dose alone.</w:t>
+      </w:r>
+    </w:p>
+    <w:p>
+      <w:pPr>
+        <w:pStyle w:val="BodyText"/>
+      </w:pPr>
+      <w:r>
+        <w:t xml:space="preserve">The decomposition is nonetheless informative, because the two halves move the</w:t>
+      </w:r>
+      <w:r>
+        <w:t xml:space="preserve"> </w:t>
+      </w:r>
+      <w:r>
+        <w:t xml:space="preserve">proliferation arm in opposite directions. The MYB3R/G2–M arm scores 5.437 in</w:t>
+      </w:r>
+      <w:r>
+        <w:t xml:space="preserve"> </w:t>
+      </w:r>
+      <w:r>
+        <w:t xml:space="preserve">the non-microgravity term — G2–M transcripts depressed relative to ground — and</w:t>
+      </w:r>
+      <w:r>
+        <w:t xml:space="preserve"> </w:t>
+      </w:r>
+      <w:r>
+        <w:t xml:space="preserve">-7.327 in the microgravity term, the same transcripts elevated under</w:t>
+      </w:r>
+      <w:r>
+        <w:t xml:space="preserve"> </w:t>
+      </w:r>
+      <w:r>
+        <w:t xml:space="preserve">weightlessness relative to the in-flight centrifuge. In the confounded flight-versus-ground</w:t>
+      </w:r>
+      <w:r>
+        <w:t xml:space="preserve"> </w:t>
+      </w:r>
+      <w:r>
+        <w:t xml:space="preserve">contrast the two nearly cancel, to -0.965. The one arm of our signature that</w:t>
+      </w:r>
+      <w:r>
+        <w:t xml:space="preserve"> </w:t>
+      </w:r>
+      <w:r>
+        <w:t xml:space="preserve">is unambiguously tissue-restricted and proliferation-linked is therefore not quiet during</w:t>
+      </w:r>
+      <w:r>
+        <w:t xml:space="preserve"> </w:t>
+      </w:r>
+      <w:r>
+        <w:t xml:space="preserve">spaceflight; it is being pushed both ways at once by components of the flight environment</w:t>
+      </w:r>
+      <w:r>
+        <w:t xml:space="preserve"> </w:t>
+      </w:r>
+      <w:r>
+        <w:t xml:space="preserve">that a conventional design sums together. That offers a concrete mechanism for the weak</w:t>
+      </w:r>
+      <w:r>
+        <w:t xml:space="preserve"> </w:t>
+      </w:r>
+      <w:r>
+        <w:t xml:space="preserve">G2–M signal we observe across the OSDR flight corpus, where mission-level contrasts are</w:t>
+      </w:r>
+      <w:r>
+        <w:t xml:space="preserve"> </w:t>
+      </w:r>
+      <w:r>
+        <w:t xml:space="preserve">all of the confounded kind.</w:t>
+      </w:r>
+    </w:p>
+    <w:p>
+      <w:pPr>
+        <w:pStyle w:val="BodyText"/>
+      </w:pPr>
+      <w:r>
+        <w:t xml:space="preserve">Three structural limits bound this. The two arrays per condition are front and rear</w:t>
+      </w:r>
+      <w:r>
+        <w:t xml:space="preserve"> </w:t>
+      </w:r>
+      <w:r>
+        <w:t xml:space="preserve">positions within a single hardware container, so they are positional rather than biological</w:t>
+      </w:r>
+      <w:r>
+        <w:t xml:space="preserve"> </w:t>
+      </w:r>
+      <w:r>
+        <w:t xml:space="preserve">replicates and a between-condition difference cannot be cleanly separated from a</w:t>
+      </w:r>
+      <w:r>
+        <w:t xml:space="preserve"> </w:t>
+      </w:r>
+      <w:r>
+        <w:t xml:space="preserve">between-container one; the material is semisolid callus culture rather than seedlings, unlike every</w:t>
+      </w:r>
+      <w:r>
+        <w:t xml:space="preserve"> </w:t>
+      </w:r>
+      <w:r>
+        <w:t xml:space="preserve">other contrast in this corpus; and the experiment is a single mission. The opposing-signs</w:t>
+      </w:r>
+      <w:r>
+        <w:t xml:space="preserve"> </w:t>
+      </w:r>
+      <w:r>
+        <w:t xml:space="preserve">observation is a hypothesis this design can raise but not test.</w:t>
+      </w:r>
+    </w:p>
+    <w:bookmarkStart w:id="92" w:name="fig:shenzhou"/>
+    <w:p>
+      <w:pPr>
+        <w:pStyle w:val="CaptionedFigure"/>
+      </w:pPr>
+      <w:r>
+        <w:drawing>
+          <wp:inline>
+            <wp:extent cx="4000500" cy="2237479"/>
+            <wp:effectExtent b="0" l="0" r="0" t="0"/>
+            <wp:docPr descr="" title="" id="90" name="Picture"/>
+            <a:graphic>
+              <a:graphicData uri="http://schemas.openxmlformats.org/drawingml/2006/picture">
+                <pic:pic>
+                  <pic:nvPicPr>
+                    <pic:cNvPr descr="../figures/fig13_shenzhou_decomposition.png" id="91" name="Picture"/>
+                    <pic:cNvPicPr>
+                      <a:picLocks noChangeArrowheads="1" noChangeAspect="1"/>
+                    </pic:cNvPicPr>
+                  </pic:nvPicPr>
+                  <pic:blipFill>
+                    <a:blip r:embed="rId89"/>
+                    <a:stretch>
+                      <a:fillRect/>
+                    </a:stretch>
+                  </pic:blipFill>
+                  <pic:spPr bwMode="auto">
+                    <a:xfrm>
+                      <a:off x="0" y="0"/>
+                      <a:ext cx="4000500" cy="2237479"/>
+                    </a:xfrm>
+                    <a:prstGeom prst="rect">
+                      <a:avLst/>
+                    </a:prstGeom>
+                    <a:noFill/>
+                    <a:ln w="9525">
+                      <a:noFill/>
+                      <a:headEnd/>
+                      <a:tailEnd/>
+                    </a:ln>
+                  </pic:spPr>
+                </pic:pic>
+              </a:graphicData>
+            </a:graphic>
+          </wp:inline>
+        </w:drawing>
+      </w:r>
+    </w:p>
+    <w:p>
+      <w:pPr>
+        <w:pStyle w:val="ImageCaption"/>
+      </w:pPr>
+      <w:r>
+        <w:t xml:space="preserve">The Shenzhou-8 in-flight 1 g control splits the flight effect into a</w:t>
+      </w:r>
+      <w:r>
+        <w:t xml:space="preserve"> </w:t>
+      </w:r>
+      <w:r>
+        <w:t xml:space="preserve">non-microgravity term and a microgravity term. Neither carries the radiation signature, at</w:t>
+      </w:r>
+      <w:r>
+        <w:t xml:space="preserve"> </w:t>
+      </w:r>
+      <w:r>
+        <w:t xml:space="preserve">a mission dose far below the assay’s floor. The MYB3R/G2–M arm moves in opposite</w:t>
+      </w:r>
+      <w:r>
+        <w:t xml:space="preserve"> </w:t>
+      </w:r>
+      <w:r>
+        <w:t xml:space="preserve">directions in the two terms and nearly cancels in the confounded flight-versus-ground</w:t>
+      </w:r>
+      <w:r>
+        <w:t xml:space="preserve"> </w:t>
+      </w:r>
+      <w:r>
+        <w:t xml:space="preserve">contrast.</w:t>
+      </w:r>
+    </w:p>
+    <w:bookmarkEnd w:id="92"/>
+    <w:bookmarkEnd w:id="93"/>
+    <w:bookmarkEnd w:id="94"/>
+    <w:bookmarkStart w:id="98" w:name="discussion"/>
     <w:p>
       <w:pPr>
         <w:pStyle w:val="Heading1"/>
@@ -8061,7 +8375,7 @@
         <w:t xml:space="preserve">what a transcriptomic radiation biomarker can be expected to report from a LEO mission.</w:t>
       </w:r>
     </w:p>
-    <w:bookmarkStart w:id="90" w:name="Xb1cdfca0827e0386d6ec80b7947b2ff8fbbbb2d"/>
+    <w:bookmarkStart w:id="95" w:name="Xb1cdfca0827e0386d6ec80b7947b2ff8fbbbb2d"/>
     <w:p>
       <w:pPr>
         <w:pStyle w:val="Heading2"/>
@@ -8215,6 +8529,92 @@
         <w:pStyle w:val="BodyText"/>
       </w:pPr>
       <w:r>
+        <w:t xml:space="preserve">One design objection deserves a direct answer: every OSDR flight contrast confounds</w:t>
+      </w:r>
+      <w:r>
+        <w:t xml:space="preserve"> </w:t>
+      </w:r>
+      <w:r>
+        <w:t xml:space="preserve">weightlessness with the rest of the mission, so an absent radiation signature could in</w:t>
+      </w:r>
+      <w:r>
+        <w:t xml:space="preserve"> </w:t>
+      </w:r>
+      <w:r>
+        <w:t xml:space="preserve">principle mean a microgravity response was masking one. The Shenzhou-8 experiment, which</w:t>
+      </w:r>
+      <w:r>
+        <w:t xml:space="preserve"> </w:t>
+      </w:r>
+      <w:r>
+        <w:t xml:space="preserve">carried an in-flight 1 g centrifuge, lets that be checked. Separating the mission into a</w:t>
+      </w:r>
+      <w:r>
+        <w:t xml:space="preserve"> </w:t>
+      </w:r>
+      <w:r>
+        <w:t xml:space="preserve">non-microgravity term and a microgravity term leaves the radiation index below threshold in</w:t>
+      </w:r>
+      <w:r>
+        <w:t xml:space="preserve"> </w:t>
+      </w:r>
+      <w:r>
+        <w:t xml:space="preserve">both (-2.021 and -7.327), so the flight null is not an artefact of</w:t>
+      </w:r>
+      <w:r>
+        <w:t xml:space="preserve"> </w:t>
+      </w:r>
+      <w:r>
+        <w:t xml:space="preserve">the confound. It is also no more than a consistency check, since that mission’s</w:t>
+      </w:r>
+      <w:r>
+        <w:t xml:space="preserve"> </w:t>
+      </w:r>
+      <w:r>
+        <w:t xml:space="preserve">0.177 cGy sits far below the assay’s floor and predicts a null on dose alone.</w:t>
+      </w:r>
+      <w:r>
+        <w:t xml:space="preserve"> </w:t>
+      </w:r>
+      <w:r>
+        <w:t xml:space="preserve">What the decomposition does show is that the confound is real for other quantities: the</w:t>
+      </w:r>
+      <w:r>
+        <w:t xml:space="preserve"> </w:t>
+      </w:r>
+      <w:r>
+        <w:t xml:space="preserve">MYB3R/G2–M arm moves in opposite directions in the two terms and nearly cancels when they</w:t>
+      </w:r>
+      <w:r>
+        <w:t xml:space="preserve"> </w:t>
+      </w:r>
+      <w:r>
+        <w:t xml:space="preserve">are summed. An absent signal in a flight-versus-ground contrast can therefore be a</w:t>
+      </w:r>
+      <w:r>
+        <w:t xml:space="preserve"> </w:t>
+      </w:r>
+      <w:r>
+        <w:t xml:space="preserve">cancellation rather than a quiet pathway, and only an in-flight 1 g control can tell the</w:t>
+      </w:r>
+      <w:r>
+        <w:t xml:space="preserve"> </w:t>
+      </w:r>
+      <w:r>
+        <w:t xml:space="preserve">two apart. That the ISS corpus contains no such control is a limitation of the corpus, not</w:t>
+      </w:r>
+      <w:r>
+        <w:t xml:space="preserve"> </w:t>
+      </w:r>
+      <w:r>
+        <w:t xml:space="preserve">of the analysis.</w:t>
+      </w:r>
+    </w:p>
+    <w:p>
+      <w:pPr>
+        <w:pStyle w:val="BodyText"/>
+      </w:pPr>
+      <w:r>
         <w:t xml:space="preserve">Two consequences follow for practice. A transcriptomic radiation biomarker developed on</w:t>
       </w:r>
       <w:r>
@@ -8259,8 +8659,8 @@
         <w:t xml:space="preserve">abundance.</w:t>
       </w:r>
     </w:p>
-    <w:bookmarkEnd w:id="90"/>
-    <w:bookmarkStart w:id="91" w:name="X5acbd6afb8cc65a09bd565fef06ddb63788fc7f"/>
+    <w:bookmarkEnd w:id="95"/>
+    <w:bookmarkStart w:id="96" w:name="X5acbd6afb8cc65a09bd565fef06ddb63788fc7f"/>
     <w:p>
       <w:pPr>
         <w:pStyle w:val="Heading2"/>
@@ -8537,8 +8937,8 @@
         <w:t xml:space="preserve">information about the exposures a Mars transit would impose.</w:t>
       </w:r>
     </w:p>
-    <w:bookmarkEnd w:id="91"/>
-    <w:bookmarkStart w:id="92" w:name="limitations"/>
+    <w:bookmarkEnd w:id="96"/>
+    <w:bookmarkStart w:id="97" w:name="limitations"/>
     <w:p>
       <w:pPr>
         <w:pStyle w:val="Heading2"/>
@@ -8895,9 +9295,9 @@
         <w:t xml:space="preserve">an R installation.</w:t>
       </w:r>
     </w:p>
-    <w:bookmarkEnd w:id="92"/>
-    <w:bookmarkEnd w:id="93"/>
-    <w:bookmarkStart w:id="94" w:name="conclusions"/>
+    <w:bookmarkEnd w:id="97"/>
+    <w:bookmarkEnd w:id="98"/>
+    <w:bookmarkStart w:id="99" w:name="conclusions"/>
     <w:p>
       <w:pPr>
         <w:pStyle w:val="Heading1"/>
@@ -9095,8 +9495,8 @@
         <w:t xml:space="preserve">transcript abundance.</w:t>
       </w:r>
     </w:p>
-    <w:bookmarkEnd w:id="94"/>
-    <w:bookmarkStart w:id="95" w:name="author-contributions"/>
+    <w:bookmarkEnd w:id="99"/>
+    <w:bookmarkStart w:id="100" w:name="author-contributions"/>
     <w:p>
       <w:pPr>
         <w:pStyle w:val="Heading1"/>
@@ -9129,8 +9529,8 @@
         <w:t xml:space="preserve">the manuscript.</w:t>
       </w:r>
     </w:p>
-    <w:bookmarkEnd w:id="95"/>
-    <w:bookmarkStart w:id="96" w:name="competing-interests"/>
+    <w:bookmarkEnd w:id="100"/>
+    <w:bookmarkStart w:id="101" w:name="competing-interests"/>
     <w:p>
       <w:pPr>
         <w:pStyle w:val="Heading1"/>
@@ -9147,8 +9547,8 @@
         <w:t xml:space="preserve">The authors declare no competing interests.</w:t>
       </w:r>
     </w:p>
-    <w:bookmarkEnd w:id="96"/>
-    <w:bookmarkStart w:id="97" w:name="funding"/>
+    <w:bookmarkEnd w:id="101"/>
+    <w:bookmarkStart w:id="102" w:name="funding"/>
     <w:p>
       <w:pPr>
         <w:pStyle w:val="Heading1"/>
@@ -9169,8 +9569,8 @@
         <w:t xml:space="preserve">TODO: funding sources and grant numbers.</w:t>
       </w:r>
     </w:p>
-    <w:bookmarkEnd w:id="97"/>
-    <w:bookmarkStart w:id="98" w:name="acknowledgements"/>
+    <w:bookmarkEnd w:id="102"/>
+    <w:bookmarkStart w:id="103" w:name="acknowledgements"/>
     <w:p>
       <w:pPr>
         <w:pStyle w:val="Heading1"/>
@@ -9209,8 +9609,8 @@
         <w:t xml:space="preserve">TODO: further acknowledgements.</w:t>
       </w:r>
     </w:p>
-    <w:bookmarkEnd w:id="98"/>
-    <w:bookmarkStart w:id="135" w:name="data-and-code-availability"/>
+    <w:bookmarkEnd w:id="103"/>
+    <w:bookmarkStart w:id="142" w:name="data-and-code-availability"/>
     <w:p>
       <w:pPr>
         <w:pStyle w:val="Heading1"/>
@@ -9229,7 +9629,7 @@
       <w:r>
         <w:t xml:space="preserve"> </w:t>
       </w:r>
-      <w:hyperlink r:id="rId99">
+      <w:hyperlink r:id="rId104">
         <w:r>
           <w:rPr>
             <w:rStyle w:val="Hyperlink"/>
@@ -9391,8 +9791,8 @@
         <w:t xml:space="preserve">pipeline.</w:t>
       </w:r>
     </w:p>
-    <w:bookmarkStart w:id="134" w:name="refs"/>
-    <w:bookmarkStart w:id="101" w:name="ref-berardini2015tair"/>
+    <w:bookmarkStart w:id="141" w:name="refs"/>
+    <w:bookmarkStart w:id="106" w:name="ref-berardini2015tair"/>
     <w:p>
       <w:pPr>
         <w:pStyle w:val="Bibliography"/>
@@ -9437,7 +9837,7 @@
       <w:r>
         <w:t xml:space="preserve"> </w:t>
       </w:r>
-      <w:hyperlink r:id="rId100">
+      <w:hyperlink r:id="rId105">
         <w:r>
           <w:rPr>
             <w:rStyle w:val="Hyperlink"/>
@@ -9449,8 +9849,8 @@
         <w:t xml:space="preserve">.</w:t>
       </w:r>
     </w:p>
-    <w:bookmarkEnd w:id="101"/>
-    <w:bookmarkStart w:id="103" w:name="ref-bourbousse2018sog1"/>
+    <w:bookmarkEnd w:id="106"/>
+    <w:bookmarkStart w:id="108" w:name="ref-bourbousse2018sog1"/>
     <w:p>
       <w:pPr>
         <w:pStyle w:val="Bibliography"/>
@@ -9483,7 +9883,7 @@
       <w:r>
         <w:t xml:space="preserve"> </w:t>
       </w:r>
-      <w:hyperlink r:id="rId102">
+      <w:hyperlink r:id="rId107">
         <w:r>
           <w:rPr>
             <w:rStyle w:val="Hyperlink"/>
@@ -9495,8 +9895,8 @@
         <w:t xml:space="preserve">.</w:t>
       </w:r>
     </w:p>
-    <w:bookmarkEnd w:id="103"/>
-    <w:bookmarkStart w:id="105" w:name="ref-brooks2021connectf"/>
+    <w:bookmarkEnd w:id="108"/>
+    <w:bookmarkStart w:id="110" w:name="ref-brooks2021connectf"/>
     <w:p>
       <w:pPr>
         <w:pStyle w:val="Bibliography"/>
@@ -9529,7 +9929,7 @@
       <w:r>
         <w:t xml:space="preserve"> </w:t>
       </w:r>
-      <w:hyperlink r:id="rId104">
+      <w:hyperlink r:id="rId109">
         <w:r>
           <w:rPr>
             <w:rStyle w:val="Hyperlink"/>
@@ -9541,8 +9941,8 @@
         <w:t xml:space="preserve">.</w:t>
       </w:r>
     </w:p>
-    <w:bookmarkEnd w:id="105"/>
-    <w:bookmarkStart w:id="107" w:name="ref-ding2018idrem"/>
+    <w:bookmarkEnd w:id="110"/>
+    <w:bookmarkStart w:id="112" w:name="ref-ding2018idrem"/>
     <w:p>
       <w:pPr>
         <w:pStyle w:val="Bibliography"/>
@@ -9575,7 +9975,7 @@
       <w:r>
         <w:t xml:space="preserve"> </w:t>
       </w:r>
-      <w:hyperlink r:id="rId106">
+      <w:hyperlink r:id="rId111">
         <w:r>
           <w:rPr>
             <w:rStyle w:val="Hyperlink"/>
@@ -9587,8 +9987,8 @@
         <w:t xml:space="preserve">.</w:t>
       </w:r>
     </w:p>
-    <w:bookmarkEnd w:id="107"/>
-    <w:bookmarkStart w:id="109" w:name="ref-dremsoftware"/>
+    <w:bookmarkEnd w:id="112"/>
+    <w:bookmarkStart w:id="114" w:name="ref-dremsoftware"/>
     <w:p>
       <w:pPr>
         <w:pStyle w:val="Bibliography"/>
@@ -9606,7 +10006,7 @@
       <w:r>
         <w:t xml:space="preserve"> </w:t>
       </w:r>
-      <w:hyperlink r:id="rId108">
+      <w:hyperlink r:id="rId113">
         <w:r>
           <w:rPr>
             <w:rStyle w:val="Hyperlink"/>
@@ -9618,8 +10018,8 @@
         <w:t xml:space="preserve">; Ernst Lab.</w:t>
       </w:r>
     </w:p>
-    <w:bookmarkEnd w:id="109"/>
-    <w:bookmarkStart w:id="111" w:name="ref-ernst2007drem"/>
+    <w:bookmarkEnd w:id="114"/>
+    <w:bookmarkStart w:id="116" w:name="ref-ernst2007drem"/>
     <w:p>
       <w:pPr>
         <w:pStyle w:val="Bibliography"/>
@@ -9652,7 +10052,7 @@
       <w:r>
         <w:t xml:space="preserve"> </w:t>
       </w:r>
-      <w:hyperlink r:id="rId110">
+      <w:hyperlink r:id="rId115">
         <w:r>
           <w:rPr>
             <w:rStyle w:val="Hyperlink"/>
@@ -9664,8 +10064,54 @@
         <w:t xml:space="preserve">.</w:t>
       </w:r>
     </w:p>
-    <w:bookmarkEnd w:id="111"/>
-    <w:bookmarkStart w:id="113" w:name="ref-geo_gse112529"/>
+    <w:bookmarkEnd w:id="116"/>
+    <w:bookmarkStart w:id="118" w:name="ref-fengler2015"/>
+    <w:p>
+      <w:pPr>
+        <w:pStyle w:val="Bibliography"/>
+      </w:pPr>
+      <w:r>
+        <w:t xml:space="preserve">Fengler, Svenja, Ina Spirer, Maren Neef, Margret Ecke, Kay Nieselt, and Rüdiger Hampp. 2015.</w:t>
+      </w:r>
+      <w:r>
+        <w:t xml:space="preserve"> </w:t>
+      </w:r>
+      <w:r>
+        <w:t xml:space="preserve">“A Whole-Genome Microarray Study of Arabidopsis Thaliana Semisolid Callus Cultures Exposed to Microgravity and Nonmicrogravity Related Spaceflight Conditions for 5 Days on Board of Shenzhou 8.”</w:t>
+      </w:r>
+      <w:r>
+        <w:t xml:space="preserve"> </w:t>
+      </w:r>
+      <w:r>
+        <w:rPr>
+          <w:i/>
+          <w:iCs/>
+        </w:rPr>
+        <w:t xml:space="preserve">BioMed Research International</w:t>
+      </w:r>
+      <w:r>
+        <w:t xml:space="preserve"> </w:t>
+      </w:r>
+      <w:r>
+        <w:t xml:space="preserve">2015: 1–15.</w:t>
+      </w:r>
+      <w:r>
+        <w:t xml:space="preserve"> </w:t>
+      </w:r>
+      <w:hyperlink r:id="rId117">
+        <w:r>
+          <w:rPr>
+            <w:rStyle w:val="Hyperlink"/>
+          </w:rPr>
+          <w:t xml:space="preserve">https://doi.org/10.1155/2015/547495</w:t>
+        </w:r>
+      </w:hyperlink>
+      <w:r>
+        <w:t xml:space="preserve">.</w:t>
+      </w:r>
+    </w:p>
+    <w:bookmarkEnd w:id="118"/>
+    <w:bookmarkStart w:id="120" w:name="ref-geo_gse112529"/>
     <w:p>
       <w:pPr>
         <w:pStyle w:val="Bibliography"/>
@@ -9683,7 +10129,7 @@
       <w:r>
         <w:t xml:space="preserve"> </w:t>
       </w:r>
-      <w:hyperlink r:id="rId112">
+      <w:hyperlink r:id="rId119">
         <w:r>
           <w:rPr>
             <w:rStyle w:val="Hyperlink"/>
@@ -9695,8 +10141,8 @@
         <w:t xml:space="preserve">; NCBI.</w:t>
       </w:r>
     </w:p>
-    <w:bookmarkEnd w:id="113"/>
-    <w:bookmarkStart w:id="115" w:name="ref-geo_gse226097"/>
+    <w:bookmarkEnd w:id="120"/>
+    <w:bookmarkStart w:id="122" w:name="ref-geo_gse226097"/>
     <w:p>
       <w:pPr>
         <w:pStyle w:val="Bibliography"/>
@@ -9714,7 +10160,7 @@
       <w:r>
         <w:t xml:space="preserve"> </w:t>
       </w:r>
-      <w:hyperlink r:id="rId114">
+      <w:hyperlink r:id="rId121">
         <w:r>
           <w:rPr>
             <w:rStyle w:val="Hyperlink"/>
@@ -9726,8 +10172,8 @@
         <w:t xml:space="preserve">; NCBI.</w:t>
       </w:r>
     </w:p>
-    <w:bookmarkEnd w:id="115"/>
-    <w:bookmarkStart w:id="117" w:name="ref-geo_gse60143"/>
+    <w:bookmarkEnd w:id="122"/>
+    <w:bookmarkStart w:id="124" w:name="ref-geo_gse60143"/>
     <w:p>
       <w:pPr>
         <w:pStyle w:val="Bibliography"/>
@@ -9745,7 +10191,7 @@
       <w:r>
         <w:t xml:space="preserve"> </w:t>
       </w:r>
-      <w:hyperlink r:id="rId116">
+      <w:hyperlink r:id="rId123">
         <w:r>
           <w:rPr>
             <w:rStyle w:val="Hyperlink"/>
@@ -9757,8 +10203,8 @@
         <w:t xml:space="preserve">; NCBI.</w:t>
       </w:r>
     </w:p>
-    <w:bookmarkEnd w:id="117"/>
-    <w:bookmarkStart w:id="119" w:name="ref-lee2023atlas"/>
+    <w:bookmarkEnd w:id="124"/>
+    <w:bookmarkStart w:id="126" w:name="ref-lee2023atlas"/>
     <w:p>
       <w:pPr>
         <w:pStyle w:val="Bibliography"/>
@@ -9782,7 +10228,7 @@
       <w:r>
         <w:t xml:space="preserve"> </w:t>
       </w:r>
-      <w:hyperlink r:id="rId118">
+      <w:hyperlink r:id="rId125">
         <w:r>
           <w:rPr>
             <w:rStyle w:val="Hyperlink"/>
@@ -9794,8 +10240,8 @@
         <w:t xml:space="preserve">.</w:t>
       </w:r>
     </w:p>
-    <w:bookmarkEnd w:id="119"/>
-    <w:bookmarkStart w:id="121" w:name="ref-osdr"/>
+    <w:bookmarkEnd w:id="126"/>
+    <w:bookmarkStart w:id="128" w:name="ref-osdr"/>
     <w:p>
       <w:pPr>
         <w:pStyle w:val="Bibliography"/>
@@ -9813,7 +10259,7 @@
       <w:r>
         <w:t xml:space="preserve"> </w:t>
       </w:r>
-      <w:hyperlink r:id="rId120">
+      <w:hyperlink r:id="rId127">
         <w:r>
           <w:rPr>
             <w:rStyle w:val="Hyperlink"/>
@@ -9825,8 +10271,8 @@
         <w:t xml:space="preserve">; NASA.</w:t>
       </w:r>
     </w:p>
-    <w:bookmarkEnd w:id="121"/>
-    <w:bookmarkStart w:id="123" w:name="ref-omalley2016cistrome"/>
+    <w:bookmarkEnd w:id="128"/>
+    <w:bookmarkStart w:id="130" w:name="ref-omalley2016cistrome"/>
     <w:p>
       <w:pPr>
         <w:pStyle w:val="Bibliography"/>
@@ -9859,7 +10305,7 @@
       <w:r>
         <w:t xml:space="preserve"> </w:t>
       </w:r>
-      <w:hyperlink r:id="rId122">
+      <w:hyperlink r:id="rId129">
         <w:r>
           <w:rPr>
             <w:rStyle w:val="Hyperlink"/>
@@ -9871,8 +10317,8 @@
         <w:t xml:space="preserve">.</w:t>
       </w:r>
     </w:p>
-    <w:bookmarkEnd w:id="123"/>
-    <w:bookmarkStart w:id="125" w:name="ref-reitz2008leo"/>
+    <w:bookmarkEnd w:id="130"/>
+    <w:bookmarkStart w:id="132" w:name="ref-reitz2008leo"/>
     <w:p>
       <w:pPr>
         <w:pStyle w:val="Bibliography"/>
@@ -9905,7 +10351,7 @@
       <w:r>
         <w:t xml:space="preserve"> </w:t>
       </w:r>
-      <w:hyperlink r:id="rId124">
+      <w:hyperlink r:id="rId131">
         <w:r>
           <w:rPr>
             <w:rStyle w:val="Hyperlink"/>
@@ -9917,8 +10363,8 @@
         <w:t xml:space="preserve">.</w:t>
       </w:r>
     </w:p>
-    <w:bookmarkEnd w:id="125"/>
-    <w:bookmarkStart w:id="127" w:name="ref-schulz2012drem2"/>
+    <w:bookmarkEnd w:id="132"/>
+    <w:bookmarkStart w:id="134" w:name="ref-schulz2012drem2"/>
     <w:p>
       <w:pPr>
         <w:pStyle w:val="Bibliography"/>
@@ -9951,7 +10397,7 @@
       <w:r>
         <w:t xml:space="preserve"> </w:t>
       </w:r>
-      <w:hyperlink r:id="rId126">
+      <w:hyperlink r:id="rId133">
         <w:r>
           <w:rPr>
             <w:rStyle w:val="Hyperlink"/>
@@ -9963,8 +10409,8 @@
         <w:t xml:space="preserve">.</w:t>
       </w:r>
     </w:p>
-    <w:bookmarkEnd w:id="127"/>
-    <w:bookmarkStart w:id="129" w:name="ref-slaba2025artemis"/>
+    <w:bookmarkEnd w:id="134"/>
+    <w:bookmarkStart w:id="136" w:name="ref-slaba2025artemis"/>
     <w:p>
       <w:pPr>
         <w:pStyle w:val="Bibliography"/>
@@ -9997,7 +10443,7 @@
       <w:r>
         <w:t xml:space="preserve"> </w:t>
       </w:r>
-      <w:hyperlink r:id="rId128">
+      <w:hyperlink r:id="rId135">
         <w:r>
           <w:rPr>
             <w:rStyle w:val="Hyperlink"/>
@@ -10009,8 +10455,8 @@
         <w:t xml:space="preserve">.</w:t>
       </w:r>
     </w:p>
-    <w:bookmarkEnd w:id="129"/>
-    <w:bookmarkStart w:id="131" w:name="ref-yoshida2022iss"/>
+    <w:bookmarkEnd w:id="136"/>
+    <w:bookmarkStart w:id="138" w:name="ref-yoshida2022iss"/>
     <w:p>
       <w:pPr>
         <w:pStyle w:val="Bibliography"/>
@@ -10043,7 +10489,7 @@
       <w:r>
         <w:t xml:space="preserve"> </w:t>
       </w:r>
-      <w:hyperlink r:id="rId130">
+      <w:hyperlink r:id="rId137">
         <w:r>
           <w:rPr>
             <w:rStyle w:val="Hyperlink"/>
@@ -10055,8 +10501,8 @@
         <w:t xml:space="preserve">.</w:t>
       </w:r>
     </w:p>
-    <w:bookmarkEnd w:id="131"/>
-    <w:bookmarkStart w:id="133" w:name="ref-yoshiyama2009sog1"/>
+    <w:bookmarkEnd w:id="138"/>
+    <w:bookmarkStart w:id="140" w:name="ref-yoshiyama2009sog1"/>
     <w:p>
       <w:pPr>
         <w:pStyle w:val="Bibliography"/>
@@ -10089,7 +10535,7 @@
       <w:r>
         <w:t xml:space="preserve"> </w:t>
       </w:r>
-      <w:hyperlink r:id="rId132">
+      <w:hyperlink r:id="rId139">
         <w:r>
           <w:rPr>
             <w:rStyle w:val="Hyperlink"/>
@@ -10101,9 +10547,9 @@
         <w:t xml:space="preserve">.</w:t>
       </w:r>
     </w:p>
-    <w:bookmarkEnd w:id="133"/>
-    <w:bookmarkEnd w:id="134"/>
-    <w:bookmarkEnd w:id="135"/>
+    <w:bookmarkEnd w:id="140"/>
+    <w:bookmarkEnd w:id="141"/>
+    <w:bookmarkEnd w:id="142"/>
     <w:sectPr>
       <w:footnotePr>
         <w:numRestart w:val="eachSect"/>

--- a/manuscript/manuscript.docx
+++ b/manuscript/manuscript.docx
@@ -3124,7 +3124,7 @@
     </w:p>
     <w:bookmarkEnd w:id="19"/>
     <w:bookmarkEnd w:id="20"/>
-    <w:bookmarkStart w:id="94" w:name="results"/>
+    <w:bookmarkStart w:id="99" w:name="results"/>
     <w:p>
       <w:pPr>
         <w:pStyle w:val="Heading1"/>
@@ -8096,8 +8096,563 @@
     </w:p>
     <w:bookmarkEnd w:id="92"/>
     <w:bookmarkEnd w:id="93"/>
-    <w:bookmarkEnd w:id="94"/>
-    <w:bookmarkStart w:id="98" w:name="discussion"/>
+    <w:bookmarkStart w:id="98" w:name="X59a65f4b74e72e13a4b3e9542e8cf8f075021e4"/>
+    <w:p>
+      <w:pPr>
+        <w:pStyle w:val="Heading2"/>
+      </w:pPr>
+      <w:r>
+        <w:t xml:space="preserve">A second species, and the limits of cross-species screening</w:t>
+      </w:r>
+    </w:p>
+    <w:p>
+      <w:pPr>
+        <w:pStyle w:val="FirstParagraph"/>
+      </w:pPr>
+      <w:r>
+        <w:t xml:space="preserve">If terrestrial Arabidopsis is the wrong training material, the obvious remedy is a second</w:t>
+      </w:r>
+      <w:r>
+        <w:t xml:space="preserve"> </w:t>
+      </w:r>
+      <w:r>
+        <w:t xml:space="preserve">species irradiated with simulated GCR. A</w:t>
+      </w:r>
+      <w:r>
+        <w:t xml:space="preserve"> </w:t>
+      </w:r>
+      <w:r>
+        <w:rPr>
+          <w:i/>
+          <w:iCs/>
+        </w:rPr>
+        <w:t xml:space="preserve">Brassica rapa</w:t>
+      </w:r>
+      <w:r>
+        <w:t xml:space="preserve"> </w:t>
+      </w:r>
+      <w:r>
+        <w:t xml:space="preserve">experiment provides one:</w:t>
+      </w:r>
+      <w:r>
+        <w:t xml:space="preserve"> </w:t>
+      </w:r>
+      <w:r>
+        <w:t xml:space="preserve">39 leaf libraries at 0 or 40 cGy simulated GCR, wild-type or</w:t>
+      </w:r>
+      <w:r>
+        <w:t xml:space="preserve"> </w:t>
+      </w:r>
+      <w:r>
+        <w:t xml:space="preserve">anthocyanin-less, in two preservatives. Its 40 cGy arm is matched to OSD-658’s lower arm in</w:t>
+      </w:r>
+      <w:r>
+        <w:t xml:space="preserve"> </w:t>
+      </w:r>
+      <w:r>
+        <w:t xml:space="preserve">both dose and radiation quality, which makes it the only cross-species replicate of a</w:t>
+      </w:r>
+      <w:r>
+        <w:t xml:space="preserve"> </w:t>
+      </w:r>
+      <w:r>
+        <w:t xml:space="preserve">simulated-GCR plant exposure we could find.</w:t>
+      </w:r>
+    </w:p>
+    <w:p>
+      <w:pPr>
+        <w:pStyle w:val="BodyText"/>
+      </w:pPr>
+      <w:r>
+        <w:t xml:space="preserve">Comparing the two species first required orthology, and the route normally used for it does</w:t>
+      </w:r>
+      <w:r>
+        <w:t xml:space="preserve"> </w:t>
+      </w:r>
+      <w:r>
+        <w:t xml:space="preserve">not work. Ensembl Plants exposes no Arabidopsis-homolog attribute for</w:t>
+      </w:r>
+      <w:r>
+        <w:t xml:space="preserve"> </w:t>
+      </w:r>
+      <w:r>
+        <w:rPr>
+          <w:i/>
+          <w:iCs/>
+        </w:rPr>
+        <w:t xml:space="preserve">B. rapa</w:t>
+      </w:r>
+      <w:r>
+        <w:t xml:space="preserve">, and</w:t>
+      </w:r>
+      <w:r>
+        <w:t xml:space="preserve"> </w:t>
+      </w:r>
+      <w:r>
+        <w:t xml:space="preserve">the query fails with an explicit</w:t>
+      </w:r>
+      <w:r>
+        <w:t xml:space="preserve"> </w:t>
+      </w:r>
+      <w:r>
+        <w:rPr>
+          <w:rStyle w:val="VerbatimChar"/>
+        </w:rPr>
+        <w:t xml:space="preserve">NOT FOUND</w:t>
+      </w:r>
+      <w:r>
+        <w:t xml:space="preserve">. Reciprocal best hit against the TAIR10</w:t>
+      </w:r>
+      <w:r>
+        <w:t xml:space="preserve"> </w:t>
+      </w:r>
+      <w:r>
+        <w:t xml:space="preserve">proteome gives 18</w:t>
+      </w:r>
+      <w:r>
+        <w:t xml:space="preserve">,</w:t>
+      </w:r>
+      <w:r>
+        <w:t xml:space="preserve">770 one-to-one pairs where the pre-existing mapping reached</w:t>
+      </w:r>
+      <w:r>
+        <w:t xml:space="preserve"> </w:t>
+      </w:r>
+      <w:r>
+        <w:t xml:space="preserve">3</w:t>
+      </w:r>
+      <w:r>
+        <w:t xml:space="preserve">,</w:t>
+      </w:r>
+      <w:r>
+        <w:t xml:space="preserve">511 genes, lifting coverage of the DREM transcription factors to</w:t>
+      </w:r>
+      <w:r>
+        <w:t xml:space="preserve"> </w:t>
+      </w:r>
+      <w:r>
+        <w:t xml:space="preserve">426 of 474 and making both SOG1 and MYB3R1 reachable for the first</w:t>
+      </w:r>
+      <w:r>
+        <w:t xml:space="preserve"> </w:t>
+      </w:r>
+      <w:r>
+        <w:t xml:space="preserve">time. The map agrees with Ensembl’s own one-way assignment on 96.6% of the</w:t>
+      </w:r>
+      <w:r>
+        <w:t xml:space="preserve"> </w:t>
+      </w:r>
+      <w:r>
+        <w:t xml:space="preserve">genes where both make a call.</w:t>
+      </w:r>
+    </w:p>
+    <w:p>
+      <w:pPr>
+        <w:pStyle w:val="BodyText"/>
+      </w:pPr>
+      <w:r>
+        <w:t xml:space="preserve">The Arabidopsis-trained decoder does not fire on</w:t>
+      </w:r>
+      <w:r>
+        <w:t xml:space="preserve"> </w:t>
+      </w:r>
+      <w:r>
+        <w:rPr>
+          <w:i/>
+          <w:iCs/>
+        </w:rPr>
+        <w:t xml:space="preserve">B. rapa</w:t>
+      </w:r>
+      <w:r>
+        <w:t xml:space="preserve"> </w:t>
+      </w:r>
+      <w:r>
+        <w:t xml:space="preserve">at 40 cGy: in wild type</w:t>
+      </w:r>
+      <w:r>
+        <w:t xml:space="preserve"> </w:t>
+      </w:r>
+      <w:r>
+        <w:t xml:space="preserve">the SOG1 arm reaches 0.176 and the MYB3R arm -1.007, for an index of</w:t>
+      </w:r>
+      <w:r>
+        <w:t xml:space="preserve"> </w:t>
+      </w:r>
+      <w:r>
+        <w:t xml:space="preserve">-1.007 against a threshold of 1.96 (Figure </w:t>
+      </w:r>
+      <w:hyperlink w:anchor="fig:brapa">
+        <w:r>
+          <w:rPr>
+            <w:rStyle w:val="Hyperlink"/>
+          </w:rPr>
+          <w:t xml:space="preserve">14</w:t>
+        </w:r>
+      </w:hyperlink>
+      <w:r>
+        <w:t xml:space="preserve">A). Read alone that</w:t>
+      </w:r>
+      <w:r>
+        <w:t xml:space="preserve"> </w:t>
+      </w:r>
+      <w:r>
+        <w:t xml:space="preserve">looks like a clean cross-species negative. Two controls show it cannot be read alone.</w:t>
+      </w:r>
+    </w:p>
+    <w:p>
+      <w:pPr>
+        <w:pStyle w:val="BodyText"/>
+      </w:pPr>
+      <w:r>
+        <w:t xml:space="preserve">First, a signature derived from the</w:t>
+      </w:r>
+      <w:r>
+        <w:t xml:space="preserve"> </w:t>
+      </w:r>
+      <w:r>
+        <w:rPr>
+          <w:i/>
+          <w:iCs/>
+        </w:rPr>
+        <w:t xml:space="preserve">B. rapa</w:t>
+      </w:r>
+      <w:r>
+        <w:t xml:space="preserve"> </w:t>
+      </w:r>
+      <w:r>
+        <w:t xml:space="preserve">data itself fails its positive</w:t>
+      </w:r>
+      <w:r>
+        <w:t xml:space="preserve"> </w:t>
+      </w:r>
+      <w:r>
+        <w:t xml:space="preserve">control. Scoring 85 contrasts across 39 OSDR</w:t>
+      </w:r>
+      <w:r>
+        <w:t xml:space="preserve"> </w:t>
+      </w:r>
+      <w:r>
+        <w:t xml:space="preserve">studies, it detects 0 of 12 labelled irradiations,</w:t>
+      </w:r>
+      <w:r>
+        <w:t xml:space="preserve"> </w:t>
+      </w:r>
+      <w:r>
+        <w:t xml:space="preserve">and scores</w:t>
+      </w:r>
+      <w:r>
+        <w:t xml:space="preserve"> </w:t>
+      </w:r>
+      <w:r>
+        <w:rPr>
+          <w:i/>
+          <w:iCs/>
+        </w:rPr>
+        <w:t xml:space="preserve">worst of all</w:t>
+      </w:r>
+      <w:r>
+        <w:t xml:space="preserve"> </w:t>
+      </w:r>
+      <w:r>
+        <w:t xml:space="preserve">on a 100 Gy gamma exposure (-3.075;</w:t>
+      </w:r>
+      <w:r>
+        <w:t xml:space="preserve"> </w:t>
+      </w:r>
+      <w:r>
+        <w:t xml:space="preserve">Figure </w:t>
+      </w:r>
+      <w:hyperlink w:anchor="fig:brapa">
+        <w:r>
+          <w:rPr>
+            <w:rStyle w:val="Hyperlink"/>
+          </w:rPr>
+          <w:t xml:space="preserve">14</w:t>
+        </w:r>
+      </w:hyperlink>
+      <w:r>
+        <w:t xml:space="preserve">B). A signature that cannot see 100 Gy tells us nothing by failing to</w:t>
+      </w:r>
+      <w:r>
+        <w:t xml:space="preserve"> </w:t>
+      </w:r>
+      <w:r>
+        <w:t xml:space="preserve">see spaceflight, so its null across the flight corpus is a failed instrument rather than a</w:t>
+      </w:r>
+      <w:r>
+        <w:t xml:space="preserve"> </w:t>
+      </w:r>
+      <w:r>
+        <w:t xml:space="preserve">result.</w:t>
+      </w:r>
+    </w:p>
+    <w:p>
+      <w:pPr>
+        <w:pStyle w:val="BodyText"/>
+      </w:pPr>
+      <w:r>
+        <w:t xml:space="preserve">Second, the gene-level cross-species comparison has no power, and the reason is</w:t>
+      </w:r>
+      <w:r>
+        <w:t xml:space="preserve"> </w:t>
+      </w:r>
+      <w:r>
+        <w:t xml:space="preserve">measurable. Splitting each contrast against itself gives a reliability of 0.0792</w:t>
+      </w:r>
+      <w:r>
+        <w:t xml:space="preserve"> </w:t>
+      </w:r>
+      <w:r>
+        <w:t xml:space="preserve">for</w:t>
+      </w:r>
+      <w:r>
+        <w:t xml:space="preserve"> </w:t>
+      </w:r>
+      <w:r>
+        <w:rPr>
+          <w:i/>
+          <w:iCs/>
+        </w:rPr>
+        <w:t xml:space="preserve">B. rapa</w:t>
+      </w:r>
+      <w:r>
+        <w:t xml:space="preserve"> </w:t>
+      </w:r>
+      <w:r>
+        <w:t xml:space="preserve">and 0.0062 for OSD-658 — that is, the OSD-658 40 cGy</w:t>
+      </w:r>
+      <w:r>
+        <w:t xml:space="preserve"> </w:t>
+      </w:r>
+      <w:r>
+        <w:t xml:space="preserve">contrast does not reproduce itself. Classical attenuation caps any correlation between two</w:t>
+      </w:r>
+      <w:r>
+        <w:t xml:space="preserve"> </w:t>
+      </w:r>
+      <w:r>
+        <w:t xml:space="preserve">such contrasts at 0.0222. The observed cross-species value over</w:t>
+      </w:r>
+      <w:r>
+        <w:t xml:space="preserve"> </w:t>
+      </w:r>
+      <w:r>
+        <w:t xml:space="preserve">13</w:t>
+      </w:r>
+      <w:r>
+        <w:t xml:space="preserve">,</w:t>
+      </w:r>
+      <w:r>
+        <w:t xml:space="preserve">565 shared orthologs is -0.0485, which is what that cap predicts</w:t>
+      </w:r>
+      <w:r>
+        <w:t xml:space="preserve"> </w:t>
+      </w:r>
+      <w:r>
+        <w:t xml:space="preserve">whatever the underlying biology does (Figure </w:t>
+      </w:r>
+      <w:hyperlink w:anchor="fig:brapa">
+        <w:r>
+          <w:rPr>
+            <w:rStyle w:val="Hyperlink"/>
+          </w:rPr>
+          <w:t xml:space="preserve">14</w:t>
+        </w:r>
+      </w:hyperlink>
+      <w:r>
+        <w:t xml:space="preserve">C). This says nothing about</w:t>
+      </w:r>
+      <w:r>
+        <w:t xml:space="preserve"> </w:t>
+      </w:r>
+      <w:r>
+        <w:t xml:space="preserve">whether the DNA-damage response is conserved; it says these two datasets cannot be compared</w:t>
+      </w:r>
+      <w:r>
+        <w:t xml:space="preserve"> </w:t>
+      </w:r>
+      <w:r>
+        <w:t xml:space="preserve">gene by gene.</w:t>
+      </w:r>
+    </w:p>
+    <w:p>
+      <w:pPr>
+        <w:pStyle w:val="BodyText"/>
+      </w:pPr>
+      <w:r>
+        <w:t xml:space="preserve">The contrast between the three results is itself the useful finding. Rank-based scoring</w:t>
+      </w:r>
+      <w:r>
+        <w:t xml:space="preserve"> </w:t>
+      </w:r>
+      <w:r>
+        <w:t xml:space="preserve">over hundreds of genes survives noise that destroys per-gene correlation, which is why the</w:t>
+      </w:r>
+      <w:r>
+        <w:t xml:space="preserve"> </w:t>
+      </w:r>
+      <w:r>
+        <w:t xml:space="preserve">decoder result is readable while the concordance test is not. A cross-species radiation</w:t>
+      </w:r>
+      <w:r>
+        <w:t xml:space="preserve"> </w:t>
+      </w:r>
+      <w:r>
+        <w:t xml:space="preserve">screen is a reasonable idea, but it needs contrasts that reproduce themselves: more</w:t>
+      </w:r>
+      <w:r>
+        <w:t xml:space="preserve"> </w:t>
+      </w:r>
+      <w:r>
+        <w:t xml:space="preserve">biological replication per dose arm, and matched harvest timing, before the comparison is</w:t>
+      </w:r>
+      <w:r>
+        <w:t xml:space="preserve"> </w:t>
+      </w:r>
+      <w:r>
+        <w:t xml:space="preserve">worth repeating.</w:t>
+      </w:r>
+    </w:p>
+    <w:bookmarkStart w:id="97" w:name="fig:brapa"/>
+    <w:p>
+      <w:pPr>
+        <w:pStyle w:val="CaptionedFigure"/>
+      </w:pPr>
+      <w:r>
+        <w:drawing>
+          <wp:inline>
+            <wp:extent cx="5334000" cy="1688532"/>
+            <wp:effectExtent b="0" l="0" r="0" t="0"/>
+            <wp:docPr descr="" title="" id="95" name="Picture"/>
+            <a:graphic>
+              <a:graphicData uri="http://schemas.openxmlformats.org/drawingml/2006/picture">
+                <pic:pic>
+                  <pic:nvPicPr>
+                    <pic:cNvPr descr="../figures/fig14_brapa_aims.png" id="96" name="Picture"/>
+                    <pic:cNvPicPr>
+                      <a:picLocks noChangeArrowheads="1" noChangeAspect="1"/>
+                    </pic:cNvPicPr>
+                  </pic:nvPicPr>
+                  <pic:blipFill>
+                    <a:blip r:embed="rId94"/>
+                    <a:stretch>
+                      <a:fillRect/>
+                    </a:stretch>
+                  </pic:blipFill>
+                  <pic:spPr bwMode="auto">
+                    <a:xfrm>
+                      <a:off x="0" y="0"/>
+                      <a:ext cx="5334000" cy="1688532"/>
+                    </a:xfrm>
+                    <a:prstGeom prst="rect">
+                      <a:avLst/>
+                    </a:prstGeom>
+                    <a:noFill/>
+                    <a:ln w="9525">
+                      <a:noFill/>
+                      <a:headEnd/>
+                      <a:tailEnd/>
+                    </a:ln>
+                  </pic:spPr>
+                </pic:pic>
+              </a:graphicData>
+            </a:graphic>
+          </wp:inline>
+        </w:drawing>
+      </w:r>
+    </w:p>
+    <w:p>
+      <w:pPr>
+        <w:pStyle w:val="ImageCaption"/>
+      </w:pPr>
+      <w:r>
+        <w:t xml:space="preserve">Cross-species testing against a</w:t>
+      </w:r>
+      <w:r>
+        <w:t xml:space="preserve"> </w:t>
+      </w:r>
+      <w:r>
+        <w:rPr>
+          <w:i/>
+          <w:iCs/>
+        </w:rPr>
+        <w:t xml:space="preserve">B. rapa</w:t>
+      </w:r>
+      <w:r>
+        <w:t xml:space="preserve"> </w:t>
+      </w:r>
+      <w:r>
+        <w:t xml:space="preserve">simulated-GCR experiment.</w:t>
+      </w:r>
+      <w:r>
+        <w:t xml:space="preserve"> </w:t>
+      </w:r>
+      <w:r>
+        <w:rPr>
+          <w:b/>
+          <w:bCs/>
+        </w:rPr>
+        <w:t xml:space="preserve">A</w:t>
+      </w:r>
+      <w:r>
+        <w:t xml:space="preserve">. The Arabidopsis-trained decoder does not fire at 40 cGy in either genotype.</w:t>
+      </w:r>
+      <w:r>
+        <w:t xml:space="preserve"> </w:t>
+      </w:r>
+      <w:r>
+        <w:rPr>
+          <w:b/>
+          <w:bCs/>
+        </w:rPr>
+        <w:t xml:space="preserve">B</w:t>
+      </w:r>
+      <w:r>
+        <w:t xml:space="preserve">. A</w:t>
+      </w:r>
+      <w:r>
+        <w:t xml:space="preserve"> </w:t>
+      </w:r>
+      <w:r>
+        <w:rPr>
+          <w:i/>
+          <w:iCs/>
+        </w:rPr>
+        <w:t xml:space="preserve">B. rapa</w:t>
+      </w:r>
+      <w:r>
+        <w:t xml:space="preserve">-native signature fails its positive control: the labelled</w:t>
+      </w:r>
+      <w:r>
+        <w:t xml:space="preserve"> </w:t>
+      </w:r>
+      <w:r>
+        <w:t xml:space="preserve">irradiations (diamonds) are scattered through the ranking rather than at its top.</w:t>
+      </w:r>
+      <w:r>
+        <w:t xml:space="preserve"> </w:t>
+      </w:r>
+      <w:r>
+        <w:rPr>
+          <w:b/>
+          <w:bCs/>
+        </w:rPr>
+        <w:t xml:space="preserve">C</w:t>
+      </w:r>
+      <w:r>
+        <w:t xml:space="preserve">. Neither contrast reproduces itself, so the attenuation cap on any cross-species</w:t>
+      </w:r>
+      <w:r>
+        <w:t xml:space="preserve"> </w:t>
+      </w:r>
+      <w:r>
+        <w:t xml:space="preserve">correlation is near zero and the observed value carries no information.</w:t>
+      </w:r>
+    </w:p>
+    <w:bookmarkEnd w:id="97"/>
+    <w:bookmarkEnd w:id="98"/>
+    <w:bookmarkEnd w:id="99"/>
+    <w:bookmarkStart w:id="103" w:name="discussion"/>
     <w:p>
       <w:pPr>
         <w:pStyle w:val="Heading1"/>
@@ -8375,7 +8930,7 @@
         <w:t xml:space="preserve">what a transcriptomic radiation biomarker can be expected to report from a LEO mission.</w:t>
       </w:r>
     </w:p>
-    <w:bookmarkStart w:id="95" w:name="Xb1cdfca0827e0386d6ec80b7947b2ff8fbbbb2d"/>
+    <w:bookmarkStart w:id="100" w:name="Xb1cdfca0827e0386d6ec80b7947b2ff8fbbbb2d"/>
     <w:p>
       <w:pPr>
         <w:pStyle w:val="Heading2"/>
@@ -8659,8 +9214,8 @@
         <w:t xml:space="preserve">abundance.</w:t>
       </w:r>
     </w:p>
-    <w:bookmarkEnd w:id="95"/>
-    <w:bookmarkStart w:id="96" w:name="X5acbd6afb8cc65a09bd565fef06ddb63788fc7f"/>
+    <w:bookmarkEnd w:id="100"/>
+    <w:bookmarkStart w:id="101" w:name="X5acbd6afb8cc65a09bd565fef06ddb63788fc7f"/>
     <w:p>
       <w:pPr>
         <w:pStyle w:val="Heading2"/>
@@ -8937,8 +9492,8 @@
         <w:t xml:space="preserve">information about the exposures a Mars transit would impose.</w:t>
       </w:r>
     </w:p>
-    <w:bookmarkEnd w:id="96"/>
-    <w:bookmarkStart w:id="97" w:name="limitations"/>
+    <w:bookmarkEnd w:id="101"/>
+    <w:bookmarkStart w:id="102" w:name="limitations"/>
     <w:p>
       <w:pPr>
         <w:pStyle w:val="Heading2"/>
@@ -8950,6 +9505,72 @@
     <w:p>
       <w:pPr>
         <w:pStyle w:val="FirstParagraph"/>
+      </w:pPr>
+      <w:r>
+        <w:t xml:space="preserve">We attempted one independent test of the flight null and report it as inconclusive rather</w:t>
+      </w:r>
+      <w:r>
+        <w:t xml:space="preserve"> </w:t>
+      </w:r>
+      <w:r>
+        <w:t xml:space="preserve">than supporting. If the problem is that Arabidopsis gamma irradiation is the wrong training</w:t>
+      </w:r>
+      <w:r>
+        <w:t xml:space="preserve"> </w:t>
+      </w:r>
+      <w:r>
+        <w:t xml:space="preserve">material, a second species exposed to simulated GCR should do better, and a</w:t>
+      </w:r>
+      <w:r>
+        <w:t xml:space="preserve"> </w:t>
+      </w:r>
+      <w:r>
+        <w:rPr>
+          <w:i/>
+          <w:iCs/>
+        </w:rPr>
+        <w:t xml:space="preserve">B. rapa</w:t>
+      </w:r>
+      <w:r>
+        <w:t xml:space="preserve"> </w:t>
+      </w:r>
+      <w:r>
+        <w:t xml:space="preserve">experiment at 40 cGy provides exactly that comparison. It did not settle</w:t>
+      </w:r>
+      <w:r>
+        <w:t xml:space="preserve"> </w:t>
+      </w:r>
+      <w:r>
+        <w:t xml:space="preserve">the question: a signature derived from those data fails to detect 100 Gy gamma, and the</w:t>
+      </w:r>
+      <w:r>
+        <w:t xml:space="preserve"> </w:t>
+      </w:r>
+      <w:r>
+        <w:t xml:space="preserve">gene-level cross-species comparison is capped near zero by the reproducibility of the two</w:t>
+      </w:r>
+      <w:r>
+        <w:t xml:space="preserve"> </w:t>
+      </w:r>
+      <w:r>
+        <w:t xml:space="preserve">contrasts themselves. Neither outcome argues for or against the flight null. They bound</w:t>
+      </w:r>
+      <w:r>
+        <w:t xml:space="preserve"> </w:t>
+      </w:r>
+      <w:r>
+        <w:t xml:space="preserve">what a second species can currently contribute, and they identify replication per dose arm,</w:t>
+      </w:r>
+      <w:r>
+        <w:t xml:space="preserve"> </w:t>
+      </w:r>
+      <w:r>
+        <w:t xml:space="preserve">not species choice, as the binding constraint.</w:t>
+      </w:r>
+    </w:p>
+    <w:p>
+      <w:pPr>
+        <w:pStyle w:val="BodyText"/>
       </w:pPr>
       <w:r>
         <w:t xml:space="preserve">The single-nucleus atlas is developmental and unirradiated, so deconvolution assumes</w:t>
@@ -9295,9 +9916,9 @@
         <w:t xml:space="preserve">an R installation.</w:t>
       </w:r>
     </w:p>
-    <w:bookmarkEnd w:id="97"/>
-    <w:bookmarkEnd w:id="98"/>
-    <w:bookmarkStart w:id="99" w:name="conclusions"/>
+    <w:bookmarkEnd w:id="102"/>
+    <w:bookmarkEnd w:id="103"/>
+    <w:bookmarkStart w:id="104" w:name="conclusions"/>
     <w:p>
       <w:pPr>
         <w:pStyle w:val="Heading1"/>
@@ -9495,8 +10116,8 @@
         <w:t xml:space="preserve">transcript abundance.</w:t>
       </w:r>
     </w:p>
-    <w:bookmarkEnd w:id="99"/>
-    <w:bookmarkStart w:id="100" w:name="author-contributions"/>
+    <w:bookmarkEnd w:id="104"/>
+    <w:bookmarkStart w:id="105" w:name="author-contributions"/>
     <w:p>
       <w:pPr>
         <w:pStyle w:val="Heading1"/>
@@ -9529,8 +10150,8 @@
         <w:t xml:space="preserve">the manuscript.</w:t>
       </w:r>
     </w:p>
-    <w:bookmarkEnd w:id="100"/>
-    <w:bookmarkStart w:id="101" w:name="competing-interests"/>
+    <w:bookmarkEnd w:id="105"/>
+    <w:bookmarkStart w:id="106" w:name="competing-interests"/>
     <w:p>
       <w:pPr>
         <w:pStyle w:val="Heading1"/>
@@ -9547,8 +10168,8 @@
         <w:t xml:space="preserve">The authors declare no competing interests.</w:t>
       </w:r>
     </w:p>
-    <w:bookmarkEnd w:id="101"/>
-    <w:bookmarkStart w:id="102" w:name="funding"/>
+    <w:bookmarkEnd w:id="106"/>
+    <w:bookmarkStart w:id="107" w:name="funding"/>
     <w:p>
       <w:pPr>
         <w:pStyle w:val="Heading1"/>
@@ -9569,8 +10190,8 @@
         <w:t xml:space="preserve">TODO: funding sources and grant numbers.</w:t>
       </w:r>
     </w:p>
-    <w:bookmarkEnd w:id="102"/>
-    <w:bookmarkStart w:id="103" w:name="acknowledgements"/>
+    <w:bookmarkEnd w:id="107"/>
+    <w:bookmarkStart w:id="108" w:name="acknowledgements"/>
     <w:p>
       <w:pPr>
         <w:pStyle w:val="Heading1"/>
@@ -9609,8 +10230,8 @@
         <w:t xml:space="preserve">TODO: further acknowledgements.</w:t>
       </w:r>
     </w:p>
-    <w:bookmarkEnd w:id="103"/>
-    <w:bookmarkStart w:id="142" w:name="data-and-code-availability"/>
+    <w:bookmarkEnd w:id="108"/>
+    <w:bookmarkStart w:id="147" w:name="data-and-code-availability"/>
     <w:p>
       <w:pPr>
         <w:pStyle w:val="Heading1"/>
@@ -9629,7 +10250,7 @@
       <w:r>
         <w:t xml:space="preserve"> </w:t>
       </w:r>
-      <w:hyperlink r:id="rId104">
+      <w:hyperlink r:id="rId109">
         <w:r>
           <w:rPr>
             <w:rStyle w:val="Hyperlink"/>
@@ -9791,8 +10412,8 @@
         <w:t xml:space="preserve">pipeline.</w:t>
       </w:r>
     </w:p>
-    <w:bookmarkStart w:id="141" w:name="refs"/>
-    <w:bookmarkStart w:id="106" w:name="ref-berardini2015tair"/>
+    <w:bookmarkStart w:id="146" w:name="refs"/>
+    <w:bookmarkStart w:id="111" w:name="ref-berardini2015tair"/>
     <w:p>
       <w:pPr>
         <w:pStyle w:val="Bibliography"/>
@@ -9837,7 +10458,7 @@
       <w:r>
         <w:t xml:space="preserve"> </w:t>
       </w:r>
-      <w:hyperlink r:id="rId105">
+      <w:hyperlink r:id="rId110">
         <w:r>
           <w:rPr>
             <w:rStyle w:val="Hyperlink"/>
@@ -9849,8 +10470,8 @@
         <w:t xml:space="preserve">.</w:t>
       </w:r>
     </w:p>
-    <w:bookmarkEnd w:id="106"/>
-    <w:bookmarkStart w:id="108" w:name="ref-bourbousse2018sog1"/>
+    <w:bookmarkEnd w:id="111"/>
+    <w:bookmarkStart w:id="113" w:name="ref-bourbousse2018sog1"/>
     <w:p>
       <w:pPr>
         <w:pStyle w:val="Bibliography"/>
@@ -9883,7 +10504,7 @@
       <w:r>
         <w:t xml:space="preserve"> </w:t>
       </w:r>
-      <w:hyperlink r:id="rId107">
+      <w:hyperlink r:id="rId112">
         <w:r>
           <w:rPr>
             <w:rStyle w:val="Hyperlink"/>
@@ -9895,8 +10516,8 @@
         <w:t xml:space="preserve">.</w:t>
       </w:r>
     </w:p>
-    <w:bookmarkEnd w:id="108"/>
-    <w:bookmarkStart w:id="110" w:name="ref-brooks2021connectf"/>
+    <w:bookmarkEnd w:id="113"/>
+    <w:bookmarkStart w:id="115" w:name="ref-brooks2021connectf"/>
     <w:p>
       <w:pPr>
         <w:pStyle w:val="Bibliography"/>
@@ -9929,7 +10550,7 @@
       <w:r>
         <w:t xml:space="preserve"> </w:t>
       </w:r>
-      <w:hyperlink r:id="rId109">
+      <w:hyperlink r:id="rId114">
         <w:r>
           <w:rPr>
             <w:rStyle w:val="Hyperlink"/>
@@ -9941,8 +10562,8 @@
         <w:t xml:space="preserve">.</w:t>
       </w:r>
     </w:p>
-    <w:bookmarkEnd w:id="110"/>
-    <w:bookmarkStart w:id="112" w:name="ref-ding2018idrem"/>
+    <w:bookmarkEnd w:id="115"/>
+    <w:bookmarkStart w:id="117" w:name="ref-ding2018idrem"/>
     <w:p>
       <w:pPr>
         <w:pStyle w:val="Bibliography"/>
@@ -9975,7 +10596,7 @@
       <w:r>
         <w:t xml:space="preserve"> </w:t>
       </w:r>
-      <w:hyperlink r:id="rId111">
+      <w:hyperlink r:id="rId116">
         <w:r>
           <w:rPr>
             <w:rStyle w:val="Hyperlink"/>
@@ -9987,8 +10608,8 @@
         <w:t xml:space="preserve">.</w:t>
       </w:r>
     </w:p>
-    <w:bookmarkEnd w:id="112"/>
-    <w:bookmarkStart w:id="114" w:name="ref-dremsoftware"/>
+    <w:bookmarkEnd w:id="117"/>
+    <w:bookmarkStart w:id="119" w:name="ref-dremsoftware"/>
     <w:p>
       <w:pPr>
         <w:pStyle w:val="Bibliography"/>
@@ -10006,7 +10627,7 @@
       <w:r>
         <w:t xml:space="preserve"> </w:t>
       </w:r>
-      <w:hyperlink r:id="rId113">
+      <w:hyperlink r:id="rId118">
         <w:r>
           <w:rPr>
             <w:rStyle w:val="Hyperlink"/>
@@ -10018,8 +10639,8 @@
         <w:t xml:space="preserve">; Ernst Lab.</w:t>
       </w:r>
     </w:p>
-    <w:bookmarkEnd w:id="114"/>
-    <w:bookmarkStart w:id="116" w:name="ref-ernst2007drem"/>
+    <w:bookmarkEnd w:id="119"/>
+    <w:bookmarkStart w:id="121" w:name="ref-ernst2007drem"/>
     <w:p>
       <w:pPr>
         <w:pStyle w:val="Bibliography"/>
@@ -10052,7 +10673,7 @@
       <w:r>
         <w:t xml:space="preserve"> </w:t>
       </w:r>
-      <w:hyperlink r:id="rId115">
+      <w:hyperlink r:id="rId120">
         <w:r>
           <w:rPr>
             <w:rStyle w:val="Hyperlink"/>
@@ -10064,8 +10685,8 @@
         <w:t xml:space="preserve">.</w:t>
       </w:r>
     </w:p>
-    <w:bookmarkEnd w:id="116"/>
-    <w:bookmarkStart w:id="118" w:name="ref-fengler2015"/>
+    <w:bookmarkEnd w:id="121"/>
+    <w:bookmarkStart w:id="123" w:name="ref-fengler2015"/>
     <w:p>
       <w:pPr>
         <w:pStyle w:val="Bibliography"/>
@@ -10098,7 +10719,7 @@
       <w:r>
         <w:t xml:space="preserve"> </w:t>
       </w:r>
-      <w:hyperlink r:id="rId117">
+      <w:hyperlink r:id="rId122">
         <w:r>
           <w:rPr>
             <w:rStyle w:val="Hyperlink"/>
@@ -10110,8 +10731,8 @@
         <w:t xml:space="preserve">.</w:t>
       </w:r>
     </w:p>
-    <w:bookmarkEnd w:id="118"/>
-    <w:bookmarkStart w:id="120" w:name="ref-geo_gse112529"/>
+    <w:bookmarkEnd w:id="123"/>
+    <w:bookmarkStart w:id="125" w:name="ref-geo_gse112529"/>
     <w:p>
       <w:pPr>
         <w:pStyle w:val="Bibliography"/>
@@ -10129,7 +10750,7 @@
       <w:r>
         <w:t xml:space="preserve"> </w:t>
       </w:r>
-      <w:hyperlink r:id="rId119">
+      <w:hyperlink r:id="rId124">
         <w:r>
           <w:rPr>
             <w:rStyle w:val="Hyperlink"/>
@@ -10141,8 +10762,8 @@
         <w:t xml:space="preserve">; NCBI.</w:t>
       </w:r>
     </w:p>
-    <w:bookmarkEnd w:id="120"/>
-    <w:bookmarkStart w:id="122" w:name="ref-geo_gse226097"/>
+    <w:bookmarkEnd w:id="125"/>
+    <w:bookmarkStart w:id="127" w:name="ref-geo_gse226097"/>
     <w:p>
       <w:pPr>
         <w:pStyle w:val="Bibliography"/>
@@ -10160,7 +10781,7 @@
       <w:r>
         <w:t xml:space="preserve"> </w:t>
       </w:r>
-      <w:hyperlink r:id="rId121">
+      <w:hyperlink r:id="rId126">
         <w:r>
           <w:rPr>
             <w:rStyle w:val="Hyperlink"/>
@@ -10172,8 +10793,8 @@
         <w:t xml:space="preserve">; NCBI.</w:t>
       </w:r>
     </w:p>
-    <w:bookmarkEnd w:id="122"/>
-    <w:bookmarkStart w:id="124" w:name="ref-geo_gse60143"/>
+    <w:bookmarkEnd w:id="127"/>
+    <w:bookmarkStart w:id="129" w:name="ref-geo_gse60143"/>
     <w:p>
       <w:pPr>
         <w:pStyle w:val="Bibliography"/>
@@ -10191,7 +10812,7 @@
       <w:r>
         <w:t xml:space="preserve"> </w:t>
       </w:r>
-      <w:hyperlink r:id="rId123">
+      <w:hyperlink r:id="rId128">
         <w:r>
           <w:rPr>
             <w:rStyle w:val="Hyperlink"/>
@@ -10203,8 +10824,8 @@
         <w:t xml:space="preserve">; NCBI.</w:t>
       </w:r>
     </w:p>
-    <w:bookmarkEnd w:id="124"/>
-    <w:bookmarkStart w:id="126" w:name="ref-lee2023atlas"/>
+    <w:bookmarkEnd w:id="129"/>
+    <w:bookmarkStart w:id="131" w:name="ref-lee2023atlas"/>
     <w:p>
       <w:pPr>
         <w:pStyle w:val="Bibliography"/>
@@ -10228,7 +10849,7 @@
       <w:r>
         <w:t xml:space="preserve"> </w:t>
       </w:r>
-      <w:hyperlink r:id="rId125">
+      <w:hyperlink r:id="rId130">
         <w:r>
           <w:rPr>
             <w:rStyle w:val="Hyperlink"/>
@@ -10240,8 +10861,8 @@
         <w:t xml:space="preserve">.</w:t>
       </w:r>
     </w:p>
-    <w:bookmarkEnd w:id="126"/>
-    <w:bookmarkStart w:id="128" w:name="ref-osdr"/>
+    <w:bookmarkEnd w:id="131"/>
+    <w:bookmarkStart w:id="133" w:name="ref-osdr"/>
     <w:p>
       <w:pPr>
         <w:pStyle w:val="Bibliography"/>
@@ -10259,7 +10880,7 @@
       <w:r>
         <w:t xml:space="preserve"> </w:t>
       </w:r>
-      <w:hyperlink r:id="rId127">
+      <w:hyperlink r:id="rId132">
         <w:r>
           <w:rPr>
             <w:rStyle w:val="Hyperlink"/>
@@ -10271,8 +10892,8 @@
         <w:t xml:space="preserve">; NASA.</w:t>
       </w:r>
     </w:p>
-    <w:bookmarkEnd w:id="128"/>
-    <w:bookmarkStart w:id="130" w:name="ref-omalley2016cistrome"/>
+    <w:bookmarkEnd w:id="133"/>
+    <w:bookmarkStart w:id="135" w:name="ref-omalley2016cistrome"/>
     <w:p>
       <w:pPr>
         <w:pStyle w:val="Bibliography"/>
@@ -10305,7 +10926,7 @@
       <w:r>
         <w:t xml:space="preserve"> </w:t>
       </w:r>
-      <w:hyperlink r:id="rId129">
+      <w:hyperlink r:id="rId134">
         <w:r>
           <w:rPr>
             <w:rStyle w:val="Hyperlink"/>
@@ -10317,8 +10938,8 @@
         <w:t xml:space="preserve">.</w:t>
       </w:r>
     </w:p>
-    <w:bookmarkEnd w:id="130"/>
-    <w:bookmarkStart w:id="132" w:name="ref-reitz2008leo"/>
+    <w:bookmarkEnd w:id="135"/>
+    <w:bookmarkStart w:id="137" w:name="ref-reitz2008leo"/>
     <w:p>
       <w:pPr>
         <w:pStyle w:val="Bibliography"/>
@@ -10351,7 +10972,7 @@
       <w:r>
         <w:t xml:space="preserve"> </w:t>
       </w:r>
-      <w:hyperlink r:id="rId131">
+      <w:hyperlink r:id="rId136">
         <w:r>
           <w:rPr>
             <w:rStyle w:val="Hyperlink"/>
@@ -10363,8 +10984,8 @@
         <w:t xml:space="preserve">.</w:t>
       </w:r>
     </w:p>
-    <w:bookmarkEnd w:id="132"/>
-    <w:bookmarkStart w:id="134" w:name="ref-schulz2012drem2"/>
+    <w:bookmarkEnd w:id="137"/>
+    <w:bookmarkStart w:id="139" w:name="ref-schulz2012drem2"/>
     <w:p>
       <w:pPr>
         <w:pStyle w:val="Bibliography"/>
@@ -10397,7 +11018,7 @@
       <w:r>
         <w:t xml:space="preserve"> </w:t>
       </w:r>
-      <w:hyperlink r:id="rId133">
+      <w:hyperlink r:id="rId138">
         <w:r>
           <w:rPr>
             <w:rStyle w:val="Hyperlink"/>
@@ -10409,8 +11030,8 @@
         <w:t xml:space="preserve">.</w:t>
       </w:r>
     </w:p>
-    <w:bookmarkEnd w:id="134"/>
-    <w:bookmarkStart w:id="136" w:name="ref-slaba2025artemis"/>
+    <w:bookmarkEnd w:id="139"/>
+    <w:bookmarkStart w:id="141" w:name="ref-slaba2025artemis"/>
     <w:p>
       <w:pPr>
         <w:pStyle w:val="Bibliography"/>
@@ -10443,7 +11064,7 @@
       <w:r>
         <w:t xml:space="preserve"> </w:t>
       </w:r>
-      <w:hyperlink r:id="rId135">
+      <w:hyperlink r:id="rId140">
         <w:r>
           <w:rPr>
             <w:rStyle w:val="Hyperlink"/>
@@ -10455,8 +11076,8 @@
         <w:t xml:space="preserve">.</w:t>
       </w:r>
     </w:p>
-    <w:bookmarkEnd w:id="136"/>
-    <w:bookmarkStart w:id="138" w:name="ref-yoshida2022iss"/>
+    <w:bookmarkEnd w:id="141"/>
+    <w:bookmarkStart w:id="143" w:name="ref-yoshida2022iss"/>
     <w:p>
       <w:pPr>
         <w:pStyle w:val="Bibliography"/>
@@ -10489,7 +11110,7 @@
       <w:r>
         <w:t xml:space="preserve"> </w:t>
       </w:r>
-      <w:hyperlink r:id="rId137">
+      <w:hyperlink r:id="rId142">
         <w:r>
           <w:rPr>
             <w:rStyle w:val="Hyperlink"/>
@@ -10501,8 +11122,8 @@
         <w:t xml:space="preserve">.</w:t>
       </w:r>
     </w:p>
-    <w:bookmarkEnd w:id="138"/>
-    <w:bookmarkStart w:id="140" w:name="ref-yoshiyama2009sog1"/>
+    <w:bookmarkEnd w:id="143"/>
+    <w:bookmarkStart w:id="145" w:name="ref-yoshiyama2009sog1"/>
     <w:p>
       <w:pPr>
         <w:pStyle w:val="Bibliography"/>
@@ -10535,7 +11156,7 @@
       <w:r>
         <w:t xml:space="preserve"> </w:t>
       </w:r>
-      <w:hyperlink r:id="rId139">
+      <w:hyperlink r:id="rId144">
         <w:r>
           <w:rPr>
             <w:rStyle w:val="Hyperlink"/>
@@ -10547,9 +11168,9 @@
         <w:t xml:space="preserve">.</w:t>
       </w:r>
     </w:p>
-    <w:bookmarkEnd w:id="140"/>
-    <w:bookmarkEnd w:id="141"/>
-    <w:bookmarkEnd w:id="142"/>
+    <w:bookmarkEnd w:id="145"/>
+    <w:bookmarkEnd w:id="146"/>
+    <w:bookmarkEnd w:id="147"/>
     <w:sectPr>
       <w:footnotePr>
         <w:numRestart w:val="eachSect"/>
